--- a/Tables/methods_res_table_reint.docx
+++ b/Tables/methods_res_table_reint.docx
@@ -14,17 +14,17 @@
         <w:tblLook w:val="0000" w:firstRow="0" w:lastRow="0" w:firstColumn="0" w:lastColumn="0" w:noHBand="0" w:noVBand="0"/>
       </w:tblPr>
       <w:tblGrid>
-        <w:gridCol w:w="2148"/>
-        <w:gridCol w:w="558"/>
-        <w:gridCol w:w="560"/>
-        <w:gridCol w:w="1231"/>
-        <w:gridCol w:w="485"/>
-        <w:gridCol w:w="587"/>
-        <w:gridCol w:w="634"/>
-        <w:gridCol w:w="1249"/>
-        <w:gridCol w:w="485"/>
-        <w:gridCol w:w="587"/>
-        <w:gridCol w:w="634"/>
+        <w:gridCol w:w="2324"/>
+        <w:gridCol w:w="602"/>
+        <w:gridCol w:w="630"/>
+        <w:gridCol w:w="1368"/>
+        <w:gridCol w:w="525"/>
+        <w:gridCol w:w="637"/>
+        <w:gridCol w:w="712"/>
+        <w:gridCol w:w="1420"/>
+        <w:gridCol w:w="525"/>
+        <w:gridCol w:w="637"/>
+        <w:gridCol w:w="712"/>
       </w:tblGrid>
       <w:tr>
         <w:trPr>
@@ -141,15 +141,16 @@
               <w:keepNext/>
               <w:spacing w:after="60"/>
               <w:rPr>
-                <w:sz w:val="20"/>
-                <w:szCs w:val="20"/>
-              </w:rPr>
-            </w:pPr>
-            <w:r>
-              <w:rPr>
-                <w:rFonts w:ascii="Calibri" w:hAnsi="Calibri"/>
-                <w:sz w:val="16"/>
-                <w:szCs w:val="20"/>
+                <w:rFonts w:ascii="Times New Roman" w:hAnsi="Times New Roman" w:cs="Times New Roman"/>
+                <w:sz w:val="18"/>
+                <w:szCs w:val="18"/>
+              </w:rPr>
+            </w:pPr>
+            <w:r>
+              <w:rPr>
+                <w:rFonts w:ascii="Times New Roman" w:hAnsi="Times New Roman" w:cs="Times New Roman"/>
+                <w:sz w:val="18"/>
+                <w:szCs w:val="18"/>
               </w:rPr>
               <w:t>Moderator</w:t>
             </w:r>
@@ -168,15 +169,16 @@
               <w:spacing w:after="60"/>
               <w:jc w:val="right"/>
               <w:rPr>
-                <w:sz w:val="20"/>
-                <w:szCs w:val="20"/>
-              </w:rPr>
-            </w:pPr>
-            <w:r>
-              <w:rPr>
-                <w:rFonts w:ascii="Calibri" w:hAnsi="Calibri"/>
-                <w:sz w:val="16"/>
-                <w:szCs w:val="20"/>
+                <w:rFonts w:ascii="Times New Roman" w:hAnsi="Times New Roman" w:cs="Times New Roman"/>
+                <w:sz w:val="18"/>
+                <w:szCs w:val="18"/>
+              </w:rPr>
+            </w:pPr>
+            <w:r>
+              <w:rPr>
+                <w:rFonts w:ascii="Times New Roman" w:hAnsi="Times New Roman" w:cs="Times New Roman"/>
+                <w:sz w:val="18"/>
+                <w:szCs w:val="18"/>
               </w:rPr>
               <w:t>Studes</w:t>
             </w:r>
@@ -195,15 +197,16 @@
               <w:spacing w:after="60"/>
               <w:jc w:val="right"/>
               <w:rPr>
-                <w:sz w:val="20"/>
-                <w:szCs w:val="20"/>
-              </w:rPr>
-            </w:pPr>
-            <w:r>
-              <w:rPr>
-                <w:rFonts w:ascii="Calibri" w:hAnsi="Calibri"/>
-                <w:sz w:val="16"/>
-                <w:szCs w:val="20"/>
+                <w:rFonts w:ascii="Times New Roman" w:hAnsi="Times New Roman" w:cs="Times New Roman"/>
+                <w:sz w:val="18"/>
+                <w:szCs w:val="18"/>
+              </w:rPr>
+            </w:pPr>
+            <w:r>
+              <w:rPr>
+                <w:rFonts w:ascii="Times New Roman" w:hAnsi="Times New Roman" w:cs="Times New Roman"/>
+                <w:sz w:val="18"/>
+                <w:szCs w:val="18"/>
               </w:rPr>
               <w:t>Effects</w:t>
             </w:r>
@@ -221,15 +224,16 @@
               <w:keepNext/>
               <w:spacing w:after="60"/>
               <w:rPr>
-                <w:sz w:val="20"/>
-                <w:szCs w:val="20"/>
-              </w:rPr>
-            </w:pPr>
-            <w:r>
-              <w:rPr>
-                <w:rFonts w:ascii="Calibri" w:hAnsi="Calibri"/>
-                <w:sz w:val="16"/>
-                <w:szCs w:val="20"/>
+                <w:rFonts w:ascii="Times New Roman" w:hAnsi="Times New Roman" w:cs="Times New Roman"/>
+                <w:sz w:val="18"/>
+                <w:szCs w:val="18"/>
+              </w:rPr>
+            </w:pPr>
+            <w:r>
+              <w:rPr>
+                <w:rFonts w:ascii="Times New Roman" w:hAnsi="Times New Roman" w:cs="Times New Roman"/>
+                <w:sz w:val="18"/>
+                <w:szCs w:val="18"/>
               </w:rPr>
               <w:t>Est [95% CI]</w:t>
             </w:r>
@@ -239,15 +243,16 @@
               <w:keepNext/>
               <w:spacing w:after="60"/>
               <w:rPr>
-                <w:sz w:val="20"/>
-                <w:szCs w:val="20"/>
-              </w:rPr>
-            </w:pPr>
-            <w:r>
-              <w:rPr>
-                <w:rFonts w:ascii="Calibri" w:hAnsi="Calibri"/>
-                <w:sz w:val="16"/>
-                <w:szCs w:val="20"/>
+                <w:rFonts w:ascii="Times New Roman" w:hAnsi="Times New Roman" w:cs="Times New Roman"/>
+                <w:sz w:val="18"/>
+                <w:szCs w:val="18"/>
+              </w:rPr>
+            </w:pPr>
+            <w:r>
+              <w:rPr>
+                <w:rFonts w:ascii="Times New Roman" w:hAnsi="Times New Roman" w:cs="Times New Roman"/>
+                <w:sz w:val="18"/>
+                <w:szCs w:val="18"/>
               </w:rPr>
               <w:t>F stats</w:t>
             </w:r>
@@ -266,15 +271,16 @@
               <w:spacing w:after="60"/>
               <w:jc w:val="right"/>
               <w:rPr>
-                <w:sz w:val="20"/>
-                <w:szCs w:val="20"/>
-              </w:rPr>
-            </w:pPr>
-            <w:r>
-              <w:rPr>
-                <w:rFonts w:ascii="Calibri" w:hAnsi="Calibri"/>
-                <w:sz w:val="16"/>
-                <w:szCs w:val="20"/>
+                <w:rFonts w:ascii="Times New Roman" w:hAnsi="Times New Roman" w:cs="Times New Roman"/>
+                <w:sz w:val="18"/>
+                <w:szCs w:val="18"/>
+              </w:rPr>
+            </w:pPr>
+            <w:r>
+              <w:rPr>
+                <w:rFonts w:ascii="Times New Roman" w:hAnsi="Times New Roman" w:cs="Times New Roman"/>
+                <w:sz w:val="18"/>
+                <w:szCs w:val="18"/>
               </w:rPr>
               <w:t>Sig.</w:t>
             </w:r>
@@ -293,15 +299,16 @@
               <w:spacing w:after="60"/>
               <w:jc w:val="right"/>
               <w:rPr>
-                <w:sz w:val="20"/>
-                <w:szCs w:val="20"/>
-              </w:rPr>
-            </w:pPr>
-            <w:r>
-              <w:rPr>
-                <w:rFonts w:ascii="Calibri" w:hAnsi="Calibri"/>
-                <w:sz w:val="16"/>
-                <w:szCs w:val="20"/>
+                <w:rFonts w:ascii="Times New Roman" w:hAnsi="Times New Roman" w:cs="Times New Roman"/>
+                <w:sz w:val="18"/>
+                <w:szCs w:val="18"/>
+              </w:rPr>
+            </w:pPr>
+            <w:r>
+              <w:rPr>
+                <w:rFonts w:ascii="Times New Roman" w:hAnsi="Times New Roman" w:cs="Times New Roman"/>
+                <w:sz w:val="18"/>
+                <w:szCs w:val="18"/>
               </w:rPr>
               <w:t>Satt. df</w:t>
             </w:r>
@@ -320,15 +327,16 @@
               <w:spacing w:after="60"/>
               <w:jc w:val="right"/>
               <w:rPr>
-                <w:sz w:val="20"/>
-                <w:szCs w:val="20"/>
-              </w:rPr>
-            </w:pPr>
-            <w:r>
-              <w:rPr>
-                <w:rFonts w:ascii="Calibri" w:hAnsi="Calibri"/>
-                <w:sz w:val="16"/>
-                <w:szCs w:val="20"/>
+                <w:rFonts w:ascii="Times New Roman" w:hAnsi="Times New Roman" w:cs="Times New Roman"/>
+                <w:sz w:val="18"/>
+                <w:szCs w:val="18"/>
+              </w:rPr>
+            </w:pPr>
+            <w:r>
+              <w:rPr>
+                <w:rFonts w:ascii="Times New Roman" w:hAnsi="Times New Roman" w:cs="Times New Roman"/>
+                <w:sz w:val="18"/>
+                <w:szCs w:val="18"/>
               </w:rPr>
               <w:t>SD total</w:t>
             </w:r>
@@ -346,15 +354,16 @@
               <w:keepNext/>
               <w:spacing w:after="60"/>
               <w:rPr>
-                <w:sz w:val="20"/>
-                <w:szCs w:val="20"/>
-              </w:rPr>
-            </w:pPr>
-            <w:r>
-              <w:rPr>
-                <w:rFonts w:ascii="Calibri" w:hAnsi="Calibri"/>
-                <w:sz w:val="16"/>
-                <w:szCs w:val="20"/>
+                <w:rFonts w:ascii="Times New Roman" w:hAnsi="Times New Roman" w:cs="Times New Roman"/>
+                <w:sz w:val="18"/>
+                <w:szCs w:val="18"/>
+              </w:rPr>
+            </w:pPr>
+            <w:r>
+              <w:rPr>
+                <w:rFonts w:ascii="Times New Roman" w:hAnsi="Times New Roman" w:cs="Times New Roman"/>
+                <w:sz w:val="18"/>
+                <w:szCs w:val="18"/>
               </w:rPr>
               <w:t>Est [95% CI]</w:t>
             </w:r>
@@ -364,15 +373,16 @@
               <w:keepNext/>
               <w:spacing w:after="60"/>
               <w:rPr>
-                <w:sz w:val="20"/>
-                <w:szCs w:val="20"/>
-              </w:rPr>
-            </w:pPr>
-            <w:r>
-              <w:rPr>
-                <w:rFonts w:ascii="Calibri" w:hAnsi="Calibri"/>
-                <w:sz w:val="16"/>
-                <w:szCs w:val="20"/>
+                <w:rFonts w:ascii="Times New Roman" w:hAnsi="Times New Roman" w:cs="Times New Roman"/>
+                <w:sz w:val="18"/>
+                <w:szCs w:val="18"/>
+              </w:rPr>
+            </w:pPr>
+            <w:r>
+              <w:rPr>
+                <w:rFonts w:ascii="Times New Roman" w:hAnsi="Times New Roman" w:cs="Times New Roman"/>
+                <w:sz w:val="18"/>
+                <w:szCs w:val="18"/>
               </w:rPr>
               <w:t>F stats</w:t>
             </w:r>
@@ -391,15 +401,16 @@
               <w:spacing w:after="60"/>
               <w:jc w:val="right"/>
               <w:rPr>
-                <w:sz w:val="20"/>
-                <w:szCs w:val="20"/>
-              </w:rPr>
-            </w:pPr>
-            <w:r>
-              <w:rPr>
-                <w:rFonts w:ascii="Calibri" w:hAnsi="Calibri"/>
-                <w:sz w:val="16"/>
-                <w:szCs w:val="20"/>
+                <w:rFonts w:ascii="Times New Roman" w:hAnsi="Times New Roman" w:cs="Times New Roman"/>
+                <w:sz w:val="18"/>
+                <w:szCs w:val="18"/>
+              </w:rPr>
+            </w:pPr>
+            <w:r>
+              <w:rPr>
+                <w:rFonts w:ascii="Times New Roman" w:hAnsi="Times New Roman" w:cs="Times New Roman"/>
+                <w:sz w:val="18"/>
+                <w:szCs w:val="18"/>
               </w:rPr>
               <w:t>Sig.</w:t>
             </w:r>
@@ -418,15 +429,16 @@
               <w:spacing w:after="60"/>
               <w:jc w:val="right"/>
               <w:rPr>
-                <w:sz w:val="20"/>
-                <w:szCs w:val="20"/>
-              </w:rPr>
-            </w:pPr>
-            <w:r>
-              <w:rPr>
-                <w:rFonts w:ascii="Calibri" w:hAnsi="Calibri"/>
-                <w:sz w:val="16"/>
-                <w:szCs w:val="20"/>
+                <w:rFonts w:ascii="Times New Roman" w:hAnsi="Times New Roman" w:cs="Times New Roman"/>
+                <w:sz w:val="18"/>
+                <w:szCs w:val="18"/>
+              </w:rPr>
+            </w:pPr>
+            <w:r>
+              <w:rPr>
+                <w:rFonts w:ascii="Times New Roman" w:hAnsi="Times New Roman" w:cs="Times New Roman"/>
+                <w:sz w:val="18"/>
+                <w:szCs w:val="18"/>
               </w:rPr>
               <w:t>Satt. df</w:t>
             </w:r>
@@ -446,15 +458,16 @@
               <w:spacing w:after="60"/>
               <w:jc w:val="right"/>
               <w:rPr>
-                <w:sz w:val="20"/>
-                <w:szCs w:val="20"/>
-              </w:rPr>
-            </w:pPr>
-            <w:r>
-              <w:rPr>
-                <w:rFonts w:ascii="Calibri" w:hAnsi="Calibri"/>
-                <w:sz w:val="16"/>
-                <w:szCs w:val="20"/>
+                <w:rFonts w:ascii="Times New Roman" w:hAnsi="Times New Roman" w:cs="Times New Roman"/>
+                <w:sz w:val="18"/>
+                <w:szCs w:val="18"/>
+              </w:rPr>
+            </w:pPr>
+            <w:r>
+              <w:rPr>
+                <w:rFonts w:ascii="Times New Roman" w:hAnsi="Times New Roman" w:cs="Times New Roman"/>
+                <w:sz w:val="18"/>
+                <w:szCs w:val="18"/>
               </w:rPr>
               <w:t>SD total</w:t>
             </w:r>
@@ -481,15 +494,16 @@
               <w:keepNext/>
               <w:spacing w:after="60"/>
               <w:rPr>
-                <w:sz w:val="20"/>
-                <w:szCs w:val="20"/>
-              </w:rPr>
-            </w:pPr>
-            <w:r>
-              <w:rPr>
-                <w:rFonts w:ascii="Calibri" w:hAnsi="Calibri"/>
-                <w:sz w:val="16"/>
-                <w:szCs w:val="20"/>
+                <w:rFonts w:ascii="Times New Roman" w:hAnsi="Times New Roman" w:cs="Times New Roman"/>
+                <w:sz w:val="18"/>
+                <w:szCs w:val="18"/>
+              </w:rPr>
+            </w:pPr>
+            <w:r>
+              <w:rPr>
+                <w:rFonts w:ascii="Times New Roman" w:hAnsi="Times New Roman" w:cs="Times New Roman"/>
+                <w:sz w:val="18"/>
+                <w:szCs w:val="18"/>
               </w:rPr>
               <w:t>Prereg chr</w:t>
             </w:r>
@@ -511,15 +525,16 @@
               <w:spacing w:after="60"/>
               <w:jc w:val="right"/>
               <w:rPr>
-                <w:sz w:val="20"/>
-                <w:szCs w:val="20"/>
-              </w:rPr>
-            </w:pPr>
-            <w:r>
-              <w:rPr>
-                <w:rFonts w:ascii="Calibri" w:hAnsi="Calibri"/>
-                <w:sz w:val="16"/>
-                <w:szCs w:val="20"/>
+                <w:rFonts w:ascii="Times New Roman" w:hAnsi="Times New Roman" w:cs="Times New Roman"/>
+                <w:sz w:val="18"/>
+                <w:szCs w:val="18"/>
+              </w:rPr>
+            </w:pPr>
+            <w:r>
+              <w:rPr>
+                <w:rFonts w:ascii="Times New Roman" w:hAnsi="Times New Roman" w:cs="Times New Roman"/>
+                <w:sz w:val="18"/>
+                <w:szCs w:val="18"/>
               </w:rPr>
               <w:t>46</w:t>
             </w:r>
@@ -541,15 +556,16 @@
               <w:spacing w:after="60"/>
               <w:jc w:val="right"/>
               <w:rPr>
-                <w:sz w:val="20"/>
-                <w:szCs w:val="20"/>
-              </w:rPr>
-            </w:pPr>
-            <w:r>
-              <w:rPr>
-                <w:rFonts w:ascii="Calibri" w:hAnsi="Calibri"/>
-                <w:sz w:val="16"/>
-                <w:szCs w:val="20"/>
+                <w:rFonts w:ascii="Times New Roman" w:hAnsi="Times New Roman" w:cs="Times New Roman"/>
+                <w:sz w:val="18"/>
+                <w:szCs w:val="18"/>
+              </w:rPr>
+            </w:pPr>
+            <w:r>
+              <w:rPr>
+                <w:rFonts w:ascii="Times New Roman" w:hAnsi="Times New Roman" w:cs="Times New Roman"/>
+                <w:sz w:val="18"/>
+                <w:szCs w:val="18"/>
               </w:rPr>
               <w:t>205</w:t>
             </w:r>
@@ -570,161 +586,169 @@
               <w:keepNext/>
               <w:spacing w:after="60"/>
               <w:rPr>
-                <w:sz w:val="20"/>
-                <w:szCs w:val="20"/>
-              </w:rPr>
-            </w:pPr>
-          </w:p>
-        </w:tc>
-        <w:tc>
-          <w:tcPr>
-            <w:tcW w:w="0" w:type="auto"/>
-            <w:tcBorders>
-              <w:top w:val="single" w:sz="0" w:space="0" w:color="D3D3D3"/>
-              <w:left w:val="single" w:sz="0" w:space="0" w:color="D3D3D3"/>
-              <w:bottom w:val="single" w:sz="0" w:space="0" w:color="D3D3D3"/>
-              <w:right w:val="single" w:sz="0" w:space="0" w:color="D3D3D3"/>
-            </w:tcBorders>
-          </w:tcPr>
-          <w:p>
-            <w:pPr>
-              <w:keepNext/>
-              <w:spacing w:after="60"/>
-              <w:jc w:val="right"/>
-              <w:rPr>
-                <w:sz w:val="20"/>
-                <w:szCs w:val="20"/>
-              </w:rPr>
-            </w:pPr>
-          </w:p>
-        </w:tc>
-        <w:tc>
-          <w:tcPr>
-            <w:tcW w:w="0" w:type="auto"/>
-            <w:tcBorders>
-              <w:top w:val="single" w:sz="0" w:space="0" w:color="D3D3D3"/>
-              <w:left w:val="single" w:sz="0" w:space="0" w:color="D3D3D3"/>
-              <w:bottom w:val="single" w:sz="0" w:space="0" w:color="D3D3D3"/>
-              <w:right w:val="single" w:sz="0" w:space="0" w:color="D3D3D3"/>
-            </w:tcBorders>
-          </w:tcPr>
-          <w:p>
-            <w:pPr>
-              <w:keepNext/>
-              <w:spacing w:after="60"/>
-              <w:jc w:val="right"/>
-              <w:rPr>
-                <w:sz w:val="20"/>
-                <w:szCs w:val="20"/>
-              </w:rPr>
-            </w:pPr>
-          </w:p>
-        </w:tc>
-        <w:tc>
-          <w:tcPr>
-            <w:tcW w:w="0" w:type="auto"/>
-            <w:tcBorders>
-              <w:top w:val="single" w:sz="0" w:space="0" w:color="D3D3D3"/>
-              <w:left w:val="single" w:sz="0" w:space="0" w:color="D3D3D3"/>
-              <w:bottom w:val="single" w:sz="0" w:space="0" w:color="D3D3D3"/>
-              <w:right w:val="single" w:sz="0" w:space="0" w:color="D3D3D3"/>
-            </w:tcBorders>
-          </w:tcPr>
-          <w:p>
-            <w:pPr>
-              <w:keepNext/>
-              <w:spacing w:after="60"/>
-              <w:jc w:val="right"/>
-              <w:rPr>
-                <w:sz w:val="20"/>
-                <w:szCs w:val="20"/>
-              </w:rPr>
-            </w:pPr>
-          </w:p>
-        </w:tc>
-        <w:tc>
-          <w:tcPr>
-            <w:tcW w:w="0" w:type="auto"/>
-            <w:tcBorders>
-              <w:top w:val="single" w:sz="0" w:space="0" w:color="D3D3D3"/>
-              <w:left w:val="single" w:sz="0" w:space="0" w:color="D3D3D3"/>
-              <w:bottom w:val="single" w:sz="0" w:space="0" w:color="D3D3D3"/>
-              <w:right w:val="single" w:sz="0" w:space="0" w:color="D3D3D3"/>
-            </w:tcBorders>
-          </w:tcPr>
-          <w:p>
-            <w:pPr>
-              <w:keepNext/>
-              <w:spacing w:after="60"/>
-              <w:rPr>
-                <w:sz w:val="20"/>
-                <w:szCs w:val="20"/>
-              </w:rPr>
-            </w:pPr>
-          </w:p>
-        </w:tc>
-        <w:tc>
-          <w:tcPr>
-            <w:tcW w:w="0" w:type="auto"/>
-            <w:tcBorders>
-              <w:top w:val="single" w:sz="0" w:space="0" w:color="D3D3D3"/>
-              <w:left w:val="single" w:sz="0" w:space="0" w:color="D3D3D3"/>
-              <w:bottom w:val="single" w:sz="0" w:space="0" w:color="D3D3D3"/>
-              <w:right w:val="single" w:sz="0" w:space="0" w:color="D3D3D3"/>
-            </w:tcBorders>
-          </w:tcPr>
-          <w:p>
-            <w:pPr>
-              <w:keepNext/>
-              <w:spacing w:after="60"/>
-              <w:jc w:val="right"/>
-              <w:rPr>
-                <w:sz w:val="20"/>
-                <w:szCs w:val="20"/>
-              </w:rPr>
-            </w:pPr>
-          </w:p>
-        </w:tc>
-        <w:tc>
-          <w:tcPr>
-            <w:tcW w:w="0" w:type="auto"/>
-            <w:tcBorders>
-              <w:top w:val="single" w:sz="0" w:space="0" w:color="D3D3D3"/>
-              <w:left w:val="single" w:sz="0" w:space="0" w:color="D3D3D3"/>
-              <w:bottom w:val="single" w:sz="0" w:space="0" w:color="D3D3D3"/>
-              <w:right w:val="single" w:sz="0" w:space="0" w:color="D3D3D3"/>
-            </w:tcBorders>
-          </w:tcPr>
-          <w:p>
-            <w:pPr>
-              <w:keepNext/>
-              <w:spacing w:after="60"/>
-              <w:jc w:val="right"/>
-              <w:rPr>
-                <w:sz w:val="20"/>
-                <w:szCs w:val="20"/>
-              </w:rPr>
-            </w:pPr>
-          </w:p>
-        </w:tc>
-        <w:tc>
-          <w:tcPr>
-            <w:tcW w:w="0" w:type="auto"/>
-            <w:tcBorders>
-              <w:top w:val="single" w:sz="0" w:space="0" w:color="D3D3D3"/>
-              <w:left w:val="single" w:sz="0" w:space="0" w:color="D3D3D3"/>
-              <w:bottom w:val="single" w:sz="0" w:space="0" w:color="D3D3D3"/>
-              <w:right w:val="single" w:sz="0" w:space="0" w:color="D3D3D3"/>
-            </w:tcBorders>
-          </w:tcPr>
-          <w:p>
-            <w:pPr>
-              <w:keepNext/>
-              <w:spacing w:after="60"/>
-              <w:jc w:val="right"/>
-              <w:rPr>
-                <w:sz w:val="20"/>
-                <w:szCs w:val="20"/>
+                <w:rFonts w:ascii="Times New Roman" w:hAnsi="Times New Roman" w:cs="Times New Roman"/>
+                <w:sz w:val="18"/>
+                <w:szCs w:val="18"/>
+              </w:rPr>
+            </w:pPr>
+          </w:p>
+        </w:tc>
+        <w:tc>
+          <w:tcPr>
+            <w:tcW w:w="0" w:type="auto"/>
+            <w:tcBorders>
+              <w:top w:val="single" w:sz="0" w:space="0" w:color="D3D3D3"/>
+              <w:left w:val="single" w:sz="0" w:space="0" w:color="D3D3D3"/>
+              <w:bottom w:val="single" w:sz="0" w:space="0" w:color="D3D3D3"/>
+              <w:right w:val="single" w:sz="0" w:space="0" w:color="D3D3D3"/>
+            </w:tcBorders>
+          </w:tcPr>
+          <w:p>
+            <w:pPr>
+              <w:keepNext/>
+              <w:spacing w:after="60"/>
+              <w:jc w:val="right"/>
+              <w:rPr>
+                <w:rFonts w:ascii="Times New Roman" w:hAnsi="Times New Roman" w:cs="Times New Roman"/>
+                <w:sz w:val="18"/>
+                <w:szCs w:val="18"/>
+              </w:rPr>
+            </w:pPr>
+          </w:p>
+        </w:tc>
+        <w:tc>
+          <w:tcPr>
+            <w:tcW w:w="0" w:type="auto"/>
+            <w:tcBorders>
+              <w:top w:val="single" w:sz="0" w:space="0" w:color="D3D3D3"/>
+              <w:left w:val="single" w:sz="0" w:space="0" w:color="D3D3D3"/>
+              <w:bottom w:val="single" w:sz="0" w:space="0" w:color="D3D3D3"/>
+              <w:right w:val="single" w:sz="0" w:space="0" w:color="D3D3D3"/>
+            </w:tcBorders>
+          </w:tcPr>
+          <w:p>
+            <w:pPr>
+              <w:keepNext/>
+              <w:spacing w:after="60"/>
+              <w:jc w:val="right"/>
+              <w:rPr>
+                <w:rFonts w:ascii="Times New Roman" w:hAnsi="Times New Roman" w:cs="Times New Roman"/>
+                <w:sz w:val="18"/>
+                <w:szCs w:val="18"/>
+              </w:rPr>
+            </w:pPr>
+          </w:p>
+        </w:tc>
+        <w:tc>
+          <w:tcPr>
+            <w:tcW w:w="0" w:type="auto"/>
+            <w:tcBorders>
+              <w:top w:val="single" w:sz="0" w:space="0" w:color="D3D3D3"/>
+              <w:left w:val="single" w:sz="0" w:space="0" w:color="D3D3D3"/>
+              <w:bottom w:val="single" w:sz="0" w:space="0" w:color="D3D3D3"/>
+              <w:right w:val="single" w:sz="0" w:space="0" w:color="D3D3D3"/>
+            </w:tcBorders>
+          </w:tcPr>
+          <w:p>
+            <w:pPr>
+              <w:keepNext/>
+              <w:spacing w:after="60"/>
+              <w:jc w:val="right"/>
+              <w:rPr>
+                <w:rFonts w:ascii="Times New Roman" w:hAnsi="Times New Roman" w:cs="Times New Roman"/>
+                <w:sz w:val="18"/>
+                <w:szCs w:val="18"/>
+              </w:rPr>
+            </w:pPr>
+          </w:p>
+        </w:tc>
+        <w:tc>
+          <w:tcPr>
+            <w:tcW w:w="0" w:type="auto"/>
+            <w:tcBorders>
+              <w:top w:val="single" w:sz="0" w:space="0" w:color="D3D3D3"/>
+              <w:left w:val="single" w:sz="0" w:space="0" w:color="D3D3D3"/>
+              <w:bottom w:val="single" w:sz="0" w:space="0" w:color="D3D3D3"/>
+              <w:right w:val="single" w:sz="0" w:space="0" w:color="D3D3D3"/>
+            </w:tcBorders>
+          </w:tcPr>
+          <w:p>
+            <w:pPr>
+              <w:keepNext/>
+              <w:spacing w:after="60"/>
+              <w:rPr>
+                <w:rFonts w:ascii="Times New Roman" w:hAnsi="Times New Roman" w:cs="Times New Roman"/>
+                <w:sz w:val="18"/>
+                <w:szCs w:val="18"/>
+              </w:rPr>
+            </w:pPr>
+          </w:p>
+        </w:tc>
+        <w:tc>
+          <w:tcPr>
+            <w:tcW w:w="0" w:type="auto"/>
+            <w:tcBorders>
+              <w:top w:val="single" w:sz="0" w:space="0" w:color="D3D3D3"/>
+              <w:left w:val="single" w:sz="0" w:space="0" w:color="D3D3D3"/>
+              <w:bottom w:val="single" w:sz="0" w:space="0" w:color="D3D3D3"/>
+              <w:right w:val="single" w:sz="0" w:space="0" w:color="D3D3D3"/>
+            </w:tcBorders>
+          </w:tcPr>
+          <w:p>
+            <w:pPr>
+              <w:keepNext/>
+              <w:spacing w:after="60"/>
+              <w:jc w:val="right"/>
+              <w:rPr>
+                <w:rFonts w:ascii="Times New Roman" w:hAnsi="Times New Roman" w:cs="Times New Roman"/>
+                <w:sz w:val="18"/>
+                <w:szCs w:val="18"/>
+              </w:rPr>
+            </w:pPr>
+          </w:p>
+        </w:tc>
+        <w:tc>
+          <w:tcPr>
+            <w:tcW w:w="0" w:type="auto"/>
+            <w:tcBorders>
+              <w:top w:val="single" w:sz="0" w:space="0" w:color="D3D3D3"/>
+              <w:left w:val="single" w:sz="0" w:space="0" w:color="D3D3D3"/>
+              <w:bottom w:val="single" w:sz="0" w:space="0" w:color="D3D3D3"/>
+              <w:right w:val="single" w:sz="0" w:space="0" w:color="D3D3D3"/>
+            </w:tcBorders>
+          </w:tcPr>
+          <w:p>
+            <w:pPr>
+              <w:keepNext/>
+              <w:spacing w:after="60"/>
+              <w:jc w:val="right"/>
+              <w:rPr>
+                <w:rFonts w:ascii="Times New Roman" w:hAnsi="Times New Roman" w:cs="Times New Roman"/>
+                <w:sz w:val="18"/>
+                <w:szCs w:val="18"/>
+              </w:rPr>
+            </w:pPr>
+          </w:p>
+        </w:tc>
+        <w:tc>
+          <w:tcPr>
+            <w:tcW w:w="0" w:type="auto"/>
+            <w:tcBorders>
+              <w:top w:val="single" w:sz="0" w:space="0" w:color="D3D3D3"/>
+              <w:left w:val="single" w:sz="0" w:space="0" w:color="D3D3D3"/>
+              <w:bottom w:val="single" w:sz="0" w:space="0" w:color="D3D3D3"/>
+              <w:right w:val="single" w:sz="0" w:space="0" w:color="D3D3D3"/>
+            </w:tcBorders>
+          </w:tcPr>
+          <w:p>
+            <w:pPr>
+              <w:keepNext/>
+              <w:spacing w:after="60"/>
+              <w:jc w:val="right"/>
+              <w:rPr>
+                <w:rFonts w:ascii="Times New Roman" w:hAnsi="Times New Roman" w:cs="Times New Roman"/>
+                <w:sz w:val="18"/>
+                <w:szCs w:val="18"/>
               </w:rPr>
             </w:pPr>
           </w:p>
@@ -750,15 +774,16 @@
               <w:keepNext/>
               <w:spacing w:after="60"/>
               <w:rPr>
-                <w:sz w:val="20"/>
-                <w:szCs w:val="20"/>
-              </w:rPr>
-            </w:pPr>
-            <w:r>
-              <w:rPr>
-                <w:rFonts w:ascii="Calibri" w:hAnsi="Calibri"/>
-                <w:sz w:val="16"/>
-                <w:szCs w:val="20"/>
+                <w:rFonts w:ascii="Times New Roman" w:hAnsi="Times New Roman" w:cs="Times New Roman"/>
+                <w:sz w:val="18"/>
+                <w:szCs w:val="18"/>
+              </w:rPr>
+            </w:pPr>
+            <w:r>
+              <w:rPr>
+                <w:rFonts w:ascii="Times New Roman" w:hAnsi="Times New Roman" w:cs="Times New Roman"/>
+                <w:sz w:val="18"/>
+                <w:szCs w:val="18"/>
               </w:rPr>
               <w:t>Not preregistered</w:t>
             </w:r>
@@ -780,15 +805,16 @@
               <w:spacing w:after="60"/>
               <w:jc w:val="right"/>
               <w:rPr>
-                <w:sz w:val="20"/>
-                <w:szCs w:val="20"/>
-              </w:rPr>
-            </w:pPr>
-            <w:r>
-              <w:rPr>
-                <w:rFonts w:ascii="Calibri" w:hAnsi="Calibri"/>
-                <w:sz w:val="16"/>
-                <w:szCs w:val="20"/>
+                <w:rFonts w:ascii="Times New Roman" w:hAnsi="Times New Roman" w:cs="Times New Roman"/>
+                <w:sz w:val="18"/>
+                <w:szCs w:val="18"/>
+              </w:rPr>
+            </w:pPr>
+            <w:r>
+              <w:rPr>
+                <w:rFonts w:ascii="Times New Roman" w:hAnsi="Times New Roman" w:cs="Times New Roman"/>
+                <w:sz w:val="18"/>
+                <w:szCs w:val="18"/>
               </w:rPr>
               <w:t>24</w:t>
             </w:r>
@@ -810,15 +836,16 @@
               <w:spacing w:after="60"/>
               <w:jc w:val="right"/>
               <w:rPr>
-                <w:sz w:val="20"/>
-                <w:szCs w:val="20"/>
-              </w:rPr>
-            </w:pPr>
-            <w:r>
-              <w:rPr>
-                <w:rFonts w:ascii="Calibri" w:hAnsi="Calibri"/>
-                <w:sz w:val="16"/>
-                <w:szCs w:val="20"/>
+                <w:rFonts w:ascii="Times New Roman" w:hAnsi="Times New Roman" w:cs="Times New Roman"/>
+                <w:sz w:val="18"/>
+                <w:szCs w:val="18"/>
+              </w:rPr>
+            </w:pPr>
+            <w:r>
+              <w:rPr>
+                <w:rFonts w:ascii="Times New Roman" w:hAnsi="Times New Roman" w:cs="Times New Roman"/>
+                <w:sz w:val="18"/>
+                <w:szCs w:val="18"/>
               </w:rPr>
               <w:t>65</w:t>
             </w:r>
@@ -839,15 +866,16 @@
               <w:keepNext/>
               <w:spacing w:after="60"/>
               <w:rPr>
-                <w:sz w:val="20"/>
-                <w:szCs w:val="20"/>
-              </w:rPr>
-            </w:pPr>
-            <w:r>
-              <w:rPr>
-                <w:rFonts w:ascii="Calibri" w:hAnsi="Calibri"/>
-                <w:sz w:val="16"/>
-                <w:szCs w:val="20"/>
+                <w:rFonts w:ascii="Times New Roman" w:hAnsi="Times New Roman" w:cs="Times New Roman"/>
+                <w:sz w:val="18"/>
+                <w:szCs w:val="18"/>
+              </w:rPr>
+            </w:pPr>
+            <w:r>
+              <w:rPr>
+                <w:rFonts w:ascii="Times New Roman" w:hAnsi="Times New Roman" w:cs="Times New Roman"/>
+                <w:sz w:val="18"/>
+                <w:szCs w:val="18"/>
               </w:rPr>
               <w:t>0.31 [0.21, 0.42]</w:t>
             </w:r>
@@ -869,15 +897,16 @@
               <w:spacing w:after="60"/>
               <w:jc w:val="right"/>
               <w:rPr>
-                <w:sz w:val="20"/>
-                <w:szCs w:val="20"/>
-              </w:rPr>
-            </w:pPr>
-            <w:r>
-              <w:rPr>
-                <w:rFonts w:ascii="Calibri" w:hAnsi="Calibri"/>
-                <w:sz w:val="16"/>
-                <w:szCs w:val="20"/>
+                <w:rFonts w:ascii="Times New Roman" w:hAnsi="Times New Roman" w:cs="Times New Roman"/>
+                <w:sz w:val="18"/>
+                <w:szCs w:val="18"/>
+              </w:rPr>
+            </w:pPr>
+            <w:r>
+              <w:rPr>
+                <w:rFonts w:ascii="Times New Roman" w:hAnsi="Times New Roman" w:cs="Times New Roman"/>
+                <w:sz w:val="18"/>
+                <w:szCs w:val="18"/>
               </w:rPr>
               <w:t>0.000</w:t>
             </w:r>
@@ -899,15 +928,16 @@
               <w:spacing w:after="60"/>
               <w:jc w:val="right"/>
               <w:rPr>
-                <w:sz w:val="20"/>
-                <w:szCs w:val="20"/>
-              </w:rPr>
-            </w:pPr>
-            <w:r>
-              <w:rPr>
-                <w:rFonts w:ascii="Calibri" w:hAnsi="Calibri"/>
-                <w:sz w:val="16"/>
-                <w:szCs w:val="20"/>
+                <w:rFonts w:ascii="Times New Roman" w:hAnsi="Times New Roman" w:cs="Times New Roman"/>
+                <w:sz w:val="18"/>
+                <w:szCs w:val="18"/>
+              </w:rPr>
+            </w:pPr>
+            <w:r>
+              <w:rPr>
+                <w:rFonts w:ascii="Times New Roman" w:hAnsi="Times New Roman" w:cs="Times New Roman"/>
+                <w:sz w:val="18"/>
+                <w:szCs w:val="18"/>
               </w:rPr>
               <w:t>18.0</w:t>
             </w:r>
@@ -929,15 +959,16 @@
               <w:spacing w:after="60"/>
               <w:jc w:val="right"/>
               <w:rPr>
-                <w:sz w:val="20"/>
-                <w:szCs w:val="20"/>
-              </w:rPr>
-            </w:pPr>
-            <w:r>
-              <w:rPr>
-                <w:rFonts w:ascii="Calibri" w:hAnsi="Calibri"/>
-                <w:sz w:val="16"/>
-                <w:szCs w:val="20"/>
+                <w:rFonts w:ascii="Times New Roman" w:hAnsi="Times New Roman" w:cs="Times New Roman"/>
+                <w:sz w:val="18"/>
+                <w:szCs w:val="18"/>
+              </w:rPr>
+            </w:pPr>
+            <w:r>
+              <w:rPr>
+                <w:rFonts w:ascii="Times New Roman" w:hAnsi="Times New Roman" w:cs="Times New Roman"/>
+                <w:sz w:val="18"/>
+                <w:szCs w:val="18"/>
               </w:rPr>
               <w:t>0.26</w:t>
             </w:r>
@@ -958,15 +989,16 @@
               <w:keepNext/>
               <w:spacing w:after="60"/>
               <w:rPr>
-                <w:sz w:val="20"/>
-                <w:szCs w:val="20"/>
-              </w:rPr>
-            </w:pPr>
-            <w:r>
-              <w:rPr>
-                <w:rFonts w:ascii="Calibri" w:hAnsi="Calibri"/>
-                <w:sz w:val="16"/>
-                <w:szCs w:val="20"/>
+                <w:rFonts w:ascii="Times New Roman" w:hAnsi="Times New Roman" w:cs="Times New Roman"/>
+                <w:sz w:val="18"/>
+                <w:szCs w:val="18"/>
+              </w:rPr>
+            </w:pPr>
+            <w:r>
+              <w:rPr>
+                <w:rFonts w:ascii="Times New Roman" w:hAnsi="Times New Roman" w:cs="Times New Roman"/>
+                <w:sz w:val="18"/>
+                <w:szCs w:val="18"/>
               </w:rPr>
               <w:t>0.36 [0.21, 0.5]</w:t>
             </w:r>
@@ -988,15 +1020,16 @@
               <w:spacing w:after="60"/>
               <w:jc w:val="right"/>
               <w:rPr>
-                <w:sz w:val="20"/>
-                <w:szCs w:val="20"/>
-              </w:rPr>
-            </w:pPr>
-            <w:r>
-              <w:rPr>
-                <w:rFonts w:ascii="Calibri" w:hAnsi="Calibri"/>
-                <w:sz w:val="16"/>
-                <w:szCs w:val="20"/>
+                <w:rFonts w:ascii="Times New Roman" w:hAnsi="Times New Roman" w:cs="Times New Roman"/>
+                <w:sz w:val="18"/>
+                <w:szCs w:val="18"/>
+              </w:rPr>
+            </w:pPr>
+            <w:r>
+              <w:rPr>
+                <w:rFonts w:ascii="Times New Roman" w:hAnsi="Times New Roman" w:cs="Times New Roman"/>
+                <w:sz w:val="18"/>
+                <w:szCs w:val="18"/>
               </w:rPr>
               <w:t>0.000</w:t>
             </w:r>
@@ -1018,15 +1051,16 @@
               <w:spacing w:after="60"/>
               <w:jc w:val="right"/>
               <w:rPr>
-                <w:sz w:val="20"/>
-                <w:szCs w:val="20"/>
-              </w:rPr>
-            </w:pPr>
-            <w:r>
-              <w:rPr>
-                <w:rFonts w:ascii="Calibri" w:hAnsi="Calibri"/>
-                <w:sz w:val="16"/>
-                <w:szCs w:val="20"/>
+                <w:rFonts w:ascii="Times New Roman" w:hAnsi="Times New Roman" w:cs="Times New Roman"/>
+                <w:sz w:val="18"/>
+                <w:szCs w:val="18"/>
+              </w:rPr>
+            </w:pPr>
+            <w:r>
+              <w:rPr>
+                <w:rFonts w:ascii="Times New Roman" w:hAnsi="Times New Roman" w:cs="Times New Roman"/>
+                <w:sz w:val="18"/>
+                <w:szCs w:val="18"/>
               </w:rPr>
               <w:t>14.6</w:t>
             </w:r>
@@ -1048,15 +1082,16 @@
               <w:spacing w:after="60"/>
               <w:jc w:val="right"/>
               <w:rPr>
-                <w:sz w:val="20"/>
-                <w:szCs w:val="20"/>
-              </w:rPr>
-            </w:pPr>
-            <w:r>
-              <w:rPr>
-                <w:rFonts w:ascii="Calibri" w:hAnsi="Calibri"/>
-                <w:sz w:val="16"/>
-                <w:szCs w:val="20"/>
+                <w:rFonts w:ascii="Times New Roman" w:hAnsi="Times New Roman" w:cs="Times New Roman"/>
+                <w:sz w:val="18"/>
+                <w:szCs w:val="18"/>
+              </w:rPr>
+            </w:pPr>
+            <w:r>
+              <w:rPr>
+                <w:rFonts w:ascii="Times New Roman" w:hAnsi="Times New Roman" w:cs="Times New Roman"/>
+                <w:sz w:val="18"/>
+                <w:szCs w:val="18"/>
               </w:rPr>
               <w:t>0.25</w:t>
             </w:r>
@@ -1083,15 +1118,16 @@
               <w:keepNext/>
               <w:spacing w:after="60"/>
               <w:rPr>
-                <w:sz w:val="20"/>
-                <w:szCs w:val="20"/>
-              </w:rPr>
-            </w:pPr>
-            <w:r>
-              <w:rPr>
-                <w:rFonts w:ascii="Calibri" w:hAnsi="Calibri"/>
-                <w:sz w:val="16"/>
-                <w:szCs w:val="20"/>
+                <w:rFonts w:ascii="Times New Roman" w:hAnsi="Times New Roman" w:cs="Times New Roman"/>
+                <w:sz w:val="18"/>
+                <w:szCs w:val="18"/>
+              </w:rPr>
+            </w:pPr>
+            <w:r>
+              <w:rPr>
+                <w:rFonts w:ascii="Times New Roman" w:hAnsi="Times New Roman" w:cs="Times New Roman"/>
+                <w:sz w:val="18"/>
+                <w:szCs w:val="18"/>
               </w:rPr>
               <w:t>Preregistered</w:t>
             </w:r>
@@ -1113,15 +1149,16 @@
               <w:spacing w:after="60"/>
               <w:jc w:val="right"/>
               <w:rPr>
-                <w:sz w:val="20"/>
-                <w:szCs w:val="20"/>
-              </w:rPr>
-            </w:pPr>
-            <w:r>
-              <w:rPr>
-                <w:rFonts w:ascii="Calibri" w:hAnsi="Calibri"/>
-                <w:sz w:val="16"/>
-                <w:szCs w:val="20"/>
+                <w:rFonts w:ascii="Times New Roman" w:hAnsi="Times New Roman" w:cs="Times New Roman"/>
+                <w:sz w:val="18"/>
+                <w:szCs w:val="18"/>
+              </w:rPr>
+            </w:pPr>
+            <w:r>
+              <w:rPr>
+                <w:rFonts w:ascii="Times New Roman" w:hAnsi="Times New Roman" w:cs="Times New Roman"/>
+                <w:sz w:val="18"/>
+                <w:szCs w:val="18"/>
               </w:rPr>
               <w:t>22</w:t>
             </w:r>
@@ -1143,15 +1180,16 @@
               <w:spacing w:after="60"/>
               <w:jc w:val="right"/>
               <w:rPr>
-                <w:sz w:val="20"/>
-                <w:szCs w:val="20"/>
-              </w:rPr>
-            </w:pPr>
-            <w:r>
-              <w:rPr>
-                <w:rFonts w:ascii="Calibri" w:hAnsi="Calibri"/>
-                <w:sz w:val="16"/>
-                <w:szCs w:val="20"/>
+                <w:rFonts w:ascii="Times New Roman" w:hAnsi="Times New Roman" w:cs="Times New Roman"/>
+                <w:sz w:val="18"/>
+                <w:szCs w:val="18"/>
+              </w:rPr>
+            </w:pPr>
+            <w:r>
+              <w:rPr>
+                <w:rFonts w:ascii="Times New Roman" w:hAnsi="Times New Roman" w:cs="Times New Roman"/>
+                <w:sz w:val="18"/>
+                <w:szCs w:val="18"/>
               </w:rPr>
               <w:t>140</w:t>
             </w:r>
@@ -1172,15 +1210,16 @@
               <w:keepNext/>
               <w:spacing w:after="60"/>
               <w:rPr>
-                <w:sz w:val="20"/>
-                <w:szCs w:val="20"/>
-              </w:rPr>
-            </w:pPr>
-            <w:r>
-              <w:rPr>
-                <w:rFonts w:ascii="Calibri" w:hAnsi="Calibri"/>
-                <w:sz w:val="16"/>
-                <w:szCs w:val="20"/>
+                <w:rFonts w:ascii="Times New Roman" w:hAnsi="Times New Roman" w:cs="Times New Roman"/>
+                <w:sz w:val="18"/>
+                <w:szCs w:val="18"/>
+              </w:rPr>
+            </w:pPr>
+            <w:r>
+              <w:rPr>
+                <w:rFonts w:ascii="Times New Roman" w:hAnsi="Times New Roman" w:cs="Times New Roman"/>
+                <w:sz w:val="18"/>
+                <w:szCs w:val="18"/>
               </w:rPr>
               <w:t>0.13 [0.03, 0.22]</w:t>
             </w:r>
@@ -1202,15 +1241,16 @@
               <w:spacing w:after="60"/>
               <w:jc w:val="right"/>
               <w:rPr>
-                <w:sz w:val="20"/>
-                <w:szCs w:val="20"/>
-              </w:rPr>
-            </w:pPr>
-            <w:r>
-              <w:rPr>
-                <w:rFonts w:ascii="Calibri" w:hAnsi="Calibri"/>
-                <w:sz w:val="16"/>
-                <w:szCs w:val="20"/>
+                <w:rFonts w:ascii="Times New Roman" w:hAnsi="Times New Roman" w:cs="Times New Roman"/>
+                <w:sz w:val="18"/>
+                <w:szCs w:val="18"/>
+              </w:rPr>
+            </w:pPr>
+            <w:r>
+              <w:rPr>
+                <w:rFonts w:ascii="Times New Roman" w:hAnsi="Times New Roman" w:cs="Times New Roman"/>
+                <w:sz w:val="18"/>
+                <w:szCs w:val="18"/>
               </w:rPr>
               <w:t>0.013</w:t>
             </w:r>
@@ -1232,15 +1272,16 @@
               <w:spacing w:after="60"/>
               <w:jc w:val="right"/>
               <w:rPr>
-                <w:sz w:val="20"/>
-                <w:szCs w:val="20"/>
-              </w:rPr>
-            </w:pPr>
-            <w:r>
-              <w:rPr>
-                <w:rFonts w:ascii="Calibri" w:hAnsi="Calibri"/>
-                <w:sz w:val="16"/>
-                <w:szCs w:val="20"/>
+                <w:rFonts w:ascii="Times New Roman" w:hAnsi="Times New Roman" w:cs="Times New Roman"/>
+                <w:sz w:val="18"/>
+                <w:szCs w:val="18"/>
+              </w:rPr>
+            </w:pPr>
+            <w:r>
+              <w:rPr>
+                <w:rFonts w:ascii="Times New Roman" w:hAnsi="Times New Roman" w:cs="Times New Roman"/>
+                <w:sz w:val="18"/>
+                <w:szCs w:val="18"/>
               </w:rPr>
               <w:t>13.2</w:t>
             </w:r>
@@ -1262,15 +1303,16 @@
               <w:spacing w:after="60"/>
               <w:jc w:val="right"/>
               <w:rPr>
-                <w:sz w:val="20"/>
-                <w:szCs w:val="20"/>
-              </w:rPr>
-            </w:pPr>
-            <w:r>
-              <w:rPr>
-                <w:rFonts w:ascii="Calibri" w:hAnsi="Calibri"/>
-                <w:sz w:val="16"/>
-                <w:szCs w:val="20"/>
+                <w:rFonts w:ascii="Times New Roman" w:hAnsi="Times New Roman" w:cs="Times New Roman"/>
+                <w:sz w:val="18"/>
+                <w:szCs w:val="18"/>
+              </w:rPr>
+            </w:pPr>
+            <w:r>
+              <w:rPr>
+                <w:rFonts w:ascii="Times New Roman" w:hAnsi="Times New Roman" w:cs="Times New Roman"/>
+                <w:sz w:val="18"/>
+                <w:szCs w:val="18"/>
               </w:rPr>
               <w:t>0.19</w:t>
             </w:r>
@@ -1291,15 +1333,16 @@
               <w:keepNext/>
               <w:spacing w:after="60"/>
               <w:rPr>
-                <w:sz w:val="20"/>
-                <w:szCs w:val="20"/>
-              </w:rPr>
-            </w:pPr>
-            <w:r>
-              <w:rPr>
-                <w:rFonts w:ascii="Calibri" w:hAnsi="Calibri"/>
-                <w:sz w:val="16"/>
-                <w:szCs w:val="20"/>
+                <w:rFonts w:ascii="Times New Roman" w:hAnsi="Times New Roman" w:cs="Times New Roman"/>
+                <w:sz w:val="18"/>
+                <w:szCs w:val="18"/>
+              </w:rPr>
+            </w:pPr>
+            <w:r>
+              <w:rPr>
+                <w:rFonts w:ascii="Times New Roman" w:hAnsi="Times New Roman" w:cs="Times New Roman"/>
+                <w:sz w:val="18"/>
+                <w:szCs w:val="18"/>
               </w:rPr>
               <w:t>0.14 [0.05, 0.23]</w:t>
             </w:r>
@@ -1321,15 +1364,16 @@
               <w:spacing w:after="60"/>
               <w:jc w:val="right"/>
               <w:rPr>
-                <w:sz w:val="20"/>
-                <w:szCs w:val="20"/>
-              </w:rPr>
-            </w:pPr>
-            <w:r>
-              <w:rPr>
-                <w:rFonts w:ascii="Calibri" w:hAnsi="Calibri"/>
-                <w:sz w:val="16"/>
-                <w:szCs w:val="20"/>
+                <w:rFonts w:ascii="Times New Roman" w:hAnsi="Times New Roman" w:cs="Times New Roman"/>
+                <w:sz w:val="18"/>
+                <w:szCs w:val="18"/>
+              </w:rPr>
+            </w:pPr>
+            <w:r>
+              <w:rPr>
+                <w:rFonts w:ascii="Times New Roman" w:hAnsi="Times New Roman" w:cs="Times New Roman"/>
+                <w:sz w:val="18"/>
+                <w:szCs w:val="18"/>
               </w:rPr>
               <w:t>0.005</w:t>
             </w:r>
@@ -1351,15 +1395,16 @@
               <w:spacing w:after="60"/>
               <w:jc w:val="right"/>
               <w:rPr>
-                <w:sz w:val="20"/>
-                <w:szCs w:val="20"/>
-              </w:rPr>
-            </w:pPr>
-            <w:r>
-              <w:rPr>
-                <w:rFonts w:ascii="Calibri" w:hAnsi="Calibri"/>
-                <w:sz w:val="16"/>
-                <w:szCs w:val="20"/>
+                <w:rFonts w:ascii="Times New Roman" w:hAnsi="Times New Roman" w:cs="Times New Roman"/>
+                <w:sz w:val="18"/>
+                <w:szCs w:val="18"/>
+              </w:rPr>
+            </w:pPr>
+            <w:r>
+              <w:rPr>
+                <w:rFonts w:ascii="Times New Roman" w:hAnsi="Times New Roman" w:cs="Times New Roman"/>
+                <w:sz w:val="18"/>
+                <w:szCs w:val="18"/>
               </w:rPr>
               <w:t>12.9</w:t>
             </w:r>
@@ -1381,15 +1426,16 @@
               <w:spacing w:after="60"/>
               <w:jc w:val="right"/>
               <w:rPr>
-                <w:sz w:val="20"/>
-                <w:szCs w:val="20"/>
-              </w:rPr>
-            </w:pPr>
-            <w:r>
-              <w:rPr>
-                <w:rFonts w:ascii="Calibri" w:hAnsi="Calibri"/>
-                <w:sz w:val="16"/>
-                <w:szCs w:val="20"/>
+                <w:rFonts w:ascii="Times New Roman" w:hAnsi="Times New Roman" w:cs="Times New Roman"/>
+                <w:sz w:val="18"/>
+                <w:szCs w:val="18"/>
+              </w:rPr>
+            </w:pPr>
+            <w:r>
+              <w:rPr>
+                <w:rFonts w:ascii="Times New Roman" w:hAnsi="Times New Roman" w:cs="Times New Roman"/>
+                <w:sz w:val="18"/>
+                <w:szCs w:val="18"/>
               </w:rPr>
               <w:t>0.16</w:t>
             </w:r>
@@ -1416,15 +1462,16 @@
               <w:keepNext/>
               <w:spacing w:after="60"/>
               <w:rPr>
-                <w:sz w:val="20"/>
-                <w:szCs w:val="20"/>
-              </w:rPr>
-            </w:pPr>
-            <w:r>
-              <w:rPr>
-                <w:rFonts w:ascii="Calibri" w:hAnsi="Calibri"/>
-                <w:sz w:val="16"/>
-                <w:szCs w:val="20"/>
+                <w:rFonts w:ascii="Times New Roman" w:hAnsi="Times New Roman" w:cs="Times New Roman"/>
+                <w:sz w:val="18"/>
+                <w:szCs w:val="18"/>
+              </w:rPr>
+            </w:pPr>
+            <w:r>
+              <w:rPr>
+                <w:rFonts w:ascii="Times New Roman" w:hAnsi="Times New Roman" w:cs="Times New Roman"/>
+                <w:sz w:val="18"/>
+                <w:szCs w:val="18"/>
               </w:rPr>
               <w:t>Wald test (CWB)</w:t>
             </w:r>
@@ -1446,80 +1493,84 @@
               <w:spacing w:after="60"/>
               <w:jc w:val="right"/>
               <w:rPr>
-                <w:sz w:val="20"/>
-                <w:szCs w:val="20"/>
-              </w:rPr>
-            </w:pPr>
-          </w:p>
-        </w:tc>
-        <w:tc>
-          <w:tcPr>
-            <w:tcW w:w="0" w:type="auto"/>
-            <w:tcBorders>
-              <w:top w:val="single" w:sz="0" w:space="0" w:color="D3D3D3"/>
-              <w:left w:val="single" w:sz="0" w:space="0" w:color="D3D3D3"/>
-              <w:bottom w:val="single" w:sz="0" w:space="0" w:color="D3D3D3"/>
-              <w:right w:val="single" w:sz="0" w:space="0" w:color="D3D3D3"/>
-            </w:tcBorders>
-          </w:tcPr>
-          <w:p>
-            <w:pPr>
-              <w:keepNext/>
-              <w:spacing w:after="60"/>
-              <w:jc w:val="right"/>
-              <w:rPr>
-                <w:sz w:val="20"/>
-                <w:szCs w:val="20"/>
-              </w:rPr>
-            </w:pPr>
-          </w:p>
-        </w:tc>
-        <w:tc>
-          <w:tcPr>
-            <w:tcW w:w="0" w:type="auto"/>
-            <w:tcBorders>
-              <w:top w:val="single" w:sz="0" w:space="0" w:color="D3D3D3"/>
-              <w:left w:val="single" w:sz="0" w:space="0" w:color="D3D3D3"/>
-              <w:bottom w:val="single" w:sz="0" w:space="0" w:color="D3D3D3"/>
-              <w:right w:val="single" w:sz="0" w:space="0" w:color="D3D3D3"/>
-            </w:tcBorders>
-          </w:tcPr>
-          <w:p>
-            <w:pPr>
-              <w:keepNext/>
-              <w:spacing w:after="60"/>
-              <w:rPr>
-                <w:sz w:val="20"/>
-                <w:szCs w:val="20"/>
-              </w:rPr>
-            </w:pPr>
-          </w:p>
-        </w:tc>
-        <w:tc>
-          <w:tcPr>
-            <w:tcW w:w="0" w:type="auto"/>
-            <w:tcBorders>
-              <w:top w:val="single" w:sz="0" w:space="0" w:color="D3D3D3"/>
-              <w:left w:val="single" w:sz="0" w:space="0" w:color="D3D3D3"/>
-              <w:bottom w:val="single" w:sz="0" w:space="0" w:color="D3D3D3"/>
-              <w:right w:val="single" w:sz="0" w:space="0" w:color="D3D3D3"/>
-            </w:tcBorders>
-          </w:tcPr>
-          <w:p>
-            <w:pPr>
-              <w:keepNext/>
-              <w:spacing w:after="60"/>
-              <w:jc w:val="right"/>
-              <w:rPr>
-                <w:sz w:val="20"/>
-                <w:szCs w:val="20"/>
-              </w:rPr>
-            </w:pPr>
-            <w:r>
-              <w:rPr>
-                <w:rFonts w:ascii="Calibri" w:hAnsi="Calibri"/>
-                <w:sz w:val="16"/>
-                <w:szCs w:val="20"/>
+                <w:rFonts w:ascii="Times New Roman" w:hAnsi="Times New Roman" w:cs="Times New Roman"/>
+                <w:sz w:val="18"/>
+                <w:szCs w:val="18"/>
+              </w:rPr>
+            </w:pPr>
+          </w:p>
+        </w:tc>
+        <w:tc>
+          <w:tcPr>
+            <w:tcW w:w="0" w:type="auto"/>
+            <w:tcBorders>
+              <w:top w:val="single" w:sz="0" w:space="0" w:color="D3D3D3"/>
+              <w:left w:val="single" w:sz="0" w:space="0" w:color="D3D3D3"/>
+              <w:bottom w:val="single" w:sz="0" w:space="0" w:color="D3D3D3"/>
+              <w:right w:val="single" w:sz="0" w:space="0" w:color="D3D3D3"/>
+            </w:tcBorders>
+          </w:tcPr>
+          <w:p>
+            <w:pPr>
+              <w:keepNext/>
+              <w:spacing w:after="60"/>
+              <w:jc w:val="right"/>
+              <w:rPr>
+                <w:rFonts w:ascii="Times New Roman" w:hAnsi="Times New Roman" w:cs="Times New Roman"/>
+                <w:sz w:val="18"/>
+                <w:szCs w:val="18"/>
+              </w:rPr>
+            </w:pPr>
+          </w:p>
+        </w:tc>
+        <w:tc>
+          <w:tcPr>
+            <w:tcW w:w="0" w:type="auto"/>
+            <w:tcBorders>
+              <w:top w:val="single" w:sz="0" w:space="0" w:color="D3D3D3"/>
+              <w:left w:val="single" w:sz="0" w:space="0" w:color="D3D3D3"/>
+              <w:bottom w:val="single" w:sz="0" w:space="0" w:color="D3D3D3"/>
+              <w:right w:val="single" w:sz="0" w:space="0" w:color="D3D3D3"/>
+            </w:tcBorders>
+          </w:tcPr>
+          <w:p>
+            <w:pPr>
+              <w:keepNext/>
+              <w:spacing w:after="60"/>
+              <w:rPr>
+                <w:rFonts w:ascii="Times New Roman" w:hAnsi="Times New Roman" w:cs="Times New Roman"/>
+                <w:sz w:val="18"/>
+                <w:szCs w:val="18"/>
+              </w:rPr>
+            </w:pPr>
+          </w:p>
+        </w:tc>
+        <w:tc>
+          <w:tcPr>
+            <w:tcW w:w="0" w:type="auto"/>
+            <w:tcBorders>
+              <w:top w:val="single" w:sz="0" w:space="0" w:color="D3D3D3"/>
+              <w:left w:val="single" w:sz="0" w:space="0" w:color="D3D3D3"/>
+              <w:bottom w:val="single" w:sz="0" w:space="0" w:color="D3D3D3"/>
+              <w:right w:val="single" w:sz="0" w:space="0" w:color="D3D3D3"/>
+            </w:tcBorders>
+          </w:tcPr>
+          <w:p>
+            <w:pPr>
+              <w:keepNext/>
+              <w:spacing w:after="60"/>
+              <w:jc w:val="right"/>
+              <w:rPr>
+                <w:rFonts w:ascii="Times New Roman" w:hAnsi="Times New Roman" w:cs="Times New Roman"/>
+                <w:sz w:val="18"/>
+                <w:szCs w:val="18"/>
+              </w:rPr>
+            </w:pPr>
+            <w:r>
+              <w:rPr>
+                <w:rFonts w:ascii="Times New Roman" w:hAnsi="Times New Roman" w:cs="Times New Roman"/>
+                <w:sz w:val="18"/>
+                <w:szCs w:val="18"/>
               </w:rPr>
               <w:t>0.014</w:t>
             </w:r>
@@ -1541,80 +1592,84 @@
               <w:spacing w:after="60"/>
               <w:jc w:val="right"/>
               <w:rPr>
-                <w:sz w:val="20"/>
-                <w:szCs w:val="20"/>
-              </w:rPr>
-            </w:pPr>
-          </w:p>
-        </w:tc>
-        <w:tc>
-          <w:tcPr>
-            <w:tcW w:w="0" w:type="auto"/>
-            <w:tcBorders>
-              <w:top w:val="single" w:sz="0" w:space="0" w:color="D3D3D3"/>
-              <w:left w:val="single" w:sz="0" w:space="0" w:color="D3D3D3"/>
-              <w:bottom w:val="single" w:sz="0" w:space="0" w:color="D3D3D3"/>
-              <w:right w:val="single" w:sz="0" w:space="0" w:color="D3D3D3"/>
-            </w:tcBorders>
-          </w:tcPr>
-          <w:p>
-            <w:pPr>
-              <w:keepNext/>
-              <w:spacing w:after="60"/>
-              <w:jc w:val="right"/>
-              <w:rPr>
-                <w:sz w:val="20"/>
-                <w:szCs w:val="20"/>
-              </w:rPr>
-            </w:pPr>
-          </w:p>
-        </w:tc>
-        <w:tc>
-          <w:tcPr>
-            <w:tcW w:w="0" w:type="auto"/>
-            <w:tcBorders>
-              <w:top w:val="single" w:sz="0" w:space="0" w:color="D3D3D3"/>
-              <w:left w:val="single" w:sz="0" w:space="0" w:color="D3D3D3"/>
-              <w:bottom w:val="single" w:sz="0" w:space="0" w:color="D3D3D3"/>
-              <w:right w:val="single" w:sz="0" w:space="0" w:color="D3D3D3"/>
-            </w:tcBorders>
-          </w:tcPr>
-          <w:p>
-            <w:pPr>
-              <w:keepNext/>
-              <w:spacing w:after="60"/>
-              <w:rPr>
-                <w:sz w:val="20"/>
-                <w:szCs w:val="20"/>
-              </w:rPr>
-            </w:pPr>
-          </w:p>
-        </w:tc>
-        <w:tc>
-          <w:tcPr>
-            <w:tcW w:w="0" w:type="auto"/>
-            <w:tcBorders>
-              <w:top w:val="single" w:sz="0" w:space="0" w:color="D3D3D3"/>
-              <w:left w:val="single" w:sz="0" w:space="0" w:color="D3D3D3"/>
-              <w:bottom w:val="single" w:sz="0" w:space="0" w:color="D3D3D3"/>
-              <w:right w:val="single" w:sz="0" w:space="0" w:color="D3D3D3"/>
-            </w:tcBorders>
-          </w:tcPr>
-          <w:p>
-            <w:pPr>
-              <w:keepNext/>
-              <w:spacing w:after="60"/>
-              <w:jc w:val="right"/>
-              <w:rPr>
-                <w:sz w:val="20"/>
-                <w:szCs w:val="20"/>
-              </w:rPr>
-            </w:pPr>
-            <w:r>
-              <w:rPr>
-                <w:rFonts w:ascii="Calibri" w:hAnsi="Calibri"/>
-                <w:sz w:val="16"/>
-                <w:szCs w:val="20"/>
+                <w:rFonts w:ascii="Times New Roman" w:hAnsi="Times New Roman" w:cs="Times New Roman"/>
+                <w:sz w:val="18"/>
+                <w:szCs w:val="18"/>
+              </w:rPr>
+            </w:pPr>
+          </w:p>
+        </w:tc>
+        <w:tc>
+          <w:tcPr>
+            <w:tcW w:w="0" w:type="auto"/>
+            <w:tcBorders>
+              <w:top w:val="single" w:sz="0" w:space="0" w:color="D3D3D3"/>
+              <w:left w:val="single" w:sz="0" w:space="0" w:color="D3D3D3"/>
+              <w:bottom w:val="single" w:sz="0" w:space="0" w:color="D3D3D3"/>
+              <w:right w:val="single" w:sz="0" w:space="0" w:color="D3D3D3"/>
+            </w:tcBorders>
+          </w:tcPr>
+          <w:p>
+            <w:pPr>
+              <w:keepNext/>
+              <w:spacing w:after="60"/>
+              <w:jc w:val="right"/>
+              <w:rPr>
+                <w:rFonts w:ascii="Times New Roman" w:hAnsi="Times New Roman" w:cs="Times New Roman"/>
+                <w:sz w:val="18"/>
+                <w:szCs w:val="18"/>
+              </w:rPr>
+            </w:pPr>
+          </w:p>
+        </w:tc>
+        <w:tc>
+          <w:tcPr>
+            <w:tcW w:w="0" w:type="auto"/>
+            <w:tcBorders>
+              <w:top w:val="single" w:sz="0" w:space="0" w:color="D3D3D3"/>
+              <w:left w:val="single" w:sz="0" w:space="0" w:color="D3D3D3"/>
+              <w:bottom w:val="single" w:sz="0" w:space="0" w:color="D3D3D3"/>
+              <w:right w:val="single" w:sz="0" w:space="0" w:color="D3D3D3"/>
+            </w:tcBorders>
+          </w:tcPr>
+          <w:p>
+            <w:pPr>
+              <w:keepNext/>
+              <w:spacing w:after="60"/>
+              <w:rPr>
+                <w:rFonts w:ascii="Times New Roman" w:hAnsi="Times New Roman" w:cs="Times New Roman"/>
+                <w:sz w:val="18"/>
+                <w:szCs w:val="18"/>
+              </w:rPr>
+            </w:pPr>
+          </w:p>
+        </w:tc>
+        <w:tc>
+          <w:tcPr>
+            <w:tcW w:w="0" w:type="auto"/>
+            <w:tcBorders>
+              <w:top w:val="single" w:sz="0" w:space="0" w:color="D3D3D3"/>
+              <w:left w:val="single" w:sz="0" w:space="0" w:color="D3D3D3"/>
+              <w:bottom w:val="single" w:sz="0" w:space="0" w:color="D3D3D3"/>
+              <w:right w:val="single" w:sz="0" w:space="0" w:color="D3D3D3"/>
+            </w:tcBorders>
+          </w:tcPr>
+          <w:p>
+            <w:pPr>
+              <w:keepNext/>
+              <w:spacing w:after="60"/>
+              <w:jc w:val="right"/>
+              <w:rPr>
+                <w:rFonts w:ascii="Times New Roman" w:hAnsi="Times New Roman" w:cs="Times New Roman"/>
+                <w:sz w:val="18"/>
+                <w:szCs w:val="18"/>
+              </w:rPr>
+            </w:pPr>
+            <w:r>
+              <w:rPr>
+                <w:rFonts w:ascii="Times New Roman" w:hAnsi="Times New Roman" w:cs="Times New Roman"/>
+                <w:sz w:val="18"/>
+                <w:szCs w:val="18"/>
               </w:rPr>
               <w:t>0.023</w:t>
             </w:r>
@@ -1636,30 +1691,32 @@
               <w:spacing w:after="60"/>
               <w:jc w:val="right"/>
               <w:rPr>
-                <w:sz w:val="20"/>
-                <w:szCs w:val="20"/>
-              </w:rPr>
-            </w:pPr>
-          </w:p>
-        </w:tc>
-        <w:tc>
-          <w:tcPr>
-            <w:tcW w:w="0" w:type="auto"/>
-            <w:tcBorders>
-              <w:top w:val="single" w:sz="0" w:space="0" w:color="D3D3D3"/>
-              <w:left w:val="single" w:sz="0" w:space="0" w:color="D3D3D3"/>
-              <w:bottom w:val="single" w:sz="0" w:space="0" w:color="D3D3D3"/>
-              <w:right w:val="single" w:sz="0" w:space="0" w:color="D3D3D3"/>
-            </w:tcBorders>
-          </w:tcPr>
-          <w:p>
-            <w:pPr>
-              <w:keepNext/>
-              <w:spacing w:after="60"/>
-              <w:jc w:val="right"/>
-              <w:rPr>
-                <w:sz w:val="20"/>
-                <w:szCs w:val="20"/>
+                <w:rFonts w:ascii="Times New Roman" w:hAnsi="Times New Roman" w:cs="Times New Roman"/>
+                <w:sz w:val="18"/>
+                <w:szCs w:val="18"/>
+              </w:rPr>
+            </w:pPr>
+          </w:p>
+        </w:tc>
+        <w:tc>
+          <w:tcPr>
+            <w:tcW w:w="0" w:type="auto"/>
+            <w:tcBorders>
+              <w:top w:val="single" w:sz="0" w:space="0" w:color="D3D3D3"/>
+              <w:left w:val="single" w:sz="0" w:space="0" w:color="D3D3D3"/>
+              <w:bottom w:val="single" w:sz="0" w:space="0" w:color="D3D3D3"/>
+              <w:right w:val="single" w:sz="0" w:space="0" w:color="D3D3D3"/>
+            </w:tcBorders>
+          </w:tcPr>
+          <w:p>
+            <w:pPr>
+              <w:keepNext/>
+              <w:spacing w:after="60"/>
+              <w:jc w:val="right"/>
+              <w:rPr>
+                <w:rFonts w:ascii="Times New Roman" w:hAnsi="Times New Roman" w:cs="Times New Roman"/>
+                <w:sz w:val="18"/>
+                <w:szCs w:val="18"/>
               </w:rPr>
             </w:pPr>
           </w:p>
@@ -1685,15 +1742,16 @@
               <w:keepNext/>
               <w:spacing w:after="60"/>
               <w:rPr>
-                <w:sz w:val="20"/>
-                <w:szCs w:val="20"/>
-              </w:rPr>
-            </w:pPr>
-            <w:r>
-              <w:rPr>
-                <w:rFonts w:ascii="Calibri" w:hAnsi="Calibri"/>
-                <w:sz w:val="16"/>
-                <w:szCs w:val="20"/>
+                <w:rFonts w:ascii="Times New Roman" w:hAnsi="Times New Roman" w:cs="Times New Roman"/>
+                <w:sz w:val="18"/>
+                <w:szCs w:val="18"/>
+              </w:rPr>
+            </w:pPr>
+            <w:r>
+              <w:rPr>
+                <w:rFonts w:ascii="Times New Roman" w:hAnsi="Times New Roman" w:cs="Times New Roman"/>
+                <w:sz w:val="18"/>
+                <w:szCs w:val="18"/>
               </w:rPr>
               <w:t>Test type</w:t>
             </w:r>
@@ -1715,15 +1773,16 @@
               <w:spacing w:after="60"/>
               <w:jc w:val="right"/>
               <w:rPr>
-                <w:sz w:val="20"/>
-                <w:szCs w:val="20"/>
-              </w:rPr>
-            </w:pPr>
-            <w:r>
-              <w:rPr>
-                <w:rFonts w:ascii="Calibri" w:hAnsi="Calibri"/>
-                <w:sz w:val="16"/>
-                <w:szCs w:val="20"/>
+                <w:rFonts w:ascii="Times New Roman" w:hAnsi="Times New Roman" w:cs="Times New Roman"/>
+                <w:sz w:val="18"/>
+                <w:szCs w:val="18"/>
+              </w:rPr>
+            </w:pPr>
+            <w:r>
+              <w:rPr>
+                <w:rFonts w:ascii="Times New Roman" w:hAnsi="Times New Roman" w:cs="Times New Roman"/>
+                <w:sz w:val="18"/>
+                <w:szCs w:val="18"/>
               </w:rPr>
               <w:t>46</w:t>
             </w:r>
@@ -1745,15 +1804,16 @@
               <w:spacing w:after="60"/>
               <w:jc w:val="right"/>
               <w:rPr>
-                <w:sz w:val="20"/>
-                <w:szCs w:val="20"/>
-              </w:rPr>
-            </w:pPr>
-            <w:r>
-              <w:rPr>
-                <w:rFonts w:ascii="Calibri" w:hAnsi="Calibri"/>
-                <w:sz w:val="16"/>
-                <w:szCs w:val="20"/>
+                <w:rFonts w:ascii="Times New Roman" w:hAnsi="Times New Roman" w:cs="Times New Roman"/>
+                <w:sz w:val="18"/>
+                <w:szCs w:val="18"/>
+              </w:rPr>
+            </w:pPr>
+            <w:r>
+              <w:rPr>
+                <w:rFonts w:ascii="Times New Roman" w:hAnsi="Times New Roman" w:cs="Times New Roman"/>
+                <w:sz w:val="18"/>
+                <w:szCs w:val="18"/>
               </w:rPr>
               <w:t>205</w:t>
             </w:r>
@@ -1774,161 +1834,169 @@
               <w:keepNext/>
               <w:spacing w:after="60"/>
               <w:rPr>
-                <w:sz w:val="20"/>
-                <w:szCs w:val="20"/>
-              </w:rPr>
-            </w:pPr>
-          </w:p>
-        </w:tc>
-        <w:tc>
-          <w:tcPr>
-            <w:tcW w:w="0" w:type="auto"/>
-            <w:tcBorders>
-              <w:top w:val="single" w:sz="0" w:space="0" w:color="D3D3D3"/>
-              <w:left w:val="single" w:sz="0" w:space="0" w:color="D3D3D3"/>
-              <w:bottom w:val="single" w:sz="0" w:space="0" w:color="D3D3D3"/>
-              <w:right w:val="single" w:sz="0" w:space="0" w:color="D3D3D3"/>
-            </w:tcBorders>
-          </w:tcPr>
-          <w:p>
-            <w:pPr>
-              <w:keepNext/>
-              <w:spacing w:after="60"/>
-              <w:jc w:val="right"/>
-              <w:rPr>
-                <w:sz w:val="20"/>
-                <w:szCs w:val="20"/>
-              </w:rPr>
-            </w:pPr>
-          </w:p>
-        </w:tc>
-        <w:tc>
-          <w:tcPr>
-            <w:tcW w:w="0" w:type="auto"/>
-            <w:tcBorders>
-              <w:top w:val="single" w:sz="0" w:space="0" w:color="D3D3D3"/>
-              <w:left w:val="single" w:sz="0" w:space="0" w:color="D3D3D3"/>
-              <w:bottom w:val="single" w:sz="0" w:space="0" w:color="D3D3D3"/>
-              <w:right w:val="single" w:sz="0" w:space="0" w:color="D3D3D3"/>
-            </w:tcBorders>
-          </w:tcPr>
-          <w:p>
-            <w:pPr>
-              <w:keepNext/>
-              <w:spacing w:after="60"/>
-              <w:jc w:val="right"/>
-              <w:rPr>
-                <w:sz w:val="20"/>
-                <w:szCs w:val="20"/>
-              </w:rPr>
-            </w:pPr>
-          </w:p>
-        </w:tc>
-        <w:tc>
-          <w:tcPr>
-            <w:tcW w:w="0" w:type="auto"/>
-            <w:tcBorders>
-              <w:top w:val="single" w:sz="0" w:space="0" w:color="D3D3D3"/>
-              <w:left w:val="single" w:sz="0" w:space="0" w:color="D3D3D3"/>
-              <w:bottom w:val="single" w:sz="0" w:space="0" w:color="D3D3D3"/>
-              <w:right w:val="single" w:sz="0" w:space="0" w:color="D3D3D3"/>
-            </w:tcBorders>
-          </w:tcPr>
-          <w:p>
-            <w:pPr>
-              <w:keepNext/>
-              <w:spacing w:after="60"/>
-              <w:jc w:val="right"/>
-              <w:rPr>
-                <w:sz w:val="20"/>
-                <w:szCs w:val="20"/>
-              </w:rPr>
-            </w:pPr>
-          </w:p>
-        </w:tc>
-        <w:tc>
-          <w:tcPr>
-            <w:tcW w:w="0" w:type="auto"/>
-            <w:tcBorders>
-              <w:top w:val="single" w:sz="0" w:space="0" w:color="D3D3D3"/>
-              <w:left w:val="single" w:sz="0" w:space="0" w:color="D3D3D3"/>
-              <w:bottom w:val="single" w:sz="0" w:space="0" w:color="D3D3D3"/>
-              <w:right w:val="single" w:sz="0" w:space="0" w:color="D3D3D3"/>
-            </w:tcBorders>
-          </w:tcPr>
-          <w:p>
-            <w:pPr>
-              <w:keepNext/>
-              <w:spacing w:after="60"/>
-              <w:rPr>
-                <w:sz w:val="20"/>
-                <w:szCs w:val="20"/>
-              </w:rPr>
-            </w:pPr>
-          </w:p>
-        </w:tc>
-        <w:tc>
-          <w:tcPr>
-            <w:tcW w:w="0" w:type="auto"/>
-            <w:tcBorders>
-              <w:top w:val="single" w:sz="0" w:space="0" w:color="D3D3D3"/>
-              <w:left w:val="single" w:sz="0" w:space="0" w:color="D3D3D3"/>
-              <w:bottom w:val="single" w:sz="0" w:space="0" w:color="D3D3D3"/>
-              <w:right w:val="single" w:sz="0" w:space="0" w:color="D3D3D3"/>
-            </w:tcBorders>
-          </w:tcPr>
-          <w:p>
-            <w:pPr>
-              <w:keepNext/>
-              <w:spacing w:after="60"/>
-              <w:jc w:val="right"/>
-              <w:rPr>
-                <w:sz w:val="20"/>
-                <w:szCs w:val="20"/>
-              </w:rPr>
-            </w:pPr>
-          </w:p>
-        </w:tc>
-        <w:tc>
-          <w:tcPr>
-            <w:tcW w:w="0" w:type="auto"/>
-            <w:tcBorders>
-              <w:top w:val="single" w:sz="0" w:space="0" w:color="D3D3D3"/>
-              <w:left w:val="single" w:sz="0" w:space="0" w:color="D3D3D3"/>
-              <w:bottom w:val="single" w:sz="0" w:space="0" w:color="D3D3D3"/>
-              <w:right w:val="single" w:sz="0" w:space="0" w:color="D3D3D3"/>
-            </w:tcBorders>
-          </w:tcPr>
-          <w:p>
-            <w:pPr>
-              <w:keepNext/>
-              <w:spacing w:after="60"/>
-              <w:jc w:val="right"/>
-              <w:rPr>
-                <w:sz w:val="20"/>
-                <w:szCs w:val="20"/>
-              </w:rPr>
-            </w:pPr>
-          </w:p>
-        </w:tc>
-        <w:tc>
-          <w:tcPr>
-            <w:tcW w:w="0" w:type="auto"/>
-            <w:tcBorders>
-              <w:top w:val="single" w:sz="0" w:space="0" w:color="D3D3D3"/>
-              <w:left w:val="single" w:sz="0" w:space="0" w:color="D3D3D3"/>
-              <w:bottom w:val="single" w:sz="0" w:space="0" w:color="D3D3D3"/>
-              <w:right w:val="single" w:sz="0" w:space="0" w:color="D3D3D3"/>
-            </w:tcBorders>
-          </w:tcPr>
-          <w:p>
-            <w:pPr>
-              <w:keepNext/>
-              <w:spacing w:after="60"/>
-              <w:jc w:val="right"/>
-              <w:rPr>
-                <w:sz w:val="20"/>
-                <w:szCs w:val="20"/>
+                <w:rFonts w:ascii="Times New Roman" w:hAnsi="Times New Roman" w:cs="Times New Roman"/>
+                <w:sz w:val="18"/>
+                <w:szCs w:val="18"/>
+              </w:rPr>
+            </w:pPr>
+          </w:p>
+        </w:tc>
+        <w:tc>
+          <w:tcPr>
+            <w:tcW w:w="0" w:type="auto"/>
+            <w:tcBorders>
+              <w:top w:val="single" w:sz="0" w:space="0" w:color="D3D3D3"/>
+              <w:left w:val="single" w:sz="0" w:space="0" w:color="D3D3D3"/>
+              <w:bottom w:val="single" w:sz="0" w:space="0" w:color="D3D3D3"/>
+              <w:right w:val="single" w:sz="0" w:space="0" w:color="D3D3D3"/>
+            </w:tcBorders>
+          </w:tcPr>
+          <w:p>
+            <w:pPr>
+              <w:keepNext/>
+              <w:spacing w:after="60"/>
+              <w:jc w:val="right"/>
+              <w:rPr>
+                <w:rFonts w:ascii="Times New Roman" w:hAnsi="Times New Roman" w:cs="Times New Roman"/>
+                <w:sz w:val="18"/>
+                <w:szCs w:val="18"/>
+              </w:rPr>
+            </w:pPr>
+          </w:p>
+        </w:tc>
+        <w:tc>
+          <w:tcPr>
+            <w:tcW w:w="0" w:type="auto"/>
+            <w:tcBorders>
+              <w:top w:val="single" w:sz="0" w:space="0" w:color="D3D3D3"/>
+              <w:left w:val="single" w:sz="0" w:space="0" w:color="D3D3D3"/>
+              <w:bottom w:val="single" w:sz="0" w:space="0" w:color="D3D3D3"/>
+              <w:right w:val="single" w:sz="0" w:space="0" w:color="D3D3D3"/>
+            </w:tcBorders>
+          </w:tcPr>
+          <w:p>
+            <w:pPr>
+              <w:keepNext/>
+              <w:spacing w:after="60"/>
+              <w:jc w:val="right"/>
+              <w:rPr>
+                <w:rFonts w:ascii="Times New Roman" w:hAnsi="Times New Roman" w:cs="Times New Roman"/>
+                <w:sz w:val="18"/>
+                <w:szCs w:val="18"/>
+              </w:rPr>
+            </w:pPr>
+          </w:p>
+        </w:tc>
+        <w:tc>
+          <w:tcPr>
+            <w:tcW w:w="0" w:type="auto"/>
+            <w:tcBorders>
+              <w:top w:val="single" w:sz="0" w:space="0" w:color="D3D3D3"/>
+              <w:left w:val="single" w:sz="0" w:space="0" w:color="D3D3D3"/>
+              <w:bottom w:val="single" w:sz="0" w:space="0" w:color="D3D3D3"/>
+              <w:right w:val="single" w:sz="0" w:space="0" w:color="D3D3D3"/>
+            </w:tcBorders>
+          </w:tcPr>
+          <w:p>
+            <w:pPr>
+              <w:keepNext/>
+              <w:spacing w:after="60"/>
+              <w:jc w:val="right"/>
+              <w:rPr>
+                <w:rFonts w:ascii="Times New Roman" w:hAnsi="Times New Roman" w:cs="Times New Roman"/>
+                <w:sz w:val="18"/>
+                <w:szCs w:val="18"/>
+              </w:rPr>
+            </w:pPr>
+          </w:p>
+        </w:tc>
+        <w:tc>
+          <w:tcPr>
+            <w:tcW w:w="0" w:type="auto"/>
+            <w:tcBorders>
+              <w:top w:val="single" w:sz="0" w:space="0" w:color="D3D3D3"/>
+              <w:left w:val="single" w:sz="0" w:space="0" w:color="D3D3D3"/>
+              <w:bottom w:val="single" w:sz="0" w:space="0" w:color="D3D3D3"/>
+              <w:right w:val="single" w:sz="0" w:space="0" w:color="D3D3D3"/>
+            </w:tcBorders>
+          </w:tcPr>
+          <w:p>
+            <w:pPr>
+              <w:keepNext/>
+              <w:spacing w:after="60"/>
+              <w:rPr>
+                <w:rFonts w:ascii="Times New Roman" w:hAnsi="Times New Roman" w:cs="Times New Roman"/>
+                <w:sz w:val="18"/>
+                <w:szCs w:val="18"/>
+              </w:rPr>
+            </w:pPr>
+          </w:p>
+        </w:tc>
+        <w:tc>
+          <w:tcPr>
+            <w:tcW w:w="0" w:type="auto"/>
+            <w:tcBorders>
+              <w:top w:val="single" w:sz="0" w:space="0" w:color="D3D3D3"/>
+              <w:left w:val="single" w:sz="0" w:space="0" w:color="D3D3D3"/>
+              <w:bottom w:val="single" w:sz="0" w:space="0" w:color="D3D3D3"/>
+              <w:right w:val="single" w:sz="0" w:space="0" w:color="D3D3D3"/>
+            </w:tcBorders>
+          </w:tcPr>
+          <w:p>
+            <w:pPr>
+              <w:keepNext/>
+              <w:spacing w:after="60"/>
+              <w:jc w:val="right"/>
+              <w:rPr>
+                <w:rFonts w:ascii="Times New Roman" w:hAnsi="Times New Roman" w:cs="Times New Roman"/>
+                <w:sz w:val="18"/>
+                <w:szCs w:val="18"/>
+              </w:rPr>
+            </w:pPr>
+          </w:p>
+        </w:tc>
+        <w:tc>
+          <w:tcPr>
+            <w:tcW w:w="0" w:type="auto"/>
+            <w:tcBorders>
+              <w:top w:val="single" w:sz="0" w:space="0" w:color="D3D3D3"/>
+              <w:left w:val="single" w:sz="0" w:space="0" w:color="D3D3D3"/>
+              <w:bottom w:val="single" w:sz="0" w:space="0" w:color="D3D3D3"/>
+              <w:right w:val="single" w:sz="0" w:space="0" w:color="D3D3D3"/>
+            </w:tcBorders>
+          </w:tcPr>
+          <w:p>
+            <w:pPr>
+              <w:keepNext/>
+              <w:spacing w:after="60"/>
+              <w:jc w:val="right"/>
+              <w:rPr>
+                <w:rFonts w:ascii="Times New Roman" w:hAnsi="Times New Roman" w:cs="Times New Roman"/>
+                <w:sz w:val="18"/>
+                <w:szCs w:val="18"/>
+              </w:rPr>
+            </w:pPr>
+          </w:p>
+        </w:tc>
+        <w:tc>
+          <w:tcPr>
+            <w:tcW w:w="0" w:type="auto"/>
+            <w:tcBorders>
+              <w:top w:val="single" w:sz="0" w:space="0" w:color="D3D3D3"/>
+              <w:left w:val="single" w:sz="0" w:space="0" w:color="D3D3D3"/>
+              <w:bottom w:val="single" w:sz="0" w:space="0" w:color="D3D3D3"/>
+              <w:right w:val="single" w:sz="0" w:space="0" w:color="D3D3D3"/>
+            </w:tcBorders>
+          </w:tcPr>
+          <w:p>
+            <w:pPr>
+              <w:keepNext/>
+              <w:spacing w:after="60"/>
+              <w:jc w:val="right"/>
+              <w:rPr>
+                <w:rFonts w:ascii="Times New Roman" w:hAnsi="Times New Roman" w:cs="Times New Roman"/>
+                <w:sz w:val="18"/>
+                <w:szCs w:val="18"/>
               </w:rPr>
             </w:pPr>
           </w:p>
@@ -1954,15 +2022,16 @@
               <w:keepNext/>
               <w:spacing w:after="60"/>
               <w:rPr>
-                <w:sz w:val="20"/>
-                <w:szCs w:val="20"/>
-              </w:rPr>
-            </w:pPr>
-            <w:r>
-              <w:rPr>
-                <w:rFonts w:ascii="Calibri" w:hAnsi="Calibri"/>
-                <w:sz w:val="16"/>
-                <w:szCs w:val="20"/>
+                <w:rFonts w:ascii="Times New Roman" w:hAnsi="Times New Roman" w:cs="Times New Roman"/>
+                <w:sz w:val="18"/>
+                <w:szCs w:val="18"/>
+              </w:rPr>
+            </w:pPr>
+            <w:r>
+              <w:rPr>
+                <w:rFonts w:ascii="Times New Roman" w:hAnsi="Times New Roman" w:cs="Times New Roman"/>
+                <w:sz w:val="18"/>
+                <w:szCs w:val="18"/>
               </w:rPr>
               <w:t>Clinician-rated measure</w:t>
             </w:r>
@@ -1984,15 +2053,16 @@
               <w:spacing w:after="60"/>
               <w:jc w:val="right"/>
               <w:rPr>
-                <w:sz w:val="20"/>
-                <w:szCs w:val="20"/>
-              </w:rPr>
-            </w:pPr>
-            <w:r>
-              <w:rPr>
-                <w:rFonts w:ascii="Calibri" w:hAnsi="Calibri"/>
-                <w:sz w:val="16"/>
-                <w:szCs w:val="20"/>
+                <w:rFonts w:ascii="Times New Roman" w:hAnsi="Times New Roman" w:cs="Times New Roman"/>
+                <w:sz w:val="18"/>
+                <w:szCs w:val="18"/>
+              </w:rPr>
+            </w:pPr>
+            <w:r>
+              <w:rPr>
+                <w:rFonts w:ascii="Times New Roman" w:hAnsi="Times New Roman" w:cs="Times New Roman"/>
+                <w:sz w:val="18"/>
+                <w:szCs w:val="18"/>
               </w:rPr>
               <w:t>12</w:t>
             </w:r>
@@ -2014,15 +2084,16 @@
               <w:spacing w:after="60"/>
               <w:jc w:val="right"/>
               <w:rPr>
-                <w:sz w:val="20"/>
-                <w:szCs w:val="20"/>
-              </w:rPr>
-            </w:pPr>
-            <w:r>
-              <w:rPr>
-                <w:rFonts w:ascii="Calibri" w:hAnsi="Calibri"/>
-                <w:sz w:val="16"/>
-                <w:szCs w:val="20"/>
+                <w:rFonts w:ascii="Times New Roman" w:hAnsi="Times New Roman" w:cs="Times New Roman"/>
+                <w:sz w:val="18"/>
+                <w:szCs w:val="18"/>
+              </w:rPr>
+            </w:pPr>
+            <w:r>
+              <w:rPr>
+                <w:rFonts w:ascii="Times New Roman" w:hAnsi="Times New Roman" w:cs="Times New Roman"/>
+                <w:sz w:val="18"/>
+                <w:szCs w:val="18"/>
               </w:rPr>
               <w:t>36</w:t>
             </w:r>
@@ -2043,15 +2114,16 @@
               <w:keepNext/>
               <w:spacing w:after="60"/>
               <w:rPr>
-                <w:sz w:val="20"/>
-                <w:szCs w:val="20"/>
-              </w:rPr>
-            </w:pPr>
-            <w:r>
-              <w:rPr>
-                <w:rFonts w:ascii="Calibri" w:hAnsi="Calibri"/>
-                <w:sz w:val="16"/>
-                <w:szCs w:val="20"/>
+                <w:rFonts w:ascii="Times New Roman" w:hAnsi="Times New Roman" w:cs="Times New Roman"/>
+                <w:sz w:val="18"/>
+                <w:szCs w:val="18"/>
+              </w:rPr>
+            </w:pPr>
+            <w:r>
+              <w:rPr>
+                <w:rFonts w:ascii="Times New Roman" w:hAnsi="Times New Roman" w:cs="Times New Roman"/>
+                <w:sz w:val="18"/>
+                <w:szCs w:val="18"/>
               </w:rPr>
               <w:t>0.13 [-0.08, 0.35]</w:t>
             </w:r>
@@ -2073,15 +2145,16 @@
               <w:spacing w:after="60"/>
               <w:jc w:val="right"/>
               <w:rPr>
-                <w:sz w:val="20"/>
-                <w:szCs w:val="20"/>
-              </w:rPr>
-            </w:pPr>
-            <w:r>
-              <w:rPr>
-                <w:rFonts w:ascii="Calibri" w:hAnsi="Calibri"/>
-                <w:sz w:val="16"/>
-                <w:szCs w:val="20"/>
+                <w:rFonts w:ascii="Times New Roman" w:hAnsi="Times New Roman" w:cs="Times New Roman"/>
+                <w:sz w:val="18"/>
+                <w:szCs w:val="18"/>
+              </w:rPr>
+            </w:pPr>
+            <w:r>
+              <w:rPr>
+                <w:rFonts w:ascii="Times New Roman" w:hAnsi="Times New Roman" w:cs="Times New Roman"/>
+                <w:sz w:val="18"/>
+                <w:szCs w:val="18"/>
               </w:rPr>
               <w:t>0.169</w:t>
             </w:r>
@@ -2103,15 +2176,16 @@
               <w:spacing w:after="60"/>
               <w:jc w:val="right"/>
               <w:rPr>
-                <w:sz w:val="20"/>
-                <w:szCs w:val="20"/>
-              </w:rPr>
-            </w:pPr>
-            <w:r>
-              <w:rPr>
-                <w:rFonts w:ascii="Calibri" w:hAnsi="Calibri"/>
-                <w:sz w:val="16"/>
-                <w:szCs w:val="20"/>
+                <w:rFonts w:ascii="Times New Roman" w:hAnsi="Times New Roman" w:cs="Times New Roman"/>
+                <w:sz w:val="18"/>
+                <w:szCs w:val="18"/>
+              </w:rPr>
+            </w:pPr>
+            <w:r>
+              <w:rPr>
+                <w:rFonts w:ascii="Times New Roman" w:hAnsi="Times New Roman" w:cs="Times New Roman"/>
+                <w:sz w:val="18"/>
+                <w:szCs w:val="18"/>
               </w:rPr>
               <w:t>4.9</w:t>
             </w:r>
@@ -2133,15 +2207,16 @@
               <w:spacing w:after="60"/>
               <w:jc w:val="right"/>
               <w:rPr>
-                <w:sz w:val="20"/>
-                <w:szCs w:val="20"/>
-              </w:rPr>
-            </w:pPr>
-            <w:r>
-              <w:rPr>
-                <w:rFonts w:ascii="Calibri" w:hAnsi="Calibri"/>
-                <w:sz w:val="16"/>
-                <w:szCs w:val="20"/>
+                <w:rFonts w:ascii="Times New Roman" w:hAnsi="Times New Roman" w:cs="Times New Roman"/>
+                <w:sz w:val="18"/>
+                <w:szCs w:val="18"/>
+              </w:rPr>
+            </w:pPr>
+            <w:r>
+              <w:rPr>
+                <w:rFonts w:ascii="Times New Roman" w:hAnsi="Times New Roman" w:cs="Times New Roman"/>
+                <w:sz w:val="18"/>
+                <w:szCs w:val="18"/>
               </w:rPr>
               <w:t>0.22</w:t>
             </w:r>
@@ -2162,15 +2237,16 @@
               <w:keepNext/>
               <w:spacing w:after="60"/>
               <w:rPr>
-                <w:sz w:val="20"/>
-                <w:szCs w:val="20"/>
-              </w:rPr>
-            </w:pPr>
-            <w:r>
-              <w:rPr>
-                <w:rFonts w:ascii="Calibri" w:hAnsi="Calibri"/>
-                <w:sz w:val="16"/>
-                <w:szCs w:val="20"/>
+                <w:rFonts w:ascii="Times New Roman" w:hAnsi="Times New Roman" w:cs="Times New Roman"/>
+                <w:sz w:val="18"/>
+                <w:szCs w:val="18"/>
+              </w:rPr>
+            </w:pPr>
+            <w:r>
+              <w:rPr>
+                <w:rFonts w:ascii="Times New Roman" w:hAnsi="Times New Roman" w:cs="Times New Roman"/>
+                <w:sz w:val="18"/>
+                <w:szCs w:val="18"/>
               </w:rPr>
               <w:t>0.16 [-0.02, 0.33]</w:t>
             </w:r>
@@ -2192,15 +2268,16 @@
               <w:spacing w:after="60"/>
               <w:jc w:val="right"/>
               <w:rPr>
-                <w:sz w:val="20"/>
-                <w:szCs w:val="20"/>
-              </w:rPr>
-            </w:pPr>
-            <w:r>
-              <w:rPr>
-                <w:rFonts w:ascii="Calibri" w:hAnsi="Calibri"/>
-                <w:sz w:val="16"/>
-                <w:szCs w:val="20"/>
+                <w:rFonts w:ascii="Times New Roman" w:hAnsi="Times New Roman" w:cs="Times New Roman"/>
+                <w:sz w:val="18"/>
+                <w:szCs w:val="18"/>
+              </w:rPr>
+            </w:pPr>
+            <w:r>
+              <w:rPr>
+                <w:rFonts w:ascii="Times New Roman" w:hAnsi="Times New Roman" w:cs="Times New Roman"/>
+                <w:sz w:val="18"/>
+                <w:szCs w:val="18"/>
               </w:rPr>
               <w:t>0.075</w:t>
             </w:r>
@@ -2222,15 +2299,16 @@
               <w:spacing w:after="60"/>
               <w:jc w:val="right"/>
               <w:rPr>
-                <w:sz w:val="20"/>
-                <w:szCs w:val="20"/>
-              </w:rPr>
-            </w:pPr>
-            <w:r>
-              <w:rPr>
-                <w:rFonts w:ascii="Calibri" w:hAnsi="Calibri"/>
-                <w:sz w:val="16"/>
-                <w:szCs w:val="20"/>
+                <w:rFonts w:ascii="Times New Roman" w:hAnsi="Times New Roman" w:cs="Times New Roman"/>
+                <w:sz w:val="18"/>
+                <w:szCs w:val="18"/>
+              </w:rPr>
+            </w:pPr>
+            <w:r>
+              <w:rPr>
+                <w:rFonts w:ascii="Times New Roman" w:hAnsi="Times New Roman" w:cs="Times New Roman"/>
+                <w:sz w:val="18"/>
+                <w:szCs w:val="18"/>
               </w:rPr>
               <w:t>6.5</w:t>
             </w:r>
@@ -2252,15 +2330,16 @@
               <w:spacing w:after="60"/>
               <w:jc w:val="right"/>
               <w:rPr>
-                <w:sz w:val="20"/>
-                <w:szCs w:val="20"/>
-              </w:rPr>
-            </w:pPr>
-            <w:r>
-              <w:rPr>
-                <w:rFonts w:ascii="Calibri" w:hAnsi="Calibri"/>
-                <w:sz w:val="16"/>
-                <w:szCs w:val="20"/>
+                <w:rFonts w:ascii="Times New Roman" w:hAnsi="Times New Roman" w:cs="Times New Roman"/>
+                <w:sz w:val="18"/>
+                <w:szCs w:val="18"/>
+              </w:rPr>
+            </w:pPr>
+            <w:r>
+              <w:rPr>
+                <w:rFonts w:ascii="Times New Roman" w:hAnsi="Times New Roman" w:cs="Times New Roman"/>
+                <w:sz w:val="18"/>
+                <w:szCs w:val="18"/>
               </w:rPr>
               <w:t>0.21</w:t>
             </w:r>
@@ -2287,15 +2366,16 @@
               <w:keepNext/>
               <w:spacing w:after="60"/>
               <w:rPr>
-                <w:sz w:val="20"/>
-                <w:szCs w:val="20"/>
-              </w:rPr>
-            </w:pPr>
-            <w:r>
-              <w:rPr>
-                <w:rFonts w:ascii="Calibri" w:hAnsi="Calibri"/>
-                <w:sz w:val="16"/>
-                <w:szCs w:val="20"/>
+                <w:rFonts w:ascii="Times New Roman" w:hAnsi="Times New Roman" w:cs="Times New Roman"/>
+                <w:sz w:val="18"/>
+                <w:szCs w:val="18"/>
+              </w:rPr>
+            </w:pPr>
+            <w:r>
+              <w:rPr>
+                <w:rFonts w:ascii="Times New Roman" w:hAnsi="Times New Roman" w:cs="Times New Roman"/>
+                <w:sz w:val="18"/>
+                <w:szCs w:val="18"/>
               </w:rPr>
               <w:t>Self reported/raw events</w:t>
             </w:r>
@@ -2317,15 +2397,16 @@
               <w:spacing w:after="60"/>
               <w:jc w:val="right"/>
               <w:rPr>
-                <w:sz w:val="20"/>
-                <w:szCs w:val="20"/>
-              </w:rPr>
-            </w:pPr>
-            <w:r>
-              <w:rPr>
-                <w:rFonts w:ascii="Calibri" w:hAnsi="Calibri"/>
-                <w:sz w:val="16"/>
-                <w:szCs w:val="20"/>
+                <w:rFonts w:ascii="Times New Roman" w:hAnsi="Times New Roman" w:cs="Times New Roman"/>
+                <w:sz w:val="18"/>
+                <w:szCs w:val="18"/>
+              </w:rPr>
+            </w:pPr>
+            <w:r>
+              <w:rPr>
+                <w:rFonts w:ascii="Times New Roman" w:hAnsi="Times New Roman" w:cs="Times New Roman"/>
+                <w:sz w:val="18"/>
+                <w:szCs w:val="18"/>
               </w:rPr>
               <w:t>39</w:t>
             </w:r>
@@ -2347,15 +2428,16 @@
               <w:spacing w:after="60"/>
               <w:jc w:val="right"/>
               <w:rPr>
-                <w:sz w:val="20"/>
-                <w:szCs w:val="20"/>
-              </w:rPr>
-            </w:pPr>
-            <w:r>
-              <w:rPr>
-                <w:rFonts w:ascii="Calibri" w:hAnsi="Calibri"/>
-                <w:sz w:val="16"/>
-                <w:szCs w:val="20"/>
+                <w:rFonts w:ascii="Times New Roman" w:hAnsi="Times New Roman" w:cs="Times New Roman"/>
+                <w:sz w:val="18"/>
+                <w:szCs w:val="18"/>
+              </w:rPr>
+            </w:pPr>
+            <w:r>
+              <w:rPr>
+                <w:rFonts w:ascii="Times New Roman" w:hAnsi="Times New Roman" w:cs="Times New Roman"/>
+                <w:sz w:val="18"/>
+                <w:szCs w:val="18"/>
               </w:rPr>
               <w:t>169</w:t>
             </w:r>
@@ -2376,15 +2458,16 @@
               <w:keepNext/>
               <w:spacing w:after="60"/>
               <w:rPr>
-                <w:sz w:val="20"/>
-                <w:szCs w:val="20"/>
-              </w:rPr>
-            </w:pPr>
-            <w:r>
-              <w:rPr>
-                <w:rFonts w:ascii="Calibri" w:hAnsi="Calibri"/>
-                <w:sz w:val="16"/>
-                <w:szCs w:val="20"/>
+                <w:rFonts w:ascii="Times New Roman" w:hAnsi="Times New Roman" w:cs="Times New Roman"/>
+                <w:sz w:val="18"/>
+                <w:szCs w:val="18"/>
+              </w:rPr>
+            </w:pPr>
+            <w:r>
+              <w:rPr>
+                <w:rFonts w:ascii="Times New Roman" w:hAnsi="Times New Roman" w:cs="Times New Roman"/>
+                <w:sz w:val="18"/>
+                <w:szCs w:val="18"/>
               </w:rPr>
               <w:t>0.21 [0.13, 0.29]</w:t>
             </w:r>
@@ -2406,15 +2489,16 @@
               <w:spacing w:after="60"/>
               <w:jc w:val="right"/>
               <w:rPr>
-                <w:sz w:val="20"/>
-                <w:szCs w:val="20"/>
-              </w:rPr>
-            </w:pPr>
-            <w:r>
-              <w:rPr>
-                <w:rFonts w:ascii="Calibri" w:hAnsi="Calibri"/>
-                <w:sz w:val="16"/>
-                <w:szCs w:val="20"/>
+                <w:rFonts w:ascii="Times New Roman" w:hAnsi="Times New Roman" w:cs="Times New Roman"/>
+                <w:sz w:val="18"/>
+                <w:szCs w:val="18"/>
+              </w:rPr>
+            </w:pPr>
+            <w:r>
+              <w:rPr>
+                <w:rFonts w:ascii="Times New Roman" w:hAnsi="Times New Roman" w:cs="Times New Roman"/>
+                <w:sz w:val="18"/>
+                <w:szCs w:val="18"/>
               </w:rPr>
               <w:t>0.000</w:t>
             </w:r>
@@ -2436,15 +2520,16 @@
               <w:spacing w:after="60"/>
               <w:jc w:val="right"/>
               <w:rPr>
-                <w:sz w:val="20"/>
-                <w:szCs w:val="20"/>
-              </w:rPr>
-            </w:pPr>
-            <w:r>
-              <w:rPr>
-                <w:rFonts w:ascii="Calibri" w:hAnsi="Calibri"/>
-                <w:sz w:val="16"/>
-                <w:szCs w:val="20"/>
+                <w:rFonts w:ascii="Times New Roman" w:hAnsi="Times New Roman" w:cs="Times New Roman"/>
+                <w:sz w:val="18"/>
+                <w:szCs w:val="18"/>
+              </w:rPr>
+            </w:pPr>
+            <w:r>
+              <w:rPr>
+                <w:rFonts w:ascii="Times New Roman" w:hAnsi="Times New Roman" w:cs="Times New Roman"/>
+                <w:sz w:val="18"/>
+                <w:szCs w:val="18"/>
               </w:rPr>
               <w:t>22.6</w:t>
             </w:r>
@@ -2466,15 +2551,16 @@
               <w:spacing w:after="60"/>
               <w:jc w:val="right"/>
               <w:rPr>
-                <w:sz w:val="20"/>
-                <w:szCs w:val="20"/>
-              </w:rPr>
-            </w:pPr>
-            <w:r>
-              <w:rPr>
-                <w:rFonts w:ascii="Calibri" w:hAnsi="Calibri"/>
-                <w:sz w:val="16"/>
-                <w:szCs w:val="20"/>
+                <w:rFonts w:ascii="Times New Roman" w:hAnsi="Times New Roman" w:cs="Times New Roman"/>
+                <w:sz w:val="18"/>
+                <w:szCs w:val="18"/>
+              </w:rPr>
+            </w:pPr>
+            <w:r>
+              <w:rPr>
+                <w:rFonts w:ascii="Times New Roman" w:hAnsi="Times New Roman" w:cs="Times New Roman"/>
+                <w:sz w:val="18"/>
+                <w:szCs w:val="18"/>
               </w:rPr>
               <w:t>0.20</w:t>
             </w:r>
@@ -2495,15 +2581,16 @@
               <w:keepNext/>
               <w:spacing w:after="60"/>
               <w:rPr>
-                <w:sz w:val="20"/>
-                <w:szCs w:val="20"/>
-              </w:rPr>
-            </w:pPr>
-            <w:r>
-              <w:rPr>
-                <w:rFonts w:ascii="Calibri" w:hAnsi="Calibri"/>
-                <w:sz w:val="16"/>
-                <w:szCs w:val="20"/>
+                <w:rFonts w:ascii="Times New Roman" w:hAnsi="Times New Roman" w:cs="Times New Roman"/>
+                <w:sz w:val="18"/>
+                <w:szCs w:val="18"/>
+              </w:rPr>
+            </w:pPr>
+            <w:r>
+              <w:rPr>
+                <w:rFonts w:ascii="Times New Roman" w:hAnsi="Times New Roman" w:cs="Times New Roman"/>
+                <w:sz w:val="18"/>
+                <w:szCs w:val="18"/>
               </w:rPr>
               <w:t>0.21 [0.13, 0.29]</w:t>
             </w:r>
@@ -2525,15 +2612,16 @@
               <w:spacing w:after="60"/>
               <w:jc w:val="right"/>
               <w:rPr>
-                <w:sz w:val="20"/>
-                <w:szCs w:val="20"/>
-              </w:rPr>
-            </w:pPr>
-            <w:r>
-              <w:rPr>
-                <w:rFonts w:ascii="Calibri" w:hAnsi="Calibri"/>
-                <w:sz w:val="16"/>
-                <w:szCs w:val="20"/>
+                <w:rFonts w:ascii="Times New Roman" w:hAnsi="Times New Roman" w:cs="Times New Roman"/>
+                <w:sz w:val="18"/>
+                <w:szCs w:val="18"/>
+              </w:rPr>
+            </w:pPr>
+            <w:r>
+              <w:rPr>
+                <w:rFonts w:ascii="Times New Roman" w:hAnsi="Times New Roman" w:cs="Times New Roman"/>
+                <w:sz w:val="18"/>
+                <w:szCs w:val="18"/>
               </w:rPr>
               <w:t>0.000</w:t>
             </w:r>
@@ -2555,15 +2643,16 @@
               <w:spacing w:after="60"/>
               <w:jc w:val="right"/>
               <w:rPr>
-                <w:sz w:val="20"/>
-                <w:szCs w:val="20"/>
-              </w:rPr>
-            </w:pPr>
-            <w:r>
-              <w:rPr>
-                <w:rFonts w:ascii="Calibri" w:hAnsi="Calibri"/>
-                <w:sz w:val="16"/>
-                <w:szCs w:val="20"/>
+                <w:rFonts w:ascii="Times New Roman" w:hAnsi="Times New Roman" w:cs="Times New Roman"/>
+                <w:sz w:val="18"/>
+                <w:szCs w:val="18"/>
+              </w:rPr>
+            </w:pPr>
+            <w:r>
+              <w:rPr>
+                <w:rFonts w:ascii="Times New Roman" w:hAnsi="Times New Roman" w:cs="Times New Roman"/>
+                <w:sz w:val="18"/>
+                <w:szCs w:val="18"/>
               </w:rPr>
               <w:t>16.8</w:t>
             </w:r>
@@ -2585,15 +2674,16 @@
               <w:spacing w:after="60"/>
               <w:jc w:val="right"/>
               <w:rPr>
-                <w:sz w:val="20"/>
-                <w:szCs w:val="20"/>
-              </w:rPr>
-            </w:pPr>
-            <w:r>
-              <w:rPr>
-                <w:rFonts w:ascii="Calibri" w:hAnsi="Calibri"/>
-                <w:sz w:val="16"/>
-                <w:szCs w:val="20"/>
+                <w:rFonts w:ascii="Times New Roman" w:hAnsi="Times New Roman" w:cs="Times New Roman"/>
+                <w:sz w:val="18"/>
+                <w:szCs w:val="18"/>
+              </w:rPr>
+            </w:pPr>
+            <w:r>
+              <w:rPr>
+                <w:rFonts w:ascii="Times New Roman" w:hAnsi="Times New Roman" w:cs="Times New Roman"/>
+                <w:sz w:val="18"/>
+                <w:szCs w:val="18"/>
               </w:rPr>
               <w:t>0.17</w:t>
             </w:r>
@@ -2620,15 +2710,16 @@
               <w:keepNext/>
               <w:spacing w:after="60"/>
               <w:rPr>
-                <w:sz w:val="20"/>
-                <w:szCs w:val="20"/>
-              </w:rPr>
-            </w:pPr>
-            <w:r>
-              <w:rPr>
-                <w:rFonts w:ascii="Calibri" w:hAnsi="Calibri"/>
-                <w:sz w:val="16"/>
-                <w:szCs w:val="20"/>
+                <w:rFonts w:ascii="Times New Roman" w:hAnsi="Times New Roman" w:cs="Times New Roman"/>
+                <w:sz w:val="18"/>
+                <w:szCs w:val="18"/>
+              </w:rPr>
+            </w:pPr>
+            <w:r>
+              <w:rPr>
+                <w:rFonts w:ascii="Times New Roman" w:hAnsi="Times New Roman" w:cs="Times New Roman"/>
+                <w:sz w:val="18"/>
+                <w:szCs w:val="18"/>
               </w:rPr>
               <w:t>Wald test (CWB)</w:t>
             </w:r>
@@ -2650,80 +2741,84 @@
               <w:spacing w:after="60"/>
               <w:jc w:val="right"/>
               <w:rPr>
-                <w:sz w:val="20"/>
-                <w:szCs w:val="20"/>
-              </w:rPr>
-            </w:pPr>
-          </w:p>
-        </w:tc>
-        <w:tc>
-          <w:tcPr>
-            <w:tcW w:w="0" w:type="auto"/>
-            <w:tcBorders>
-              <w:top w:val="single" w:sz="0" w:space="0" w:color="D3D3D3"/>
-              <w:left w:val="single" w:sz="0" w:space="0" w:color="D3D3D3"/>
-              <w:bottom w:val="single" w:sz="0" w:space="0" w:color="D3D3D3"/>
-              <w:right w:val="single" w:sz="0" w:space="0" w:color="D3D3D3"/>
-            </w:tcBorders>
-          </w:tcPr>
-          <w:p>
-            <w:pPr>
-              <w:keepNext/>
-              <w:spacing w:after="60"/>
-              <w:jc w:val="right"/>
-              <w:rPr>
-                <w:sz w:val="20"/>
-                <w:szCs w:val="20"/>
-              </w:rPr>
-            </w:pPr>
-          </w:p>
-        </w:tc>
-        <w:tc>
-          <w:tcPr>
-            <w:tcW w:w="0" w:type="auto"/>
-            <w:tcBorders>
-              <w:top w:val="single" w:sz="0" w:space="0" w:color="D3D3D3"/>
-              <w:left w:val="single" w:sz="0" w:space="0" w:color="D3D3D3"/>
-              <w:bottom w:val="single" w:sz="0" w:space="0" w:color="D3D3D3"/>
-              <w:right w:val="single" w:sz="0" w:space="0" w:color="D3D3D3"/>
-            </w:tcBorders>
-          </w:tcPr>
-          <w:p>
-            <w:pPr>
-              <w:keepNext/>
-              <w:spacing w:after="60"/>
-              <w:rPr>
-                <w:sz w:val="20"/>
-                <w:szCs w:val="20"/>
-              </w:rPr>
-            </w:pPr>
-          </w:p>
-        </w:tc>
-        <w:tc>
-          <w:tcPr>
-            <w:tcW w:w="0" w:type="auto"/>
-            <w:tcBorders>
-              <w:top w:val="single" w:sz="0" w:space="0" w:color="D3D3D3"/>
-              <w:left w:val="single" w:sz="0" w:space="0" w:color="D3D3D3"/>
-              <w:bottom w:val="single" w:sz="0" w:space="0" w:color="D3D3D3"/>
-              <w:right w:val="single" w:sz="0" w:space="0" w:color="D3D3D3"/>
-            </w:tcBorders>
-          </w:tcPr>
-          <w:p>
-            <w:pPr>
-              <w:keepNext/>
-              <w:spacing w:after="60"/>
-              <w:jc w:val="right"/>
-              <w:rPr>
-                <w:sz w:val="20"/>
-                <w:szCs w:val="20"/>
-              </w:rPr>
-            </w:pPr>
-            <w:r>
-              <w:rPr>
-                <w:rFonts w:ascii="Calibri" w:hAnsi="Calibri"/>
-                <w:sz w:val="16"/>
-                <w:szCs w:val="20"/>
+                <w:rFonts w:ascii="Times New Roman" w:hAnsi="Times New Roman" w:cs="Times New Roman"/>
+                <w:sz w:val="18"/>
+                <w:szCs w:val="18"/>
+              </w:rPr>
+            </w:pPr>
+          </w:p>
+        </w:tc>
+        <w:tc>
+          <w:tcPr>
+            <w:tcW w:w="0" w:type="auto"/>
+            <w:tcBorders>
+              <w:top w:val="single" w:sz="0" w:space="0" w:color="D3D3D3"/>
+              <w:left w:val="single" w:sz="0" w:space="0" w:color="D3D3D3"/>
+              <w:bottom w:val="single" w:sz="0" w:space="0" w:color="D3D3D3"/>
+              <w:right w:val="single" w:sz="0" w:space="0" w:color="D3D3D3"/>
+            </w:tcBorders>
+          </w:tcPr>
+          <w:p>
+            <w:pPr>
+              <w:keepNext/>
+              <w:spacing w:after="60"/>
+              <w:jc w:val="right"/>
+              <w:rPr>
+                <w:rFonts w:ascii="Times New Roman" w:hAnsi="Times New Roman" w:cs="Times New Roman"/>
+                <w:sz w:val="18"/>
+                <w:szCs w:val="18"/>
+              </w:rPr>
+            </w:pPr>
+          </w:p>
+        </w:tc>
+        <w:tc>
+          <w:tcPr>
+            <w:tcW w:w="0" w:type="auto"/>
+            <w:tcBorders>
+              <w:top w:val="single" w:sz="0" w:space="0" w:color="D3D3D3"/>
+              <w:left w:val="single" w:sz="0" w:space="0" w:color="D3D3D3"/>
+              <w:bottom w:val="single" w:sz="0" w:space="0" w:color="D3D3D3"/>
+              <w:right w:val="single" w:sz="0" w:space="0" w:color="D3D3D3"/>
+            </w:tcBorders>
+          </w:tcPr>
+          <w:p>
+            <w:pPr>
+              <w:keepNext/>
+              <w:spacing w:after="60"/>
+              <w:rPr>
+                <w:rFonts w:ascii="Times New Roman" w:hAnsi="Times New Roman" w:cs="Times New Roman"/>
+                <w:sz w:val="18"/>
+                <w:szCs w:val="18"/>
+              </w:rPr>
+            </w:pPr>
+          </w:p>
+        </w:tc>
+        <w:tc>
+          <w:tcPr>
+            <w:tcW w:w="0" w:type="auto"/>
+            <w:tcBorders>
+              <w:top w:val="single" w:sz="0" w:space="0" w:color="D3D3D3"/>
+              <w:left w:val="single" w:sz="0" w:space="0" w:color="D3D3D3"/>
+              <w:bottom w:val="single" w:sz="0" w:space="0" w:color="D3D3D3"/>
+              <w:right w:val="single" w:sz="0" w:space="0" w:color="D3D3D3"/>
+            </w:tcBorders>
+          </w:tcPr>
+          <w:p>
+            <w:pPr>
+              <w:keepNext/>
+              <w:spacing w:after="60"/>
+              <w:jc w:val="right"/>
+              <w:rPr>
+                <w:rFonts w:ascii="Times New Roman" w:hAnsi="Times New Roman" w:cs="Times New Roman"/>
+                <w:sz w:val="18"/>
+                <w:szCs w:val="18"/>
+              </w:rPr>
+            </w:pPr>
+            <w:r>
+              <w:rPr>
+                <w:rFonts w:ascii="Times New Roman" w:hAnsi="Times New Roman" w:cs="Times New Roman"/>
+                <w:sz w:val="18"/>
+                <w:szCs w:val="18"/>
               </w:rPr>
               <w:t>0.478</w:t>
             </w:r>
@@ -2745,80 +2840,84 @@
               <w:spacing w:after="60"/>
               <w:jc w:val="right"/>
               <w:rPr>
-                <w:sz w:val="20"/>
-                <w:szCs w:val="20"/>
-              </w:rPr>
-            </w:pPr>
-          </w:p>
-        </w:tc>
-        <w:tc>
-          <w:tcPr>
-            <w:tcW w:w="0" w:type="auto"/>
-            <w:tcBorders>
-              <w:top w:val="single" w:sz="0" w:space="0" w:color="D3D3D3"/>
-              <w:left w:val="single" w:sz="0" w:space="0" w:color="D3D3D3"/>
-              <w:bottom w:val="single" w:sz="0" w:space="0" w:color="D3D3D3"/>
-              <w:right w:val="single" w:sz="0" w:space="0" w:color="D3D3D3"/>
-            </w:tcBorders>
-          </w:tcPr>
-          <w:p>
-            <w:pPr>
-              <w:keepNext/>
-              <w:spacing w:after="60"/>
-              <w:jc w:val="right"/>
-              <w:rPr>
-                <w:sz w:val="20"/>
-                <w:szCs w:val="20"/>
-              </w:rPr>
-            </w:pPr>
-          </w:p>
-        </w:tc>
-        <w:tc>
-          <w:tcPr>
-            <w:tcW w:w="0" w:type="auto"/>
-            <w:tcBorders>
-              <w:top w:val="single" w:sz="0" w:space="0" w:color="D3D3D3"/>
-              <w:left w:val="single" w:sz="0" w:space="0" w:color="D3D3D3"/>
-              <w:bottom w:val="single" w:sz="0" w:space="0" w:color="D3D3D3"/>
-              <w:right w:val="single" w:sz="0" w:space="0" w:color="D3D3D3"/>
-            </w:tcBorders>
-          </w:tcPr>
-          <w:p>
-            <w:pPr>
-              <w:keepNext/>
-              <w:spacing w:after="60"/>
-              <w:rPr>
-                <w:sz w:val="20"/>
-                <w:szCs w:val="20"/>
-              </w:rPr>
-            </w:pPr>
-          </w:p>
-        </w:tc>
-        <w:tc>
-          <w:tcPr>
-            <w:tcW w:w="0" w:type="auto"/>
-            <w:tcBorders>
-              <w:top w:val="single" w:sz="0" w:space="0" w:color="D3D3D3"/>
-              <w:left w:val="single" w:sz="0" w:space="0" w:color="D3D3D3"/>
-              <w:bottom w:val="single" w:sz="0" w:space="0" w:color="D3D3D3"/>
-              <w:right w:val="single" w:sz="0" w:space="0" w:color="D3D3D3"/>
-            </w:tcBorders>
-          </w:tcPr>
-          <w:p>
-            <w:pPr>
-              <w:keepNext/>
-              <w:spacing w:after="60"/>
-              <w:jc w:val="right"/>
-              <w:rPr>
-                <w:sz w:val="20"/>
-                <w:szCs w:val="20"/>
-              </w:rPr>
-            </w:pPr>
-            <w:r>
-              <w:rPr>
-                <w:rFonts w:ascii="Calibri" w:hAnsi="Calibri"/>
-                <w:sz w:val="16"/>
-                <w:szCs w:val="20"/>
+                <w:rFonts w:ascii="Times New Roman" w:hAnsi="Times New Roman" w:cs="Times New Roman"/>
+                <w:sz w:val="18"/>
+                <w:szCs w:val="18"/>
+              </w:rPr>
+            </w:pPr>
+          </w:p>
+        </w:tc>
+        <w:tc>
+          <w:tcPr>
+            <w:tcW w:w="0" w:type="auto"/>
+            <w:tcBorders>
+              <w:top w:val="single" w:sz="0" w:space="0" w:color="D3D3D3"/>
+              <w:left w:val="single" w:sz="0" w:space="0" w:color="D3D3D3"/>
+              <w:bottom w:val="single" w:sz="0" w:space="0" w:color="D3D3D3"/>
+              <w:right w:val="single" w:sz="0" w:space="0" w:color="D3D3D3"/>
+            </w:tcBorders>
+          </w:tcPr>
+          <w:p>
+            <w:pPr>
+              <w:keepNext/>
+              <w:spacing w:after="60"/>
+              <w:jc w:val="right"/>
+              <w:rPr>
+                <w:rFonts w:ascii="Times New Roman" w:hAnsi="Times New Roman" w:cs="Times New Roman"/>
+                <w:sz w:val="18"/>
+                <w:szCs w:val="18"/>
+              </w:rPr>
+            </w:pPr>
+          </w:p>
+        </w:tc>
+        <w:tc>
+          <w:tcPr>
+            <w:tcW w:w="0" w:type="auto"/>
+            <w:tcBorders>
+              <w:top w:val="single" w:sz="0" w:space="0" w:color="D3D3D3"/>
+              <w:left w:val="single" w:sz="0" w:space="0" w:color="D3D3D3"/>
+              <w:bottom w:val="single" w:sz="0" w:space="0" w:color="D3D3D3"/>
+              <w:right w:val="single" w:sz="0" w:space="0" w:color="D3D3D3"/>
+            </w:tcBorders>
+          </w:tcPr>
+          <w:p>
+            <w:pPr>
+              <w:keepNext/>
+              <w:spacing w:after="60"/>
+              <w:rPr>
+                <w:rFonts w:ascii="Times New Roman" w:hAnsi="Times New Roman" w:cs="Times New Roman"/>
+                <w:sz w:val="18"/>
+                <w:szCs w:val="18"/>
+              </w:rPr>
+            </w:pPr>
+          </w:p>
+        </w:tc>
+        <w:tc>
+          <w:tcPr>
+            <w:tcW w:w="0" w:type="auto"/>
+            <w:tcBorders>
+              <w:top w:val="single" w:sz="0" w:space="0" w:color="D3D3D3"/>
+              <w:left w:val="single" w:sz="0" w:space="0" w:color="D3D3D3"/>
+              <w:bottom w:val="single" w:sz="0" w:space="0" w:color="D3D3D3"/>
+              <w:right w:val="single" w:sz="0" w:space="0" w:color="D3D3D3"/>
+            </w:tcBorders>
+          </w:tcPr>
+          <w:p>
+            <w:pPr>
+              <w:keepNext/>
+              <w:spacing w:after="60"/>
+              <w:jc w:val="right"/>
+              <w:rPr>
+                <w:rFonts w:ascii="Times New Roman" w:hAnsi="Times New Roman" w:cs="Times New Roman"/>
+                <w:sz w:val="18"/>
+                <w:szCs w:val="18"/>
+              </w:rPr>
+            </w:pPr>
+            <w:r>
+              <w:rPr>
+                <w:rFonts w:ascii="Times New Roman" w:hAnsi="Times New Roman" w:cs="Times New Roman"/>
+                <w:sz w:val="18"/>
+                <w:szCs w:val="18"/>
               </w:rPr>
               <w:t>0.430</w:t>
             </w:r>
@@ -2840,30 +2939,32 @@
               <w:spacing w:after="60"/>
               <w:jc w:val="right"/>
               <w:rPr>
-                <w:sz w:val="20"/>
-                <w:szCs w:val="20"/>
-              </w:rPr>
-            </w:pPr>
-          </w:p>
-        </w:tc>
-        <w:tc>
-          <w:tcPr>
-            <w:tcW w:w="0" w:type="auto"/>
-            <w:tcBorders>
-              <w:top w:val="single" w:sz="0" w:space="0" w:color="D3D3D3"/>
-              <w:left w:val="single" w:sz="0" w:space="0" w:color="D3D3D3"/>
-              <w:bottom w:val="single" w:sz="0" w:space="0" w:color="D3D3D3"/>
-              <w:right w:val="single" w:sz="0" w:space="0" w:color="D3D3D3"/>
-            </w:tcBorders>
-          </w:tcPr>
-          <w:p>
-            <w:pPr>
-              <w:keepNext/>
-              <w:spacing w:after="60"/>
-              <w:jc w:val="right"/>
-              <w:rPr>
-                <w:sz w:val="20"/>
-                <w:szCs w:val="20"/>
+                <w:rFonts w:ascii="Times New Roman" w:hAnsi="Times New Roman" w:cs="Times New Roman"/>
+                <w:sz w:val="18"/>
+                <w:szCs w:val="18"/>
+              </w:rPr>
+            </w:pPr>
+          </w:p>
+        </w:tc>
+        <w:tc>
+          <w:tcPr>
+            <w:tcW w:w="0" w:type="auto"/>
+            <w:tcBorders>
+              <w:top w:val="single" w:sz="0" w:space="0" w:color="D3D3D3"/>
+              <w:left w:val="single" w:sz="0" w:space="0" w:color="D3D3D3"/>
+              <w:bottom w:val="single" w:sz="0" w:space="0" w:color="D3D3D3"/>
+              <w:right w:val="single" w:sz="0" w:space="0" w:color="D3D3D3"/>
+            </w:tcBorders>
+          </w:tcPr>
+          <w:p>
+            <w:pPr>
+              <w:keepNext/>
+              <w:spacing w:after="60"/>
+              <w:jc w:val="right"/>
+              <w:rPr>
+                <w:rFonts w:ascii="Times New Roman" w:hAnsi="Times New Roman" w:cs="Times New Roman"/>
+                <w:sz w:val="18"/>
+                <w:szCs w:val="18"/>
               </w:rPr>
             </w:pPr>
           </w:p>
@@ -2889,15 +2990,16 @@
               <w:keepNext/>
               <w:spacing w:after="60"/>
               <w:rPr>
-                <w:sz w:val="20"/>
-                <w:szCs w:val="20"/>
-              </w:rPr>
-            </w:pPr>
-            <w:r>
-              <w:rPr>
-                <w:rFonts w:ascii="Calibri" w:hAnsi="Calibri"/>
-                <w:sz w:val="16"/>
-                <w:szCs w:val="20"/>
+                <w:rFonts w:ascii="Times New Roman" w:hAnsi="Times New Roman" w:cs="Times New Roman"/>
+                <w:sz w:val="18"/>
+                <w:szCs w:val="18"/>
+              </w:rPr>
+            </w:pPr>
+            <w:r>
+              <w:rPr>
+                <w:rFonts w:ascii="Times New Roman" w:hAnsi="Times New Roman" w:cs="Times New Roman"/>
+                <w:sz w:val="18"/>
+                <w:szCs w:val="18"/>
               </w:rPr>
               <w:t>Analysis strategy</w:t>
             </w:r>
@@ -2919,15 +3021,16 @@
               <w:spacing w:after="60"/>
               <w:jc w:val="right"/>
               <w:rPr>
-                <w:sz w:val="20"/>
-                <w:szCs w:val="20"/>
-              </w:rPr>
-            </w:pPr>
-            <w:r>
-              <w:rPr>
-                <w:rFonts w:ascii="Calibri" w:hAnsi="Calibri"/>
-                <w:sz w:val="16"/>
-                <w:szCs w:val="20"/>
+                <w:rFonts w:ascii="Times New Roman" w:hAnsi="Times New Roman" w:cs="Times New Roman"/>
+                <w:sz w:val="18"/>
+                <w:szCs w:val="18"/>
+              </w:rPr>
+            </w:pPr>
+            <w:r>
+              <w:rPr>
+                <w:rFonts w:ascii="Times New Roman" w:hAnsi="Times New Roman" w:cs="Times New Roman"/>
+                <w:sz w:val="18"/>
+                <w:szCs w:val="18"/>
               </w:rPr>
               <w:t>46</w:t>
             </w:r>
@@ -2949,15 +3052,16 @@
               <w:spacing w:after="60"/>
               <w:jc w:val="right"/>
               <w:rPr>
-                <w:sz w:val="20"/>
-                <w:szCs w:val="20"/>
-              </w:rPr>
-            </w:pPr>
-            <w:r>
-              <w:rPr>
-                <w:rFonts w:ascii="Calibri" w:hAnsi="Calibri"/>
-                <w:sz w:val="16"/>
-                <w:szCs w:val="20"/>
+                <w:rFonts w:ascii="Times New Roman" w:hAnsi="Times New Roman" w:cs="Times New Roman"/>
+                <w:sz w:val="18"/>
+                <w:szCs w:val="18"/>
+              </w:rPr>
+            </w:pPr>
+            <w:r>
+              <w:rPr>
+                <w:rFonts w:ascii="Times New Roman" w:hAnsi="Times New Roman" w:cs="Times New Roman"/>
+                <w:sz w:val="18"/>
+                <w:szCs w:val="18"/>
               </w:rPr>
               <w:t>205</w:t>
             </w:r>
@@ -2978,161 +3082,169 @@
               <w:keepNext/>
               <w:spacing w:after="60"/>
               <w:rPr>
-                <w:sz w:val="20"/>
-                <w:szCs w:val="20"/>
-              </w:rPr>
-            </w:pPr>
-          </w:p>
-        </w:tc>
-        <w:tc>
-          <w:tcPr>
-            <w:tcW w:w="0" w:type="auto"/>
-            <w:tcBorders>
-              <w:top w:val="single" w:sz="0" w:space="0" w:color="D3D3D3"/>
-              <w:left w:val="single" w:sz="0" w:space="0" w:color="D3D3D3"/>
-              <w:bottom w:val="single" w:sz="0" w:space="0" w:color="D3D3D3"/>
-              <w:right w:val="single" w:sz="0" w:space="0" w:color="D3D3D3"/>
-            </w:tcBorders>
-          </w:tcPr>
-          <w:p>
-            <w:pPr>
-              <w:keepNext/>
-              <w:spacing w:after="60"/>
-              <w:jc w:val="right"/>
-              <w:rPr>
-                <w:sz w:val="20"/>
-                <w:szCs w:val="20"/>
-              </w:rPr>
-            </w:pPr>
-          </w:p>
-        </w:tc>
-        <w:tc>
-          <w:tcPr>
-            <w:tcW w:w="0" w:type="auto"/>
-            <w:tcBorders>
-              <w:top w:val="single" w:sz="0" w:space="0" w:color="D3D3D3"/>
-              <w:left w:val="single" w:sz="0" w:space="0" w:color="D3D3D3"/>
-              <w:bottom w:val="single" w:sz="0" w:space="0" w:color="D3D3D3"/>
-              <w:right w:val="single" w:sz="0" w:space="0" w:color="D3D3D3"/>
-            </w:tcBorders>
-          </w:tcPr>
-          <w:p>
-            <w:pPr>
-              <w:keepNext/>
-              <w:spacing w:after="60"/>
-              <w:jc w:val="right"/>
-              <w:rPr>
-                <w:sz w:val="20"/>
-                <w:szCs w:val="20"/>
-              </w:rPr>
-            </w:pPr>
-          </w:p>
-        </w:tc>
-        <w:tc>
-          <w:tcPr>
-            <w:tcW w:w="0" w:type="auto"/>
-            <w:tcBorders>
-              <w:top w:val="single" w:sz="0" w:space="0" w:color="D3D3D3"/>
-              <w:left w:val="single" w:sz="0" w:space="0" w:color="D3D3D3"/>
-              <w:bottom w:val="single" w:sz="0" w:space="0" w:color="D3D3D3"/>
-              <w:right w:val="single" w:sz="0" w:space="0" w:color="D3D3D3"/>
-            </w:tcBorders>
-          </w:tcPr>
-          <w:p>
-            <w:pPr>
-              <w:keepNext/>
-              <w:spacing w:after="60"/>
-              <w:jc w:val="right"/>
-              <w:rPr>
-                <w:sz w:val="20"/>
-                <w:szCs w:val="20"/>
-              </w:rPr>
-            </w:pPr>
-          </w:p>
-        </w:tc>
-        <w:tc>
-          <w:tcPr>
-            <w:tcW w:w="0" w:type="auto"/>
-            <w:tcBorders>
-              <w:top w:val="single" w:sz="0" w:space="0" w:color="D3D3D3"/>
-              <w:left w:val="single" w:sz="0" w:space="0" w:color="D3D3D3"/>
-              <w:bottom w:val="single" w:sz="0" w:space="0" w:color="D3D3D3"/>
-              <w:right w:val="single" w:sz="0" w:space="0" w:color="D3D3D3"/>
-            </w:tcBorders>
-          </w:tcPr>
-          <w:p>
-            <w:pPr>
-              <w:keepNext/>
-              <w:spacing w:after="60"/>
-              <w:rPr>
-                <w:sz w:val="20"/>
-                <w:szCs w:val="20"/>
-              </w:rPr>
-            </w:pPr>
-          </w:p>
-        </w:tc>
-        <w:tc>
-          <w:tcPr>
-            <w:tcW w:w="0" w:type="auto"/>
-            <w:tcBorders>
-              <w:top w:val="single" w:sz="0" w:space="0" w:color="D3D3D3"/>
-              <w:left w:val="single" w:sz="0" w:space="0" w:color="D3D3D3"/>
-              <w:bottom w:val="single" w:sz="0" w:space="0" w:color="D3D3D3"/>
-              <w:right w:val="single" w:sz="0" w:space="0" w:color="D3D3D3"/>
-            </w:tcBorders>
-          </w:tcPr>
-          <w:p>
-            <w:pPr>
-              <w:keepNext/>
-              <w:spacing w:after="60"/>
-              <w:jc w:val="right"/>
-              <w:rPr>
-                <w:sz w:val="20"/>
-                <w:szCs w:val="20"/>
-              </w:rPr>
-            </w:pPr>
-          </w:p>
-        </w:tc>
-        <w:tc>
-          <w:tcPr>
-            <w:tcW w:w="0" w:type="auto"/>
-            <w:tcBorders>
-              <w:top w:val="single" w:sz="0" w:space="0" w:color="D3D3D3"/>
-              <w:left w:val="single" w:sz="0" w:space="0" w:color="D3D3D3"/>
-              <w:bottom w:val="single" w:sz="0" w:space="0" w:color="D3D3D3"/>
-              <w:right w:val="single" w:sz="0" w:space="0" w:color="D3D3D3"/>
-            </w:tcBorders>
-          </w:tcPr>
-          <w:p>
-            <w:pPr>
-              <w:keepNext/>
-              <w:spacing w:after="60"/>
-              <w:jc w:val="right"/>
-              <w:rPr>
-                <w:sz w:val="20"/>
-                <w:szCs w:val="20"/>
-              </w:rPr>
-            </w:pPr>
-          </w:p>
-        </w:tc>
-        <w:tc>
-          <w:tcPr>
-            <w:tcW w:w="0" w:type="auto"/>
-            <w:tcBorders>
-              <w:top w:val="single" w:sz="0" w:space="0" w:color="D3D3D3"/>
-              <w:left w:val="single" w:sz="0" w:space="0" w:color="D3D3D3"/>
-              <w:bottom w:val="single" w:sz="0" w:space="0" w:color="D3D3D3"/>
-              <w:right w:val="single" w:sz="0" w:space="0" w:color="D3D3D3"/>
-            </w:tcBorders>
-          </w:tcPr>
-          <w:p>
-            <w:pPr>
-              <w:keepNext/>
-              <w:spacing w:after="60"/>
-              <w:jc w:val="right"/>
-              <w:rPr>
-                <w:sz w:val="20"/>
-                <w:szCs w:val="20"/>
+                <w:rFonts w:ascii="Times New Roman" w:hAnsi="Times New Roman" w:cs="Times New Roman"/>
+                <w:sz w:val="18"/>
+                <w:szCs w:val="18"/>
+              </w:rPr>
+            </w:pPr>
+          </w:p>
+        </w:tc>
+        <w:tc>
+          <w:tcPr>
+            <w:tcW w:w="0" w:type="auto"/>
+            <w:tcBorders>
+              <w:top w:val="single" w:sz="0" w:space="0" w:color="D3D3D3"/>
+              <w:left w:val="single" w:sz="0" w:space="0" w:color="D3D3D3"/>
+              <w:bottom w:val="single" w:sz="0" w:space="0" w:color="D3D3D3"/>
+              <w:right w:val="single" w:sz="0" w:space="0" w:color="D3D3D3"/>
+            </w:tcBorders>
+          </w:tcPr>
+          <w:p>
+            <w:pPr>
+              <w:keepNext/>
+              <w:spacing w:after="60"/>
+              <w:jc w:val="right"/>
+              <w:rPr>
+                <w:rFonts w:ascii="Times New Roman" w:hAnsi="Times New Roman" w:cs="Times New Roman"/>
+                <w:sz w:val="18"/>
+                <w:szCs w:val="18"/>
+              </w:rPr>
+            </w:pPr>
+          </w:p>
+        </w:tc>
+        <w:tc>
+          <w:tcPr>
+            <w:tcW w:w="0" w:type="auto"/>
+            <w:tcBorders>
+              <w:top w:val="single" w:sz="0" w:space="0" w:color="D3D3D3"/>
+              <w:left w:val="single" w:sz="0" w:space="0" w:color="D3D3D3"/>
+              <w:bottom w:val="single" w:sz="0" w:space="0" w:color="D3D3D3"/>
+              <w:right w:val="single" w:sz="0" w:space="0" w:color="D3D3D3"/>
+            </w:tcBorders>
+          </w:tcPr>
+          <w:p>
+            <w:pPr>
+              <w:keepNext/>
+              <w:spacing w:after="60"/>
+              <w:jc w:val="right"/>
+              <w:rPr>
+                <w:rFonts w:ascii="Times New Roman" w:hAnsi="Times New Roman" w:cs="Times New Roman"/>
+                <w:sz w:val="18"/>
+                <w:szCs w:val="18"/>
+              </w:rPr>
+            </w:pPr>
+          </w:p>
+        </w:tc>
+        <w:tc>
+          <w:tcPr>
+            <w:tcW w:w="0" w:type="auto"/>
+            <w:tcBorders>
+              <w:top w:val="single" w:sz="0" w:space="0" w:color="D3D3D3"/>
+              <w:left w:val="single" w:sz="0" w:space="0" w:color="D3D3D3"/>
+              <w:bottom w:val="single" w:sz="0" w:space="0" w:color="D3D3D3"/>
+              <w:right w:val="single" w:sz="0" w:space="0" w:color="D3D3D3"/>
+            </w:tcBorders>
+          </w:tcPr>
+          <w:p>
+            <w:pPr>
+              <w:keepNext/>
+              <w:spacing w:after="60"/>
+              <w:jc w:val="right"/>
+              <w:rPr>
+                <w:rFonts w:ascii="Times New Roman" w:hAnsi="Times New Roman" w:cs="Times New Roman"/>
+                <w:sz w:val="18"/>
+                <w:szCs w:val="18"/>
+              </w:rPr>
+            </w:pPr>
+          </w:p>
+        </w:tc>
+        <w:tc>
+          <w:tcPr>
+            <w:tcW w:w="0" w:type="auto"/>
+            <w:tcBorders>
+              <w:top w:val="single" w:sz="0" w:space="0" w:color="D3D3D3"/>
+              <w:left w:val="single" w:sz="0" w:space="0" w:color="D3D3D3"/>
+              <w:bottom w:val="single" w:sz="0" w:space="0" w:color="D3D3D3"/>
+              <w:right w:val="single" w:sz="0" w:space="0" w:color="D3D3D3"/>
+            </w:tcBorders>
+          </w:tcPr>
+          <w:p>
+            <w:pPr>
+              <w:keepNext/>
+              <w:spacing w:after="60"/>
+              <w:rPr>
+                <w:rFonts w:ascii="Times New Roman" w:hAnsi="Times New Roman" w:cs="Times New Roman"/>
+                <w:sz w:val="18"/>
+                <w:szCs w:val="18"/>
+              </w:rPr>
+            </w:pPr>
+          </w:p>
+        </w:tc>
+        <w:tc>
+          <w:tcPr>
+            <w:tcW w:w="0" w:type="auto"/>
+            <w:tcBorders>
+              <w:top w:val="single" w:sz="0" w:space="0" w:color="D3D3D3"/>
+              <w:left w:val="single" w:sz="0" w:space="0" w:color="D3D3D3"/>
+              <w:bottom w:val="single" w:sz="0" w:space="0" w:color="D3D3D3"/>
+              <w:right w:val="single" w:sz="0" w:space="0" w:color="D3D3D3"/>
+            </w:tcBorders>
+          </w:tcPr>
+          <w:p>
+            <w:pPr>
+              <w:keepNext/>
+              <w:spacing w:after="60"/>
+              <w:jc w:val="right"/>
+              <w:rPr>
+                <w:rFonts w:ascii="Times New Roman" w:hAnsi="Times New Roman" w:cs="Times New Roman"/>
+                <w:sz w:val="18"/>
+                <w:szCs w:val="18"/>
+              </w:rPr>
+            </w:pPr>
+          </w:p>
+        </w:tc>
+        <w:tc>
+          <w:tcPr>
+            <w:tcW w:w="0" w:type="auto"/>
+            <w:tcBorders>
+              <w:top w:val="single" w:sz="0" w:space="0" w:color="D3D3D3"/>
+              <w:left w:val="single" w:sz="0" w:space="0" w:color="D3D3D3"/>
+              <w:bottom w:val="single" w:sz="0" w:space="0" w:color="D3D3D3"/>
+              <w:right w:val="single" w:sz="0" w:space="0" w:color="D3D3D3"/>
+            </w:tcBorders>
+          </w:tcPr>
+          <w:p>
+            <w:pPr>
+              <w:keepNext/>
+              <w:spacing w:after="60"/>
+              <w:jc w:val="right"/>
+              <w:rPr>
+                <w:rFonts w:ascii="Times New Roman" w:hAnsi="Times New Roman" w:cs="Times New Roman"/>
+                <w:sz w:val="18"/>
+                <w:szCs w:val="18"/>
+              </w:rPr>
+            </w:pPr>
+          </w:p>
+        </w:tc>
+        <w:tc>
+          <w:tcPr>
+            <w:tcW w:w="0" w:type="auto"/>
+            <w:tcBorders>
+              <w:top w:val="single" w:sz="0" w:space="0" w:color="D3D3D3"/>
+              <w:left w:val="single" w:sz="0" w:space="0" w:color="D3D3D3"/>
+              <w:bottom w:val="single" w:sz="0" w:space="0" w:color="D3D3D3"/>
+              <w:right w:val="single" w:sz="0" w:space="0" w:color="D3D3D3"/>
+            </w:tcBorders>
+          </w:tcPr>
+          <w:p>
+            <w:pPr>
+              <w:keepNext/>
+              <w:spacing w:after="60"/>
+              <w:jc w:val="right"/>
+              <w:rPr>
+                <w:rFonts w:ascii="Times New Roman" w:hAnsi="Times New Roman" w:cs="Times New Roman"/>
+                <w:sz w:val="18"/>
+                <w:szCs w:val="18"/>
               </w:rPr>
             </w:pPr>
           </w:p>
@@ -3158,15 +3270,16 @@
               <w:keepNext/>
               <w:spacing w:after="60"/>
               <w:rPr>
-                <w:sz w:val="20"/>
-                <w:szCs w:val="20"/>
-              </w:rPr>
-            </w:pPr>
-            <w:r>
-              <w:rPr>
-                <w:rFonts w:ascii="Calibri" w:hAnsi="Calibri"/>
-                <w:sz w:val="16"/>
-                <w:szCs w:val="20"/>
+                <w:rFonts w:ascii="Times New Roman" w:hAnsi="Times New Roman" w:cs="Times New Roman"/>
+                <w:sz w:val="18"/>
+                <w:szCs w:val="18"/>
+              </w:rPr>
+            </w:pPr>
+            <w:r>
+              <w:rPr>
+                <w:rFonts w:ascii="Times New Roman" w:hAnsi="Times New Roman" w:cs="Times New Roman"/>
+                <w:sz w:val="18"/>
+                <w:szCs w:val="18"/>
               </w:rPr>
               <w:t>ITT</w:t>
             </w:r>
@@ -3188,15 +3301,16 @@
               <w:spacing w:after="60"/>
               <w:jc w:val="right"/>
               <w:rPr>
-                <w:sz w:val="20"/>
-                <w:szCs w:val="20"/>
-              </w:rPr>
-            </w:pPr>
-            <w:r>
-              <w:rPr>
-                <w:rFonts w:ascii="Calibri" w:hAnsi="Calibri"/>
-                <w:sz w:val="16"/>
-                <w:szCs w:val="20"/>
+                <w:rFonts w:ascii="Times New Roman" w:hAnsi="Times New Roman" w:cs="Times New Roman"/>
+                <w:sz w:val="18"/>
+                <w:szCs w:val="18"/>
+              </w:rPr>
+            </w:pPr>
+            <w:r>
+              <w:rPr>
+                <w:rFonts w:ascii="Times New Roman" w:hAnsi="Times New Roman" w:cs="Times New Roman"/>
+                <w:sz w:val="18"/>
+                <w:szCs w:val="18"/>
               </w:rPr>
               <w:t>22</w:t>
             </w:r>
@@ -3218,15 +3332,16 @@
               <w:spacing w:after="60"/>
               <w:jc w:val="right"/>
               <w:rPr>
-                <w:sz w:val="20"/>
-                <w:szCs w:val="20"/>
-              </w:rPr>
-            </w:pPr>
-            <w:r>
-              <w:rPr>
-                <w:rFonts w:ascii="Calibri" w:hAnsi="Calibri"/>
-                <w:sz w:val="16"/>
-                <w:szCs w:val="20"/>
+                <w:rFonts w:ascii="Times New Roman" w:hAnsi="Times New Roman" w:cs="Times New Roman"/>
+                <w:sz w:val="18"/>
+                <w:szCs w:val="18"/>
+              </w:rPr>
+            </w:pPr>
+            <w:r>
+              <w:rPr>
+                <w:rFonts w:ascii="Times New Roman" w:hAnsi="Times New Roman" w:cs="Times New Roman"/>
+                <w:sz w:val="18"/>
+                <w:szCs w:val="18"/>
               </w:rPr>
               <w:t>108</w:t>
             </w:r>
@@ -3247,15 +3362,16 @@
               <w:keepNext/>
               <w:spacing w:after="60"/>
               <w:rPr>
-                <w:sz w:val="20"/>
-                <w:szCs w:val="20"/>
-              </w:rPr>
-            </w:pPr>
-            <w:r>
-              <w:rPr>
-                <w:rFonts w:ascii="Calibri" w:hAnsi="Calibri"/>
-                <w:sz w:val="16"/>
-                <w:szCs w:val="20"/>
+                <w:rFonts w:ascii="Times New Roman" w:hAnsi="Times New Roman" w:cs="Times New Roman"/>
+                <w:sz w:val="18"/>
+                <w:szCs w:val="18"/>
+              </w:rPr>
+            </w:pPr>
+            <w:r>
+              <w:rPr>
+                <w:rFonts w:ascii="Times New Roman" w:hAnsi="Times New Roman" w:cs="Times New Roman"/>
+                <w:sz w:val="18"/>
+                <w:szCs w:val="18"/>
               </w:rPr>
               <w:t>0.12 [0.04, 0.21]</w:t>
             </w:r>
@@ -3277,15 +3393,16 @@
               <w:spacing w:after="60"/>
               <w:jc w:val="right"/>
               <w:rPr>
-                <w:sz w:val="20"/>
-                <w:szCs w:val="20"/>
-              </w:rPr>
-            </w:pPr>
-            <w:r>
-              <w:rPr>
-                <w:rFonts w:ascii="Calibri" w:hAnsi="Calibri"/>
-                <w:sz w:val="16"/>
-                <w:szCs w:val="20"/>
+                <w:rFonts w:ascii="Times New Roman" w:hAnsi="Times New Roman" w:cs="Times New Roman"/>
+                <w:sz w:val="18"/>
+                <w:szCs w:val="18"/>
+              </w:rPr>
+            </w:pPr>
+            <w:r>
+              <w:rPr>
+                <w:rFonts w:ascii="Times New Roman" w:hAnsi="Times New Roman" w:cs="Times New Roman"/>
+                <w:sz w:val="18"/>
+                <w:szCs w:val="18"/>
               </w:rPr>
               <w:t>0.007</w:t>
             </w:r>
@@ -3307,15 +3424,16 @@
               <w:spacing w:after="60"/>
               <w:jc w:val="right"/>
               <w:rPr>
-                <w:sz w:val="20"/>
-                <w:szCs w:val="20"/>
-              </w:rPr>
-            </w:pPr>
-            <w:r>
-              <w:rPr>
-                <w:rFonts w:ascii="Calibri" w:hAnsi="Calibri"/>
-                <w:sz w:val="16"/>
-                <w:szCs w:val="20"/>
+                <w:rFonts w:ascii="Times New Roman" w:hAnsi="Times New Roman" w:cs="Times New Roman"/>
+                <w:sz w:val="18"/>
+                <w:szCs w:val="18"/>
+              </w:rPr>
+            </w:pPr>
+            <w:r>
+              <w:rPr>
+                <w:rFonts w:ascii="Times New Roman" w:hAnsi="Times New Roman" w:cs="Times New Roman"/>
+                <w:sz w:val="18"/>
+                <w:szCs w:val="18"/>
               </w:rPr>
               <w:t>12.9</w:t>
             </w:r>
@@ -3337,15 +3455,16 @@
               <w:spacing w:after="60"/>
               <w:jc w:val="right"/>
               <w:rPr>
-                <w:sz w:val="20"/>
-                <w:szCs w:val="20"/>
-              </w:rPr>
-            </w:pPr>
-            <w:r>
-              <w:rPr>
-                <w:rFonts w:ascii="Calibri" w:hAnsi="Calibri"/>
-                <w:sz w:val="16"/>
-                <w:szCs w:val="20"/>
+                <w:rFonts w:ascii="Times New Roman" w:hAnsi="Times New Roman" w:cs="Times New Roman"/>
+                <w:sz w:val="18"/>
+                <w:szCs w:val="18"/>
+              </w:rPr>
+            </w:pPr>
+            <w:r>
+              <w:rPr>
+                <w:rFonts w:ascii="Times New Roman" w:hAnsi="Times New Roman" w:cs="Times New Roman"/>
+                <w:sz w:val="18"/>
+                <w:szCs w:val="18"/>
               </w:rPr>
               <w:t>0.20</w:t>
             </w:r>
@@ -3366,15 +3485,16 @@
               <w:keepNext/>
               <w:spacing w:after="60"/>
               <w:rPr>
-                <w:sz w:val="20"/>
-                <w:szCs w:val="20"/>
-              </w:rPr>
-            </w:pPr>
-            <w:r>
-              <w:rPr>
-                <w:rFonts w:ascii="Calibri" w:hAnsi="Calibri"/>
-                <w:sz w:val="16"/>
-                <w:szCs w:val="20"/>
+                <w:rFonts w:ascii="Times New Roman" w:hAnsi="Times New Roman" w:cs="Times New Roman"/>
+                <w:sz w:val="18"/>
+                <w:szCs w:val="18"/>
+              </w:rPr>
+            </w:pPr>
+            <w:r>
+              <w:rPr>
+                <w:rFonts w:ascii="Times New Roman" w:hAnsi="Times New Roman" w:cs="Times New Roman"/>
+                <w:sz w:val="18"/>
+                <w:szCs w:val="18"/>
               </w:rPr>
               <w:t>0.18 [0.08, 0.28]</w:t>
             </w:r>
@@ -3396,15 +3516,16 @@
               <w:spacing w:after="60"/>
               <w:jc w:val="right"/>
               <w:rPr>
-                <w:sz w:val="20"/>
-                <w:szCs w:val="20"/>
-              </w:rPr>
-            </w:pPr>
-            <w:r>
-              <w:rPr>
-                <w:rFonts w:ascii="Calibri" w:hAnsi="Calibri"/>
-                <w:sz w:val="16"/>
-                <w:szCs w:val="20"/>
+                <w:rFonts w:ascii="Times New Roman" w:hAnsi="Times New Roman" w:cs="Times New Roman"/>
+                <w:sz w:val="18"/>
+                <w:szCs w:val="18"/>
+              </w:rPr>
+            </w:pPr>
+            <w:r>
+              <w:rPr>
+                <w:rFonts w:ascii="Times New Roman" w:hAnsi="Times New Roman" w:cs="Times New Roman"/>
+                <w:sz w:val="18"/>
+                <w:szCs w:val="18"/>
               </w:rPr>
               <w:t>0.001</w:t>
             </w:r>
@@ -3426,15 +3547,16 @@
               <w:spacing w:after="60"/>
               <w:jc w:val="right"/>
               <w:rPr>
-                <w:sz w:val="20"/>
-                <w:szCs w:val="20"/>
-              </w:rPr>
-            </w:pPr>
-            <w:r>
-              <w:rPr>
-                <w:rFonts w:ascii="Calibri" w:hAnsi="Calibri"/>
-                <w:sz w:val="16"/>
-                <w:szCs w:val="20"/>
+                <w:rFonts w:ascii="Times New Roman" w:hAnsi="Times New Roman" w:cs="Times New Roman"/>
+                <w:sz w:val="18"/>
+                <w:szCs w:val="18"/>
+              </w:rPr>
+            </w:pPr>
+            <w:r>
+              <w:rPr>
+                <w:rFonts w:ascii="Times New Roman" w:hAnsi="Times New Roman" w:cs="Times New Roman"/>
+                <w:sz w:val="18"/>
+                <w:szCs w:val="18"/>
               </w:rPr>
               <w:t>15.5</w:t>
             </w:r>
@@ -3456,15 +3578,16 @@
               <w:spacing w:after="60"/>
               <w:jc w:val="right"/>
               <w:rPr>
-                <w:sz w:val="20"/>
-                <w:szCs w:val="20"/>
-              </w:rPr>
-            </w:pPr>
-            <w:r>
-              <w:rPr>
-                <w:rFonts w:ascii="Calibri" w:hAnsi="Calibri"/>
-                <w:sz w:val="16"/>
-                <w:szCs w:val="20"/>
+                <w:rFonts w:ascii="Times New Roman" w:hAnsi="Times New Roman" w:cs="Times New Roman"/>
+                <w:sz w:val="18"/>
+                <w:szCs w:val="18"/>
+              </w:rPr>
+            </w:pPr>
+            <w:r>
+              <w:rPr>
+                <w:rFonts w:ascii="Times New Roman" w:hAnsi="Times New Roman" w:cs="Times New Roman"/>
+                <w:sz w:val="18"/>
+                <w:szCs w:val="18"/>
               </w:rPr>
               <w:t>0.19</w:t>
             </w:r>
@@ -3491,15 +3614,16 @@
               <w:keepNext/>
               <w:spacing w:after="60"/>
               <w:rPr>
-                <w:sz w:val="20"/>
-                <w:szCs w:val="20"/>
-              </w:rPr>
-            </w:pPr>
-            <w:r>
-              <w:rPr>
-                <w:rFonts w:ascii="Calibri" w:hAnsi="Calibri"/>
-                <w:sz w:val="16"/>
-                <w:szCs w:val="20"/>
+                <w:rFonts w:ascii="Times New Roman" w:hAnsi="Times New Roman" w:cs="Times New Roman"/>
+                <w:sz w:val="18"/>
+                <w:szCs w:val="18"/>
+              </w:rPr>
+            </w:pPr>
+            <w:r>
+              <w:rPr>
+                <w:rFonts w:ascii="Times New Roman" w:hAnsi="Times New Roman" w:cs="Times New Roman"/>
+                <w:sz w:val="18"/>
+                <w:szCs w:val="18"/>
               </w:rPr>
               <w:t>TOT</w:t>
             </w:r>
@@ -3521,15 +3645,16 @@
               <w:spacing w:after="60"/>
               <w:jc w:val="right"/>
               <w:rPr>
-                <w:sz w:val="20"/>
-                <w:szCs w:val="20"/>
-              </w:rPr>
-            </w:pPr>
-            <w:r>
-              <w:rPr>
-                <w:rFonts w:ascii="Calibri" w:hAnsi="Calibri"/>
-                <w:sz w:val="16"/>
-                <w:szCs w:val="20"/>
+                <w:rFonts w:ascii="Times New Roman" w:hAnsi="Times New Roman" w:cs="Times New Roman"/>
+                <w:sz w:val="18"/>
+                <w:szCs w:val="18"/>
+              </w:rPr>
+            </w:pPr>
+            <w:r>
+              <w:rPr>
+                <w:rFonts w:ascii="Times New Roman" w:hAnsi="Times New Roman" w:cs="Times New Roman"/>
+                <w:sz w:val="18"/>
+                <w:szCs w:val="18"/>
               </w:rPr>
               <w:t>24</w:t>
             </w:r>
@@ -3551,15 +3676,16 @@
               <w:spacing w:after="60"/>
               <w:jc w:val="right"/>
               <w:rPr>
-                <w:sz w:val="20"/>
-                <w:szCs w:val="20"/>
-              </w:rPr>
-            </w:pPr>
-            <w:r>
-              <w:rPr>
-                <w:rFonts w:ascii="Calibri" w:hAnsi="Calibri"/>
-                <w:sz w:val="16"/>
-                <w:szCs w:val="20"/>
+                <w:rFonts w:ascii="Times New Roman" w:hAnsi="Times New Roman" w:cs="Times New Roman"/>
+                <w:sz w:val="18"/>
+                <w:szCs w:val="18"/>
+              </w:rPr>
+            </w:pPr>
+            <w:r>
+              <w:rPr>
+                <w:rFonts w:ascii="Times New Roman" w:hAnsi="Times New Roman" w:cs="Times New Roman"/>
+                <w:sz w:val="18"/>
+                <w:szCs w:val="18"/>
               </w:rPr>
               <w:t>97</w:t>
             </w:r>
@@ -3580,15 +3706,16 @@
               <w:keepNext/>
               <w:spacing w:after="60"/>
               <w:rPr>
-                <w:sz w:val="20"/>
-                <w:szCs w:val="20"/>
-              </w:rPr>
-            </w:pPr>
-            <w:r>
-              <w:rPr>
-                <w:rFonts w:ascii="Calibri" w:hAnsi="Calibri"/>
-                <w:sz w:val="16"/>
-                <w:szCs w:val="20"/>
+                <w:rFonts w:ascii="Times New Roman" w:hAnsi="Times New Roman" w:cs="Times New Roman"/>
+                <w:sz w:val="18"/>
+                <w:szCs w:val="18"/>
+              </w:rPr>
+            </w:pPr>
+            <w:r>
+              <w:rPr>
+                <w:rFonts w:ascii="Times New Roman" w:hAnsi="Times New Roman" w:cs="Times New Roman"/>
+                <w:sz w:val="18"/>
+                <w:szCs w:val="18"/>
               </w:rPr>
               <w:t>0.27 [0.16, 0.38]</w:t>
             </w:r>
@@ -3610,15 +3737,16 @@
               <w:spacing w:after="60"/>
               <w:jc w:val="right"/>
               <w:rPr>
-                <w:sz w:val="20"/>
-                <w:szCs w:val="20"/>
-              </w:rPr>
-            </w:pPr>
-            <w:r>
-              <w:rPr>
-                <w:rFonts w:ascii="Calibri" w:hAnsi="Calibri"/>
-                <w:sz w:val="16"/>
-                <w:szCs w:val="20"/>
+                <w:rFonts w:ascii="Times New Roman" w:hAnsi="Times New Roman" w:cs="Times New Roman"/>
+                <w:sz w:val="18"/>
+                <w:szCs w:val="18"/>
+              </w:rPr>
+            </w:pPr>
+            <w:r>
+              <w:rPr>
+                <w:rFonts w:ascii="Times New Roman" w:hAnsi="Times New Roman" w:cs="Times New Roman"/>
+                <w:sz w:val="18"/>
+                <w:szCs w:val="18"/>
               </w:rPr>
               <w:t>0.000</w:t>
             </w:r>
@@ -3640,15 +3768,16 @@
               <w:spacing w:after="60"/>
               <w:jc w:val="right"/>
               <w:rPr>
-                <w:sz w:val="20"/>
-                <w:szCs w:val="20"/>
-              </w:rPr>
-            </w:pPr>
-            <w:r>
-              <w:rPr>
-                <w:rFonts w:ascii="Calibri" w:hAnsi="Calibri"/>
-                <w:sz w:val="16"/>
-                <w:szCs w:val="20"/>
+                <w:rFonts w:ascii="Times New Roman" w:hAnsi="Times New Roman" w:cs="Times New Roman"/>
+                <w:sz w:val="18"/>
+                <w:szCs w:val="18"/>
+              </w:rPr>
+            </w:pPr>
+            <w:r>
+              <w:rPr>
+                <w:rFonts w:ascii="Times New Roman" w:hAnsi="Times New Roman" w:cs="Times New Roman"/>
+                <w:sz w:val="18"/>
+                <w:szCs w:val="18"/>
               </w:rPr>
               <w:t>10.7</w:t>
             </w:r>
@@ -3670,15 +3799,16 @@
               <w:spacing w:after="60"/>
               <w:jc w:val="right"/>
               <w:rPr>
-                <w:sz w:val="20"/>
-                <w:szCs w:val="20"/>
-              </w:rPr>
-            </w:pPr>
-            <w:r>
-              <w:rPr>
-                <w:rFonts w:ascii="Calibri" w:hAnsi="Calibri"/>
-                <w:sz w:val="16"/>
-                <w:szCs w:val="20"/>
+                <w:rFonts w:ascii="Times New Roman" w:hAnsi="Times New Roman" w:cs="Times New Roman"/>
+                <w:sz w:val="18"/>
+                <w:szCs w:val="18"/>
+              </w:rPr>
+            </w:pPr>
+            <w:r>
+              <w:rPr>
+                <w:rFonts w:ascii="Times New Roman" w:hAnsi="Times New Roman" w:cs="Times New Roman"/>
+                <w:sz w:val="18"/>
+                <w:szCs w:val="18"/>
               </w:rPr>
               <w:t>0.19</w:t>
             </w:r>
@@ -3699,15 +3829,16 @@
               <w:keepNext/>
               <w:spacing w:after="60"/>
               <w:rPr>
-                <w:sz w:val="20"/>
-                <w:szCs w:val="20"/>
-              </w:rPr>
-            </w:pPr>
-            <w:r>
-              <w:rPr>
-                <w:rFonts w:ascii="Calibri" w:hAnsi="Calibri"/>
-                <w:sz w:val="16"/>
-                <w:szCs w:val="20"/>
+                <w:rFonts w:ascii="Times New Roman" w:hAnsi="Times New Roman" w:cs="Times New Roman"/>
+                <w:sz w:val="18"/>
+                <w:szCs w:val="18"/>
+              </w:rPr>
+            </w:pPr>
+            <w:r>
+              <w:rPr>
+                <w:rFonts w:ascii="Times New Roman" w:hAnsi="Times New Roman" w:cs="Times New Roman"/>
+                <w:sz w:val="18"/>
+                <w:szCs w:val="18"/>
               </w:rPr>
               <w:t>0.25 [0.13, 0.36]</w:t>
             </w:r>
@@ -3729,15 +3860,16 @@
               <w:spacing w:after="60"/>
               <w:jc w:val="right"/>
               <w:rPr>
-                <w:sz w:val="20"/>
-                <w:szCs w:val="20"/>
-              </w:rPr>
-            </w:pPr>
-            <w:r>
-              <w:rPr>
-                <w:rFonts w:ascii="Calibri" w:hAnsi="Calibri"/>
-                <w:sz w:val="16"/>
-                <w:szCs w:val="20"/>
+                <w:rFonts w:ascii="Times New Roman" w:hAnsi="Times New Roman" w:cs="Times New Roman"/>
+                <w:sz w:val="18"/>
+                <w:szCs w:val="18"/>
+              </w:rPr>
+            </w:pPr>
+            <w:r>
+              <w:rPr>
+                <w:rFonts w:ascii="Times New Roman" w:hAnsi="Times New Roman" w:cs="Times New Roman"/>
+                <w:sz w:val="18"/>
+                <w:szCs w:val="18"/>
               </w:rPr>
               <w:t>0.001</w:t>
             </w:r>
@@ -3759,15 +3891,16 @@
               <w:spacing w:after="60"/>
               <w:jc w:val="right"/>
               <w:rPr>
-                <w:sz w:val="20"/>
-                <w:szCs w:val="20"/>
-              </w:rPr>
-            </w:pPr>
-            <w:r>
-              <w:rPr>
-                <w:rFonts w:ascii="Calibri" w:hAnsi="Calibri"/>
-                <w:sz w:val="16"/>
-                <w:szCs w:val="20"/>
+                <w:rFonts w:ascii="Times New Roman" w:hAnsi="Times New Roman" w:cs="Times New Roman"/>
+                <w:sz w:val="18"/>
+                <w:szCs w:val="18"/>
+              </w:rPr>
+            </w:pPr>
+            <w:r>
+              <w:rPr>
+                <w:rFonts w:ascii="Times New Roman" w:hAnsi="Times New Roman" w:cs="Times New Roman"/>
+                <w:sz w:val="18"/>
+                <w:szCs w:val="18"/>
               </w:rPr>
               <w:t>7.6</w:t>
             </w:r>
@@ -3789,15 +3922,16 @@
               <w:spacing w:after="60"/>
               <w:jc w:val="right"/>
               <w:rPr>
-                <w:sz w:val="20"/>
-                <w:szCs w:val="20"/>
-              </w:rPr>
-            </w:pPr>
-            <w:r>
-              <w:rPr>
-                <w:rFonts w:ascii="Calibri" w:hAnsi="Calibri"/>
-                <w:sz w:val="16"/>
-                <w:szCs w:val="20"/>
+                <w:rFonts w:ascii="Times New Roman" w:hAnsi="Times New Roman" w:cs="Times New Roman"/>
+                <w:sz w:val="18"/>
+                <w:szCs w:val="18"/>
+              </w:rPr>
+            </w:pPr>
+            <w:r>
+              <w:rPr>
+                <w:rFonts w:ascii="Times New Roman" w:hAnsi="Times New Roman" w:cs="Times New Roman"/>
+                <w:sz w:val="18"/>
+                <w:szCs w:val="18"/>
               </w:rPr>
               <w:t>0.17</w:t>
             </w:r>
@@ -3824,15 +3958,16 @@
               <w:keepNext/>
               <w:spacing w:after="60"/>
               <w:rPr>
-                <w:sz w:val="20"/>
-                <w:szCs w:val="20"/>
-              </w:rPr>
-            </w:pPr>
-            <w:r>
-              <w:rPr>
-                <w:rFonts w:ascii="Calibri" w:hAnsi="Calibri"/>
-                <w:sz w:val="16"/>
-                <w:szCs w:val="20"/>
+                <w:rFonts w:ascii="Times New Roman" w:hAnsi="Times New Roman" w:cs="Times New Roman"/>
+                <w:sz w:val="18"/>
+                <w:szCs w:val="18"/>
+              </w:rPr>
+            </w:pPr>
+            <w:r>
+              <w:rPr>
+                <w:rFonts w:ascii="Times New Roman" w:hAnsi="Times New Roman" w:cs="Times New Roman"/>
+                <w:sz w:val="18"/>
+                <w:szCs w:val="18"/>
               </w:rPr>
               <w:t>Wald test (CWB)</w:t>
             </w:r>
@@ -3854,80 +3989,84 @@
               <w:spacing w:after="60"/>
               <w:jc w:val="right"/>
               <w:rPr>
-                <w:sz w:val="20"/>
-                <w:szCs w:val="20"/>
-              </w:rPr>
-            </w:pPr>
-          </w:p>
-        </w:tc>
-        <w:tc>
-          <w:tcPr>
-            <w:tcW w:w="0" w:type="auto"/>
-            <w:tcBorders>
-              <w:top w:val="single" w:sz="0" w:space="0" w:color="D3D3D3"/>
-              <w:left w:val="single" w:sz="0" w:space="0" w:color="D3D3D3"/>
-              <w:bottom w:val="single" w:sz="0" w:space="0" w:color="D3D3D3"/>
-              <w:right w:val="single" w:sz="0" w:space="0" w:color="D3D3D3"/>
-            </w:tcBorders>
-          </w:tcPr>
-          <w:p>
-            <w:pPr>
-              <w:keepNext/>
-              <w:spacing w:after="60"/>
-              <w:jc w:val="right"/>
-              <w:rPr>
-                <w:sz w:val="20"/>
-                <w:szCs w:val="20"/>
-              </w:rPr>
-            </w:pPr>
-          </w:p>
-        </w:tc>
-        <w:tc>
-          <w:tcPr>
-            <w:tcW w:w="0" w:type="auto"/>
-            <w:tcBorders>
-              <w:top w:val="single" w:sz="0" w:space="0" w:color="D3D3D3"/>
-              <w:left w:val="single" w:sz="0" w:space="0" w:color="D3D3D3"/>
-              <w:bottom w:val="single" w:sz="0" w:space="0" w:color="D3D3D3"/>
-              <w:right w:val="single" w:sz="0" w:space="0" w:color="D3D3D3"/>
-            </w:tcBorders>
-          </w:tcPr>
-          <w:p>
-            <w:pPr>
-              <w:keepNext/>
-              <w:spacing w:after="60"/>
-              <w:rPr>
-                <w:sz w:val="20"/>
-                <w:szCs w:val="20"/>
-              </w:rPr>
-            </w:pPr>
-          </w:p>
-        </w:tc>
-        <w:tc>
-          <w:tcPr>
-            <w:tcW w:w="0" w:type="auto"/>
-            <w:tcBorders>
-              <w:top w:val="single" w:sz="0" w:space="0" w:color="D3D3D3"/>
-              <w:left w:val="single" w:sz="0" w:space="0" w:color="D3D3D3"/>
-              <w:bottom w:val="single" w:sz="0" w:space="0" w:color="D3D3D3"/>
-              <w:right w:val="single" w:sz="0" w:space="0" w:color="D3D3D3"/>
-            </w:tcBorders>
-          </w:tcPr>
-          <w:p>
-            <w:pPr>
-              <w:keepNext/>
-              <w:spacing w:after="60"/>
-              <w:jc w:val="right"/>
-              <w:rPr>
-                <w:sz w:val="20"/>
-                <w:szCs w:val="20"/>
-              </w:rPr>
-            </w:pPr>
-            <w:r>
-              <w:rPr>
-                <w:rFonts w:ascii="Calibri" w:hAnsi="Calibri"/>
-                <w:sz w:val="16"/>
-                <w:szCs w:val="20"/>
+                <w:rFonts w:ascii="Times New Roman" w:hAnsi="Times New Roman" w:cs="Times New Roman"/>
+                <w:sz w:val="18"/>
+                <w:szCs w:val="18"/>
+              </w:rPr>
+            </w:pPr>
+          </w:p>
+        </w:tc>
+        <w:tc>
+          <w:tcPr>
+            <w:tcW w:w="0" w:type="auto"/>
+            <w:tcBorders>
+              <w:top w:val="single" w:sz="0" w:space="0" w:color="D3D3D3"/>
+              <w:left w:val="single" w:sz="0" w:space="0" w:color="D3D3D3"/>
+              <w:bottom w:val="single" w:sz="0" w:space="0" w:color="D3D3D3"/>
+              <w:right w:val="single" w:sz="0" w:space="0" w:color="D3D3D3"/>
+            </w:tcBorders>
+          </w:tcPr>
+          <w:p>
+            <w:pPr>
+              <w:keepNext/>
+              <w:spacing w:after="60"/>
+              <w:jc w:val="right"/>
+              <w:rPr>
+                <w:rFonts w:ascii="Times New Roman" w:hAnsi="Times New Roman" w:cs="Times New Roman"/>
+                <w:sz w:val="18"/>
+                <w:szCs w:val="18"/>
+              </w:rPr>
+            </w:pPr>
+          </w:p>
+        </w:tc>
+        <w:tc>
+          <w:tcPr>
+            <w:tcW w:w="0" w:type="auto"/>
+            <w:tcBorders>
+              <w:top w:val="single" w:sz="0" w:space="0" w:color="D3D3D3"/>
+              <w:left w:val="single" w:sz="0" w:space="0" w:color="D3D3D3"/>
+              <w:bottom w:val="single" w:sz="0" w:space="0" w:color="D3D3D3"/>
+              <w:right w:val="single" w:sz="0" w:space="0" w:color="D3D3D3"/>
+            </w:tcBorders>
+          </w:tcPr>
+          <w:p>
+            <w:pPr>
+              <w:keepNext/>
+              <w:spacing w:after="60"/>
+              <w:rPr>
+                <w:rFonts w:ascii="Times New Roman" w:hAnsi="Times New Roman" w:cs="Times New Roman"/>
+                <w:sz w:val="18"/>
+                <w:szCs w:val="18"/>
+              </w:rPr>
+            </w:pPr>
+          </w:p>
+        </w:tc>
+        <w:tc>
+          <w:tcPr>
+            <w:tcW w:w="0" w:type="auto"/>
+            <w:tcBorders>
+              <w:top w:val="single" w:sz="0" w:space="0" w:color="D3D3D3"/>
+              <w:left w:val="single" w:sz="0" w:space="0" w:color="D3D3D3"/>
+              <w:bottom w:val="single" w:sz="0" w:space="0" w:color="D3D3D3"/>
+              <w:right w:val="single" w:sz="0" w:space="0" w:color="D3D3D3"/>
+            </w:tcBorders>
+          </w:tcPr>
+          <w:p>
+            <w:pPr>
+              <w:keepNext/>
+              <w:spacing w:after="60"/>
+              <w:jc w:val="right"/>
+              <w:rPr>
+                <w:rFonts w:ascii="Times New Roman" w:hAnsi="Times New Roman" w:cs="Times New Roman"/>
+                <w:sz w:val="18"/>
+                <w:szCs w:val="18"/>
+              </w:rPr>
+            </w:pPr>
+            <w:r>
+              <w:rPr>
+                <w:rFonts w:ascii="Times New Roman" w:hAnsi="Times New Roman" w:cs="Times New Roman"/>
+                <w:sz w:val="18"/>
+                <w:szCs w:val="18"/>
               </w:rPr>
               <w:t>0.048</w:t>
             </w:r>
@@ -3949,117 +4088,123 @@
               <w:spacing w:after="60"/>
               <w:jc w:val="right"/>
               <w:rPr>
-                <w:sz w:val="20"/>
-                <w:szCs w:val="20"/>
-              </w:rPr>
-            </w:pPr>
-          </w:p>
-        </w:tc>
-        <w:tc>
-          <w:tcPr>
-            <w:tcW w:w="0" w:type="auto"/>
-            <w:tcBorders>
-              <w:top w:val="single" w:sz="0" w:space="0" w:color="D3D3D3"/>
-              <w:left w:val="single" w:sz="0" w:space="0" w:color="D3D3D3"/>
-              <w:bottom w:val="single" w:sz="0" w:space="0" w:color="D3D3D3"/>
-              <w:right w:val="single" w:sz="0" w:space="0" w:color="D3D3D3"/>
-            </w:tcBorders>
-          </w:tcPr>
-          <w:p>
-            <w:pPr>
-              <w:keepNext/>
-              <w:spacing w:after="60"/>
-              <w:jc w:val="right"/>
-              <w:rPr>
-                <w:sz w:val="20"/>
-                <w:szCs w:val="20"/>
-              </w:rPr>
-            </w:pPr>
-          </w:p>
-        </w:tc>
-        <w:tc>
-          <w:tcPr>
-            <w:tcW w:w="0" w:type="auto"/>
-            <w:tcBorders>
-              <w:top w:val="single" w:sz="0" w:space="0" w:color="D3D3D3"/>
-              <w:left w:val="single" w:sz="0" w:space="0" w:color="D3D3D3"/>
-              <w:bottom w:val="single" w:sz="0" w:space="0" w:color="D3D3D3"/>
-              <w:right w:val="single" w:sz="0" w:space="0" w:color="D3D3D3"/>
-            </w:tcBorders>
-          </w:tcPr>
-          <w:p>
-            <w:pPr>
-              <w:keepNext/>
-              <w:spacing w:after="60"/>
-              <w:rPr>
-                <w:sz w:val="20"/>
-                <w:szCs w:val="20"/>
-              </w:rPr>
-            </w:pPr>
-          </w:p>
-        </w:tc>
-        <w:tc>
-          <w:tcPr>
-            <w:tcW w:w="0" w:type="auto"/>
-            <w:tcBorders>
-              <w:top w:val="single" w:sz="0" w:space="0" w:color="D3D3D3"/>
-              <w:left w:val="single" w:sz="0" w:space="0" w:color="D3D3D3"/>
-              <w:bottom w:val="single" w:sz="0" w:space="0" w:color="D3D3D3"/>
-              <w:right w:val="single" w:sz="0" w:space="0" w:color="D3D3D3"/>
-            </w:tcBorders>
-          </w:tcPr>
-          <w:p>
-            <w:pPr>
-              <w:keepNext/>
-              <w:spacing w:after="60"/>
-              <w:jc w:val="right"/>
-              <w:rPr>
-                <w:sz w:val="20"/>
-                <w:szCs w:val="20"/>
-              </w:rPr>
-            </w:pPr>
-          </w:p>
-        </w:tc>
-        <w:tc>
-          <w:tcPr>
-            <w:tcW w:w="0" w:type="auto"/>
-            <w:tcBorders>
-              <w:top w:val="single" w:sz="0" w:space="0" w:color="D3D3D3"/>
-              <w:left w:val="single" w:sz="0" w:space="0" w:color="D3D3D3"/>
-              <w:bottom w:val="single" w:sz="0" w:space="0" w:color="D3D3D3"/>
-              <w:right w:val="single" w:sz="0" w:space="0" w:color="D3D3D3"/>
-            </w:tcBorders>
-          </w:tcPr>
-          <w:p>
-            <w:pPr>
-              <w:keepNext/>
-              <w:spacing w:after="60"/>
-              <w:jc w:val="right"/>
-              <w:rPr>
-                <w:sz w:val="20"/>
-                <w:szCs w:val="20"/>
-              </w:rPr>
-            </w:pPr>
-          </w:p>
-        </w:tc>
-        <w:tc>
-          <w:tcPr>
-            <w:tcW w:w="0" w:type="auto"/>
-            <w:tcBorders>
-              <w:top w:val="single" w:sz="0" w:space="0" w:color="D3D3D3"/>
-              <w:left w:val="single" w:sz="0" w:space="0" w:color="D3D3D3"/>
-              <w:bottom w:val="single" w:sz="0" w:space="0" w:color="D3D3D3"/>
-              <w:right w:val="single" w:sz="0" w:space="0" w:color="D3D3D3"/>
-            </w:tcBorders>
-          </w:tcPr>
-          <w:p>
-            <w:pPr>
-              <w:keepNext/>
-              <w:spacing w:after="60"/>
-              <w:jc w:val="right"/>
-              <w:rPr>
-                <w:sz w:val="20"/>
-                <w:szCs w:val="20"/>
+                <w:rFonts w:ascii="Times New Roman" w:hAnsi="Times New Roman" w:cs="Times New Roman"/>
+                <w:sz w:val="18"/>
+                <w:szCs w:val="18"/>
+              </w:rPr>
+            </w:pPr>
+          </w:p>
+        </w:tc>
+        <w:tc>
+          <w:tcPr>
+            <w:tcW w:w="0" w:type="auto"/>
+            <w:tcBorders>
+              <w:top w:val="single" w:sz="0" w:space="0" w:color="D3D3D3"/>
+              <w:left w:val="single" w:sz="0" w:space="0" w:color="D3D3D3"/>
+              <w:bottom w:val="single" w:sz="0" w:space="0" w:color="D3D3D3"/>
+              <w:right w:val="single" w:sz="0" w:space="0" w:color="D3D3D3"/>
+            </w:tcBorders>
+          </w:tcPr>
+          <w:p>
+            <w:pPr>
+              <w:keepNext/>
+              <w:spacing w:after="60"/>
+              <w:jc w:val="right"/>
+              <w:rPr>
+                <w:rFonts w:ascii="Times New Roman" w:hAnsi="Times New Roman" w:cs="Times New Roman"/>
+                <w:sz w:val="18"/>
+                <w:szCs w:val="18"/>
+              </w:rPr>
+            </w:pPr>
+          </w:p>
+        </w:tc>
+        <w:tc>
+          <w:tcPr>
+            <w:tcW w:w="0" w:type="auto"/>
+            <w:tcBorders>
+              <w:top w:val="single" w:sz="0" w:space="0" w:color="D3D3D3"/>
+              <w:left w:val="single" w:sz="0" w:space="0" w:color="D3D3D3"/>
+              <w:bottom w:val="single" w:sz="0" w:space="0" w:color="D3D3D3"/>
+              <w:right w:val="single" w:sz="0" w:space="0" w:color="D3D3D3"/>
+            </w:tcBorders>
+          </w:tcPr>
+          <w:p>
+            <w:pPr>
+              <w:keepNext/>
+              <w:spacing w:after="60"/>
+              <w:rPr>
+                <w:rFonts w:ascii="Times New Roman" w:hAnsi="Times New Roman" w:cs="Times New Roman"/>
+                <w:sz w:val="18"/>
+                <w:szCs w:val="18"/>
+              </w:rPr>
+            </w:pPr>
+          </w:p>
+        </w:tc>
+        <w:tc>
+          <w:tcPr>
+            <w:tcW w:w="0" w:type="auto"/>
+            <w:tcBorders>
+              <w:top w:val="single" w:sz="0" w:space="0" w:color="D3D3D3"/>
+              <w:left w:val="single" w:sz="0" w:space="0" w:color="D3D3D3"/>
+              <w:bottom w:val="single" w:sz="0" w:space="0" w:color="D3D3D3"/>
+              <w:right w:val="single" w:sz="0" w:space="0" w:color="D3D3D3"/>
+            </w:tcBorders>
+          </w:tcPr>
+          <w:p>
+            <w:pPr>
+              <w:keepNext/>
+              <w:spacing w:after="60"/>
+              <w:jc w:val="right"/>
+              <w:rPr>
+                <w:rFonts w:ascii="Times New Roman" w:hAnsi="Times New Roman" w:cs="Times New Roman"/>
+                <w:sz w:val="18"/>
+                <w:szCs w:val="18"/>
+              </w:rPr>
+            </w:pPr>
+          </w:p>
+        </w:tc>
+        <w:tc>
+          <w:tcPr>
+            <w:tcW w:w="0" w:type="auto"/>
+            <w:tcBorders>
+              <w:top w:val="single" w:sz="0" w:space="0" w:color="D3D3D3"/>
+              <w:left w:val="single" w:sz="0" w:space="0" w:color="D3D3D3"/>
+              <w:bottom w:val="single" w:sz="0" w:space="0" w:color="D3D3D3"/>
+              <w:right w:val="single" w:sz="0" w:space="0" w:color="D3D3D3"/>
+            </w:tcBorders>
+          </w:tcPr>
+          <w:p>
+            <w:pPr>
+              <w:keepNext/>
+              <w:spacing w:after="60"/>
+              <w:jc w:val="right"/>
+              <w:rPr>
+                <w:rFonts w:ascii="Times New Roman" w:hAnsi="Times New Roman" w:cs="Times New Roman"/>
+                <w:sz w:val="18"/>
+                <w:szCs w:val="18"/>
+              </w:rPr>
+            </w:pPr>
+          </w:p>
+        </w:tc>
+        <w:tc>
+          <w:tcPr>
+            <w:tcW w:w="0" w:type="auto"/>
+            <w:tcBorders>
+              <w:top w:val="single" w:sz="0" w:space="0" w:color="D3D3D3"/>
+              <w:left w:val="single" w:sz="0" w:space="0" w:color="D3D3D3"/>
+              <w:bottom w:val="single" w:sz="0" w:space="0" w:color="D3D3D3"/>
+              <w:right w:val="single" w:sz="0" w:space="0" w:color="D3D3D3"/>
+            </w:tcBorders>
+          </w:tcPr>
+          <w:p>
+            <w:pPr>
+              <w:keepNext/>
+              <w:spacing w:after="60"/>
+              <w:jc w:val="right"/>
+              <w:rPr>
+                <w:rFonts w:ascii="Times New Roman" w:hAnsi="Times New Roman" w:cs="Times New Roman"/>
+                <w:sz w:val="18"/>
+                <w:szCs w:val="18"/>
               </w:rPr>
             </w:pPr>
           </w:p>
@@ -4085,15 +4230,16 @@
               <w:keepNext/>
               <w:spacing w:after="60"/>
               <w:rPr>
-                <w:sz w:val="20"/>
-                <w:szCs w:val="20"/>
-              </w:rPr>
-            </w:pPr>
-            <w:r>
-              <w:rPr>
-                <w:rFonts w:ascii="Calibri" w:hAnsi="Calibri"/>
-                <w:sz w:val="16"/>
-                <w:szCs w:val="20"/>
+                <w:rFonts w:ascii="Times New Roman" w:hAnsi="Times New Roman" w:cs="Times New Roman"/>
+                <w:sz w:val="18"/>
+                <w:szCs w:val="18"/>
+              </w:rPr>
+            </w:pPr>
+            <w:r>
+              <w:rPr>
+                <w:rFonts w:ascii="Times New Roman" w:hAnsi="Times New Roman" w:cs="Times New Roman"/>
+                <w:sz w:val="18"/>
+                <w:szCs w:val="18"/>
               </w:rPr>
               <w:t>Wald test (HTZ)</w:t>
             </w:r>
@@ -4115,175 +4261,193 @@
               <w:spacing w:after="60"/>
               <w:jc w:val="right"/>
               <w:rPr>
-                <w:sz w:val="20"/>
-                <w:szCs w:val="20"/>
-              </w:rPr>
-            </w:pPr>
-          </w:p>
-        </w:tc>
-        <w:tc>
-          <w:tcPr>
-            <w:tcW w:w="0" w:type="auto"/>
-            <w:tcBorders>
-              <w:top w:val="single" w:sz="0" w:space="0" w:color="D3D3D3"/>
-              <w:left w:val="single" w:sz="0" w:space="0" w:color="D3D3D3"/>
-              <w:bottom w:val="single" w:sz="0" w:space="0" w:color="D3D3D3"/>
-              <w:right w:val="single" w:sz="0" w:space="0" w:color="D3D3D3"/>
-            </w:tcBorders>
-          </w:tcPr>
-          <w:p>
-            <w:pPr>
-              <w:keepNext/>
-              <w:spacing w:after="60"/>
-              <w:jc w:val="right"/>
-              <w:rPr>
-                <w:sz w:val="20"/>
-                <w:szCs w:val="20"/>
-              </w:rPr>
-            </w:pPr>
-          </w:p>
-        </w:tc>
-        <w:tc>
-          <w:tcPr>
-            <w:tcW w:w="0" w:type="auto"/>
-            <w:tcBorders>
-              <w:top w:val="single" w:sz="0" w:space="0" w:color="D3D3D3"/>
-              <w:left w:val="single" w:sz="0" w:space="0" w:color="D3D3D3"/>
-              <w:bottom w:val="single" w:sz="0" w:space="0" w:color="D3D3D3"/>
-              <w:right w:val="single" w:sz="0" w:space="0" w:color="D3D3D3"/>
-            </w:tcBorders>
-          </w:tcPr>
-          <w:p>
-            <w:pPr>
-              <w:keepNext/>
-              <w:spacing w:after="60"/>
-              <w:rPr>
-                <w:sz w:val="20"/>
-                <w:szCs w:val="20"/>
-              </w:rPr>
-            </w:pPr>
-          </w:p>
-        </w:tc>
-        <w:tc>
-          <w:tcPr>
-            <w:tcW w:w="0" w:type="auto"/>
-            <w:tcBorders>
-              <w:top w:val="single" w:sz="0" w:space="0" w:color="D3D3D3"/>
-              <w:left w:val="single" w:sz="0" w:space="0" w:color="D3D3D3"/>
-              <w:bottom w:val="single" w:sz="0" w:space="0" w:color="D3D3D3"/>
-              <w:right w:val="single" w:sz="0" w:space="0" w:color="D3D3D3"/>
-            </w:tcBorders>
-          </w:tcPr>
-          <w:p>
-            <w:pPr>
-              <w:keepNext/>
-              <w:spacing w:after="60"/>
-              <w:jc w:val="right"/>
-              <w:rPr>
-                <w:sz w:val="20"/>
-                <w:szCs w:val="20"/>
-              </w:rPr>
-            </w:pPr>
-          </w:p>
-        </w:tc>
-        <w:tc>
-          <w:tcPr>
-            <w:tcW w:w="0" w:type="auto"/>
-            <w:tcBorders>
-              <w:top w:val="single" w:sz="0" w:space="0" w:color="D3D3D3"/>
-              <w:left w:val="single" w:sz="0" w:space="0" w:color="D3D3D3"/>
-              <w:bottom w:val="single" w:sz="0" w:space="0" w:color="D3D3D3"/>
-              <w:right w:val="single" w:sz="0" w:space="0" w:color="D3D3D3"/>
-            </w:tcBorders>
-          </w:tcPr>
-          <w:p>
-            <w:pPr>
-              <w:keepNext/>
-              <w:spacing w:after="60"/>
-              <w:jc w:val="right"/>
-              <w:rPr>
-                <w:sz w:val="20"/>
-                <w:szCs w:val="20"/>
-              </w:rPr>
-            </w:pPr>
-          </w:p>
-        </w:tc>
-        <w:tc>
-          <w:tcPr>
-            <w:tcW w:w="0" w:type="auto"/>
-            <w:tcBorders>
-              <w:top w:val="single" w:sz="0" w:space="0" w:color="D3D3D3"/>
-              <w:left w:val="single" w:sz="0" w:space="0" w:color="D3D3D3"/>
-              <w:bottom w:val="single" w:sz="0" w:space="0" w:color="D3D3D3"/>
-              <w:right w:val="single" w:sz="0" w:space="0" w:color="D3D3D3"/>
-            </w:tcBorders>
-          </w:tcPr>
-          <w:p>
-            <w:pPr>
-              <w:keepNext/>
-              <w:spacing w:after="60"/>
-              <w:jc w:val="right"/>
-              <w:rPr>
-                <w:sz w:val="20"/>
-                <w:szCs w:val="20"/>
-              </w:rPr>
-            </w:pPr>
-          </w:p>
-        </w:tc>
-        <w:tc>
-          <w:tcPr>
-            <w:tcW w:w="0" w:type="auto"/>
-            <w:tcBorders>
-              <w:top w:val="single" w:sz="0" w:space="0" w:color="D3D3D3"/>
-              <w:left w:val="single" w:sz="0" w:space="0" w:color="D3D3D3"/>
-              <w:bottom w:val="single" w:sz="0" w:space="0" w:color="D3D3D3"/>
-              <w:right w:val="single" w:sz="0" w:space="0" w:color="D3D3D3"/>
-            </w:tcBorders>
-          </w:tcPr>
-          <w:p>
-            <w:pPr>
-              <w:keepNext/>
-              <w:spacing w:after="60"/>
-              <w:rPr>
-                <w:sz w:val="20"/>
-                <w:szCs w:val="20"/>
-              </w:rPr>
-            </w:pPr>
-            <w:r>
-              <w:rPr>
-                <w:rFonts w:ascii="Calibri" w:hAnsi="Calibri"/>
-                <w:sz w:val="16"/>
-                <w:szCs w:val="20"/>
-              </w:rPr>
-              <w:t>F(1, 16.5) = 0.96</w:t>
-            </w:r>
-          </w:p>
-        </w:tc>
-        <w:tc>
-          <w:tcPr>
-            <w:tcW w:w="0" w:type="auto"/>
-            <w:tcBorders>
-              <w:top w:val="single" w:sz="0" w:space="0" w:color="D3D3D3"/>
-              <w:left w:val="single" w:sz="0" w:space="0" w:color="D3D3D3"/>
-              <w:bottom w:val="single" w:sz="0" w:space="0" w:color="D3D3D3"/>
-              <w:right w:val="single" w:sz="0" w:space="0" w:color="D3D3D3"/>
-            </w:tcBorders>
-          </w:tcPr>
-          <w:p>
-            <w:pPr>
-              <w:keepNext/>
-              <w:spacing w:after="60"/>
-              <w:jc w:val="right"/>
-              <w:rPr>
-                <w:sz w:val="20"/>
-                <w:szCs w:val="20"/>
-              </w:rPr>
-            </w:pPr>
-            <w:r>
-              <w:rPr>
-                <w:rFonts w:ascii="Calibri" w:hAnsi="Calibri"/>
-                <w:sz w:val="16"/>
-                <w:szCs w:val="20"/>
+                <w:rFonts w:ascii="Times New Roman" w:hAnsi="Times New Roman" w:cs="Times New Roman"/>
+                <w:sz w:val="18"/>
+                <w:szCs w:val="18"/>
+              </w:rPr>
+            </w:pPr>
+          </w:p>
+        </w:tc>
+        <w:tc>
+          <w:tcPr>
+            <w:tcW w:w="0" w:type="auto"/>
+            <w:tcBorders>
+              <w:top w:val="single" w:sz="0" w:space="0" w:color="D3D3D3"/>
+              <w:left w:val="single" w:sz="0" w:space="0" w:color="D3D3D3"/>
+              <w:bottom w:val="single" w:sz="0" w:space="0" w:color="D3D3D3"/>
+              <w:right w:val="single" w:sz="0" w:space="0" w:color="D3D3D3"/>
+            </w:tcBorders>
+          </w:tcPr>
+          <w:p>
+            <w:pPr>
+              <w:keepNext/>
+              <w:spacing w:after="60"/>
+              <w:jc w:val="right"/>
+              <w:rPr>
+                <w:rFonts w:ascii="Times New Roman" w:hAnsi="Times New Roman" w:cs="Times New Roman"/>
+                <w:sz w:val="18"/>
+                <w:szCs w:val="18"/>
+              </w:rPr>
+            </w:pPr>
+          </w:p>
+        </w:tc>
+        <w:tc>
+          <w:tcPr>
+            <w:tcW w:w="0" w:type="auto"/>
+            <w:tcBorders>
+              <w:top w:val="single" w:sz="0" w:space="0" w:color="D3D3D3"/>
+              <w:left w:val="single" w:sz="0" w:space="0" w:color="D3D3D3"/>
+              <w:bottom w:val="single" w:sz="0" w:space="0" w:color="D3D3D3"/>
+              <w:right w:val="single" w:sz="0" w:space="0" w:color="D3D3D3"/>
+            </w:tcBorders>
+          </w:tcPr>
+          <w:p>
+            <w:pPr>
+              <w:keepNext/>
+              <w:spacing w:after="60"/>
+              <w:rPr>
+                <w:rFonts w:ascii="Times New Roman" w:hAnsi="Times New Roman" w:cs="Times New Roman"/>
+                <w:sz w:val="18"/>
+                <w:szCs w:val="18"/>
+              </w:rPr>
+            </w:pPr>
+          </w:p>
+        </w:tc>
+        <w:tc>
+          <w:tcPr>
+            <w:tcW w:w="0" w:type="auto"/>
+            <w:tcBorders>
+              <w:top w:val="single" w:sz="0" w:space="0" w:color="D3D3D3"/>
+              <w:left w:val="single" w:sz="0" w:space="0" w:color="D3D3D3"/>
+              <w:bottom w:val="single" w:sz="0" w:space="0" w:color="D3D3D3"/>
+              <w:right w:val="single" w:sz="0" w:space="0" w:color="D3D3D3"/>
+            </w:tcBorders>
+          </w:tcPr>
+          <w:p>
+            <w:pPr>
+              <w:keepNext/>
+              <w:spacing w:after="60"/>
+              <w:jc w:val="right"/>
+              <w:rPr>
+                <w:rFonts w:ascii="Times New Roman" w:hAnsi="Times New Roman" w:cs="Times New Roman"/>
+                <w:sz w:val="18"/>
+                <w:szCs w:val="18"/>
+              </w:rPr>
+            </w:pPr>
+          </w:p>
+        </w:tc>
+        <w:tc>
+          <w:tcPr>
+            <w:tcW w:w="0" w:type="auto"/>
+            <w:tcBorders>
+              <w:top w:val="single" w:sz="0" w:space="0" w:color="D3D3D3"/>
+              <w:left w:val="single" w:sz="0" w:space="0" w:color="D3D3D3"/>
+              <w:bottom w:val="single" w:sz="0" w:space="0" w:color="D3D3D3"/>
+              <w:right w:val="single" w:sz="0" w:space="0" w:color="D3D3D3"/>
+            </w:tcBorders>
+          </w:tcPr>
+          <w:p>
+            <w:pPr>
+              <w:keepNext/>
+              <w:spacing w:after="60"/>
+              <w:jc w:val="right"/>
+              <w:rPr>
+                <w:rFonts w:ascii="Times New Roman" w:hAnsi="Times New Roman" w:cs="Times New Roman"/>
+                <w:sz w:val="18"/>
+                <w:szCs w:val="18"/>
+              </w:rPr>
+            </w:pPr>
+          </w:p>
+        </w:tc>
+        <w:tc>
+          <w:tcPr>
+            <w:tcW w:w="0" w:type="auto"/>
+            <w:tcBorders>
+              <w:top w:val="single" w:sz="0" w:space="0" w:color="D3D3D3"/>
+              <w:left w:val="single" w:sz="0" w:space="0" w:color="D3D3D3"/>
+              <w:bottom w:val="single" w:sz="0" w:space="0" w:color="D3D3D3"/>
+              <w:right w:val="single" w:sz="0" w:space="0" w:color="D3D3D3"/>
+            </w:tcBorders>
+          </w:tcPr>
+          <w:p>
+            <w:pPr>
+              <w:keepNext/>
+              <w:spacing w:after="60"/>
+              <w:jc w:val="right"/>
+              <w:rPr>
+                <w:rFonts w:ascii="Times New Roman" w:hAnsi="Times New Roman" w:cs="Times New Roman"/>
+                <w:sz w:val="18"/>
+                <w:szCs w:val="18"/>
+              </w:rPr>
+            </w:pPr>
+          </w:p>
+        </w:tc>
+        <w:tc>
+          <w:tcPr>
+            <w:tcW w:w="0" w:type="auto"/>
+            <w:tcBorders>
+              <w:top w:val="single" w:sz="0" w:space="0" w:color="D3D3D3"/>
+              <w:left w:val="single" w:sz="0" w:space="0" w:color="D3D3D3"/>
+              <w:bottom w:val="single" w:sz="0" w:space="0" w:color="D3D3D3"/>
+              <w:right w:val="single" w:sz="0" w:space="0" w:color="D3D3D3"/>
+            </w:tcBorders>
+          </w:tcPr>
+          <w:p>
+            <w:pPr>
+              <w:keepNext/>
+              <w:spacing w:after="60"/>
+              <w:rPr>
+                <w:rFonts w:ascii="Times New Roman" w:hAnsi="Times New Roman" w:cs="Times New Roman"/>
+                <w:sz w:val="18"/>
+                <w:szCs w:val="18"/>
+              </w:rPr>
+            </w:pPr>
+            <w:proofErr w:type="gramStart"/>
+            <w:r>
+              <w:rPr>
+                <w:rFonts w:ascii="Times New Roman" w:hAnsi="Times New Roman" w:cs="Times New Roman"/>
+                <w:sz w:val="18"/>
+                <w:szCs w:val="18"/>
+              </w:rPr>
+              <w:t>F(</w:t>
+            </w:r>
+            <w:proofErr w:type="gramEnd"/>
+            <w:r>
+              <w:rPr>
+                <w:rFonts w:ascii="Times New Roman" w:hAnsi="Times New Roman" w:cs="Times New Roman"/>
+                <w:sz w:val="18"/>
+                <w:szCs w:val="18"/>
+              </w:rPr>
+              <w:t>1, 16.5) = 0.96</w:t>
+            </w:r>
+          </w:p>
+        </w:tc>
+        <w:tc>
+          <w:tcPr>
+            <w:tcW w:w="0" w:type="auto"/>
+            <w:tcBorders>
+              <w:top w:val="single" w:sz="0" w:space="0" w:color="D3D3D3"/>
+              <w:left w:val="single" w:sz="0" w:space="0" w:color="D3D3D3"/>
+              <w:bottom w:val="single" w:sz="0" w:space="0" w:color="D3D3D3"/>
+              <w:right w:val="single" w:sz="0" w:space="0" w:color="D3D3D3"/>
+            </w:tcBorders>
+          </w:tcPr>
+          <w:p>
+            <w:pPr>
+              <w:keepNext/>
+              <w:spacing w:after="60"/>
+              <w:jc w:val="right"/>
+              <w:rPr>
+                <w:rFonts w:ascii="Times New Roman" w:hAnsi="Times New Roman" w:cs="Times New Roman"/>
+                <w:sz w:val="18"/>
+                <w:szCs w:val="18"/>
+              </w:rPr>
+            </w:pPr>
+            <w:r>
+              <w:rPr>
+                <w:rFonts w:ascii="Times New Roman" w:hAnsi="Times New Roman" w:cs="Times New Roman"/>
+                <w:sz w:val="18"/>
+                <w:szCs w:val="18"/>
               </w:rPr>
               <w:t>0.340</w:t>
             </w:r>
@@ -4305,30 +4469,32 @@
               <w:spacing w:after="60"/>
               <w:jc w:val="right"/>
               <w:rPr>
-                <w:sz w:val="20"/>
-                <w:szCs w:val="20"/>
-              </w:rPr>
-            </w:pPr>
-          </w:p>
-        </w:tc>
-        <w:tc>
-          <w:tcPr>
-            <w:tcW w:w="0" w:type="auto"/>
-            <w:tcBorders>
-              <w:top w:val="single" w:sz="0" w:space="0" w:color="D3D3D3"/>
-              <w:left w:val="single" w:sz="0" w:space="0" w:color="D3D3D3"/>
-              <w:bottom w:val="single" w:sz="0" w:space="0" w:color="D3D3D3"/>
-              <w:right w:val="single" w:sz="0" w:space="0" w:color="D3D3D3"/>
-            </w:tcBorders>
-          </w:tcPr>
-          <w:p>
-            <w:pPr>
-              <w:keepNext/>
-              <w:spacing w:after="60"/>
-              <w:jc w:val="right"/>
-              <w:rPr>
-                <w:sz w:val="20"/>
-                <w:szCs w:val="20"/>
+                <w:rFonts w:ascii="Times New Roman" w:hAnsi="Times New Roman" w:cs="Times New Roman"/>
+                <w:sz w:val="18"/>
+                <w:szCs w:val="18"/>
+              </w:rPr>
+            </w:pPr>
+          </w:p>
+        </w:tc>
+        <w:tc>
+          <w:tcPr>
+            <w:tcW w:w="0" w:type="auto"/>
+            <w:tcBorders>
+              <w:top w:val="single" w:sz="0" w:space="0" w:color="D3D3D3"/>
+              <w:left w:val="single" w:sz="0" w:space="0" w:color="D3D3D3"/>
+              <w:bottom w:val="single" w:sz="0" w:space="0" w:color="D3D3D3"/>
+              <w:right w:val="single" w:sz="0" w:space="0" w:color="D3D3D3"/>
+            </w:tcBorders>
+          </w:tcPr>
+          <w:p>
+            <w:pPr>
+              <w:keepNext/>
+              <w:spacing w:after="60"/>
+              <w:jc w:val="right"/>
+              <w:rPr>
+                <w:rFonts w:ascii="Times New Roman" w:hAnsi="Times New Roman" w:cs="Times New Roman"/>
+                <w:sz w:val="18"/>
+                <w:szCs w:val="18"/>
               </w:rPr>
             </w:pPr>
           </w:p>
@@ -4354,15 +4520,16 @@
               <w:keepNext/>
               <w:spacing w:after="60"/>
               <w:rPr>
-                <w:sz w:val="20"/>
-                <w:szCs w:val="20"/>
-              </w:rPr>
-            </w:pPr>
-            <w:r>
-              <w:rPr>
-                <w:rFonts w:ascii="Calibri" w:hAnsi="Calibri"/>
-                <w:sz w:val="16"/>
-                <w:szCs w:val="20"/>
+                <w:rFonts w:ascii="Times New Roman" w:hAnsi="Times New Roman" w:cs="Times New Roman"/>
+                <w:sz w:val="18"/>
+                <w:szCs w:val="18"/>
+              </w:rPr>
+            </w:pPr>
+            <w:r>
+              <w:rPr>
+                <w:rFonts w:ascii="Times New Roman" w:hAnsi="Times New Roman" w:cs="Times New Roman"/>
+                <w:sz w:val="18"/>
+                <w:szCs w:val="18"/>
               </w:rPr>
               <w:t>Qes design</w:t>
             </w:r>
@@ -4384,15 +4551,16 @@
               <w:spacing w:after="60"/>
               <w:jc w:val="right"/>
               <w:rPr>
-                <w:sz w:val="20"/>
-                <w:szCs w:val="20"/>
-              </w:rPr>
-            </w:pPr>
-            <w:r>
-              <w:rPr>
-                <w:rFonts w:ascii="Calibri" w:hAnsi="Calibri"/>
-                <w:sz w:val="16"/>
-                <w:szCs w:val="20"/>
+                <w:rFonts w:ascii="Times New Roman" w:hAnsi="Times New Roman" w:cs="Times New Roman"/>
+                <w:sz w:val="18"/>
+                <w:szCs w:val="18"/>
+              </w:rPr>
+            </w:pPr>
+            <w:r>
+              <w:rPr>
+                <w:rFonts w:ascii="Times New Roman" w:hAnsi="Times New Roman" w:cs="Times New Roman"/>
+                <w:sz w:val="18"/>
+                <w:szCs w:val="18"/>
               </w:rPr>
               <w:t>46</w:t>
             </w:r>
@@ -4414,15 +4582,16 @@
               <w:spacing w:after="60"/>
               <w:jc w:val="right"/>
               <w:rPr>
-                <w:sz w:val="20"/>
-                <w:szCs w:val="20"/>
-              </w:rPr>
-            </w:pPr>
-            <w:r>
-              <w:rPr>
-                <w:rFonts w:ascii="Calibri" w:hAnsi="Calibri"/>
-                <w:sz w:val="16"/>
-                <w:szCs w:val="20"/>
+                <w:rFonts w:ascii="Times New Roman" w:hAnsi="Times New Roman" w:cs="Times New Roman"/>
+                <w:sz w:val="18"/>
+                <w:szCs w:val="18"/>
+              </w:rPr>
+            </w:pPr>
+            <w:r>
+              <w:rPr>
+                <w:rFonts w:ascii="Times New Roman" w:hAnsi="Times New Roman" w:cs="Times New Roman"/>
+                <w:sz w:val="18"/>
+                <w:szCs w:val="18"/>
               </w:rPr>
               <w:t>205</w:t>
             </w:r>
@@ -4443,161 +4612,169 @@
               <w:keepNext/>
               <w:spacing w:after="60"/>
               <w:rPr>
-                <w:sz w:val="20"/>
-                <w:szCs w:val="20"/>
-              </w:rPr>
-            </w:pPr>
-          </w:p>
-        </w:tc>
-        <w:tc>
-          <w:tcPr>
-            <w:tcW w:w="0" w:type="auto"/>
-            <w:tcBorders>
-              <w:top w:val="single" w:sz="0" w:space="0" w:color="D3D3D3"/>
-              <w:left w:val="single" w:sz="0" w:space="0" w:color="D3D3D3"/>
-              <w:bottom w:val="single" w:sz="0" w:space="0" w:color="D3D3D3"/>
-              <w:right w:val="single" w:sz="0" w:space="0" w:color="D3D3D3"/>
-            </w:tcBorders>
-          </w:tcPr>
-          <w:p>
-            <w:pPr>
-              <w:keepNext/>
-              <w:spacing w:after="60"/>
-              <w:jc w:val="right"/>
-              <w:rPr>
-                <w:sz w:val="20"/>
-                <w:szCs w:val="20"/>
-              </w:rPr>
-            </w:pPr>
-          </w:p>
-        </w:tc>
-        <w:tc>
-          <w:tcPr>
-            <w:tcW w:w="0" w:type="auto"/>
-            <w:tcBorders>
-              <w:top w:val="single" w:sz="0" w:space="0" w:color="D3D3D3"/>
-              <w:left w:val="single" w:sz="0" w:space="0" w:color="D3D3D3"/>
-              <w:bottom w:val="single" w:sz="0" w:space="0" w:color="D3D3D3"/>
-              <w:right w:val="single" w:sz="0" w:space="0" w:color="D3D3D3"/>
-            </w:tcBorders>
-          </w:tcPr>
-          <w:p>
-            <w:pPr>
-              <w:keepNext/>
-              <w:spacing w:after="60"/>
-              <w:jc w:val="right"/>
-              <w:rPr>
-                <w:sz w:val="20"/>
-                <w:szCs w:val="20"/>
-              </w:rPr>
-            </w:pPr>
-          </w:p>
-        </w:tc>
-        <w:tc>
-          <w:tcPr>
-            <w:tcW w:w="0" w:type="auto"/>
-            <w:tcBorders>
-              <w:top w:val="single" w:sz="0" w:space="0" w:color="D3D3D3"/>
-              <w:left w:val="single" w:sz="0" w:space="0" w:color="D3D3D3"/>
-              <w:bottom w:val="single" w:sz="0" w:space="0" w:color="D3D3D3"/>
-              <w:right w:val="single" w:sz="0" w:space="0" w:color="D3D3D3"/>
-            </w:tcBorders>
-          </w:tcPr>
-          <w:p>
-            <w:pPr>
-              <w:keepNext/>
-              <w:spacing w:after="60"/>
-              <w:jc w:val="right"/>
-              <w:rPr>
-                <w:sz w:val="20"/>
-                <w:szCs w:val="20"/>
-              </w:rPr>
-            </w:pPr>
-          </w:p>
-        </w:tc>
-        <w:tc>
-          <w:tcPr>
-            <w:tcW w:w="0" w:type="auto"/>
-            <w:tcBorders>
-              <w:top w:val="single" w:sz="0" w:space="0" w:color="D3D3D3"/>
-              <w:left w:val="single" w:sz="0" w:space="0" w:color="D3D3D3"/>
-              <w:bottom w:val="single" w:sz="0" w:space="0" w:color="D3D3D3"/>
-              <w:right w:val="single" w:sz="0" w:space="0" w:color="D3D3D3"/>
-            </w:tcBorders>
-          </w:tcPr>
-          <w:p>
-            <w:pPr>
-              <w:keepNext/>
-              <w:spacing w:after="60"/>
-              <w:rPr>
-                <w:sz w:val="20"/>
-                <w:szCs w:val="20"/>
-              </w:rPr>
-            </w:pPr>
-          </w:p>
-        </w:tc>
-        <w:tc>
-          <w:tcPr>
-            <w:tcW w:w="0" w:type="auto"/>
-            <w:tcBorders>
-              <w:top w:val="single" w:sz="0" w:space="0" w:color="D3D3D3"/>
-              <w:left w:val="single" w:sz="0" w:space="0" w:color="D3D3D3"/>
-              <w:bottom w:val="single" w:sz="0" w:space="0" w:color="D3D3D3"/>
-              <w:right w:val="single" w:sz="0" w:space="0" w:color="D3D3D3"/>
-            </w:tcBorders>
-          </w:tcPr>
-          <w:p>
-            <w:pPr>
-              <w:keepNext/>
-              <w:spacing w:after="60"/>
-              <w:jc w:val="right"/>
-              <w:rPr>
-                <w:sz w:val="20"/>
-                <w:szCs w:val="20"/>
-              </w:rPr>
-            </w:pPr>
-          </w:p>
-        </w:tc>
-        <w:tc>
-          <w:tcPr>
-            <w:tcW w:w="0" w:type="auto"/>
-            <w:tcBorders>
-              <w:top w:val="single" w:sz="0" w:space="0" w:color="D3D3D3"/>
-              <w:left w:val="single" w:sz="0" w:space="0" w:color="D3D3D3"/>
-              <w:bottom w:val="single" w:sz="0" w:space="0" w:color="D3D3D3"/>
-              <w:right w:val="single" w:sz="0" w:space="0" w:color="D3D3D3"/>
-            </w:tcBorders>
-          </w:tcPr>
-          <w:p>
-            <w:pPr>
-              <w:keepNext/>
-              <w:spacing w:after="60"/>
-              <w:jc w:val="right"/>
-              <w:rPr>
-                <w:sz w:val="20"/>
-                <w:szCs w:val="20"/>
-              </w:rPr>
-            </w:pPr>
-          </w:p>
-        </w:tc>
-        <w:tc>
-          <w:tcPr>
-            <w:tcW w:w="0" w:type="auto"/>
-            <w:tcBorders>
-              <w:top w:val="single" w:sz="0" w:space="0" w:color="D3D3D3"/>
-              <w:left w:val="single" w:sz="0" w:space="0" w:color="D3D3D3"/>
-              <w:bottom w:val="single" w:sz="0" w:space="0" w:color="D3D3D3"/>
-              <w:right w:val="single" w:sz="0" w:space="0" w:color="D3D3D3"/>
-            </w:tcBorders>
-          </w:tcPr>
-          <w:p>
-            <w:pPr>
-              <w:keepNext/>
-              <w:spacing w:after="60"/>
-              <w:jc w:val="right"/>
-              <w:rPr>
-                <w:sz w:val="20"/>
-                <w:szCs w:val="20"/>
+                <w:rFonts w:ascii="Times New Roman" w:hAnsi="Times New Roman" w:cs="Times New Roman"/>
+                <w:sz w:val="18"/>
+                <w:szCs w:val="18"/>
+              </w:rPr>
+            </w:pPr>
+          </w:p>
+        </w:tc>
+        <w:tc>
+          <w:tcPr>
+            <w:tcW w:w="0" w:type="auto"/>
+            <w:tcBorders>
+              <w:top w:val="single" w:sz="0" w:space="0" w:color="D3D3D3"/>
+              <w:left w:val="single" w:sz="0" w:space="0" w:color="D3D3D3"/>
+              <w:bottom w:val="single" w:sz="0" w:space="0" w:color="D3D3D3"/>
+              <w:right w:val="single" w:sz="0" w:space="0" w:color="D3D3D3"/>
+            </w:tcBorders>
+          </w:tcPr>
+          <w:p>
+            <w:pPr>
+              <w:keepNext/>
+              <w:spacing w:after="60"/>
+              <w:jc w:val="right"/>
+              <w:rPr>
+                <w:rFonts w:ascii="Times New Roman" w:hAnsi="Times New Roman" w:cs="Times New Roman"/>
+                <w:sz w:val="18"/>
+                <w:szCs w:val="18"/>
+              </w:rPr>
+            </w:pPr>
+          </w:p>
+        </w:tc>
+        <w:tc>
+          <w:tcPr>
+            <w:tcW w:w="0" w:type="auto"/>
+            <w:tcBorders>
+              <w:top w:val="single" w:sz="0" w:space="0" w:color="D3D3D3"/>
+              <w:left w:val="single" w:sz="0" w:space="0" w:color="D3D3D3"/>
+              <w:bottom w:val="single" w:sz="0" w:space="0" w:color="D3D3D3"/>
+              <w:right w:val="single" w:sz="0" w:space="0" w:color="D3D3D3"/>
+            </w:tcBorders>
+          </w:tcPr>
+          <w:p>
+            <w:pPr>
+              <w:keepNext/>
+              <w:spacing w:after="60"/>
+              <w:jc w:val="right"/>
+              <w:rPr>
+                <w:rFonts w:ascii="Times New Roman" w:hAnsi="Times New Roman" w:cs="Times New Roman"/>
+                <w:sz w:val="18"/>
+                <w:szCs w:val="18"/>
+              </w:rPr>
+            </w:pPr>
+          </w:p>
+        </w:tc>
+        <w:tc>
+          <w:tcPr>
+            <w:tcW w:w="0" w:type="auto"/>
+            <w:tcBorders>
+              <w:top w:val="single" w:sz="0" w:space="0" w:color="D3D3D3"/>
+              <w:left w:val="single" w:sz="0" w:space="0" w:color="D3D3D3"/>
+              <w:bottom w:val="single" w:sz="0" w:space="0" w:color="D3D3D3"/>
+              <w:right w:val="single" w:sz="0" w:space="0" w:color="D3D3D3"/>
+            </w:tcBorders>
+          </w:tcPr>
+          <w:p>
+            <w:pPr>
+              <w:keepNext/>
+              <w:spacing w:after="60"/>
+              <w:jc w:val="right"/>
+              <w:rPr>
+                <w:rFonts w:ascii="Times New Roman" w:hAnsi="Times New Roman" w:cs="Times New Roman"/>
+                <w:sz w:val="18"/>
+                <w:szCs w:val="18"/>
+              </w:rPr>
+            </w:pPr>
+          </w:p>
+        </w:tc>
+        <w:tc>
+          <w:tcPr>
+            <w:tcW w:w="0" w:type="auto"/>
+            <w:tcBorders>
+              <w:top w:val="single" w:sz="0" w:space="0" w:color="D3D3D3"/>
+              <w:left w:val="single" w:sz="0" w:space="0" w:color="D3D3D3"/>
+              <w:bottom w:val="single" w:sz="0" w:space="0" w:color="D3D3D3"/>
+              <w:right w:val="single" w:sz="0" w:space="0" w:color="D3D3D3"/>
+            </w:tcBorders>
+          </w:tcPr>
+          <w:p>
+            <w:pPr>
+              <w:keepNext/>
+              <w:spacing w:after="60"/>
+              <w:rPr>
+                <w:rFonts w:ascii="Times New Roman" w:hAnsi="Times New Roman" w:cs="Times New Roman"/>
+                <w:sz w:val="18"/>
+                <w:szCs w:val="18"/>
+              </w:rPr>
+            </w:pPr>
+          </w:p>
+        </w:tc>
+        <w:tc>
+          <w:tcPr>
+            <w:tcW w:w="0" w:type="auto"/>
+            <w:tcBorders>
+              <w:top w:val="single" w:sz="0" w:space="0" w:color="D3D3D3"/>
+              <w:left w:val="single" w:sz="0" w:space="0" w:color="D3D3D3"/>
+              <w:bottom w:val="single" w:sz="0" w:space="0" w:color="D3D3D3"/>
+              <w:right w:val="single" w:sz="0" w:space="0" w:color="D3D3D3"/>
+            </w:tcBorders>
+          </w:tcPr>
+          <w:p>
+            <w:pPr>
+              <w:keepNext/>
+              <w:spacing w:after="60"/>
+              <w:jc w:val="right"/>
+              <w:rPr>
+                <w:rFonts w:ascii="Times New Roman" w:hAnsi="Times New Roman" w:cs="Times New Roman"/>
+                <w:sz w:val="18"/>
+                <w:szCs w:val="18"/>
+              </w:rPr>
+            </w:pPr>
+          </w:p>
+        </w:tc>
+        <w:tc>
+          <w:tcPr>
+            <w:tcW w:w="0" w:type="auto"/>
+            <w:tcBorders>
+              <w:top w:val="single" w:sz="0" w:space="0" w:color="D3D3D3"/>
+              <w:left w:val="single" w:sz="0" w:space="0" w:color="D3D3D3"/>
+              <w:bottom w:val="single" w:sz="0" w:space="0" w:color="D3D3D3"/>
+              <w:right w:val="single" w:sz="0" w:space="0" w:color="D3D3D3"/>
+            </w:tcBorders>
+          </w:tcPr>
+          <w:p>
+            <w:pPr>
+              <w:keepNext/>
+              <w:spacing w:after="60"/>
+              <w:jc w:val="right"/>
+              <w:rPr>
+                <w:rFonts w:ascii="Times New Roman" w:hAnsi="Times New Roman" w:cs="Times New Roman"/>
+                <w:sz w:val="18"/>
+                <w:szCs w:val="18"/>
+              </w:rPr>
+            </w:pPr>
+          </w:p>
+        </w:tc>
+        <w:tc>
+          <w:tcPr>
+            <w:tcW w:w="0" w:type="auto"/>
+            <w:tcBorders>
+              <w:top w:val="single" w:sz="0" w:space="0" w:color="D3D3D3"/>
+              <w:left w:val="single" w:sz="0" w:space="0" w:color="D3D3D3"/>
+              <w:bottom w:val="single" w:sz="0" w:space="0" w:color="D3D3D3"/>
+              <w:right w:val="single" w:sz="0" w:space="0" w:color="D3D3D3"/>
+            </w:tcBorders>
+          </w:tcPr>
+          <w:p>
+            <w:pPr>
+              <w:keepNext/>
+              <w:spacing w:after="60"/>
+              <w:jc w:val="right"/>
+              <w:rPr>
+                <w:rFonts w:ascii="Times New Roman" w:hAnsi="Times New Roman" w:cs="Times New Roman"/>
+                <w:sz w:val="18"/>
+                <w:szCs w:val="18"/>
               </w:rPr>
             </w:pPr>
           </w:p>
@@ -4623,15 +4800,16 @@
               <w:keepNext/>
               <w:spacing w:after="60"/>
               <w:rPr>
-                <w:sz w:val="20"/>
-                <w:szCs w:val="20"/>
-              </w:rPr>
-            </w:pPr>
-            <w:r>
-              <w:rPr>
-                <w:rFonts w:ascii="Calibri" w:hAnsi="Calibri"/>
-                <w:sz w:val="16"/>
-                <w:szCs w:val="20"/>
+                <w:rFonts w:ascii="Times New Roman" w:hAnsi="Times New Roman" w:cs="Times New Roman"/>
+                <w:sz w:val="18"/>
+                <w:szCs w:val="18"/>
+              </w:rPr>
+            </w:pPr>
+            <w:r>
+              <w:rPr>
+                <w:rFonts w:ascii="Times New Roman" w:hAnsi="Times New Roman" w:cs="Times New Roman"/>
+                <w:sz w:val="18"/>
+                <w:szCs w:val="18"/>
               </w:rPr>
               <w:t>QES</w:t>
             </w:r>
@@ -4653,15 +4831,16 @@
               <w:spacing w:after="60"/>
               <w:jc w:val="right"/>
               <w:rPr>
-                <w:sz w:val="20"/>
-                <w:szCs w:val="20"/>
-              </w:rPr>
-            </w:pPr>
-            <w:r>
-              <w:rPr>
-                <w:rFonts w:ascii="Calibri" w:hAnsi="Calibri"/>
-                <w:sz w:val="16"/>
-                <w:szCs w:val="20"/>
+                <w:rFonts w:ascii="Times New Roman" w:hAnsi="Times New Roman" w:cs="Times New Roman"/>
+                <w:sz w:val="18"/>
+                <w:szCs w:val="18"/>
+              </w:rPr>
+            </w:pPr>
+            <w:r>
+              <w:rPr>
+                <w:rFonts w:ascii="Times New Roman" w:hAnsi="Times New Roman" w:cs="Times New Roman"/>
+                <w:sz w:val="18"/>
+                <w:szCs w:val="18"/>
               </w:rPr>
               <w:t>8</w:t>
             </w:r>
@@ -4683,15 +4862,16 @@
               <w:spacing w:after="60"/>
               <w:jc w:val="right"/>
               <w:rPr>
-                <w:sz w:val="20"/>
-                <w:szCs w:val="20"/>
-              </w:rPr>
-            </w:pPr>
-            <w:r>
-              <w:rPr>
-                <w:rFonts w:ascii="Calibri" w:hAnsi="Calibri"/>
-                <w:sz w:val="16"/>
-                <w:szCs w:val="20"/>
+                <w:rFonts w:ascii="Times New Roman" w:hAnsi="Times New Roman" w:cs="Times New Roman"/>
+                <w:sz w:val="18"/>
+                <w:szCs w:val="18"/>
+              </w:rPr>
+            </w:pPr>
+            <w:r>
+              <w:rPr>
+                <w:rFonts w:ascii="Times New Roman" w:hAnsi="Times New Roman" w:cs="Times New Roman"/>
+                <w:sz w:val="18"/>
+                <w:szCs w:val="18"/>
               </w:rPr>
               <w:t>18</w:t>
             </w:r>
@@ -4712,15 +4892,16 @@
               <w:keepNext/>
               <w:spacing w:after="60"/>
               <w:rPr>
-                <w:sz w:val="20"/>
-                <w:szCs w:val="20"/>
-              </w:rPr>
-            </w:pPr>
-            <w:r>
-              <w:rPr>
-                <w:rFonts w:ascii="Calibri" w:hAnsi="Calibri"/>
-                <w:sz w:val="16"/>
-                <w:szCs w:val="20"/>
+                <w:rFonts w:ascii="Times New Roman" w:hAnsi="Times New Roman" w:cs="Times New Roman"/>
+                <w:sz w:val="18"/>
+                <w:szCs w:val="18"/>
+              </w:rPr>
+            </w:pPr>
+            <w:r>
+              <w:rPr>
+                <w:rFonts w:ascii="Times New Roman" w:hAnsi="Times New Roman" w:cs="Times New Roman"/>
+                <w:sz w:val="18"/>
+                <w:szCs w:val="18"/>
               </w:rPr>
               <w:t>0.28 [0.01, 0.56]</w:t>
             </w:r>
@@ -4742,15 +4923,16 @@
               <w:spacing w:after="60"/>
               <w:jc w:val="right"/>
               <w:rPr>
-                <w:sz w:val="20"/>
-                <w:szCs w:val="20"/>
-              </w:rPr>
-            </w:pPr>
-            <w:r>
-              <w:rPr>
-                <w:rFonts w:ascii="Calibri" w:hAnsi="Calibri"/>
-                <w:sz w:val="16"/>
-                <w:szCs w:val="20"/>
+                <w:rFonts w:ascii="Times New Roman" w:hAnsi="Times New Roman" w:cs="Times New Roman"/>
+                <w:sz w:val="18"/>
+                <w:szCs w:val="18"/>
+              </w:rPr>
+            </w:pPr>
+            <w:r>
+              <w:rPr>
+                <w:rFonts w:ascii="Times New Roman" w:hAnsi="Times New Roman" w:cs="Times New Roman"/>
+                <w:sz w:val="18"/>
+                <w:szCs w:val="18"/>
               </w:rPr>
               <w:t>0.046</w:t>
             </w:r>
@@ -4772,15 +4954,16 @@
               <w:spacing w:after="60"/>
               <w:jc w:val="right"/>
               <w:rPr>
-                <w:sz w:val="20"/>
-                <w:szCs w:val="20"/>
-              </w:rPr>
-            </w:pPr>
-            <w:r>
-              <w:rPr>
-                <w:rFonts w:ascii="Calibri" w:hAnsi="Calibri"/>
-                <w:sz w:val="16"/>
-                <w:szCs w:val="20"/>
+                <w:rFonts w:ascii="Times New Roman" w:hAnsi="Times New Roman" w:cs="Times New Roman"/>
+                <w:sz w:val="18"/>
+                <w:szCs w:val="18"/>
+              </w:rPr>
+            </w:pPr>
+            <w:r>
+              <w:rPr>
+                <w:rFonts w:ascii="Times New Roman" w:hAnsi="Times New Roman" w:cs="Times New Roman"/>
+                <w:sz w:val="18"/>
+                <w:szCs w:val="18"/>
               </w:rPr>
               <w:t>5.8</w:t>
             </w:r>
@@ -4802,15 +4985,16 @@
               <w:spacing w:after="60"/>
               <w:jc w:val="right"/>
               <w:rPr>
-                <w:sz w:val="20"/>
-                <w:szCs w:val="20"/>
-              </w:rPr>
-            </w:pPr>
-            <w:r>
-              <w:rPr>
-                <w:rFonts w:ascii="Calibri" w:hAnsi="Calibri"/>
-                <w:sz w:val="16"/>
-                <w:szCs w:val="20"/>
+                <w:rFonts w:ascii="Times New Roman" w:hAnsi="Times New Roman" w:cs="Times New Roman"/>
+                <w:sz w:val="18"/>
+                <w:szCs w:val="18"/>
+              </w:rPr>
+            </w:pPr>
+            <w:r>
+              <w:rPr>
+                <w:rFonts w:ascii="Times New Roman" w:hAnsi="Times New Roman" w:cs="Times New Roman"/>
+                <w:sz w:val="18"/>
+                <w:szCs w:val="18"/>
               </w:rPr>
               <w:t>0.23</w:t>
             </w:r>
@@ -4831,15 +5015,16 @@
               <w:keepNext/>
               <w:spacing w:after="60"/>
               <w:rPr>
-                <w:sz w:val="20"/>
-                <w:szCs w:val="20"/>
-              </w:rPr>
-            </w:pPr>
-            <w:r>
-              <w:rPr>
-                <w:rFonts w:ascii="Calibri" w:hAnsi="Calibri"/>
-                <w:sz w:val="16"/>
-                <w:szCs w:val="20"/>
+                <w:rFonts w:ascii="Times New Roman" w:hAnsi="Times New Roman" w:cs="Times New Roman"/>
+                <w:sz w:val="18"/>
+                <w:szCs w:val="18"/>
+              </w:rPr>
+            </w:pPr>
+            <w:r>
+              <w:rPr>
+                <w:rFonts w:ascii="Times New Roman" w:hAnsi="Times New Roman" w:cs="Times New Roman"/>
+                <w:sz w:val="18"/>
+                <w:szCs w:val="18"/>
               </w:rPr>
               <w:t>0.2 [-0.09, 0.48]</w:t>
             </w:r>
@@ -4861,15 +5046,16 @@
               <w:spacing w:after="60"/>
               <w:jc w:val="right"/>
               <w:rPr>
-                <w:sz w:val="20"/>
-                <w:szCs w:val="20"/>
-              </w:rPr>
-            </w:pPr>
-            <w:r>
-              <w:rPr>
-                <w:rFonts w:ascii="Calibri" w:hAnsi="Calibri"/>
-                <w:sz w:val="16"/>
-                <w:szCs w:val="20"/>
+                <w:rFonts w:ascii="Times New Roman" w:hAnsi="Times New Roman" w:cs="Times New Roman"/>
+                <w:sz w:val="18"/>
+                <w:szCs w:val="18"/>
+              </w:rPr>
+            </w:pPr>
+            <w:r>
+              <w:rPr>
+                <w:rFonts w:ascii="Times New Roman" w:hAnsi="Times New Roman" w:cs="Times New Roman"/>
+                <w:sz w:val="18"/>
+                <w:szCs w:val="18"/>
               </w:rPr>
               <w:t>0.155</w:t>
             </w:r>
@@ -4891,15 +5077,16 @@
               <w:spacing w:after="60"/>
               <w:jc w:val="right"/>
               <w:rPr>
-                <w:sz w:val="20"/>
-                <w:szCs w:val="20"/>
-              </w:rPr>
-            </w:pPr>
-            <w:r>
-              <w:rPr>
-                <w:rFonts w:ascii="Calibri" w:hAnsi="Calibri"/>
-                <w:sz w:val="16"/>
-                <w:szCs w:val="20"/>
+                <w:rFonts w:ascii="Times New Roman" w:hAnsi="Times New Roman" w:cs="Times New Roman"/>
+                <w:sz w:val="18"/>
+                <w:szCs w:val="18"/>
+              </w:rPr>
+            </w:pPr>
+            <w:r>
+              <w:rPr>
+                <w:rFonts w:ascii="Times New Roman" w:hAnsi="Times New Roman" w:cs="Times New Roman"/>
+                <w:sz w:val="18"/>
+                <w:szCs w:val="18"/>
               </w:rPr>
               <w:t>10.4</w:t>
             </w:r>
@@ -4921,15 +5108,16 @@
               <w:spacing w:after="60"/>
               <w:jc w:val="right"/>
               <w:rPr>
-                <w:sz w:val="20"/>
-                <w:szCs w:val="20"/>
-              </w:rPr>
-            </w:pPr>
-            <w:r>
-              <w:rPr>
-                <w:rFonts w:ascii="Calibri" w:hAnsi="Calibri"/>
-                <w:sz w:val="16"/>
-                <w:szCs w:val="20"/>
+                <w:rFonts w:ascii="Times New Roman" w:hAnsi="Times New Roman" w:cs="Times New Roman"/>
+                <w:sz w:val="18"/>
+                <w:szCs w:val="18"/>
+              </w:rPr>
+            </w:pPr>
+            <w:r>
+              <w:rPr>
+                <w:rFonts w:ascii="Times New Roman" w:hAnsi="Times New Roman" w:cs="Times New Roman"/>
+                <w:sz w:val="18"/>
+                <w:szCs w:val="18"/>
               </w:rPr>
               <w:t>0.11</w:t>
             </w:r>
@@ -4956,15 +5144,16 @@
               <w:keepNext/>
               <w:spacing w:after="60"/>
               <w:rPr>
-                <w:sz w:val="20"/>
-                <w:szCs w:val="20"/>
-              </w:rPr>
-            </w:pPr>
-            <w:r>
-              <w:rPr>
-                <w:rFonts w:ascii="Calibri" w:hAnsi="Calibri"/>
-                <w:sz w:val="16"/>
-                <w:szCs w:val="20"/>
+                <w:rFonts w:ascii="Times New Roman" w:hAnsi="Times New Roman" w:cs="Times New Roman"/>
+                <w:sz w:val="18"/>
+                <w:szCs w:val="18"/>
+              </w:rPr>
+            </w:pPr>
+            <w:r>
+              <w:rPr>
+                <w:rFonts w:ascii="Times New Roman" w:hAnsi="Times New Roman" w:cs="Times New Roman"/>
+                <w:sz w:val="18"/>
+                <w:szCs w:val="18"/>
               </w:rPr>
               <w:t>RCT</w:t>
             </w:r>
@@ -4986,15 +5175,16 @@
               <w:spacing w:after="60"/>
               <w:jc w:val="right"/>
               <w:rPr>
-                <w:sz w:val="20"/>
-                <w:szCs w:val="20"/>
-              </w:rPr>
-            </w:pPr>
-            <w:r>
-              <w:rPr>
-                <w:rFonts w:ascii="Calibri" w:hAnsi="Calibri"/>
-                <w:sz w:val="16"/>
-                <w:szCs w:val="20"/>
+                <w:rFonts w:ascii="Times New Roman" w:hAnsi="Times New Roman" w:cs="Times New Roman"/>
+                <w:sz w:val="18"/>
+                <w:szCs w:val="18"/>
+              </w:rPr>
+            </w:pPr>
+            <w:r>
+              <w:rPr>
+                <w:rFonts w:ascii="Times New Roman" w:hAnsi="Times New Roman" w:cs="Times New Roman"/>
+                <w:sz w:val="18"/>
+                <w:szCs w:val="18"/>
               </w:rPr>
               <w:t>38</w:t>
             </w:r>
@@ -5016,15 +5206,16 @@
               <w:spacing w:after="60"/>
               <w:jc w:val="right"/>
               <w:rPr>
-                <w:sz w:val="20"/>
-                <w:szCs w:val="20"/>
-              </w:rPr>
-            </w:pPr>
-            <w:r>
-              <w:rPr>
-                <w:rFonts w:ascii="Calibri" w:hAnsi="Calibri"/>
-                <w:sz w:val="16"/>
-                <w:szCs w:val="20"/>
+                <w:rFonts w:ascii="Times New Roman" w:hAnsi="Times New Roman" w:cs="Times New Roman"/>
+                <w:sz w:val="18"/>
+                <w:szCs w:val="18"/>
+              </w:rPr>
+            </w:pPr>
+            <w:r>
+              <w:rPr>
+                <w:rFonts w:ascii="Times New Roman" w:hAnsi="Times New Roman" w:cs="Times New Roman"/>
+                <w:sz w:val="18"/>
+                <w:szCs w:val="18"/>
               </w:rPr>
               <w:t>187</w:t>
             </w:r>
@@ -5045,15 +5236,16 @@
               <w:keepNext/>
               <w:spacing w:after="60"/>
               <w:rPr>
-                <w:sz w:val="20"/>
-                <w:szCs w:val="20"/>
-              </w:rPr>
-            </w:pPr>
-            <w:r>
-              <w:rPr>
-                <w:rFonts w:ascii="Calibri" w:hAnsi="Calibri"/>
-                <w:sz w:val="16"/>
-                <w:szCs w:val="20"/>
+                <w:rFonts w:ascii="Times New Roman" w:hAnsi="Times New Roman" w:cs="Times New Roman"/>
+                <w:sz w:val="18"/>
+                <w:szCs w:val="18"/>
+              </w:rPr>
+            </w:pPr>
+            <w:r>
+              <w:rPr>
+                <w:rFonts w:ascii="Times New Roman" w:hAnsi="Times New Roman" w:cs="Times New Roman"/>
+                <w:sz w:val="18"/>
+                <w:szCs w:val="18"/>
               </w:rPr>
               <w:t>0.18 [0.11, 0.26]</w:t>
             </w:r>
@@ -5075,15 +5267,16 @@
               <w:spacing w:after="60"/>
               <w:jc w:val="right"/>
               <w:rPr>
-                <w:sz w:val="20"/>
-                <w:szCs w:val="20"/>
-              </w:rPr>
-            </w:pPr>
-            <w:r>
-              <w:rPr>
-                <w:rFonts w:ascii="Calibri" w:hAnsi="Calibri"/>
-                <w:sz w:val="16"/>
-                <w:szCs w:val="20"/>
+                <w:rFonts w:ascii="Times New Roman" w:hAnsi="Times New Roman" w:cs="Times New Roman"/>
+                <w:sz w:val="18"/>
+                <w:szCs w:val="18"/>
+              </w:rPr>
+            </w:pPr>
+            <w:r>
+              <w:rPr>
+                <w:rFonts w:ascii="Times New Roman" w:hAnsi="Times New Roman" w:cs="Times New Roman"/>
+                <w:sz w:val="18"/>
+                <w:szCs w:val="18"/>
               </w:rPr>
               <w:t>0.000</w:t>
             </w:r>
@@ -5105,15 +5298,16 @@
               <w:spacing w:after="60"/>
               <w:jc w:val="right"/>
               <w:rPr>
-                <w:sz w:val="20"/>
-                <w:szCs w:val="20"/>
-              </w:rPr>
-            </w:pPr>
-            <w:r>
-              <w:rPr>
-                <w:rFonts w:ascii="Calibri" w:hAnsi="Calibri"/>
-                <w:sz w:val="16"/>
-                <w:szCs w:val="20"/>
+                <w:rFonts w:ascii="Times New Roman" w:hAnsi="Times New Roman" w:cs="Times New Roman"/>
+                <w:sz w:val="18"/>
+                <w:szCs w:val="18"/>
+              </w:rPr>
+            </w:pPr>
+            <w:r>
+              <w:rPr>
+                <w:rFonts w:ascii="Times New Roman" w:hAnsi="Times New Roman" w:cs="Times New Roman"/>
+                <w:sz w:val="18"/>
+                <w:szCs w:val="18"/>
               </w:rPr>
               <w:t>20.4</w:t>
             </w:r>
@@ -5135,15 +5329,16 @@
               <w:spacing w:after="60"/>
               <w:jc w:val="right"/>
               <w:rPr>
-                <w:sz w:val="20"/>
-                <w:szCs w:val="20"/>
-              </w:rPr>
-            </w:pPr>
-            <w:r>
-              <w:rPr>
-                <w:rFonts w:ascii="Calibri" w:hAnsi="Calibri"/>
-                <w:sz w:val="16"/>
-                <w:szCs w:val="20"/>
+                <w:rFonts w:ascii="Times New Roman" w:hAnsi="Times New Roman" w:cs="Times New Roman"/>
+                <w:sz w:val="18"/>
+                <w:szCs w:val="18"/>
+              </w:rPr>
+            </w:pPr>
+            <w:r>
+              <w:rPr>
+                <w:rFonts w:ascii="Times New Roman" w:hAnsi="Times New Roman" w:cs="Times New Roman"/>
+                <w:sz w:val="18"/>
+                <w:szCs w:val="18"/>
               </w:rPr>
               <w:t>0.21</w:t>
             </w:r>
@@ -5164,15 +5359,16 @@
               <w:keepNext/>
               <w:spacing w:after="60"/>
               <w:rPr>
-                <w:sz w:val="20"/>
-                <w:szCs w:val="20"/>
-              </w:rPr>
-            </w:pPr>
-            <w:r>
-              <w:rPr>
-                <w:rFonts w:ascii="Calibri" w:hAnsi="Calibri"/>
-                <w:sz w:val="16"/>
-                <w:szCs w:val="20"/>
+                <w:rFonts w:ascii="Times New Roman" w:hAnsi="Times New Roman" w:cs="Times New Roman"/>
+                <w:sz w:val="18"/>
+                <w:szCs w:val="18"/>
+              </w:rPr>
+            </w:pPr>
+            <w:r>
+              <w:rPr>
+                <w:rFonts w:ascii="Times New Roman" w:hAnsi="Times New Roman" w:cs="Times New Roman"/>
+                <w:sz w:val="18"/>
+                <w:szCs w:val="18"/>
               </w:rPr>
               <w:t>0.22 [0.15, 0.29]</w:t>
             </w:r>
@@ -5194,15 +5390,16 @@
               <w:spacing w:after="60"/>
               <w:jc w:val="right"/>
               <w:rPr>
-                <w:sz w:val="20"/>
-                <w:szCs w:val="20"/>
-              </w:rPr>
-            </w:pPr>
-            <w:r>
-              <w:rPr>
-                <w:rFonts w:ascii="Calibri" w:hAnsi="Calibri"/>
-                <w:sz w:val="16"/>
-                <w:szCs w:val="20"/>
+                <w:rFonts w:ascii="Times New Roman" w:hAnsi="Times New Roman" w:cs="Times New Roman"/>
+                <w:sz w:val="18"/>
+                <w:szCs w:val="18"/>
+              </w:rPr>
+            </w:pPr>
+            <w:r>
+              <w:rPr>
+                <w:rFonts w:ascii="Times New Roman" w:hAnsi="Times New Roman" w:cs="Times New Roman"/>
+                <w:sz w:val="18"/>
+                <w:szCs w:val="18"/>
               </w:rPr>
               <w:t>0.000</w:t>
             </w:r>
@@ -5224,15 +5421,16 @@
               <w:spacing w:after="60"/>
               <w:jc w:val="right"/>
               <w:rPr>
-                <w:sz w:val="20"/>
-                <w:szCs w:val="20"/>
-              </w:rPr>
-            </w:pPr>
-            <w:r>
-              <w:rPr>
-                <w:rFonts w:ascii="Calibri" w:hAnsi="Calibri"/>
-                <w:sz w:val="16"/>
-                <w:szCs w:val="20"/>
+                <w:rFonts w:ascii="Times New Roman" w:hAnsi="Times New Roman" w:cs="Times New Roman"/>
+                <w:sz w:val="18"/>
+                <w:szCs w:val="18"/>
+              </w:rPr>
+            </w:pPr>
+            <w:r>
+              <w:rPr>
+                <w:rFonts w:ascii="Times New Roman" w:hAnsi="Times New Roman" w:cs="Times New Roman"/>
+                <w:sz w:val="18"/>
+                <w:szCs w:val="18"/>
               </w:rPr>
               <w:t>18.3</w:t>
             </w:r>
@@ -5254,15 +5452,16 @@
               <w:spacing w:after="60"/>
               <w:jc w:val="right"/>
               <w:rPr>
-                <w:sz w:val="20"/>
-                <w:szCs w:val="20"/>
-              </w:rPr>
-            </w:pPr>
-            <w:r>
-              <w:rPr>
-                <w:rFonts w:ascii="Calibri" w:hAnsi="Calibri"/>
-                <w:sz w:val="16"/>
-                <w:szCs w:val="20"/>
+                <w:rFonts w:ascii="Times New Roman" w:hAnsi="Times New Roman" w:cs="Times New Roman"/>
+                <w:sz w:val="18"/>
+                <w:szCs w:val="18"/>
+              </w:rPr>
+            </w:pPr>
+            <w:r>
+              <w:rPr>
+                <w:rFonts w:ascii="Times New Roman" w:hAnsi="Times New Roman" w:cs="Times New Roman"/>
+                <w:sz w:val="18"/>
+                <w:szCs w:val="18"/>
               </w:rPr>
               <w:t>0.18</w:t>
             </w:r>
@@ -5289,15 +5488,16 @@
               <w:keepNext/>
               <w:spacing w:after="60"/>
               <w:rPr>
-                <w:sz w:val="20"/>
-                <w:szCs w:val="20"/>
-              </w:rPr>
-            </w:pPr>
-            <w:r>
-              <w:rPr>
-                <w:rFonts w:ascii="Calibri" w:hAnsi="Calibri"/>
-                <w:sz w:val="16"/>
-                <w:szCs w:val="20"/>
+                <w:rFonts w:ascii="Times New Roman" w:hAnsi="Times New Roman" w:cs="Times New Roman"/>
+                <w:sz w:val="18"/>
+                <w:szCs w:val="18"/>
+              </w:rPr>
+            </w:pPr>
+            <w:r>
+              <w:rPr>
+                <w:rFonts w:ascii="Times New Roman" w:hAnsi="Times New Roman" w:cs="Times New Roman"/>
+                <w:sz w:val="18"/>
+                <w:szCs w:val="18"/>
               </w:rPr>
               <w:t>Wald test (CWB)</w:t>
             </w:r>
@@ -5319,80 +5519,84 @@
               <w:spacing w:after="60"/>
               <w:jc w:val="right"/>
               <w:rPr>
-                <w:sz w:val="20"/>
-                <w:szCs w:val="20"/>
-              </w:rPr>
-            </w:pPr>
-          </w:p>
-        </w:tc>
-        <w:tc>
-          <w:tcPr>
-            <w:tcW w:w="0" w:type="auto"/>
-            <w:tcBorders>
-              <w:top w:val="single" w:sz="0" w:space="0" w:color="D3D3D3"/>
-              <w:left w:val="single" w:sz="0" w:space="0" w:color="D3D3D3"/>
-              <w:bottom w:val="single" w:sz="0" w:space="0" w:color="D3D3D3"/>
-              <w:right w:val="single" w:sz="0" w:space="0" w:color="D3D3D3"/>
-            </w:tcBorders>
-          </w:tcPr>
-          <w:p>
-            <w:pPr>
-              <w:keepNext/>
-              <w:spacing w:after="60"/>
-              <w:jc w:val="right"/>
-              <w:rPr>
-                <w:sz w:val="20"/>
-                <w:szCs w:val="20"/>
-              </w:rPr>
-            </w:pPr>
-          </w:p>
-        </w:tc>
-        <w:tc>
-          <w:tcPr>
-            <w:tcW w:w="0" w:type="auto"/>
-            <w:tcBorders>
-              <w:top w:val="single" w:sz="0" w:space="0" w:color="D3D3D3"/>
-              <w:left w:val="single" w:sz="0" w:space="0" w:color="D3D3D3"/>
-              <w:bottom w:val="single" w:sz="0" w:space="0" w:color="D3D3D3"/>
-              <w:right w:val="single" w:sz="0" w:space="0" w:color="D3D3D3"/>
-            </w:tcBorders>
-          </w:tcPr>
-          <w:p>
-            <w:pPr>
-              <w:keepNext/>
-              <w:spacing w:after="60"/>
-              <w:rPr>
-                <w:sz w:val="20"/>
-                <w:szCs w:val="20"/>
-              </w:rPr>
-            </w:pPr>
-          </w:p>
-        </w:tc>
-        <w:tc>
-          <w:tcPr>
-            <w:tcW w:w="0" w:type="auto"/>
-            <w:tcBorders>
-              <w:top w:val="single" w:sz="0" w:space="0" w:color="D3D3D3"/>
-              <w:left w:val="single" w:sz="0" w:space="0" w:color="D3D3D3"/>
-              <w:bottom w:val="single" w:sz="0" w:space="0" w:color="D3D3D3"/>
-              <w:right w:val="single" w:sz="0" w:space="0" w:color="D3D3D3"/>
-            </w:tcBorders>
-          </w:tcPr>
-          <w:p>
-            <w:pPr>
-              <w:keepNext/>
-              <w:spacing w:after="60"/>
-              <w:jc w:val="right"/>
-              <w:rPr>
-                <w:sz w:val="20"/>
-                <w:szCs w:val="20"/>
-              </w:rPr>
-            </w:pPr>
-            <w:r>
-              <w:rPr>
-                <w:rFonts w:ascii="Calibri" w:hAnsi="Calibri"/>
-                <w:sz w:val="16"/>
-                <w:szCs w:val="20"/>
+                <w:rFonts w:ascii="Times New Roman" w:hAnsi="Times New Roman" w:cs="Times New Roman"/>
+                <w:sz w:val="18"/>
+                <w:szCs w:val="18"/>
+              </w:rPr>
+            </w:pPr>
+          </w:p>
+        </w:tc>
+        <w:tc>
+          <w:tcPr>
+            <w:tcW w:w="0" w:type="auto"/>
+            <w:tcBorders>
+              <w:top w:val="single" w:sz="0" w:space="0" w:color="D3D3D3"/>
+              <w:left w:val="single" w:sz="0" w:space="0" w:color="D3D3D3"/>
+              <w:bottom w:val="single" w:sz="0" w:space="0" w:color="D3D3D3"/>
+              <w:right w:val="single" w:sz="0" w:space="0" w:color="D3D3D3"/>
+            </w:tcBorders>
+          </w:tcPr>
+          <w:p>
+            <w:pPr>
+              <w:keepNext/>
+              <w:spacing w:after="60"/>
+              <w:jc w:val="right"/>
+              <w:rPr>
+                <w:rFonts w:ascii="Times New Roman" w:hAnsi="Times New Roman" w:cs="Times New Roman"/>
+                <w:sz w:val="18"/>
+                <w:szCs w:val="18"/>
+              </w:rPr>
+            </w:pPr>
+          </w:p>
+        </w:tc>
+        <w:tc>
+          <w:tcPr>
+            <w:tcW w:w="0" w:type="auto"/>
+            <w:tcBorders>
+              <w:top w:val="single" w:sz="0" w:space="0" w:color="D3D3D3"/>
+              <w:left w:val="single" w:sz="0" w:space="0" w:color="D3D3D3"/>
+              <w:bottom w:val="single" w:sz="0" w:space="0" w:color="D3D3D3"/>
+              <w:right w:val="single" w:sz="0" w:space="0" w:color="D3D3D3"/>
+            </w:tcBorders>
+          </w:tcPr>
+          <w:p>
+            <w:pPr>
+              <w:keepNext/>
+              <w:spacing w:after="60"/>
+              <w:rPr>
+                <w:rFonts w:ascii="Times New Roman" w:hAnsi="Times New Roman" w:cs="Times New Roman"/>
+                <w:sz w:val="18"/>
+                <w:szCs w:val="18"/>
+              </w:rPr>
+            </w:pPr>
+          </w:p>
+        </w:tc>
+        <w:tc>
+          <w:tcPr>
+            <w:tcW w:w="0" w:type="auto"/>
+            <w:tcBorders>
+              <w:top w:val="single" w:sz="0" w:space="0" w:color="D3D3D3"/>
+              <w:left w:val="single" w:sz="0" w:space="0" w:color="D3D3D3"/>
+              <w:bottom w:val="single" w:sz="0" w:space="0" w:color="D3D3D3"/>
+              <w:right w:val="single" w:sz="0" w:space="0" w:color="D3D3D3"/>
+            </w:tcBorders>
+          </w:tcPr>
+          <w:p>
+            <w:pPr>
+              <w:keepNext/>
+              <w:spacing w:after="60"/>
+              <w:jc w:val="right"/>
+              <w:rPr>
+                <w:rFonts w:ascii="Times New Roman" w:hAnsi="Times New Roman" w:cs="Times New Roman"/>
+                <w:sz w:val="18"/>
+                <w:szCs w:val="18"/>
+              </w:rPr>
+            </w:pPr>
+            <w:r>
+              <w:rPr>
+                <w:rFonts w:ascii="Times New Roman" w:hAnsi="Times New Roman" w:cs="Times New Roman"/>
+                <w:sz w:val="18"/>
+                <w:szCs w:val="18"/>
               </w:rPr>
               <w:t>0.433</w:t>
             </w:r>
@@ -5414,117 +5618,123 @@
               <w:spacing w:after="60"/>
               <w:jc w:val="right"/>
               <w:rPr>
-                <w:sz w:val="20"/>
-                <w:szCs w:val="20"/>
-              </w:rPr>
-            </w:pPr>
-          </w:p>
-        </w:tc>
-        <w:tc>
-          <w:tcPr>
-            <w:tcW w:w="0" w:type="auto"/>
-            <w:tcBorders>
-              <w:top w:val="single" w:sz="0" w:space="0" w:color="D3D3D3"/>
-              <w:left w:val="single" w:sz="0" w:space="0" w:color="D3D3D3"/>
-              <w:bottom w:val="single" w:sz="0" w:space="0" w:color="D3D3D3"/>
-              <w:right w:val="single" w:sz="0" w:space="0" w:color="D3D3D3"/>
-            </w:tcBorders>
-          </w:tcPr>
-          <w:p>
-            <w:pPr>
-              <w:keepNext/>
-              <w:spacing w:after="60"/>
-              <w:jc w:val="right"/>
-              <w:rPr>
-                <w:sz w:val="20"/>
-                <w:szCs w:val="20"/>
-              </w:rPr>
-            </w:pPr>
-          </w:p>
-        </w:tc>
-        <w:tc>
-          <w:tcPr>
-            <w:tcW w:w="0" w:type="auto"/>
-            <w:tcBorders>
-              <w:top w:val="single" w:sz="0" w:space="0" w:color="D3D3D3"/>
-              <w:left w:val="single" w:sz="0" w:space="0" w:color="D3D3D3"/>
-              <w:bottom w:val="single" w:sz="0" w:space="0" w:color="D3D3D3"/>
-              <w:right w:val="single" w:sz="0" w:space="0" w:color="D3D3D3"/>
-            </w:tcBorders>
-          </w:tcPr>
-          <w:p>
-            <w:pPr>
-              <w:keepNext/>
-              <w:spacing w:after="60"/>
-              <w:rPr>
-                <w:sz w:val="20"/>
-                <w:szCs w:val="20"/>
-              </w:rPr>
-            </w:pPr>
-          </w:p>
-        </w:tc>
-        <w:tc>
-          <w:tcPr>
-            <w:tcW w:w="0" w:type="auto"/>
-            <w:tcBorders>
-              <w:top w:val="single" w:sz="0" w:space="0" w:color="D3D3D3"/>
-              <w:left w:val="single" w:sz="0" w:space="0" w:color="D3D3D3"/>
-              <w:bottom w:val="single" w:sz="0" w:space="0" w:color="D3D3D3"/>
-              <w:right w:val="single" w:sz="0" w:space="0" w:color="D3D3D3"/>
-            </w:tcBorders>
-          </w:tcPr>
-          <w:p>
-            <w:pPr>
-              <w:keepNext/>
-              <w:spacing w:after="60"/>
-              <w:jc w:val="right"/>
-              <w:rPr>
-                <w:sz w:val="20"/>
-                <w:szCs w:val="20"/>
-              </w:rPr>
-            </w:pPr>
-          </w:p>
-        </w:tc>
-        <w:tc>
-          <w:tcPr>
-            <w:tcW w:w="0" w:type="auto"/>
-            <w:tcBorders>
-              <w:top w:val="single" w:sz="0" w:space="0" w:color="D3D3D3"/>
-              <w:left w:val="single" w:sz="0" w:space="0" w:color="D3D3D3"/>
-              <w:bottom w:val="single" w:sz="0" w:space="0" w:color="D3D3D3"/>
-              <w:right w:val="single" w:sz="0" w:space="0" w:color="D3D3D3"/>
-            </w:tcBorders>
-          </w:tcPr>
-          <w:p>
-            <w:pPr>
-              <w:keepNext/>
-              <w:spacing w:after="60"/>
-              <w:jc w:val="right"/>
-              <w:rPr>
-                <w:sz w:val="20"/>
-                <w:szCs w:val="20"/>
-              </w:rPr>
-            </w:pPr>
-          </w:p>
-        </w:tc>
-        <w:tc>
-          <w:tcPr>
-            <w:tcW w:w="0" w:type="auto"/>
-            <w:tcBorders>
-              <w:top w:val="single" w:sz="0" w:space="0" w:color="D3D3D3"/>
-              <w:left w:val="single" w:sz="0" w:space="0" w:color="D3D3D3"/>
-              <w:bottom w:val="single" w:sz="0" w:space="0" w:color="D3D3D3"/>
-              <w:right w:val="single" w:sz="0" w:space="0" w:color="D3D3D3"/>
-            </w:tcBorders>
-          </w:tcPr>
-          <w:p>
-            <w:pPr>
-              <w:keepNext/>
-              <w:spacing w:after="60"/>
-              <w:jc w:val="right"/>
-              <w:rPr>
-                <w:sz w:val="20"/>
-                <w:szCs w:val="20"/>
+                <w:rFonts w:ascii="Times New Roman" w:hAnsi="Times New Roman" w:cs="Times New Roman"/>
+                <w:sz w:val="18"/>
+                <w:szCs w:val="18"/>
+              </w:rPr>
+            </w:pPr>
+          </w:p>
+        </w:tc>
+        <w:tc>
+          <w:tcPr>
+            <w:tcW w:w="0" w:type="auto"/>
+            <w:tcBorders>
+              <w:top w:val="single" w:sz="0" w:space="0" w:color="D3D3D3"/>
+              <w:left w:val="single" w:sz="0" w:space="0" w:color="D3D3D3"/>
+              <w:bottom w:val="single" w:sz="0" w:space="0" w:color="D3D3D3"/>
+              <w:right w:val="single" w:sz="0" w:space="0" w:color="D3D3D3"/>
+            </w:tcBorders>
+          </w:tcPr>
+          <w:p>
+            <w:pPr>
+              <w:keepNext/>
+              <w:spacing w:after="60"/>
+              <w:jc w:val="right"/>
+              <w:rPr>
+                <w:rFonts w:ascii="Times New Roman" w:hAnsi="Times New Roman" w:cs="Times New Roman"/>
+                <w:sz w:val="18"/>
+                <w:szCs w:val="18"/>
+              </w:rPr>
+            </w:pPr>
+          </w:p>
+        </w:tc>
+        <w:tc>
+          <w:tcPr>
+            <w:tcW w:w="0" w:type="auto"/>
+            <w:tcBorders>
+              <w:top w:val="single" w:sz="0" w:space="0" w:color="D3D3D3"/>
+              <w:left w:val="single" w:sz="0" w:space="0" w:color="D3D3D3"/>
+              <w:bottom w:val="single" w:sz="0" w:space="0" w:color="D3D3D3"/>
+              <w:right w:val="single" w:sz="0" w:space="0" w:color="D3D3D3"/>
+            </w:tcBorders>
+          </w:tcPr>
+          <w:p>
+            <w:pPr>
+              <w:keepNext/>
+              <w:spacing w:after="60"/>
+              <w:rPr>
+                <w:rFonts w:ascii="Times New Roman" w:hAnsi="Times New Roman" w:cs="Times New Roman"/>
+                <w:sz w:val="18"/>
+                <w:szCs w:val="18"/>
+              </w:rPr>
+            </w:pPr>
+          </w:p>
+        </w:tc>
+        <w:tc>
+          <w:tcPr>
+            <w:tcW w:w="0" w:type="auto"/>
+            <w:tcBorders>
+              <w:top w:val="single" w:sz="0" w:space="0" w:color="D3D3D3"/>
+              <w:left w:val="single" w:sz="0" w:space="0" w:color="D3D3D3"/>
+              <w:bottom w:val="single" w:sz="0" w:space="0" w:color="D3D3D3"/>
+              <w:right w:val="single" w:sz="0" w:space="0" w:color="D3D3D3"/>
+            </w:tcBorders>
+          </w:tcPr>
+          <w:p>
+            <w:pPr>
+              <w:keepNext/>
+              <w:spacing w:after="60"/>
+              <w:jc w:val="right"/>
+              <w:rPr>
+                <w:rFonts w:ascii="Times New Roman" w:hAnsi="Times New Roman" w:cs="Times New Roman"/>
+                <w:sz w:val="18"/>
+                <w:szCs w:val="18"/>
+              </w:rPr>
+            </w:pPr>
+          </w:p>
+        </w:tc>
+        <w:tc>
+          <w:tcPr>
+            <w:tcW w:w="0" w:type="auto"/>
+            <w:tcBorders>
+              <w:top w:val="single" w:sz="0" w:space="0" w:color="D3D3D3"/>
+              <w:left w:val="single" w:sz="0" w:space="0" w:color="D3D3D3"/>
+              <w:bottom w:val="single" w:sz="0" w:space="0" w:color="D3D3D3"/>
+              <w:right w:val="single" w:sz="0" w:space="0" w:color="D3D3D3"/>
+            </w:tcBorders>
+          </w:tcPr>
+          <w:p>
+            <w:pPr>
+              <w:keepNext/>
+              <w:spacing w:after="60"/>
+              <w:jc w:val="right"/>
+              <w:rPr>
+                <w:rFonts w:ascii="Times New Roman" w:hAnsi="Times New Roman" w:cs="Times New Roman"/>
+                <w:sz w:val="18"/>
+                <w:szCs w:val="18"/>
+              </w:rPr>
+            </w:pPr>
+          </w:p>
+        </w:tc>
+        <w:tc>
+          <w:tcPr>
+            <w:tcW w:w="0" w:type="auto"/>
+            <w:tcBorders>
+              <w:top w:val="single" w:sz="0" w:space="0" w:color="D3D3D3"/>
+              <w:left w:val="single" w:sz="0" w:space="0" w:color="D3D3D3"/>
+              <w:bottom w:val="single" w:sz="0" w:space="0" w:color="D3D3D3"/>
+              <w:right w:val="single" w:sz="0" w:space="0" w:color="D3D3D3"/>
+            </w:tcBorders>
+          </w:tcPr>
+          <w:p>
+            <w:pPr>
+              <w:keepNext/>
+              <w:spacing w:after="60"/>
+              <w:jc w:val="right"/>
+              <w:rPr>
+                <w:rFonts w:ascii="Times New Roman" w:hAnsi="Times New Roman" w:cs="Times New Roman"/>
+                <w:sz w:val="18"/>
+                <w:szCs w:val="18"/>
               </w:rPr>
             </w:pPr>
           </w:p>
@@ -5550,15 +5760,16 @@
               <w:keepNext/>
               <w:spacing w:after="60"/>
               <w:rPr>
-                <w:sz w:val="20"/>
-                <w:szCs w:val="20"/>
-              </w:rPr>
-            </w:pPr>
-            <w:r>
-              <w:rPr>
-                <w:rFonts w:ascii="Calibri" w:hAnsi="Calibri"/>
-                <w:sz w:val="16"/>
-                <w:szCs w:val="20"/>
+                <w:rFonts w:ascii="Times New Roman" w:hAnsi="Times New Roman" w:cs="Times New Roman"/>
+                <w:sz w:val="18"/>
+                <w:szCs w:val="18"/>
+              </w:rPr>
+            </w:pPr>
+            <w:r>
+              <w:rPr>
+                <w:rFonts w:ascii="Times New Roman" w:hAnsi="Times New Roman" w:cs="Times New Roman"/>
+                <w:sz w:val="18"/>
+                <w:szCs w:val="18"/>
               </w:rPr>
               <w:t>Wald test (HTZ)</w:t>
             </w:r>
@@ -5580,175 +5791,193 @@
               <w:spacing w:after="60"/>
               <w:jc w:val="right"/>
               <w:rPr>
-                <w:sz w:val="20"/>
-                <w:szCs w:val="20"/>
-              </w:rPr>
-            </w:pPr>
-          </w:p>
-        </w:tc>
-        <w:tc>
-          <w:tcPr>
-            <w:tcW w:w="0" w:type="auto"/>
-            <w:tcBorders>
-              <w:top w:val="single" w:sz="0" w:space="0" w:color="D3D3D3"/>
-              <w:left w:val="single" w:sz="0" w:space="0" w:color="D3D3D3"/>
-              <w:bottom w:val="single" w:sz="0" w:space="0" w:color="D3D3D3"/>
-              <w:right w:val="single" w:sz="0" w:space="0" w:color="D3D3D3"/>
-            </w:tcBorders>
-          </w:tcPr>
-          <w:p>
-            <w:pPr>
-              <w:keepNext/>
-              <w:spacing w:after="60"/>
-              <w:jc w:val="right"/>
-              <w:rPr>
-                <w:sz w:val="20"/>
-                <w:szCs w:val="20"/>
-              </w:rPr>
-            </w:pPr>
-          </w:p>
-        </w:tc>
-        <w:tc>
-          <w:tcPr>
-            <w:tcW w:w="0" w:type="auto"/>
-            <w:tcBorders>
-              <w:top w:val="single" w:sz="0" w:space="0" w:color="D3D3D3"/>
-              <w:left w:val="single" w:sz="0" w:space="0" w:color="D3D3D3"/>
-              <w:bottom w:val="single" w:sz="0" w:space="0" w:color="D3D3D3"/>
-              <w:right w:val="single" w:sz="0" w:space="0" w:color="D3D3D3"/>
-            </w:tcBorders>
-          </w:tcPr>
-          <w:p>
-            <w:pPr>
-              <w:keepNext/>
-              <w:spacing w:after="60"/>
-              <w:rPr>
-                <w:sz w:val="20"/>
-                <w:szCs w:val="20"/>
-              </w:rPr>
-            </w:pPr>
-          </w:p>
-        </w:tc>
-        <w:tc>
-          <w:tcPr>
-            <w:tcW w:w="0" w:type="auto"/>
-            <w:tcBorders>
-              <w:top w:val="single" w:sz="0" w:space="0" w:color="D3D3D3"/>
-              <w:left w:val="single" w:sz="0" w:space="0" w:color="D3D3D3"/>
-              <w:bottom w:val="single" w:sz="0" w:space="0" w:color="D3D3D3"/>
-              <w:right w:val="single" w:sz="0" w:space="0" w:color="D3D3D3"/>
-            </w:tcBorders>
-          </w:tcPr>
-          <w:p>
-            <w:pPr>
-              <w:keepNext/>
-              <w:spacing w:after="60"/>
-              <w:jc w:val="right"/>
-              <w:rPr>
-                <w:sz w:val="20"/>
-                <w:szCs w:val="20"/>
-              </w:rPr>
-            </w:pPr>
-          </w:p>
-        </w:tc>
-        <w:tc>
-          <w:tcPr>
-            <w:tcW w:w="0" w:type="auto"/>
-            <w:tcBorders>
-              <w:top w:val="single" w:sz="0" w:space="0" w:color="D3D3D3"/>
-              <w:left w:val="single" w:sz="0" w:space="0" w:color="D3D3D3"/>
-              <w:bottom w:val="single" w:sz="0" w:space="0" w:color="D3D3D3"/>
-              <w:right w:val="single" w:sz="0" w:space="0" w:color="D3D3D3"/>
-            </w:tcBorders>
-          </w:tcPr>
-          <w:p>
-            <w:pPr>
-              <w:keepNext/>
-              <w:spacing w:after="60"/>
-              <w:jc w:val="right"/>
-              <w:rPr>
-                <w:sz w:val="20"/>
-                <w:szCs w:val="20"/>
-              </w:rPr>
-            </w:pPr>
-          </w:p>
-        </w:tc>
-        <w:tc>
-          <w:tcPr>
-            <w:tcW w:w="0" w:type="auto"/>
-            <w:tcBorders>
-              <w:top w:val="single" w:sz="0" w:space="0" w:color="D3D3D3"/>
-              <w:left w:val="single" w:sz="0" w:space="0" w:color="D3D3D3"/>
-              <w:bottom w:val="single" w:sz="0" w:space="0" w:color="D3D3D3"/>
-              <w:right w:val="single" w:sz="0" w:space="0" w:color="D3D3D3"/>
-            </w:tcBorders>
-          </w:tcPr>
-          <w:p>
-            <w:pPr>
-              <w:keepNext/>
-              <w:spacing w:after="60"/>
-              <w:jc w:val="right"/>
-              <w:rPr>
-                <w:sz w:val="20"/>
-                <w:szCs w:val="20"/>
-              </w:rPr>
-            </w:pPr>
-          </w:p>
-        </w:tc>
-        <w:tc>
-          <w:tcPr>
-            <w:tcW w:w="0" w:type="auto"/>
-            <w:tcBorders>
-              <w:top w:val="single" w:sz="0" w:space="0" w:color="D3D3D3"/>
-              <w:left w:val="single" w:sz="0" w:space="0" w:color="D3D3D3"/>
-              <w:bottom w:val="single" w:sz="0" w:space="0" w:color="D3D3D3"/>
-              <w:right w:val="single" w:sz="0" w:space="0" w:color="D3D3D3"/>
-            </w:tcBorders>
-          </w:tcPr>
-          <w:p>
-            <w:pPr>
-              <w:keepNext/>
-              <w:spacing w:after="60"/>
-              <w:rPr>
-                <w:sz w:val="20"/>
-                <w:szCs w:val="20"/>
-              </w:rPr>
-            </w:pPr>
-            <w:r>
-              <w:rPr>
-                <w:rFonts w:ascii="Calibri" w:hAnsi="Calibri"/>
-                <w:sz w:val="16"/>
-                <w:szCs w:val="20"/>
-              </w:rPr>
-              <w:t>F(1, 10.89) = 0.02</w:t>
-            </w:r>
-          </w:p>
-        </w:tc>
-        <w:tc>
-          <w:tcPr>
-            <w:tcW w:w="0" w:type="auto"/>
-            <w:tcBorders>
-              <w:top w:val="single" w:sz="0" w:space="0" w:color="D3D3D3"/>
-              <w:left w:val="single" w:sz="0" w:space="0" w:color="D3D3D3"/>
-              <w:bottom w:val="single" w:sz="0" w:space="0" w:color="D3D3D3"/>
-              <w:right w:val="single" w:sz="0" w:space="0" w:color="D3D3D3"/>
-            </w:tcBorders>
-          </w:tcPr>
-          <w:p>
-            <w:pPr>
-              <w:keepNext/>
-              <w:spacing w:after="60"/>
-              <w:jc w:val="right"/>
-              <w:rPr>
-                <w:sz w:val="20"/>
-                <w:szCs w:val="20"/>
-              </w:rPr>
-            </w:pPr>
-            <w:r>
-              <w:rPr>
-                <w:rFonts w:ascii="Calibri" w:hAnsi="Calibri"/>
-                <w:sz w:val="16"/>
-                <w:szCs w:val="20"/>
+                <w:rFonts w:ascii="Times New Roman" w:hAnsi="Times New Roman" w:cs="Times New Roman"/>
+                <w:sz w:val="18"/>
+                <w:szCs w:val="18"/>
+              </w:rPr>
+            </w:pPr>
+          </w:p>
+        </w:tc>
+        <w:tc>
+          <w:tcPr>
+            <w:tcW w:w="0" w:type="auto"/>
+            <w:tcBorders>
+              <w:top w:val="single" w:sz="0" w:space="0" w:color="D3D3D3"/>
+              <w:left w:val="single" w:sz="0" w:space="0" w:color="D3D3D3"/>
+              <w:bottom w:val="single" w:sz="0" w:space="0" w:color="D3D3D3"/>
+              <w:right w:val="single" w:sz="0" w:space="0" w:color="D3D3D3"/>
+            </w:tcBorders>
+          </w:tcPr>
+          <w:p>
+            <w:pPr>
+              <w:keepNext/>
+              <w:spacing w:after="60"/>
+              <w:jc w:val="right"/>
+              <w:rPr>
+                <w:rFonts w:ascii="Times New Roman" w:hAnsi="Times New Roman" w:cs="Times New Roman"/>
+                <w:sz w:val="18"/>
+                <w:szCs w:val="18"/>
+              </w:rPr>
+            </w:pPr>
+          </w:p>
+        </w:tc>
+        <w:tc>
+          <w:tcPr>
+            <w:tcW w:w="0" w:type="auto"/>
+            <w:tcBorders>
+              <w:top w:val="single" w:sz="0" w:space="0" w:color="D3D3D3"/>
+              <w:left w:val="single" w:sz="0" w:space="0" w:color="D3D3D3"/>
+              <w:bottom w:val="single" w:sz="0" w:space="0" w:color="D3D3D3"/>
+              <w:right w:val="single" w:sz="0" w:space="0" w:color="D3D3D3"/>
+            </w:tcBorders>
+          </w:tcPr>
+          <w:p>
+            <w:pPr>
+              <w:keepNext/>
+              <w:spacing w:after="60"/>
+              <w:rPr>
+                <w:rFonts w:ascii="Times New Roman" w:hAnsi="Times New Roman" w:cs="Times New Roman"/>
+                <w:sz w:val="18"/>
+                <w:szCs w:val="18"/>
+              </w:rPr>
+            </w:pPr>
+          </w:p>
+        </w:tc>
+        <w:tc>
+          <w:tcPr>
+            <w:tcW w:w="0" w:type="auto"/>
+            <w:tcBorders>
+              <w:top w:val="single" w:sz="0" w:space="0" w:color="D3D3D3"/>
+              <w:left w:val="single" w:sz="0" w:space="0" w:color="D3D3D3"/>
+              <w:bottom w:val="single" w:sz="0" w:space="0" w:color="D3D3D3"/>
+              <w:right w:val="single" w:sz="0" w:space="0" w:color="D3D3D3"/>
+            </w:tcBorders>
+          </w:tcPr>
+          <w:p>
+            <w:pPr>
+              <w:keepNext/>
+              <w:spacing w:after="60"/>
+              <w:jc w:val="right"/>
+              <w:rPr>
+                <w:rFonts w:ascii="Times New Roman" w:hAnsi="Times New Roman" w:cs="Times New Roman"/>
+                <w:sz w:val="18"/>
+                <w:szCs w:val="18"/>
+              </w:rPr>
+            </w:pPr>
+          </w:p>
+        </w:tc>
+        <w:tc>
+          <w:tcPr>
+            <w:tcW w:w="0" w:type="auto"/>
+            <w:tcBorders>
+              <w:top w:val="single" w:sz="0" w:space="0" w:color="D3D3D3"/>
+              <w:left w:val="single" w:sz="0" w:space="0" w:color="D3D3D3"/>
+              <w:bottom w:val="single" w:sz="0" w:space="0" w:color="D3D3D3"/>
+              <w:right w:val="single" w:sz="0" w:space="0" w:color="D3D3D3"/>
+            </w:tcBorders>
+          </w:tcPr>
+          <w:p>
+            <w:pPr>
+              <w:keepNext/>
+              <w:spacing w:after="60"/>
+              <w:jc w:val="right"/>
+              <w:rPr>
+                <w:rFonts w:ascii="Times New Roman" w:hAnsi="Times New Roman" w:cs="Times New Roman"/>
+                <w:sz w:val="18"/>
+                <w:szCs w:val="18"/>
+              </w:rPr>
+            </w:pPr>
+          </w:p>
+        </w:tc>
+        <w:tc>
+          <w:tcPr>
+            <w:tcW w:w="0" w:type="auto"/>
+            <w:tcBorders>
+              <w:top w:val="single" w:sz="0" w:space="0" w:color="D3D3D3"/>
+              <w:left w:val="single" w:sz="0" w:space="0" w:color="D3D3D3"/>
+              <w:bottom w:val="single" w:sz="0" w:space="0" w:color="D3D3D3"/>
+              <w:right w:val="single" w:sz="0" w:space="0" w:color="D3D3D3"/>
+            </w:tcBorders>
+          </w:tcPr>
+          <w:p>
+            <w:pPr>
+              <w:keepNext/>
+              <w:spacing w:after="60"/>
+              <w:jc w:val="right"/>
+              <w:rPr>
+                <w:rFonts w:ascii="Times New Roman" w:hAnsi="Times New Roman" w:cs="Times New Roman"/>
+                <w:sz w:val="18"/>
+                <w:szCs w:val="18"/>
+              </w:rPr>
+            </w:pPr>
+          </w:p>
+        </w:tc>
+        <w:tc>
+          <w:tcPr>
+            <w:tcW w:w="0" w:type="auto"/>
+            <w:tcBorders>
+              <w:top w:val="single" w:sz="0" w:space="0" w:color="D3D3D3"/>
+              <w:left w:val="single" w:sz="0" w:space="0" w:color="D3D3D3"/>
+              <w:bottom w:val="single" w:sz="0" w:space="0" w:color="D3D3D3"/>
+              <w:right w:val="single" w:sz="0" w:space="0" w:color="D3D3D3"/>
+            </w:tcBorders>
+          </w:tcPr>
+          <w:p>
+            <w:pPr>
+              <w:keepNext/>
+              <w:spacing w:after="60"/>
+              <w:rPr>
+                <w:rFonts w:ascii="Times New Roman" w:hAnsi="Times New Roman" w:cs="Times New Roman"/>
+                <w:sz w:val="18"/>
+                <w:szCs w:val="18"/>
+              </w:rPr>
+            </w:pPr>
+            <w:proofErr w:type="gramStart"/>
+            <w:r>
+              <w:rPr>
+                <w:rFonts w:ascii="Times New Roman" w:hAnsi="Times New Roman" w:cs="Times New Roman"/>
+                <w:sz w:val="18"/>
+                <w:szCs w:val="18"/>
+              </w:rPr>
+              <w:t>F(</w:t>
+            </w:r>
+            <w:proofErr w:type="gramEnd"/>
+            <w:r>
+              <w:rPr>
+                <w:rFonts w:ascii="Times New Roman" w:hAnsi="Times New Roman" w:cs="Times New Roman"/>
+                <w:sz w:val="18"/>
+                <w:szCs w:val="18"/>
+              </w:rPr>
+              <w:t>1, 10.89) = 0.02</w:t>
+            </w:r>
+          </w:p>
+        </w:tc>
+        <w:tc>
+          <w:tcPr>
+            <w:tcW w:w="0" w:type="auto"/>
+            <w:tcBorders>
+              <w:top w:val="single" w:sz="0" w:space="0" w:color="D3D3D3"/>
+              <w:left w:val="single" w:sz="0" w:space="0" w:color="D3D3D3"/>
+              <w:bottom w:val="single" w:sz="0" w:space="0" w:color="D3D3D3"/>
+              <w:right w:val="single" w:sz="0" w:space="0" w:color="D3D3D3"/>
+            </w:tcBorders>
+          </w:tcPr>
+          <w:p>
+            <w:pPr>
+              <w:keepNext/>
+              <w:spacing w:after="60"/>
+              <w:jc w:val="right"/>
+              <w:rPr>
+                <w:rFonts w:ascii="Times New Roman" w:hAnsi="Times New Roman" w:cs="Times New Roman"/>
+                <w:sz w:val="18"/>
+                <w:szCs w:val="18"/>
+              </w:rPr>
+            </w:pPr>
+            <w:r>
+              <w:rPr>
+                <w:rFonts w:ascii="Times New Roman" w:hAnsi="Times New Roman" w:cs="Times New Roman"/>
+                <w:sz w:val="18"/>
+                <w:szCs w:val="18"/>
               </w:rPr>
               <w:t>0.894</w:t>
             </w:r>
@@ -5770,30 +5999,32 @@
               <w:spacing w:after="60"/>
               <w:jc w:val="right"/>
               <w:rPr>
-                <w:sz w:val="20"/>
-                <w:szCs w:val="20"/>
-              </w:rPr>
-            </w:pPr>
-          </w:p>
-        </w:tc>
-        <w:tc>
-          <w:tcPr>
-            <w:tcW w:w="0" w:type="auto"/>
-            <w:tcBorders>
-              <w:top w:val="single" w:sz="0" w:space="0" w:color="D3D3D3"/>
-              <w:left w:val="single" w:sz="0" w:space="0" w:color="D3D3D3"/>
-              <w:bottom w:val="single" w:sz="0" w:space="0" w:color="D3D3D3"/>
-              <w:right w:val="single" w:sz="0" w:space="0" w:color="D3D3D3"/>
-            </w:tcBorders>
-          </w:tcPr>
-          <w:p>
-            <w:pPr>
-              <w:keepNext/>
-              <w:spacing w:after="60"/>
-              <w:jc w:val="right"/>
-              <w:rPr>
-                <w:sz w:val="20"/>
-                <w:szCs w:val="20"/>
+                <w:rFonts w:ascii="Times New Roman" w:hAnsi="Times New Roman" w:cs="Times New Roman"/>
+                <w:sz w:val="18"/>
+                <w:szCs w:val="18"/>
+              </w:rPr>
+            </w:pPr>
+          </w:p>
+        </w:tc>
+        <w:tc>
+          <w:tcPr>
+            <w:tcW w:w="0" w:type="auto"/>
+            <w:tcBorders>
+              <w:top w:val="single" w:sz="0" w:space="0" w:color="D3D3D3"/>
+              <w:left w:val="single" w:sz="0" w:space="0" w:color="D3D3D3"/>
+              <w:bottom w:val="single" w:sz="0" w:space="0" w:color="D3D3D3"/>
+              <w:right w:val="single" w:sz="0" w:space="0" w:color="D3D3D3"/>
+            </w:tcBorders>
+          </w:tcPr>
+          <w:p>
+            <w:pPr>
+              <w:keepNext/>
+              <w:spacing w:after="60"/>
+              <w:jc w:val="right"/>
+              <w:rPr>
+                <w:rFonts w:ascii="Times New Roman" w:hAnsi="Times New Roman" w:cs="Times New Roman"/>
+                <w:sz w:val="18"/>
+                <w:szCs w:val="18"/>
               </w:rPr>
             </w:pPr>
           </w:p>
@@ -5819,15 +6050,16 @@
               <w:keepNext/>
               <w:spacing w:after="60"/>
               <w:rPr>
-                <w:sz w:val="20"/>
-                <w:szCs w:val="20"/>
-              </w:rPr>
-            </w:pPr>
-            <w:r>
-              <w:rPr>
-                <w:rFonts w:ascii="Calibri" w:hAnsi="Calibri"/>
-                <w:sz w:val="16"/>
-                <w:szCs w:val="20"/>
+                <w:rFonts w:ascii="Times New Roman" w:hAnsi="Times New Roman" w:cs="Times New Roman"/>
+                <w:sz w:val="18"/>
+                <w:szCs w:val="18"/>
+              </w:rPr>
+            </w:pPr>
+            <w:r>
+              <w:rPr>
+                <w:rFonts w:ascii="Times New Roman" w:hAnsi="Times New Roman" w:cs="Times New Roman"/>
+                <w:sz w:val="18"/>
+                <w:szCs w:val="18"/>
               </w:rPr>
               <w:t>Control modified</w:t>
             </w:r>
@@ -5849,15 +6081,16 @@
               <w:spacing w:after="60"/>
               <w:jc w:val="right"/>
               <w:rPr>
-                <w:sz w:val="20"/>
-                <w:szCs w:val="20"/>
-              </w:rPr>
-            </w:pPr>
-            <w:r>
-              <w:rPr>
-                <w:rFonts w:ascii="Calibri" w:hAnsi="Calibri"/>
-                <w:sz w:val="16"/>
-                <w:szCs w:val="20"/>
+                <w:rFonts w:ascii="Times New Roman" w:hAnsi="Times New Roman" w:cs="Times New Roman"/>
+                <w:sz w:val="18"/>
+                <w:szCs w:val="18"/>
+              </w:rPr>
+            </w:pPr>
+            <w:r>
+              <w:rPr>
+                <w:rFonts w:ascii="Times New Roman" w:hAnsi="Times New Roman" w:cs="Times New Roman"/>
+                <w:sz w:val="18"/>
+                <w:szCs w:val="18"/>
               </w:rPr>
               <w:t>46</w:t>
             </w:r>
@@ -5879,15 +6112,16 @@
               <w:spacing w:after="60"/>
               <w:jc w:val="right"/>
               <w:rPr>
-                <w:sz w:val="20"/>
-                <w:szCs w:val="20"/>
-              </w:rPr>
-            </w:pPr>
-            <w:r>
-              <w:rPr>
-                <w:rFonts w:ascii="Calibri" w:hAnsi="Calibri"/>
-                <w:sz w:val="16"/>
-                <w:szCs w:val="20"/>
+                <w:rFonts w:ascii="Times New Roman" w:hAnsi="Times New Roman" w:cs="Times New Roman"/>
+                <w:sz w:val="18"/>
+                <w:szCs w:val="18"/>
+              </w:rPr>
+            </w:pPr>
+            <w:r>
+              <w:rPr>
+                <w:rFonts w:ascii="Times New Roman" w:hAnsi="Times New Roman" w:cs="Times New Roman"/>
+                <w:sz w:val="18"/>
+                <w:szCs w:val="18"/>
               </w:rPr>
               <w:t>205</w:t>
             </w:r>
@@ -5908,161 +6142,169 @@
               <w:keepNext/>
               <w:spacing w:after="60"/>
               <w:rPr>
-                <w:sz w:val="20"/>
-                <w:szCs w:val="20"/>
-              </w:rPr>
-            </w:pPr>
-          </w:p>
-        </w:tc>
-        <w:tc>
-          <w:tcPr>
-            <w:tcW w:w="0" w:type="auto"/>
-            <w:tcBorders>
-              <w:top w:val="single" w:sz="0" w:space="0" w:color="D3D3D3"/>
-              <w:left w:val="single" w:sz="0" w:space="0" w:color="D3D3D3"/>
-              <w:bottom w:val="single" w:sz="0" w:space="0" w:color="D3D3D3"/>
-              <w:right w:val="single" w:sz="0" w:space="0" w:color="D3D3D3"/>
-            </w:tcBorders>
-          </w:tcPr>
-          <w:p>
-            <w:pPr>
-              <w:keepNext/>
-              <w:spacing w:after="60"/>
-              <w:jc w:val="right"/>
-              <w:rPr>
-                <w:sz w:val="20"/>
-                <w:szCs w:val="20"/>
-              </w:rPr>
-            </w:pPr>
-          </w:p>
-        </w:tc>
-        <w:tc>
-          <w:tcPr>
-            <w:tcW w:w="0" w:type="auto"/>
-            <w:tcBorders>
-              <w:top w:val="single" w:sz="0" w:space="0" w:color="D3D3D3"/>
-              <w:left w:val="single" w:sz="0" w:space="0" w:color="D3D3D3"/>
-              <w:bottom w:val="single" w:sz="0" w:space="0" w:color="D3D3D3"/>
-              <w:right w:val="single" w:sz="0" w:space="0" w:color="D3D3D3"/>
-            </w:tcBorders>
-          </w:tcPr>
-          <w:p>
-            <w:pPr>
-              <w:keepNext/>
-              <w:spacing w:after="60"/>
-              <w:jc w:val="right"/>
-              <w:rPr>
-                <w:sz w:val="20"/>
-                <w:szCs w:val="20"/>
-              </w:rPr>
-            </w:pPr>
-          </w:p>
-        </w:tc>
-        <w:tc>
-          <w:tcPr>
-            <w:tcW w:w="0" w:type="auto"/>
-            <w:tcBorders>
-              <w:top w:val="single" w:sz="0" w:space="0" w:color="D3D3D3"/>
-              <w:left w:val="single" w:sz="0" w:space="0" w:color="D3D3D3"/>
-              <w:bottom w:val="single" w:sz="0" w:space="0" w:color="D3D3D3"/>
-              <w:right w:val="single" w:sz="0" w:space="0" w:color="D3D3D3"/>
-            </w:tcBorders>
-          </w:tcPr>
-          <w:p>
-            <w:pPr>
-              <w:keepNext/>
-              <w:spacing w:after="60"/>
-              <w:jc w:val="right"/>
-              <w:rPr>
-                <w:sz w:val="20"/>
-                <w:szCs w:val="20"/>
-              </w:rPr>
-            </w:pPr>
-          </w:p>
-        </w:tc>
-        <w:tc>
-          <w:tcPr>
-            <w:tcW w:w="0" w:type="auto"/>
-            <w:tcBorders>
-              <w:top w:val="single" w:sz="0" w:space="0" w:color="D3D3D3"/>
-              <w:left w:val="single" w:sz="0" w:space="0" w:color="D3D3D3"/>
-              <w:bottom w:val="single" w:sz="0" w:space="0" w:color="D3D3D3"/>
-              <w:right w:val="single" w:sz="0" w:space="0" w:color="D3D3D3"/>
-            </w:tcBorders>
-          </w:tcPr>
-          <w:p>
-            <w:pPr>
-              <w:keepNext/>
-              <w:spacing w:after="60"/>
-              <w:rPr>
-                <w:sz w:val="20"/>
-                <w:szCs w:val="20"/>
-              </w:rPr>
-            </w:pPr>
-          </w:p>
-        </w:tc>
-        <w:tc>
-          <w:tcPr>
-            <w:tcW w:w="0" w:type="auto"/>
-            <w:tcBorders>
-              <w:top w:val="single" w:sz="0" w:space="0" w:color="D3D3D3"/>
-              <w:left w:val="single" w:sz="0" w:space="0" w:color="D3D3D3"/>
-              <w:bottom w:val="single" w:sz="0" w:space="0" w:color="D3D3D3"/>
-              <w:right w:val="single" w:sz="0" w:space="0" w:color="D3D3D3"/>
-            </w:tcBorders>
-          </w:tcPr>
-          <w:p>
-            <w:pPr>
-              <w:keepNext/>
-              <w:spacing w:after="60"/>
-              <w:jc w:val="right"/>
-              <w:rPr>
-                <w:sz w:val="20"/>
-                <w:szCs w:val="20"/>
-              </w:rPr>
-            </w:pPr>
-          </w:p>
-        </w:tc>
-        <w:tc>
-          <w:tcPr>
-            <w:tcW w:w="0" w:type="auto"/>
-            <w:tcBorders>
-              <w:top w:val="single" w:sz="0" w:space="0" w:color="D3D3D3"/>
-              <w:left w:val="single" w:sz="0" w:space="0" w:color="D3D3D3"/>
-              <w:bottom w:val="single" w:sz="0" w:space="0" w:color="D3D3D3"/>
-              <w:right w:val="single" w:sz="0" w:space="0" w:color="D3D3D3"/>
-            </w:tcBorders>
-          </w:tcPr>
-          <w:p>
-            <w:pPr>
-              <w:keepNext/>
-              <w:spacing w:after="60"/>
-              <w:jc w:val="right"/>
-              <w:rPr>
-                <w:sz w:val="20"/>
-                <w:szCs w:val="20"/>
-              </w:rPr>
-            </w:pPr>
-          </w:p>
-        </w:tc>
-        <w:tc>
-          <w:tcPr>
-            <w:tcW w:w="0" w:type="auto"/>
-            <w:tcBorders>
-              <w:top w:val="single" w:sz="0" w:space="0" w:color="D3D3D3"/>
-              <w:left w:val="single" w:sz="0" w:space="0" w:color="D3D3D3"/>
-              <w:bottom w:val="single" w:sz="0" w:space="0" w:color="D3D3D3"/>
-              <w:right w:val="single" w:sz="0" w:space="0" w:color="D3D3D3"/>
-            </w:tcBorders>
-          </w:tcPr>
-          <w:p>
-            <w:pPr>
-              <w:keepNext/>
-              <w:spacing w:after="60"/>
-              <w:jc w:val="right"/>
-              <w:rPr>
-                <w:sz w:val="20"/>
-                <w:szCs w:val="20"/>
+                <w:rFonts w:ascii="Times New Roman" w:hAnsi="Times New Roman" w:cs="Times New Roman"/>
+                <w:sz w:val="18"/>
+                <w:szCs w:val="18"/>
+              </w:rPr>
+            </w:pPr>
+          </w:p>
+        </w:tc>
+        <w:tc>
+          <w:tcPr>
+            <w:tcW w:w="0" w:type="auto"/>
+            <w:tcBorders>
+              <w:top w:val="single" w:sz="0" w:space="0" w:color="D3D3D3"/>
+              <w:left w:val="single" w:sz="0" w:space="0" w:color="D3D3D3"/>
+              <w:bottom w:val="single" w:sz="0" w:space="0" w:color="D3D3D3"/>
+              <w:right w:val="single" w:sz="0" w:space="0" w:color="D3D3D3"/>
+            </w:tcBorders>
+          </w:tcPr>
+          <w:p>
+            <w:pPr>
+              <w:keepNext/>
+              <w:spacing w:after="60"/>
+              <w:jc w:val="right"/>
+              <w:rPr>
+                <w:rFonts w:ascii="Times New Roman" w:hAnsi="Times New Roman" w:cs="Times New Roman"/>
+                <w:sz w:val="18"/>
+                <w:szCs w:val="18"/>
+              </w:rPr>
+            </w:pPr>
+          </w:p>
+        </w:tc>
+        <w:tc>
+          <w:tcPr>
+            <w:tcW w:w="0" w:type="auto"/>
+            <w:tcBorders>
+              <w:top w:val="single" w:sz="0" w:space="0" w:color="D3D3D3"/>
+              <w:left w:val="single" w:sz="0" w:space="0" w:color="D3D3D3"/>
+              <w:bottom w:val="single" w:sz="0" w:space="0" w:color="D3D3D3"/>
+              <w:right w:val="single" w:sz="0" w:space="0" w:color="D3D3D3"/>
+            </w:tcBorders>
+          </w:tcPr>
+          <w:p>
+            <w:pPr>
+              <w:keepNext/>
+              <w:spacing w:after="60"/>
+              <w:jc w:val="right"/>
+              <w:rPr>
+                <w:rFonts w:ascii="Times New Roman" w:hAnsi="Times New Roman" w:cs="Times New Roman"/>
+                <w:sz w:val="18"/>
+                <w:szCs w:val="18"/>
+              </w:rPr>
+            </w:pPr>
+          </w:p>
+        </w:tc>
+        <w:tc>
+          <w:tcPr>
+            <w:tcW w:w="0" w:type="auto"/>
+            <w:tcBorders>
+              <w:top w:val="single" w:sz="0" w:space="0" w:color="D3D3D3"/>
+              <w:left w:val="single" w:sz="0" w:space="0" w:color="D3D3D3"/>
+              <w:bottom w:val="single" w:sz="0" w:space="0" w:color="D3D3D3"/>
+              <w:right w:val="single" w:sz="0" w:space="0" w:color="D3D3D3"/>
+            </w:tcBorders>
+          </w:tcPr>
+          <w:p>
+            <w:pPr>
+              <w:keepNext/>
+              <w:spacing w:after="60"/>
+              <w:jc w:val="right"/>
+              <w:rPr>
+                <w:rFonts w:ascii="Times New Roman" w:hAnsi="Times New Roman" w:cs="Times New Roman"/>
+                <w:sz w:val="18"/>
+                <w:szCs w:val="18"/>
+              </w:rPr>
+            </w:pPr>
+          </w:p>
+        </w:tc>
+        <w:tc>
+          <w:tcPr>
+            <w:tcW w:w="0" w:type="auto"/>
+            <w:tcBorders>
+              <w:top w:val="single" w:sz="0" w:space="0" w:color="D3D3D3"/>
+              <w:left w:val="single" w:sz="0" w:space="0" w:color="D3D3D3"/>
+              <w:bottom w:val="single" w:sz="0" w:space="0" w:color="D3D3D3"/>
+              <w:right w:val="single" w:sz="0" w:space="0" w:color="D3D3D3"/>
+            </w:tcBorders>
+          </w:tcPr>
+          <w:p>
+            <w:pPr>
+              <w:keepNext/>
+              <w:spacing w:after="60"/>
+              <w:rPr>
+                <w:rFonts w:ascii="Times New Roman" w:hAnsi="Times New Roman" w:cs="Times New Roman"/>
+                <w:sz w:val="18"/>
+                <w:szCs w:val="18"/>
+              </w:rPr>
+            </w:pPr>
+          </w:p>
+        </w:tc>
+        <w:tc>
+          <w:tcPr>
+            <w:tcW w:w="0" w:type="auto"/>
+            <w:tcBorders>
+              <w:top w:val="single" w:sz="0" w:space="0" w:color="D3D3D3"/>
+              <w:left w:val="single" w:sz="0" w:space="0" w:color="D3D3D3"/>
+              <w:bottom w:val="single" w:sz="0" w:space="0" w:color="D3D3D3"/>
+              <w:right w:val="single" w:sz="0" w:space="0" w:color="D3D3D3"/>
+            </w:tcBorders>
+          </w:tcPr>
+          <w:p>
+            <w:pPr>
+              <w:keepNext/>
+              <w:spacing w:after="60"/>
+              <w:jc w:val="right"/>
+              <w:rPr>
+                <w:rFonts w:ascii="Times New Roman" w:hAnsi="Times New Roman" w:cs="Times New Roman"/>
+                <w:sz w:val="18"/>
+                <w:szCs w:val="18"/>
+              </w:rPr>
+            </w:pPr>
+          </w:p>
+        </w:tc>
+        <w:tc>
+          <w:tcPr>
+            <w:tcW w:w="0" w:type="auto"/>
+            <w:tcBorders>
+              <w:top w:val="single" w:sz="0" w:space="0" w:color="D3D3D3"/>
+              <w:left w:val="single" w:sz="0" w:space="0" w:color="D3D3D3"/>
+              <w:bottom w:val="single" w:sz="0" w:space="0" w:color="D3D3D3"/>
+              <w:right w:val="single" w:sz="0" w:space="0" w:color="D3D3D3"/>
+            </w:tcBorders>
+          </w:tcPr>
+          <w:p>
+            <w:pPr>
+              <w:keepNext/>
+              <w:spacing w:after="60"/>
+              <w:jc w:val="right"/>
+              <w:rPr>
+                <w:rFonts w:ascii="Times New Roman" w:hAnsi="Times New Roman" w:cs="Times New Roman"/>
+                <w:sz w:val="18"/>
+                <w:szCs w:val="18"/>
+              </w:rPr>
+            </w:pPr>
+          </w:p>
+        </w:tc>
+        <w:tc>
+          <w:tcPr>
+            <w:tcW w:w="0" w:type="auto"/>
+            <w:tcBorders>
+              <w:top w:val="single" w:sz="0" w:space="0" w:color="D3D3D3"/>
+              <w:left w:val="single" w:sz="0" w:space="0" w:color="D3D3D3"/>
+              <w:bottom w:val="single" w:sz="0" w:space="0" w:color="D3D3D3"/>
+              <w:right w:val="single" w:sz="0" w:space="0" w:color="D3D3D3"/>
+            </w:tcBorders>
+          </w:tcPr>
+          <w:p>
+            <w:pPr>
+              <w:keepNext/>
+              <w:spacing w:after="60"/>
+              <w:jc w:val="right"/>
+              <w:rPr>
+                <w:rFonts w:ascii="Times New Roman" w:hAnsi="Times New Roman" w:cs="Times New Roman"/>
+                <w:sz w:val="18"/>
+                <w:szCs w:val="18"/>
               </w:rPr>
             </w:pPr>
           </w:p>
@@ -6088,15 +6330,16 @@
               <w:keepNext/>
               <w:spacing w:after="60"/>
               <w:rPr>
-                <w:sz w:val="20"/>
-                <w:szCs w:val="20"/>
-              </w:rPr>
-            </w:pPr>
-            <w:r>
-              <w:rPr>
-                <w:rFonts w:ascii="Calibri" w:hAnsi="Calibri"/>
-                <w:sz w:val="16"/>
-                <w:szCs w:val="20"/>
+                <w:rFonts w:ascii="Times New Roman" w:hAnsi="Times New Roman" w:cs="Times New Roman"/>
+                <w:sz w:val="18"/>
+                <w:szCs w:val="18"/>
+              </w:rPr>
+            </w:pPr>
+            <w:r>
+              <w:rPr>
+                <w:rFonts w:ascii="Times New Roman" w:hAnsi="Times New Roman" w:cs="Times New Roman"/>
+                <w:sz w:val="18"/>
+                <w:szCs w:val="18"/>
               </w:rPr>
               <w:t>Individual treatment</w:t>
             </w:r>
@@ -6118,15 +6361,16 @@
               <w:spacing w:after="60"/>
               <w:jc w:val="right"/>
               <w:rPr>
-                <w:sz w:val="20"/>
-                <w:szCs w:val="20"/>
-              </w:rPr>
-            </w:pPr>
-            <w:r>
-              <w:rPr>
-                <w:rFonts w:ascii="Calibri" w:hAnsi="Calibri"/>
-                <w:sz w:val="16"/>
-                <w:szCs w:val="20"/>
+                <w:rFonts w:ascii="Times New Roman" w:hAnsi="Times New Roman" w:cs="Times New Roman"/>
+                <w:sz w:val="18"/>
+                <w:szCs w:val="18"/>
+              </w:rPr>
+            </w:pPr>
+            <w:r>
+              <w:rPr>
+                <w:rFonts w:ascii="Times New Roman" w:hAnsi="Times New Roman" w:cs="Times New Roman"/>
+                <w:sz w:val="18"/>
+                <w:szCs w:val="18"/>
               </w:rPr>
               <w:t>3</w:t>
             </w:r>
@@ -6148,15 +6392,16 @@
               <w:spacing w:after="60"/>
               <w:jc w:val="right"/>
               <w:rPr>
-                <w:sz w:val="20"/>
-                <w:szCs w:val="20"/>
-              </w:rPr>
-            </w:pPr>
-            <w:r>
-              <w:rPr>
-                <w:rFonts w:ascii="Calibri" w:hAnsi="Calibri"/>
-                <w:sz w:val="16"/>
-                <w:szCs w:val="20"/>
+                <w:rFonts w:ascii="Times New Roman" w:hAnsi="Times New Roman" w:cs="Times New Roman"/>
+                <w:sz w:val="18"/>
+                <w:szCs w:val="18"/>
+              </w:rPr>
+            </w:pPr>
+            <w:r>
+              <w:rPr>
+                <w:rFonts w:ascii="Times New Roman" w:hAnsi="Times New Roman" w:cs="Times New Roman"/>
+                <w:sz w:val="18"/>
+                <w:szCs w:val="18"/>
               </w:rPr>
               <w:t>4</w:t>
             </w:r>
@@ -6177,15 +6422,16 @@
               <w:keepNext/>
               <w:spacing w:after="60"/>
               <w:rPr>
-                <w:sz w:val="20"/>
-                <w:szCs w:val="20"/>
-              </w:rPr>
-            </w:pPr>
-            <w:r>
-              <w:rPr>
-                <w:rFonts w:ascii="Calibri" w:hAnsi="Calibri"/>
-                <w:sz w:val="16"/>
-                <w:szCs w:val="20"/>
+                <w:rFonts w:ascii="Times New Roman" w:hAnsi="Times New Roman" w:cs="Times New Roman"/>
+                <w:sz w:val="18"/>
+                <w:szCs w:val="18"/>
+              </w:rPr>
+            </w:pPr>
+            <w:r>
+              <w:rPr>
+                <w:rFonts w:ascii="Times New Roman" w:hAnsi="Times New Roman" w:cs="Times New Roman"/>
+                <w:sz w:val="18"/>
+                <w:szCs w:val="18"/>
               </w:rPr>
               <w:t>-0.06 [-0.82, 0.7]</w:t>
             </w:r>
@@ -6207,15 +6453,16 @@
               <w:spacing w:after="60"/>
               <w:jc w:val="right"/>
               <w:rPr>
-                <w:sz w:val="20"/>
-                <w:szCs w:val="20"/>
-              </w:rPr>
-            </w:pPr>
-            <w:r>
-              <w:rPr>
-                <w:rFonts w:ascii="Calibri" w:hAnsi="Calibri"/>
-                <w:sz w:val="16"/>
-                <w:szCs w:val="20"/>
+                <w:rFonts w:ascii="Times New Roman" w:hAnsi="Times New Roman" w:cs="Times New Roman"/>
+                <w:sz w:val="18"/>
+                <w:szCs w:val="18"/>
+              </w:rPr>
+            </w:pPr>
+            <w:r>
+              <w:rPr>
+                <w:rFonts w:ascii="Times New Roman" w:hAnsi="Times New Roman" w:cs="Times New Roman"/>
+                <w:sz w:val="18"/>
+                <w:szCs w:val="18"/>
               </w:rPr>
               <w:t>0.737</w:t>
             </w:r>
@@ -6237,15 +6484,16 @@
               <w:spacing w:after="60"/>
               <w:jc w:val="right"/>
               <w:rPr>
-                <w:sz w:val="20"/>
-                <w:szCs w:val="20"/>
-              </w:rPr>
-            </w:pPr>
-            <w:r>
-              <w:rPr>
-                <w:rFonts w:ascii="Calibri" w:hAnsi="Calibri"/>
-                <w:sz w:val="16"/>
-                <w:szCs w:val="20"/>
+                <w:rFonts w:ascii="Times New Roman" w:hAnsi="Times New Roman" w:cs="Times New Roman"/>
+                <w:sz w:val="18"/>
+                <w:szCs w:val="18"/>
+              </w:rPr>
+            </w:pPr>
+            <w:r>
+              <w:rPr>
+                <w:rFonts w:ascii="Times New Roman" w:hAnsi="Times New Roman" w:cs="Times New Roman"/>
+                <w:sz w:val="18"/>
+                <w:szCs w:val="18"/>
               </w:rPr>
               <w:t>1.8</w:t>
             </w:r>
@@ -6267,15 +6515,16 @@
               <w:spacing w:after="60"/>
               <w:jc w:val="right"/>
               <w:rPr>
-                <w:sz w:val="20"/>
-                <w:szCs w:val="20"/>
-              </w:rPr>
-            </w:pPr>
-            <w:r>
-              <w:rPr>
-                <w:rFonts w:ascii="Calibri" w:hAnsi="Calibri"/>
-                <w:sz w:val="16"/>
-                <w:szCs w:val="20"/>
+                <w:rFonts w:ascii="Times New Roman" w:hAnsi="Times New Roman" w:cs="Times New Roman"/>
+                <w:sz w:val="18"/>
+                <w:szCs w:val="18"/>
+              </w:rPr>
+            </w:pPr>
+            <w:r>
+              <w:rPr>
+                <w:rFonts w:ascii="Times New Roman" w:hAnsi="Times New Roman" w:cs="Times New Roman"/>
+                <w:sz w:val="18"/>
+                <w:szCs w:val="18"/>
               </w:rPr>
               <w:t>0.16</w:t>
             </w:r>
@@ -6296,15 +6545,16 @@
               <w:keepNext/>
               <w:spacing w:after="60"/>
               <w:rPr>
-                <w:sz w:val="20"/>
-                <w:szCs w:val="20"/>
-              </w:rPr>
-            </w:pPr>
-            <w:r>
-              <w:rPr>
-                <w:rFonts w:ascii="Calibri" w:hAnsi="Calibri"/>
-                <w:sz w:val="16"/>
-                <w:szCs w:val="20"/>
+                <w:rFonts w:ascii="Times New Roman" w:hAnsi="Times New Roman" w:cs="Times New Roman"/>
+                <w:sz w:val="18"/>
+                <w:szCs w:val="18"/>
+              </w:rPr>
+            </w:pPr>
+            <w:r>
+              <w:rPr>
+                <w:rFonts w:ascii="Times New Roman" w:hAnsi="Times New Roman" w:cs="Times New Roman"/>
+                <w:sz w:val="18"/>
+                <w:szCs w:val="18"/>
               </w:rPr>
               <w:t>-0.15 [-1.1, 0.8]</w:t>
             </w:r>
@@ -6326,15 +6576,16 @@
               <w:spacing w:after="60"/>
               <w:jc w:val="right"/>
               <w:rPr>
-                <w:sz w:val="20"/>
-                <w:szCs w:val="20"/>
-              </w:rPr>
-            </w:pPr>
-            <w:r>
-              <w:rPr>
-                <w:rFonts w:ascii="Calibri" w:hAnsi="Calibri"/>
-                <w:sz w:val="16"/>
-                <w:szCs w:val="20"/>
+                <w:rFonts w:ascii="Times New Roman" w:hAnsi="Times New Roman" w:cs="Times New Roman"/>
+                <w:sz w:val="18"/>
+                <w:szCs w:val="18"/>
+              </w:rPr>
+            </w:pPr>
+            <w:r>
+              <w:rPr>
+                <w:rFonts w:ascii="Times New Roman" w:hAnsi="Times New Roman" w:cs="Times New Roman"/>
+                <w:sz w:val="18"/>
+                <w:szCs w:val="18"/>
               </w:rPr>
               <w:t>0.600</w:t>
             </w:r>
@@ -6356,15 +6607,16 @@
               <w:spacing w:after="60"/>
               <w:jc w:val="right"/>
               <w:rPr>
-                <w:sz w:val="20"/>
-                <w:szCs w:val="20"/>
-              </w:rPr>
-            </w:pPr>
-            <w:r>
-              <w:rPr>
-                <w:rFonts w:ascii="Calibri" w:hAnsi="Calibri"/>
-                <w:sz w:val="16"/>
-                <w:szCs w:val="20"/>
+                <w:rFonts w:ascii="Times New Roman" w:hAnsi="Times New Roman" w:cs="Times New Roman"/>
+                <w:sz w:val="18"/>
+                <w:szCs w:val="18"/>
+              </w:rPr>
+            </w:pPr>
+            <w:r>
+              <w:rPr>
+                <w:rFonts w:ascii="Times New Roman" w:hAnsi="Times New Roman" w:cs="Times New Roman"/>
+                <w:sz w:val="18"/>
+                <w:szCs w:val="18"/>
               </w:rPr>
               <w:t>2.3</w:t>
             </w:r>
@@ -6386,15 +6638,16 @@
               <w:spacing w:after="60"/>
               <w:jc w:val="right"/>
               <w:rPr>
-                <w:sz w:val="20"/>
-                <w:szCs w:val="20"/>
-              </w:rPr>
-            </w:pPr>
-            <w:r>
-              <w:rPr>
-                <w:rFonts w:ascii="Calibri" w:hAnsi="Calibri"/>
-                <w:sz w:val="16"/>
-                <w:szCs w:val="20"/>
+                <w:rFonts w:ascii="Times New Roman" w:hAnsi="Times New Roman" w:cs="Times New Roman"/>
+                <w:sz w:val="18"/>
+                <w:szCs w:val="18"/>
+              </w:rPr>
+            </w:pPr>
+            <w:r>
+              <w:rPr>
+                <w:rFonts w:ascii="Times New Roman" w:hAnsi="Times New Roman" w:cs="Times New Roman"/>
+                <w:sz w:val="18"/>
+                <w:szCs w:val="18"/>
               </w:rPr>
               <w:t>0.34</w:t>
             </w:r>
@@ -6421,15 +6674,16 @@
               <w:keepNext/>
               <w:spacing w:after="60"/>
               <w:rPr>
-                <w:sz w:val="20"/>
-                <w:szCs w:val="20"/>
-              </w:rPr>
-            </w:pPr>
-            <w:r>
-              <w:rPr>
-                <w:rFonts w:ascii="Calibri" w:hAnsi="Calibri"/>
-                <w:sz w:val="16"/>
-                <w:szCs w:val="20"/>
+                <w:rFonts w:ascii="Times New Roman" w:hAnsi="Times New Roman" w:cs="Times New Roman"/>
+                <w:sz w:val="18"/>
+                <w:szCs w:val="18"/>
+              </w:rPr>
+            </w:pPr>
+            <w:r>
+              <w:rPr>
+                <w:rFonts w:ascii="Times New Roman" w:hAnsi="Times New Roman" w:cs="Times New Roman"/>
+                <w:sz w:val="18"/>
+                <w:szCs w:val="18"/>
               </w:rPr>
               <w:t>TAU with/without Waitlist</w:t>
             </w:r>
@@ -6451,15 +6705,16 @@
               <w:spacing w:after="60"/>
               <w:jc w:val="right"/>
               <w:rPr>
-                <w:sz w:val="20"/>
-                <w:szCs w:val="20"/>
-              </w:rPr>
-            </w:pPr>
-            <w:r>
-              <w:rPr>
-                <w:rFonts w:ascii="Calibri" w:hAnsi="Calibri"/>
-                <w:sz w:val="16"/>
-                <w:szCs w:val="20"/>
+                <w:rFonts w:ascii="Times New Roman" w:hAnsi="Times New Roman" w:cs="Times New Roman"/>
+                <w:sz w:val="18"/>
+                <w:szCs w:val="18"/>
+              </w:rPr>
+            </w:pPr>
+            <w:r>
+              <w:rPr>
+                <w:rFonts w:ascii="Times New Roman" w:hAnsi="Times New Roman" w:cs="Times New Roman"/>
+                <w:sz w:val="18"/>
+                <w:szCs w:val="18"/>
               </w:rPr>
               <w:t>39</w:t>
             </w:r>
@@ -6481,15 +6736,16 @@
               <w:spacing w:after="60"/>
               <w:jc w:val="right"/>
               <w:rPr>
-                <w:sz w:val="20"/>
-                <w:szCs w:val="20"/>
-              </w:rPr>
-            </w:pPr>
-            <w:r>
-              <w:rPr>
-                <w:rFonts w:ascii="Calibri" w:hAnsi="Calibri"/>
-                <w:sz w:val="16"/>
-                <w:szCs w:val="20"/>
+                <w:rFonts w:ascii="Times New Roman" w:hAnsi="Times New Roman" w:cs="Times New Roman"/>
+                <w:sz w:val="18"/>
+                <w:szCs w:val="18"/>
+              </w:rPr>
+            </w:pPr>
+            <w:r>
+              <w:rPr>
+                <w:rFonts w:ascii="Times New Roman" w:hAnsi="Times New Roman" w:cs="Times New Roman"/>
+                <w:sz w:val="18"/>
+                <w:szCs w:val="18"/>
               </w:rPr>
               <w:t>188</w:t>
             </w:r>
@@ -6510,15 +6766,16 @@
               <w:keepNext/>
               <w:spacing w:after="60"/>
               <w:rPr>
-                <w:sz w:val="20"/>
-                <w:szCs w:val="20"/>
-              </w:rPr>
-            </w:pPr>
-            <w:r>
-              <w:rPr>
-                <w:rFonts w:ascii="Calibri" w:hAnsi="Calibri"/>
-                <w:sz w:val="16"/>
-                <w:szCs w:val="20"/>
+                <w:rFonts w:ascii="Times New Roman" w:hAnsi="Times New Roman" w:cs="Times New Roman"/>
+                <w:sz w:val="18"/>
+                <w:szCs w:val="18"/>
+              </w:rPr>
+            </w:pPr>
+            <w:r>
+              <w:rPr>
+                <w:rFonts w:ascii="Times New Roman" w:hAnsi="Times New Roman" w:cs="Times New Roman"/>
+                <w:sz w:val="18"/>
+                <w:szCs w:val="18"/>
               </w:rPr>
               <w:t>0.19 [0.12, 0.27]</w:t>
             </w:r>
@@ -6540,15 +6797,16 @@
               <w:spacing w:after="60"/>
               <w:jc w:val="right"/>
               <w:rPr>
-                <w:sz w:val="20"/>
-                <w:szCs w:val="20"/>
-              </w:rPr>
-            </w:pPr>
-            <w:r>
-              <w:rPr>
-                <w:rFonts w:ascii="Calibri" w:hAnsi="Calibri"/>
-                <w:sz w:val="16"/>
-                <w:szCs w:val="20"/>
+                <w:rFonts w:ascii="Times New Roman" w:hAnsi="Times New Roman" w:cs="Times New Roman"/>
+                <w:sz w:val="18"/>
+                <w:szCs w:val="18"/>
+              </w:rPr>
+            </w:pPr>
+            <w:r>
+              <w:rPr>
+                <w:rFonts w:ascii="Times New Roman" w:hAnsi="Times New Roman" w:cs="Times New Roman"/>
+                <w:sz w:val="18"/>
+                <w:szCs w:val="18"/>
               </w:rPr>
               <w:t>0.000</w:t>
             </w:r>
@@ -6570,15 +6828,16 @@
               <w:spacing w:after="60"/>
               <w:jc w:val="right"/>
               <w:rPr>
-                <w:sz w:val="20"/>
-                <w:szCs w:val="20"/>
-              </w:rPr>
-            </w:pPr>
-            <w:r>
-              <w:rPr>
-                <w:rFonts w:ascii="Calibri" w:hAnsi="Calibri"/>
-                <w:sz w:val="16"/>
-                <w:szCs w:val="20"/>
+                <w:rFonts w:ascii="Times New Roman" w:hAnsi="Times New Roman" w:cs="Times New Roman"/>
+                <w:sz w:val="18"/>
+                <w:szCs w:val="18"/>
+              </w:rPr>
+            </w:pPr>
+            <w:r>
+              <w:rPr>
+                <w:rFonts w:ascii="Times New Roman" w:hAnsi="Times New Roman" w:cs="Times New Roman"/>
+                <w:sz w:val="18"/>
+                <w:szCs w:val="18"/>
               </w:rPr>
               <w:t>21.2</w:t>
             </w:r>
@@ -6600,15 +6859,16 @@
               <w:spacing w:after="60"/>
               <w:jc w:val="right"/>
               <w:rPr>
-                <w:sz w:val="20"/>
-                <w:szCs w:val="20"/>
-              </w:rPr>
-            </w:pPr>
-            <w:r>
-              <w:rPr>
-                <w:rFonts w:ascii="Calibri" w:hAnsi="Calibri"/>
-                <w:sz w:val="16"/>
-                <w:szCs w:val="20"/>
+                <w:rFonts w:ascii="Times New Roman" w:hAnsi="Times New Roman" w:cs="Times New Roman"/>
+                <w:sz w:val="18"/>
+                <w:szCs w:val="18"/>
+              </w:rPr>
+            </w:pPr>
+            <w:r>
+              <w:rPr>
+                <w:rFonts w:ascii="Times New Roman" w:hAnsi="Times New Roman" w:cs="Times New Roman"/>
+                <w:sz w:val="18"/>
+                <w:szCs w:val="18"/>
               </w:rPr>
               <w:t>0.20</w:t>
             </w:r>
@@ -6629,15 +6889,16 @@
               <w:keepNext/>
               <w:spacing w:after="60"/>
               <w:rPr>
-                <w:sz w:val="20"/>
-                <w:szCs w:val="20"/>
-              </w:rPr>
-            </w:pPr>
-            <w:r>
-              <w:rPr>
-                <w:rFonts w:ascii="Calibri" w:hAnsi="Calibri"/>
-                <w:sz w:val="16"/>
-                <w:szCs w:val="20"/>
+                <w:rFonts w:ascii="Times New Roman" w:hAnsi="Times New Roman" w:cs="Times New Roman"/>
+                <w:sz w:val="18"/>
+                <w:szCs w:val="18"/>
+              </w:rPr>
+            </w:pPr>
+            <w:r>
+              <w:rPr>
+                <w:rFonts w:ascii="Times New Roman" w:hAnsi="Times New Roman" w:cs="Times New Roman"/>
+                <w:sz w:val="18"/>
+                <w:szCs w:val="18"/>
               </w:rPr>
               <w:t>0.23 [0.15, 0.3]</w:t>
             </w:r>
@@ -6659,15 +6920,16 @@
               <w:spacing w:after="60"/>
               <w:jc w:val="right"/>
               <w:rPr>
-                <w:sz w:val="20"/>
-                <w:szCs w:val="20"/>
-              </w:rPr>
-            </w:pPr>
-            <w:r>
-              <w:rPr>
-                <w:rFonts w:ascii="Calibri" w:hAnsi="Calibri"/>
-                <w:sz w:val="16"/>
-                <w:szCs w:val="20"/>
+                <w:rFonts w:ascii="Times New Roman" w:hAnsi="Times New Roman" w:cs="Times New Roman"/>
+                <w:sz w:val="18"/>
+                <w:szCs w:val="18"/>
+              </w:rPr>
+            </w:pPr>
+            <w:r>
+              <w:rPr>
+                <w:rFonts w:ascii="Times New Roman" w:hAnsi="Times New Roman" w:cs="Times New Roman"/>
+                <w:sz w:val="18"/>
+                <w:szCs w:val="18"/>
               </w:rPr>
               <w:t>0.000</w:t>
             </w:r>
@@ -6689,15 +6951,16 @@
               <w:spacing w:after="60"/>
               <w:jc w:val="right"/>
               <w:rPr>
-                <w:sz w:val="20"/>
-                <w:szCs w:val="20"/>
-              </w:rPr>
-            </w:pPr>
-            <w:r>
-              <w:rPr>
-                <w:rFonts w:ascii="Calibri" w:hAnsi="Calibri"/>
-                <w:sz w:val="16"/>
-                <w:szCs w:val="20"/>
+                <w:rFonts w:ascii="Times New Roman" w:hAnsi="Times New Roman" w:cs="Times New Roman"/>
+                <w:sz w:val="18"/>
+                <w:szCs w:val="18"/>
+              </w:rPr>
+            </w:pPr>
+            <w:r>
+              <w:rPr>
+                <w:rFonts w:ascii="Times New Roman" w:hAnsi="Times New Roman" w:cs="Times New Roman"/>
+                <w:sz w:val="18"/>
+                <w:szCs w:val="18"/>
               </w:rPr>
               <w:t>15.5</w:t>
             </w:r>
@@ -6719,15 +6982,16 @@
               <w:spacing w:after="60"/>
               <w:jc w:val="right"/>
               <w:rPr>
-                <w:sz w:val="20"/>
-                <w:szCs w:val="20"/>
-              </w:rPr>
-            </w:pPr>
-            <w:r>
-              <w:rPr>
-                <w:rFonts w:ascii="Calibri" w:hAnsi="Calibri"/>
-                <w:sz w:val="16"/>
-                <w:szCs w:val="20"/>
+                <w:rFonts w:ascii="Times New Roman" w:hAnsi="Times New Roman" w:cs="Times New Roman"/>
+                <w:sz w:val="18"/>
+                <w:szCs w:val="18"/>
+              </w:rPr>
+            </w:pPr>
+            <w:r>
+              <w:rPr>
+                <w:rFonts w:ascii="Times New Roman" w:hAnsi="Times New Roman" w:cs="Times New Roman"/>
+                <w:sz w:val="18"/>
+                <w:szCs w:val="18"/>
               </w:rPr>
               <w:t>0.18</w:t>
             </w:r>
@@ -6754,15 +7018,16 @@
               <w:keepNext/>
               <w:spacing w:after="60"/>
               <w:rPr>
-                <w:sz w:val="20"/>
-                <w:szCs w:val="20"/>
-              </w:rPr>
-            </w:pPr>
-            <w:r>
-              <w:rPr>
-                <w:rFonts w:ascii="Calibri" w:hAnsi="Calibri"/>
-                <w:sz w:val="16"/>
-                <w:szCs w:val="20"/>
+                <w:rFonts w:ascii="Times New Roman" w:hAnsi="Times New Roman" w:cs="Times New Roman"/>
+                <w:sz w:val="18"/>
+                <w:szCs w:val="18"/>
+              </w:rPr>
+            </w:pPr>
+            <w:r>
+              <w:rPr>
+                <w:rFonts w:ascii="Times New Roman" w:hAnsi="Times New Roman" w:cs="Times New Roman"/>
+                <w:sz w:val="18"/>
+                <w:szCs w:val="18"/>
               </w:rPr>
               <w:t>Waiting-list only</w:t>
             </w:r>
@@ -6784,15 +7049,16 @@
               <w:spacing w:after="60"/>
               <w:jc w:val="right"/>
               <w:rPr>
-                <w:sz w:val="20"/>
-                <w:szCs w:val="20"/>
-              </w:rPr>
-            </w:pPr>
-            <w:r>
-              <w:rPr>
-                <w:rFonts w:ascii="Calibri" w:hAnsi="Calibri"/>
-                <w:sz w:val="16"/>
-                <w:szCs w:val="20"/>
+                <w:rFonts w:ascii="Times New Roman" w:hAnsi="Times New Roman" w:cs="Times New Roman"/>
+                <w:sz w:val="18"/>
+                <w:szCs w:val="18"/>
+              </w:rPr>
+            </w:pPr>
+            <w:r>
+              <w:rPr>
+                <w:rFonts w:ascii="Times New Roman" w:hAnsi="Times New Roman" w:cs="Times New Roman"/>
+                <w:sz w:val="18"/>
+                <w:szCs w:val="18"/>
               </w:rPr>
               <w:t>4</w:t>
             </w:r>
@@ -6814,15 +7080,16 @@
               <w:spacing w:after="60"/>
               <w:jc w:val="right"/>
               <w:rPr>
-                <w:sz w:val="20"/>
-                <w:szCs w:val="20"/>
-              </w:rPr>
-            </w:pPr>
-            <w:r>
-              <w:rPr>
-                <w:rFonts w:ascii="Calibri" w:hAnsi="Calibri"/>
-                <w:sz w:val="16"/>
-                <w:szCs w:val="20"/>
+                <w:rFonts w:ascii="Times New Roman" w:hAnsi="Times New Roman" w:cs="Times New Roman"/>
+                <w:sz w:val="18"/>
+                <w:szCs w:val="18"/>
+              </w:rPr>
+            </w:pPr>
+            <w:r>
+              <w:rPr>
+                <w:rFonts w:ascii="Times New Roman" w:hAnsi="Times New Roman" w:cs="Times New Roman"/>
+                <w:sz w:val="18"/>
+                <w:szCs w:val="18"/>
               </w:rPr>
               <w:t>13</w:t>
             </w:r>
@@ -6843,15 +7110,16 @@
               <w:keepNext/>
               <w:spacing w:after="60"/>
               <w:rPr>
-                <w:sz w:val="20"/>
-                <w:szCs w:val="20"/>
-              </w:rPr>
-            </w:pPr>
-            <w:r>
-              <w:rPr>
-                <w:rFonts w:ascii="Calibri" w:hAnsi="Calibri"/>
-                <w:sz w:val="16"/>
-                <w:szCs w:val="20"/>
+                <w:rFonts w:ascii="Times New Roman" w:hAnsi="Times New Roman" w:cs="Times New Roman"/>
+                <w:sz w:val="18"/>
+                <w:szCs w:val="18"/>
+              </w:rPr>
+            </w:pPr>
+            <w:r>
+              <w:rPr>
+                <w:rFonts w:ascii="Times New Roman" w:hAnsi="Times New Roman" w:cs="Times New Roman"/>
+                <w:sz w:val="18"/>
+                <w:szCs w:val="18"/>
               </w:rPr>
               <w:t>0.42 [0.12, 0.72]</w:t>
             </w:r>
@@ -6873,15 +7141,16 @@
               <w:spacing w:after="60"/>
               <w:jc w:val="right"/>
               <w:rPr>
-                <w:sz w:val="20"/>
-                <w:szCs w:val="20"/>
-              </w:rPr>
-            </w:pPr>
-            <w:r>
-              <w:rPr>
-                <w:rFonts w:ascii="Calibri" w:hAnsi="Calibri"/>
-                <w:sz w:val="16"/>
-                <w:szCs w:val="20"/>
+                <w:rFonts w:ascii="Times New Roman" w:hAnsi="Times New Roman" w:cs="Times New Roman"/>
+                <w:sz w:val="18"/>
+                <w:szCs w:val="18"/>
+              </w:rPr>
+            </w:pPr>
+            <w:r>
+              <w:rPr>
+                <w:rFonts w:ascii="Times New Roman" w:hAnsi="Times New Roman" w:cs="Times New Roman"/>
+                <w:sz w:val="18"/>
+                <w:szCs w:val="18"/>
               </w:rPr>
               <w:t>0.024</w:t>
             </w:r>
@@ -6903,15 +7172,16 @@
               <w:spacing w:after="60"/>
               <w:jc w:val="right"/>
               <w:rPr>
-                <w:sz w:val="20"/>
-                <w:szCs w:val="20"/>
-              </w:rPr>
-            </w:pPr>
-            <w:r>
-              <w:rPr>
-                <w:rFonts w:ascii="Calibri" w:hAnsi="Calibri"/>
-                <w:sz w:val="16"/>
-                <w:szCs w:val="20"/>
+                <w:rFonts w:ascii="Times New Roman" w:hAnsi="Times New Roman" w:cs="Times New Roman"/>
+                <w:sz w:val="18"/>
+                <w:szCs w:val="18"/>
+              </w:rPr>
+            </w:pPr>
+            <w:r>
+              <w:rPr>
+                <w:rFonts w:ascii="Times New Roman" w:hAnsi="Times New Roman" w:cs="Times New Roman"/>
+                <w:sz w:val="18"/>
+                <w:szCs w:val="18"/>
               </w:rPr>
               <w:t>2.5</w:t>
             </w:r>
@@ -6933,15 +7203,16 @@
               <w:spacing w:after="60"/>
               <w:jc w:val="right"/>
               <w:rPr>
-                <w:sz w:val="20"/>
-                <w:szCs w:val="20"/>
-              </w:rPr>
-            </w:pPr>
-            <w:r>
-              <w:rPr>
-                <w:rFonts w:ascii="Calibri" w:hAnsi="Calibri"/>
-                <w:sz w:val="16"/>
-                <w:szCs w:val="20"/>
+                <w:rFonts w:ascii="Times New Roman" w:hAnsi="Times New Roman" w:cs="Times New Roman"/>
+                <w:sz w:val="18"/>
+                <w:szCs w:val="18"/>
+              </w:rPr>
+            </w:pPr>
+            <w:r>
+              <w:rPr>
+                <w:rFonts w:ascii="Times New Roman" w:hAnsi="Times New Roman" w:cs="Times New Roman"/>
+                <w:sz w:val="18"/>
+                <w:szCs w:val="18"/>
               </w:rPr>
               <w:t>0.17</w:t>
             </w:r>
@@ -6962,15 +7233,16 @@
               <w:keepNext/>
               <w:spacing w:after="60"/>
               <w:rPr>
-                <w:sz w:val="20"/>
-                <w:szCs w:val="20"/>
-              </w:rPr>
-            </w:pPr>
-            <w:r>
-              <w:rPr>
-                <w:rFonts w:ascii="Calibri" w:hAnsi="Calibri"/>
-                <w:sz w:val="16"/>
-                <w:szCs w:val="20"/>
+                <w:rFonts w:ascii="Times New Roman" w:hAnsi="Times New Roman" w:cs="Times New Roman"/>
+                <w:sz w:val="18"/>
+                <w:szCs w:val="18"/>
+              </w:rPr>
+            </w:pPr>
+            <w:r>
+              <w:rPr>
+                <w:rFonts w:ascii="Times New Roman" w:hAnsi="Times New Roman" w:cs="Times New Roman"/>
+                <w:sz w:val="18"/>
+                <w:szCs w:val="18"/>
               </w:rPr>
               <w:t>0.24 [-0.48, 0.96]</w:t>
             </w:r>
@@ -6992,15 +7264,16 @@
               <w:spacing w:after="60"/>
               <w:jc w:val="right"/>
               <w:rPr>
-                <w:sz w:val="20"/>
-                <w:szCs w:val="20"/>
-              </w:rPr>
-            </w:pPr>
-            <w:r>
-              <w:rPr>
-                <w:rFonts w:ascii="Calibri" w:hAnsi="Calibri"/>
-                <w:sz w:val="16"/>
-                <w:szCs w:val="20"/>
+                <w:rFonts w:ascii="Times New Roman" w:hAnsi="Times New Roman" w:cs="Times New Roman"/>
+                <w:sz w:val="18"/>
+                <w:szCs w:val="18"/>
+              </w:rPr>
+            </w:pPr>
+            <w:r>
+              <w:rPr>
+                <w:rFonts w:ascii="Times New Roman" w:hAnsi="Times New Roman" w:cs="Times New Roman"/>
+                <w:sz w:val="18"/>
+                <w:szCs w:val="18"/>
               </w:rPr>
               <w:t>0.424</w:t>
             </w:r>
@@ -7022,15 +7295,16 @@
               <w:spacing w:after="60"/>
               <w:jc w:val="right"/>
               <w:rPr>
-                <w:sz w:val="20"/>
-                <w:szCs w:val="20"/>
-              </w:rPr>
-            </w:pPr>
-            <w:r>
-              <w:rPr>
-                <w:rFonts w:ascii="Calibri" w:hAnsi="Calibri"/>
-                <w:sz w:val="16"/>
-                <w:szCs w:val="20"/>
+                <w:rFonts w:ascii="Times New Roman" w:hAnsi="Times New Roman" w:cs="Times New Roman"/>
+                <w:sz w:val="18"/>
+                <w:szCs w:val="18"/>
+              </w:rPr>
+            </w:pPr>
+            <w:r>
+              <w:rPr>
+                <w:rFonts w:ascii="Times New Roman" w:hAnsi="Times New Roman" w:cs="Times New Roman"/>
+                <w:sz w:val="18"/>
+                <w:szCs w:val="18"/>
               </w:rPr>
               <w:t>4.7</w:t>
             </w:r>
@@ -7052,15 +7326,16 @@
               <w:spacing w:after="60"/>
               <w:jc w:val="right"/>
               <w:rPr>
-                <w:sz w:val="20"/>
-                <w:szCs w:val="20"/>
-              </w:rPr>
-            </w:pPr>
-            <w:r>
-              <w:rPr>
-                <w:rFonts w:ascii="Calibri" w:hAnsi="Calibri"/>
-                <w:sz w:val="16"/>
-                <w:szCs w:val="20"/>
+                <w:rFonts w:ascii="Times New Roman" w:hAnsi="Times New Roman" w:cs="Times New Roman"/>
+                <w:sz w:val="18"/>
+                <w:szCs w:val="18"/>
+              </w:rPr>
+            </w:pPr>
+            <w:r>
+              <w:rPr>
+                <w:rFonts w:ascii="Times New Roman" w:hAnsi="Times New Roman" w:cs="Times New Roman"/>
+                <w:sz w:val="18"/>
+                <w:szCs w:val="18"/>
               </w:rPr>
               <w:t>0.29</w:t>
             </w:r>
@@ -7087,15 +7362,16 @@
               <w:keepNext/>
               <w:spacing w:after="60"/>
               <w:rPr>
-                <w:sz w:val="20"/>
-                <w:szCs w:val="20"/>
-              </w:rPr>
-            </w:pPr>
-            <w:r>
-              <w:rPr>
-                <w:rFonts w:ascii="Calibri" w:hAnsi="Calibri"/>
-                <w:sz w:val="16"/>
-                <w:szCs w:val="20"/>
+                <w:rFonts w:ascii="Times New Roman" w:hAnsi="Times New Roman" w:cs="Times New Roman"/>
+                <w:sz w:val="18"/>
+                <w:szCs w:val="18"/>
+              </w:rPr>
+            </w:pPr>
+            <w:r>
+              <w:rPr>
+                <w:rFonts w:ascii="Times New Roman" w:hAnsi="Times New Roman" w:cs="Times New Roman"/>
+                <w:sz w:val="18"/>
+                <w:szCs w:val="18"/>
               </w:rPr>
               <w:t>Wald test (CWB)</w:t>
             </w:r>
@@ -7117,80 +7393,84 @@
               <w:spacing w:after="60"/>
               <w:jc w:val="right"/>
               <w:rPr>
-                <w:sz w:val="20"/>
-                <w:szCs w:val="20"/>
-              </w:rPr>
-            </w:pPr>
-          </w:p>
-        </w:tc>
-        <w:tc>
-          <w:tcPr>
-            <w:tcW w:w="0" w:type="auto"/>
-            <w:tcBorders>
-              <w:top w:val="single" w:sz="0" w:space="0" w:color="D3D3D3"/>
-              <w:left w:val="single" w:sz="0" w:space="0" w:color="D3D3D3"/>
-              <w:bottom w:val="single" w:sz="0" w:space="0" w:color="D3D3D3"/>
-              <w:right w:val="single" w:sz="0" w:space="0" w:color="D3D3D3"/>
-            </w:tcBorders>
-          </w:tcPr>
-          <w:p>
-            <w:pPr>
-              <w:keepNext/>
-              <w:spacing w:after="60"/>
-              <w:jc w:val="right"/>
-              <w:rPr>
-                <w:sz w:val="20"/>
-                <w:szCs w:val="20"/>
-              </w:rPr>
-            </w:pPr>
-          </w:p>
-        </w:tc>
-        <w:tc>
-          <w:tcPr>
-            <w:tcW w:w="0" w:type="auto"/>
-            <w:tcBorders>
-              <w:top w:val="single" w:sz="0" w:space="0" w:color="D3D3D3"/>
-              <w:left w:val="single" w:sz="0" w:space="0" w:color="D3D3D3"/>
-              <w:bottom w:val="single" w:sz="0" w:space="0" w:color="D3D3D3"/>
-              <w:right w:val="single" w:sz="0" w:space="0" w:color="D3D3D3"/>
-            </w:tcBorders>
-          </w:tcPr>
-          <w:p>
-            <w:pPr>
-              <w:keepNext/>
-              <w:spacing w:after="60"/>
-              <w:rPr>
-                <w:sz w:val="20"/>
-                <w:szCs w:val="20"/>
-              </w:rPr>
-            </w:pPr>
-          </w:p>
-        </w:tc>
-        <w:tc>
-          <w:tcPr>
-            <w:tcW w:w="0" w:type="auto"/>
-            <w:tcBorders>
-              <w:top w:val="single" w:sz="0" w:space="0" w:color="D3D3D3"/>
-              <w:left w:val="single" w:sz="0" w:space="0" w:color="D3D3D3"/>
-              <w:bottom w:val="single" w:sz="0" w:space="0" w:color="D3D3D3"/>
-              <w:right w:val="single" w:sz="0" w:space="0" w:color="D3D3D3"/>
-            </w:tcBorders>
-          </w:tcPr>
-          <w:p>
-            <w:pPr>
-              <w:keepNext/>
-              <w:spacing w:after="60"/>
-              <w:jc w:val="right"/>
-              <w:rPr>
-                <w:sz w:val="20"/>
-                <w:szCs w:val="20"/>
-              </w:rPr>
-            </w:pPr>
-            <w:r>
-              <w:rPr>
-                <w:rFonts w:ascii="Calibri" w:hAnsi="Calibri"/>
-                <w:sz w:val="16"/>
-                <w:szCs w:val="20"/>
+                <w:rFonts w:ascii="Times New Roman" w:hAnsi="Times New Roman" w:cs="Times New Roman"/>
+                <w:sz w:val="18"/>
+                <w:szCs w:val="18"/>
+              </w:rPr>
+            </w:pPr>
+          </w:p>
+        </w:tc>
+        <w:tc>
+          <w:tcPr>
+            <w:tcW w:w="0" w:type="auto"/>
+            <w:tcBorders>
+              <w:top w:val="single" w:sz="0" w:space="0" w:color="D3D3D3"/>
+              <w:left w:val="single" w:sz="0" w:space="0" w:color="D3D3D3"/>
+              <w:bottom w:val="single" w:sz="0" w:space="0" w:color="D3D3D3"/>
+              <w:right w:val="single" w:sz="0" w:space="0" w:color="D3D3D3"/>
+            </w:tcBorders>
+          </w:tcPr>
+          <w:p>
+            <w:pPr>
+              <w:keepNext/>
+              <w:spacing w:after="60"/>
+              <w:jc w:val="right"/>
+              <w:rPr>
+                <w:rFonts w:ascii="Times New Roman" w:hAnsi="Times New Roman" w:cs="Times New Roman"/>
+                <w:sz w:val="18"/>
+                <w:szCs w:val="18"/>
+              </w:rPr>
+            </w:pPr>
+          </w:p>
+        </w:tc>
+        <w:tc>
+          <w:tcPr>
+            <w:tcW w:w="0" w:type="auto"/>
+            <w:tcBorders>
+              <w:top w:val="single" w:sz="0" w:space="0" w:color="D3D3D3"/>
+              <w:left w:val="single" w:sz="0" w:space="0" w:color="D3D3D3"/>
+              <w:bottom w:val="single" w:sz="0" w:space="0" w:color="D3D3D3"/>
+              <w:right w:val="single" w:sz="0" w:space="0" w:color="D3D3D3"/>
+            </w:tcBorders>
+          </w:tcPr>
+          <w:p>
+            <w:pPr>
+              <w:keepNext/>
+              <w:spacing w:after="60"/>
+              <w:rPr>
+                <w:rFonts w:ascii="Times New Roman" w:hAnsi="Times New Roman" w:cs="Times New Roman"/>
+                <w:sz w:val="18"/>
+                <w:szCs w:val="18"/>
+              </w:rPr>
+            </w:pPr>
+          </w:p>
+        </w:tc>
+        <w:tc>
+          <w:tcPr>
+            <w:tcW w:w="0" w:type="auto"/>
+            <w:tcBorders>
+              <w:top w:val="single" w:sz="0" w:space="0" w:color="D3D3D3"/>
+              <w:left w:val="single" w:sz="0" w:space="0" w:color="D3D3D3"/>
+              <w:bottom w:val="single" w:sz="0" w:space="0" w:color="D3D3D3"/>
+              <w:right w:val="single" w:sz="0" w:space="0" w:color="D3D3D3"/>
+            </w:tcBorders>
+          </w:tcPr>
+          <w:p>
+            <w:pPr>
+              <w:keepNext/>
+              <w:spacing w:after="60"/>
+              <w:jc w:val="right"/>
+              <w:rPr>
+                <w:rFonts w:ascii="Times New Roman" w:hAnsi="Times New Roman" w:cs="Times New Roman"/>
+                <w:sz w:val="18"/>
+                <w:szCs w:val="18"/>
+              </w:rPr>
+            </w:pPr>
+            <w:r>
+              <w:rPr>
+                <w:rFonts w:ascii="Times New Roman" w:hAnsi="Times New Roman" w:cs="Times New Roman"/>
+                <w:sz w:val="18"/>
+                <w:szCs w:val="18"/>
               </w:rPr>
               <w:t>0.092</w:t>
             </w:r>
@@ -7212,80 +7492,84 @@
               <w:spacing w:after="60"/>
               <w:jc w:val="right"/>
               <w:rPr>
-                <w:sz w:val="20"/>
-                <w:szCs w:val="20"/>
-              </w:rPr>
-            </w:pPr>
-          </w:p>
-        </w:tc>
-        <w:tc>
-          <w:tcPr>
-            <w:tcW w:w="0" w:type="auto"/>
-            <w:tcBorders>
-              <w:top w:val="single" w:sz="0" w:space="0" w:color="D3D3D3"/>
-              <w:left w:val="single" w:sz="0" w:space="0" w:color="D3D3D3"/>
-              <w:bottom w:val="single" w:sz="0" w:space="0" w:color="D3D3D3"/>
-              <w:right w:val="single" w:sz="0" w:space="0" w:color="D3D3D3"/>
-            </w:tcBorders>
-          </w:tcPr>
-          <w:p>
-            <w:pPr>
-              <w:keepNext/>
-              <w:spacing w:after="60"/>
-              <w:jc w:val="right"/>
-              <w:rPr>
-                <w:sz w:val="20"/>
-                <w:szCs w:val="20"/>
-              </w:rPr>
-            </w:pPr>
-          </w:p>
-        </w:tc>
-        <w:tc>
-          <w:tcPr>
-            <w:tcW w:w="0" w:type="auto"/>
-            <w:tcBorders>
-              <w:top w:val="single" w:sz="0" w:space="0" w:color="D3D3D3"/>
-              <w:left w:val="single" w:sz="0" w:space="0" w:color="D3D3D3"/>
-              <w:bottom w:val="single" w:sz="0" w:space="0" w:color="D3D3D3"/>
-              <w:right w:val="single" w:sz="0" w:space="0" w:color="D3D3D3"/>
-            </w:tcBorders>
-          </w:tcPr>
-          <w:p>
-            <w:pPr>
-              <w:keepNext/>
-              <w:spacing w:after="60"/>
-              <w:rPr>
-                <w:sz w:val="20"/>
-                <w:szCs w:val="20"/>
-              </w:rPr>
-            </w:pPr>
-          </w:p>
-        </w:tc>
-        <w:tc>
-          <w:tcPr>
-            <w:tcW w:w="0" w:type="auto"/>
-            <w:tcBorders>
-              <w:top w:val="single" w:sz="0" w:space="0" w:color="D3D3D3"/>
-              <w:left w:val="single" w:sz="0" w:space="0" w:color="D3D3D3"/>
-              <w:bottom w:val="single" w:sz="0" w:space="0" w:color="D3D3D3"/>
-              <w:right w:val="single" w:sz="0" w:space="0" w:color="D3D3D3"/>
-            </w:tcBorders>
-          </w:tcPr>
-          <w:p>
-            <w:pPr>
-              <w:keepNext/>
-              <w:spacing w:after="60"/>
-              <w:jc w:val="right"/>
-              <w:rPr>
-                <w:sz w:val="20"/>
-                <w:szCs w:val="20"/>
-              </w:rPr>
-            </w:pPr>
-            <w:r>
-              <w:rPr>
-                <w:rFonts w:ascii="Calibri" w:hAnsi="Calibri"/>
-                <w:sz w:val="16"/>
-                <w:szCs w:val="20"/>
+                <w:rFonts w:ascii="Times New Roman" w:hAnsi="Times New Roman" w:cs="Times New Roman"/>
+                <w:sz w:val="18"/>
+                <w:szCs w:val="18"/>
+              </w:rPr>
+            </w:pPr>
+          </w:p>
+        </w:tc>
+        <w:tc>
+          <w:tcPr>
+            <w:tcW w:w="0" w:type="auto"/>
+            <w:tcBorders>
+              <w:top w:val="single" w:sz="0" w:space="0" w:color="D3D3D3"/>
+              <w:left w:val="single" w:sz="0" w:space="0" w:color="D3D3D3"/>
+              <w:bottom w:val="single" w:sz="0" w:space="0" w:color="D3D3D3"/>
+              <w:right w:val="single" w:sz="0" w:space="0" w:color="D3D3D3"/>
+            </w:tcBorders>
+          </w:tcPr>
+          <w:p>
+            <w:pPr>
+              <w:keepNext/>
+              <w:spacing w:after="60"/>
+              <w:jc w:val="right"/>
+              <w:rPr>
+                <w:rFonts w:ascii="Times New Roman" w:hAnsi="Times New Roman" w:cs="Times New Roman"/>
+                <w:sz w:val="18"/>
+                <w:szCs w:val="18"/>
+              </w:rPr>
+            </w:pPr>
+          </w:p>
+        </w:tc>
+        <w:tc>
+          <w:tcPr>
+            <w:tcW w:w="0" w:type="auto"/>
+            <w:tcBorders>
+              <w:top w:val="single" w:sz="0" w:space="0" w:color="D3D3D3"/>
+              <w:left w:val="single" w:sz="0" w:space="0" w:color="D3D3D3"/>
+              <w:bottom w:val="single" w:sz="0" w:space="0" w:color="D3D3D3"/>
+              <w:right w:val="single" w:sz="0" w:space="0" w:color="D3D3D3"/>
+            </w:tcBorders>
+          </w:tcPr>
+          <w:p>
+            <w:pPr>
+              <w:keepNext/>
+              <w:spacing w:after="60"/>
+              <w:rPr>
+                <w:rFonts w:ascii="Times New Roman" w:hAnsi="Times New Roman" w:cs="Times New Roman"/>
+                <w:sz w:val="18"/>
+                <w:szCs w:val="18"/>
+              </w:rPr>
+            </w:pPr>
+          </w:p>
+        </w:tc>
+        <w:tc>
+          <w:tcPr>
+            <w:tcW w:w="0" w:type="auto"/>
+            <w:tcBorders>
+              <w:top w:val="single" w:sz="0" w:space="0" w:color="D3D3D3"/>
+              <w:left w:val="single" w:sz="0" w:space="0" w:color="D3D3D3"/>
+              <w:bottom w:val="single" w:sz="0" w:space="0" w:color="D3D3D3"/>
+              <w:right w:val="single" w:sz="0" w:space="0" w:color="D3D3D3"/>
+            </w:tcBorders>
+          </w:tcPr>
+          <w:p>
+            <w:pPr>
+              <w:keepNext/>
+              <w:spacing w:after="60"/>
+              <w:jc w:val="right"/>
+              <w:rPr>
+                <w:rFonts w:ascii="Times New Roman" w:hAnsi="Times New Roman" w:cs="Times New Roman"/>
+                <w:sz w:val="18"/>
+                <w:szCs w:val="18"/>
+              </w:rPr>
+            </w:pPr>
+            <w:r>
+              <w:rPr>
+                <w:rFonts w:ascii="Times New Roman" w:hAnsi="Times New Roman" w:cs="Times New Roman"/>
+                <w:sz w:val="18"/>
+                <w:szCs w:val="18"/>
               </w:rPr>
               <w:t>0.542</w:t>
             </w:r>
@@ -7307,30 +7591,32 @@
               <w:spacing w:after="60"/>
               <w:jc w:val="right"/>
               <w:rPr>
-                <w:sz w:val="20"/>
-                <w:szCs w:val="20"/>
-              </w:rPr>
-            </w:pPr>
-          </w:p>
-        </w:tc>
-        <w:tc>
-          <w:tcPr>
-            <w:tcW w:w="0" w:type="auto"/>
-            <w:tcBorders>
-              <w:top w:val="single" w:sz="0" w:space="0" w:color="D3D3D3"/>
-              <w:left w:val="single" w:sz="0" w:space="0" w:color="D3D3D3"/>
-              <w:bottom w:val="single" w:sz="0" w:space="0" w:color="D3D3D3"/>
-              <w:right w:val="single" w:sz="0" w:space="0" w:color="D3D3D3"/>
-            </w:tcBorders>
-          </w:tcPr>
-          <w:p>
-            <w:pPr>
-              <w:keepNext/>
-              <w:spacing w:after="60"/>
-              <w:jc w:val="right"/>
-              <w:rPr>
-                <w:sz w:val="20"/>
-                <w:szCs w:val="20"/>
+                <w:rFonts w:ascii="Times New Roman" w:hAnsi="Times New Roman" w:cs="Times New Roman"/>
+                <w:sz w:val="18"/>
+                <w:szCs w:val="18"/>
+              </w:rPr>
+            </w:pPr>
+          </w:p>
+        </w:tc>
+        <w:tc>
+          <w:tcPr>
+            <w:tcW w:w="0" w:type="auto"/>
+            <w:tcBorders>
+              <w:top w:val="single" w:sz="0" w:space="0" w:color="D3D3D3"/>
+              <w:left w:val="single" w:sz="0" w:space="0" w:color="D3D3D3"/>
+              <w:bottom w:val="single" w:sz="0" w:space="0" w:color="D3D3D3"/>
+              <w:right w:val="single" w:sz="0" w:space="0" w:color="D3D3D3"/>
+            </w:tcBorders>
+          </w:tcPr>
+          <w:p>
+            <w:pPr>
+              <w:keepNext/>
+              <w:spacing w:after="60"/>
+              <w:jc w:val="right"/>
+              <w:rPr>
+                <w:rFonts w:ascii="Times New Roman" w:hAnsi="Times New Roman" w:cs="Times New Roman"/>
+                <w:sz w:val="18"/>
+                <w:szCs w:val="18"/>
               </w:rPr>
             </w:pPr>
           </w:p>
@@ -7356,15 +7642,16 @@
               <w:keepNext/>
               <w:spacing w:after="60"/>
               <w:rPr>
-                <w:sz w:val="20"/>
-                <w:szCs w:val="20"/>
-              </w:rPr>
-            </w:pPr>
-            <w:r>
-              <w:rPr>
-                <w:rFonts w:ascii="Calibri" w:hAnsi="Calibri"/>
-                <w:sz w:val="16"/>
-                <w:szCs w:val="20"/>
+                <w:rFonts w:ascii="Times New Roman" w:hAnsi="Times New Roman" w:cs="Times New Roman"/>
+                <w:sz w:val="18"/>
+                <w:szCs w:val="18"/>
+              </w:rPr>
+            </w:pPr>
+            <w:r>
+              <w:rPr>
+                <w:rFonts w:ascii="Times New Roman" w:hAnsi="Times New Roman" w:cs="Times New Roman"/>
+                <w:sz w:val="18"/>
+                <w:szCs w:val="18"/>
               </w:rPr>
               <w:t>Risk of bias</w:t>
             </w:r>
@@ -7386,15 +7673,16 @@
               <w:spacing w:after="60"/>
               <w:jc w:val="right"/>
               <w:rPr>
-                <w:sz w:val="20"/>
-                <w:szCs w:val="20"/>
-              </w:rPr>
-            </w:pPr>
-            <w:r>
-              <w:rPr>
-                <w:rFonts w:ascii="Calibri" w:hAnsi="Calibri"/>
-                <w:sz w:val="16"/>
-                <w:szCs w:val="20"/>
+                <w:rFonts w:ascii="Times New Roman" w:hAnsi="Times New Roman" w:cs="Times New Roman"/>
+                <w:sz w:val="18"/>
+                <w:szCs w:val="18"/>
+              </w:rPr>
+            </w:pPr>
+            <w:r>
+              <w:rPr>
+                <w:rFonts w:ascii="Times New Roman" w:hAnsi="Times New Roman" w:cs="Times New Roman"/>
+                <w:sz w:val="18"/>
+                <w:szCs w:val="18"/>
               </w:rPr>
               <w:t>46</w:t>
             </w:r>
@@ -7416,15 +7704,16 @@
               <w:spacing w:after="60"/>
               <w:jc w:val="right"/>
               <w:rPr>
-                <w:sz w:val="20"/>
-                <w:szCs w:val="20"/>
-              </w:rPr>
-            </w:pPr>
-            <w:r>
-              <w:rPr>
-                <w:rFonts w:ascii="Calibri" w:hAnsi="Calibri"/>
-                <w:sz w:val="16"/>
-                <w:szCs w:val="20"/>
+                <w:rFonts w:ascii="Times New Roman" w:hAnsi="Times New Roman" w:cs="Times New Roman"/>
+                <w:sz w:val="18"/>
+                <w:szCs w:val="18"/>
+              </w:rPr>
+            </w:pPr>
+            <w:r>
+              <w:rPr>
+                <w:rFonts w:ascii="Times New Roman" w:hAnsi="Times New Roman" w:cs="Times New Roman"/>
+                <w:sz w:val="18"/>
+                <w:szCs w:val="18"/>
               </w:rPr>
               <w:t>205</w:t>
             </w:r>
@@ -7445,161 +7734,169 @@
               <w:keepNext/>
               <w:spacing w:after="60"/>
               <w:rPr>
-                <w:sz w:val="20"/>
-                <w:szCs w:val="20"/>
-              </w:rPr>
-            </w:pPr>
-          </w:p>
-        </w:tc>
-        <w:tc>
-          <w:tcPr>
-            <w:tcW w:w="0" w:type="auto"/>
-            <w:tcBorders>
-              <w:top w:val="single" w:sz="0" w:space="0" w:color="D3D3D3"/>
-              <w:left w:val="single" w:sz="0" w:space="0" w:color="D3D3D3"/>
-              <w:bottom w:val="single" w:sz="0" w:space="0" w:color="D3D3D3"/>
-              <w:right w:val="single" w:sz="0" w:space="0" w:color="D3D3D3"/>
-            </w:tcBorders>
-          </w:tcPr>
-          <w:p>
-            <w:pPr>
-              <w:keepNext/>
-              <w:spacing w:after="60"/>
-              <w:jc w:val="right"/>
-              <w:rPr>
-                <w:sz w:val="20"/>
-                <w:szCs w:val="20"/>
-              </w:rPr>
-            </w:pPr>
-          </w:p>
-        </w:tc>
-        <w:tc>
-          <w:tcPr>
-            <w:tcW w:w="0" w:type="auto"/>
-            <w:tcBorders>
-              <w:top w:val="single" w:sz="0" w:space="0" w:color="D3D3D3"/>
-              <w:left w:val="single" w:sz="0" w:space="0" w:color="D3D3D3"/>
-              <w:bottom w:val="single" w:sz="0" w:space="0" w:color="D3D3D3"/>
-              <w:right w:val="single" w:sz="0" w:space="0" w:color="D3D3D3"/>
-            </w:tcBorders>
-          </w:tcPr>
-          <w:p>
-            <w:pPr>
-              <w:keepNext/>
-              <w:spacing w:after="60"/>
-              <w:jc w:val="right"/>
-              <w:rPr>
-                <w:sz w:val="20"/>
-                <w:szCs w:val="20"/>
-              </w:rPr>
-            </w:pPr>
-          </w:p>
-        </w:tc>
-        <w:tc>
-          <w:tcPr>
-            <w:tcW w:w="0" w:type="auto"/>
-            <w:tcBorders>
-              <w:top w:val="single" w:sz="0" w:space="0" w:color="D3D3D3"/>
-              <w:left w:val="single" w:sz="0" w:space="0" w:color="D3D3D3"/>
-              <w:bottom w:val="single" w:sz="0" w:space="0" w:color="D3D3D3"/>
-              <w:right w:val="single" w:sz="0" w:space="0" w:color="D3D3D3"/>
-            </w:tcBorders>
-          </w:tcPr>
-          <w:p>
-            <w:pPr>
-              <w:keepNext/>
-              <w:spacing w:after="60"/>
-              <w:jc w:val="right"/>
-              <w:rPr>
-                <w:sz w:val="20"/>
-                <w:szCs w:val="20"/>
-              </w:rPr>
-            </w:pPr>
-          </w:p>
-        </w:tc>
-        <w:tc>
-          <w:tcPr>
-            <w:tcW w:w="0" w:type="auto"/>
-            <w:tcBorders>
-              <w:top w:val="single" w:sz="0" w:space="0" w:color="D3D3D3"/>
-              <w:left w:val="single" w:sz="0" w:space="0" w:color="D3D3D3"/>
-              <w:bottom w:val="single" w:sz="0" w:space="0" w:color="D3D3D3"/>
-              <w:right w:val="single" w:sz="0" w:space="0" w:color="D3D3D3"/>
-            </w:tcBorders>
-          </w:tcPr>
-          <w:p>
-            <w:pPr>
-              <w:keepNext/>
-              <w:spacing w:after="60"/>
-              <w:rPr>
-                <w:sz w:val="20"/>
-                <w:szCs w:val="20"/>
-              </w:rPr>
-            </w:pPr>
-          </w:p>
-        </w:tc>
-        <w:tc>
-          <w:tcPr>
-            <w:tcW w:w="0" w:type="auto"/>
-            <w:tcBorders>
-              <w:top w:val="single" w:sz="0" w:space="0" w:color="D3D3D3"/>
-              <w:left w:val="single" w:sz="0" w:space="0" w:color="D3D3D3"/>
-              <w:bottom w:val="single" w:sz="0" w:space="0" w:color="D3D3D3"/>
-              <w:right w:val="single" w:sz="0" w:space="0" w:color="D3D3D3"/>
-            </w:tcBorders>
-          </w:tcPr>
-          <w:p>
-            <w:pPr>
-              <w:keepNext/>
-              <w:spacing w:after="60"/>
-              <w:jc w:val="right"/>
-              <w:rPr>
-                <w:sz w:val="20"/>
-                <w:szCs w:val="20"/>
-              </w:rPr>
-            </w:pPr>
-          </w:p>
-        </w:tc>
-        <w:tc>
-          <w:tcPr>
-            <w:tcW w:w="0" w:type="auto"/>
-            <w:tcBorders>
-              <w:top w:val="single" w:sz="0" w:space="0" w:color="D3D3D3"/>
-              <w:left w:val="single" w:sz="0" w:space="0" w:color="D3D3D3"/>
-              <w:bottom w:val="single" w:sz="0" w:space="0" w:color="D3D3D3"/>
-              <w:right w:val="single" w:sz="0" w:space="0" w:color="D3D3D3"/>
-            </w:tcBorders>
-          </w:tcPr>
-          <w:p>
-            <w:pPr>
-              <w:keepNext/>
-              <w:spacing w:after="60"/>
-              <w:jc w:val="right"/>
-              <w:rPr>
-                <w:sz w:val="20"/>
-                <w:szCs w:val="20"/>
-              </w:rPr>
-            </w:pPr>
-          </w:p>
-        </w:tc>
-        <w:tc>
-          <w:tcPr>
-            <w:tcW w:w="0" w:type="auto"/>
-            <w:tcBorders>
-              <w:top w:val="single" w:sz="0" w:space="0" w:color="D3D3D3"/>
-              <w:left w:val="single" w:sz="0" w:space="0" w:color="D3D3D3"/>
-              <w:bottom w:val="single" w:sz="0" w:space="0" w:color="D3D3D3"/>
-              <w:right w:val="single" w:sz="0" w:space="0" w:color="D3D3D3"/>
-            </w:tcBorders>
-          </w:tcPr>
-          <w:p>
-            <w:pPr>
-              <w:keepNext/>
-              <w:spacing w:after="60"/>
-              <w:jc w:val="right"/>
-              <w:rPr>
-                <w:sz w:val="20"/>
-                <w:szCs w:val="20"/>
+                <w:rFonts w:ascii="Times New Roman" w:hAnsi="Times New Roman" w:cs="Times New Roman"/>
+                <w:sz w:val="18"/>
+                <w:szCs w:val="18"/>
+              </w:rPr>
+            </w:pPr>
+          </w:p>
+        </w:tc>
+        <w:tc>
+          <w:tcPr>
+            <w:tcW w:w="0" w:type="auto"/>
+            <w:tcBorders>
+              <w:top w:val="single" w:sz="0" w:space="0" w:color="D3D3D3"/>
+              <w:left w:val="single" w:sz="0" w:space="0" w:color="D3D3D3"/>
+              <w:bottom w:val="single" w:sz="0" w:space="0" w:color="D3D3D3"/>
+              <w:right w:val="single" w:sz="0" w:space="0" w:color="D3D3D3"/>
+            </w:tcBorders>
+          </w:tcPr>
+          <w:p>
+            <w:pPr>
+              <w:keepNext/>
+              <w:spacing w:after="60"/>
+              <w:jc w:val="right"/>
+              <w:rPr>
+                <w:rFonts w:ascii="Times New Roman" w:hAnsi="Times New Roman" w:cs="Times New Roman"/>
+                <w:sz w:val="18"/>
+                <w:szCs w:val="18"/>
+              </w:rPr>
+            </w:pPr>
+          </w:p>
+        </w:tc>
+        <w:tc>
+          <w:tcPr>
+            <w:tcW w:w="0" w:type="auto"/>
+            <w:tcBorders>
+              <w:top w:val="single" w:sz="0" w:space="0" w:color="D3D3D3"/>
+              <w:left w:val="single" w:sz="0" w:space="0" w:color="D3D3D3"/>
+              <w:bottom w:val="single" w:sz="0" w:space="0" w:color="D3D3D3"/>
+              <w:right w:val="single" w:sz="0" w:space="0" w:color="D3D3D3"/>
+            </w:tcBorders>
+          </w:tcPr>
+          <w:p>
+            <w:pPr>
+              <w:keepNext/>
+              <w:spacing w:after="60"/>
+              <w:jc w:val="right"/>
+              <w:rPr>
+                <w:rFonts w:ascii="Times New Roman" w:hAnsi="Times New Roman" w:cs="Times New Roman"/>
+                <w:sz w:val="18"/>
+                <w:szCs w:val="18"/>
+              </w:rPr>
+            </w:pPr>
+          </w:p>
+        </w:tc>
+        <w:tc>
+          <w:tcPr>
+            <w:tcW w:w="0" w:type="auto"/>
+            <w:tcBorders>
+              <w:top w:val="single" w:sz="0" w:space="0" w:color="D3D3D3"/>
+              <w:left w:val="single" w:sz="0" w:space="0" w:color="D3D3D3"/>
+              <w:bottom w:val="single" w:sz="0" w:space="0" w:color="D3D3D3"/>
+              <w:right w:val="single" w:sz="0" w:space="0" w:color="D3D3D3"/>
+            </w:tcBorders>
+          </w:tcPr>
+          <w:p>
+            <w:pPr>
+              <w:keepNext/>
+              <w:spacing w:after="60"/>
+              <w:jc w:val="right"/>
+              <w:rPr>
+                <w:rFonts w:ascii="Times New Roman" w:hAnsi="Times New Roman" w:cs="Times New Roman"/>
+                <w:sz w:val="18"/>
+                <w:szCs w:val="18"/>
+              </w:rPr>
+            </w:pPr>
+          </w:p>
+        </w:tc>
+        <w:tc>
+          <w:tcPr>
+            <w:tcW w:w="0" w:type="auto"/>
+            <w:tcBorders>
+              <w:top w:val="single" w:sz="0" w:space="0" w:color="D3D3D3"/>
+              <w:left w:val="single" w:sz="0" w:space="0" w:color="D3D3D3"/>
+              <w:bottom w:val="single" w:sz="0" w:space="0" w:color="D3D3D3"/>
+              <w:right w:val="single" w:sz="0" w:space="0" w:color="D3D3D3"/>
+            </w:tcBorders>
+          </w:tcPr>
+          <w:p>
+            <w:pPr>
+              <w:keepNext/>
+              <w:spacing w:after="60"/>
+              <w:rPr>
+                <w:rFonts w:ascii="Times New Roman" w:hAnsi="Times New Roman" w:cs="Times New Roman"/>
+                <w:sz w:val="18"/>
+                <w:szCs w:val="18"/>
+              </w:rPr>
+            </w:pPr>
+          </w:p>
+        </w:tc>
+        <w:tc>
+          <w:tcPr>
+            <w:tcW w:w="0" w:type="auto"/>
+            <w:tcBorders>
+              <w:top w:val="single" w:sz="0" w:space="0" w:color="D3D3D3"/>
+              <w:left w:val="single" w:sz="0" w:space="0" w:color="D3D3D3"/>
+              <w:bottom w:val="single" w:sz="0" w:space="0" w:color="D3D3D3"/>
+              <w:right w:val="single" w:sz="0" w:space="0" w:color="D3D3D3"/>
+            </w:tcBorders>
+          </w:tcPr>
+          <w:p>
+            <w:pPr>
+              <w:keepNext/>
+              <w:spacing w:after="60"/>
+              <w:jc w:val="right"/>
+              <w:rPr>
+                <w:rFonts w:ascii="Times New Roman" w:hAnsi="Times New Roman" w:cs="Times New Roman"/>
+                <w:sz w:val="18"/>
+                <w:szCs w:val="18"/>
+              </w:rPr>
+            </w:pPr>
+          </w:p>
+        </w:tc>
+        <w:tc>
+          <w:tcPr>
+            <w:tcW w:w="0" w:type="auto"/>
+            <w:tcBorders>
+              <w:top w:val="single" w:sz="0" w:space="0" w:color="D3D3D3"/>
+              <w:left w:val="single" w:sz="0" w:space="0" w:color="D3D3D3"/>
+              <w:bottom w:val="single" w:sz="0" w:space="0" w:color="D3D3D3"/>
+              <w:right w:val="single" w:sz="0" w:space="0" w:color="D3D3D3"/>
+            </w:tcBorders>
+          </w:tcPr>
+          <w:p>
+            <w:pPr>
+              <w:keepNext/>
+              <w:spacing w:after="60"/>
+              <w:jc w:val="right"/>
+              <w:rPr>
+                <w:rFonts w:ascii="Times New Roman" w:hAnsi="Times New Roman" w:cs="Times New Roman"/>
+                <w:sz w:val="18"/>
+                <w:szCs w:val="18"/>
+              </w:rPr>
+            </w:pPr>
+          </w:p>
+        </w:tc>
+        <w:tc>
+          <w:tcPr>
+            <w:tcW w:w="0" w:type="auto"/>
+            <w:tcBorders>
+              <w:top w:val="single" w:sz="0" w:space="0" w:color="D3D3D3"/>
+              <w:left w:val="single" w:sz="0" w:space="0" w:color="D3D3D3"/>
+              <w:bottom w:val="single" w:sz="0" w:space="0" w:color="D3D3D3"/>
+              <w:right w:val="single" w:sz="0" w:space="0" w:color="D3D3D3"/>
+            </w:tcBorders>
+          </w:tcPr>
+          <w:p>
+            <w:pPr>
+              <w:keepNext/>
+              <w:spacing w:after="60"/>
+              <w:jc w:val="right"/>
+              <w:rPr>
+                <w:rFonts w:ascii="Times New Roman" w:hAnsi="Times New Roman" w:cs="Times New Roman"/>
+                <w:sz w:val="18"/>
+                <w:szCs w:val="18"/>
               </w:rPr>
             </w:pPr>
           </w:p>
@@ -7625,15 +7922,16 @@
               <w:keepNext/>
               <w:spacing w:after="60"/>
               <w:rPr>
-                <w:sz w:val="20"/>
-                <w:szCs w:val="20"/>
-              </w:rPr>
-            </w:pPr>
-            <w:r>
-              <w:rPr>
-                <w:rFonts w:ascii="Calibri" w:hAnsi="Calibri"/>
-                <w:sz w:val="16"/>
-                <w:szCs w:val="20"/>
+                <w:rFonts w:ascii="Times New Roman" w:hAnsi="Times New Roman" w:cs="Times New Roman"/>
+                <w:sz w:val="18"/>
+                <w:szCs w:val="18"/>
+              </w:rPr>
+            </w:pPr>
+            <w:r>
+              <w:rPr>
+                <w:rFonts w:ascii="Times New Roman" w:hAnsi="Times New Roman" w:cs="Times New Roman"/>
+                <w:sz w:val="18"/>
+                <w:szCs w:val="18"/>
               </w:rPr>
               <w:t>Low/Some concerns/Moderate</w:t>
             </w:r>
@@ -7655,15 +7953,16 @@
               <w:spacing w:after="60"/>
               <w:jc w:val="right"/>
               <w:rPr>
-                <w:sz w:val="20"/>
-                <w:szCs w:val="20"/>
-              </w:rPr>
-            </w:pPr>
-            <w:r>
-              <w:rPr>
-                <w:rFonts w:ascii="Calibri" w:hAnsi="Calibri"/>
-                <w:sz w:val="16"/>
-                <w:szCs w:val="20"/>
+                <w:rFonts w:ascii="Times New Roman" w:hAnsi="Times New Roman" w:cs="Times New Roman"/>
+                <w:sz w:val="18"/>
+                <w:szCs w:val="18"/>
+              </w:rPr>
+            </w:pPr>
+            <w:r>
+              <w:rPr>
+                <w:rFonts w:ascii="Times New Roman" w:hAnsi="Times New Roman" w:cs="Times New Roman"/>
+                <w:sz w:val="18"/>
+                <w:szCs w:val="18"/>
               </w:rPr>
               <w:t>31</w:t>
             </w:r>
@@ -7685,15 +7984,16 @@
               <w:spacing w:after="60"/>
               <w:jc w:val="right"/>
               <w:rPr>
-                <w:sz w:val="20"/>
-                <w:szCs w:val="20"/>
-              </w:rPr>
-            </w:pPr>
-            <w:r>
-              <w:rPr>
-                <w:rFonts w:ascii="Calibri" w:hAnsi="Calibri"/>
-                <w:sz w:val="16"/>
-                <w:szCs w:val="20"/>
+                <w:rFonts w:ascii="Times New Roman" w:hAnsi="Times New Roman" w:cs="Times New Roman"/>
+                <w:sz w:val="18"/>
+                <w:szCs w:val="18"/>
+              </w:rPr>
+            </w:pPr>
+            <w:r>
+              <w:rPr>
+                <w:rFonts w:ascii="Times New Roman" w:hAnsi="Times New Roman" w:cs="Times New Roman"/>
+                <w:sz w:val="18"/>
+                <w:szCs w:val="18"/>
               </w:rPr>
               <w:t>163</w:t>
             </w:r>
@@ -7714,15 +8014,16 @@
               <w:keepNext/>
               <w:spacing w:after="60"/>
               <w:rPr>
-                <w:sz w:val="20"/>
-                <w:szCs w:val="20"/>
-              </w:rPr>
-            </w:pPr>
-            <w:r>
-              <w:rPr>
-                <w:rFonts w:ascii="Calibri" w:hAnsi="Calibri"/>
-                <w:sz w:val="16"/>
-                <w:szCs w:val="20"/>
+                <w:rFonts w:ascii="Times New Roman" w:hAnsi="Times New Roman" w:cs="Times New Roman"/>
+                <w:sz w:val="18"/>
+                <w:szCs w:val="18"/>
+              </w:rPr>
+            </w:pPr>
+            <w:r>
+              <w:rPr>
+                <w:rFonts w:ascii="Times New Roman" w:hAnsi="Times New Roman" w:cs="Times New Roman"/>
+                <w:sz w:val="18"/>
+                <w:szCs w:val="18"/>
               </w:rPr>
               <w:t>0.2 [0.11, 0.29]</w:t>
             </w:r>
@@ -7744,15 +8045,16 @@
               <w:spacing w:after="60"/>
               <w:jc w:val="right"/>
               <w:rPr>
-                <w:sz w:val="20"/>
-                <w:szCs w:val="20"/>
-              </w:rPr>
-            </w:pPr>
-            <w:r>
-              <w:rPr>
-                <w:rFonts w:ascii="Calibri" w:hAnsi="Calibri"/>
-                <w:sz w:val="16"/>
-                <w:szCs w:val="20"/>
+                <w:rFonts w:ascii="Times New Roman" w:hAnsi="Times New Roman" w:cs="Times New Roman"/>
+                <w:sz w:val="18"/>
+                <w:szCs w:val="18"/>
+              </w:rPr>
+            </w:pPr>
+            <w:r>
+              <w:rPr>
+                <w:rFonts w:ascii="Times New Roman" w:hAnsi="Times New Roman" w:cs="Times New Roman"/>
+                <w:sz w:val="18"/>
+                <w:szCs w:val="18"/>
               </w:rPr>
               <w:t>0.000</w:t>
             </w:r>
@@ -7774,15 +8076,16 @@
               <w:spacing w:after="60"/>
               <w:jc w:val="right"/>
               <w:rPr>
-                <w:sz w:val="20"/>
-                <w:szCs w:val="20"/>
-              </w:rPr>
-            </w:pPr>
-            <w:r>
-              <w:rPr>
-                <w:rFonts w:ascii="Calibri" w:hAnsi="Calibri"/>
-                <w:sz w:val="16"/>
-                <w:szCs w:val="20"/>
+                <w:rFonts w:ascii="Times New Roman" w:hAnsi="Times New Roman" w:cs="Times New Roman"/>
+                <w:sz w:val="18"/>
+                <w:szCs w:val="18"/>
+              </w:rPr>
+            </w:pPr>
+            <w:r>
+              <w:rPr>
+                <w:rFonts w:ascii="Times New Roman" w:hAnsi="Times New Roman" w:cs="Times New Roman"/>
+                <w:sz w:val="18"/>
+                <w:szCs w:val="18"/>
               </w:rPr>
               <w:t>14.3</w:t>
             </w:r>
@@ -7804,15 +8107,16 @@
               <w:spacing w:after="60"/>
               <w:jc w:val="right"/>
               <w:rPr>
-                <w:sz w:val="20"/>
-                <w:szCs w:val="20"/>
-              </w:rPr>
-            </w:pPr>
-            <w:r>
-              <w:rPr>
-                <w:rFonts w:ascii="Calibri" w:hAnsi="Calibri"/>
-                <w:sz w:val="16"/>
-                <w:szCs w:val="20"/>
+                <w:rFonts w:ascii="Times New Roman" w:hAnsi="Times New Roman" w:cs="Times New Roman"/>
+                <w:sz w:val="18"/>
+                <w:szCs w:val="18"/>
+              </w:rPr>
+            </w:pPr>
+            <w:r>
+              <w:rPr>
+                <w:rFonts w:ascii="Times New Roman" w:hAnsi="Times New Roman" w:cs="Times New Roman"/>
+                <w:sz w:val="18"/>
+                <w:szCs w:val="18"/>
               </w:rPr>
               <w:t>0.20</w:t>
             </w:r>
@@ -7833,15 +8137,16 @@
               <w:keepNext/>
               <w:spacing w:after="60"/>
               <w:rPr>
-                <w:sz w:val="20"/>
-                <w:szCs w:val="20"/>
-              </w:rPr>
-            </w:pPr>
-            <w:r>
-              <w:rPr>
-                <w:rFonts w:ascii="Calibri" w:hAnsi="Calibri"/>
-                <w:sz w:val="16"/>
-                <w:szCs w:val="20"/>
+                <w:rFonts w:ascii="Times New Roman" w:hAnsi="Times New Roman" w:cs="Times New Roman"/>
+                <w:sz w:val="18"/>
+                <w:szCs w:val="18"/>
+              </w:rPr>
+            </w:pPr>
+            <w:r>
+              <w:rPr>
+                <w:rFonts w:ascii="Times New Roman" w:hAnsi="Times New Roman" w:cs="Times New Roman"/>
+                <w:sz w:val="18"/>
+                <w:szCs w:val="18"/>
               </w:rPr>
               <w:t>0.23 [0.14, 0.31]</w:t>
             </w:r>
@@ -7863,15 +8168,16 @@
               <w:spacing w:after="60"/>
               <w:jc w:val="right"/>
               <w:rPr>
-                <w:sz w:val="20"/>
-                <w:szCs w:val="20"/>
-              </w:rPr>
-            </w:pPr>
-            <w:r>
-              <w:rPr>
-                <w:rFonts w:ascii="Calibri" w:hAnsi="Calibri"/>
-                <w:sz w:val="16"/>
-                <w:szCs w:val="20"/>
+                <w:rFonts w:ascii="Times New Roman" w:hAnsi="Times New Roman" w:cs="Times New Roman"/>
+                <w:sz w:val="18"/>
+                <w:szCs w:val="18"/>
+              </w:rPr>
+            </w:pPr>
+            <w:r>
+              <w:rPr>
+                <w:rFonts w:ascii="Times New Roman" w:hAnsi="Times New Roman" w:cs="Times New Roman"/>
+                <w:sz w:val="18"/>
+                <w:szCs w:val="18"/>
               </w:rPr>
               <w:t>0.000</w:t>
             </w:r>
@@ -7893,15 +8199,16 @@
               <w:spacing w:after="60"/>
               <w:jc w:val="right"/>
               <w:rPr>
-                <w:sz w:val="20"/>
-                <w:szCs w:val="20"/>
-              </w:rPr>
-            </w:pPr>
-            <w:r>
-              <w:rPr>
-                <w:rFonts w:ascii="Calibri" w:hAnsi="Calibri"/>
-                <w:sz w:val="16"/>
-                <w:szCs w:val="20"/>
+                <w:rFonts w:ascii="Times New Roman" w:hAnsi="Times New Roman" w:cs="Times New Roman"/>
+                <w:sz w:val="18"/>
+                <w:szCs w:val="18"/>
+              </w:rPr>
+            </w:pPr>
+            <w:r>
+              <w:rPr>
+                <w:rFonts w:ascii="Times New Roman" w:hAnsi="Times New Roman" w:cs="Times New Roman"/>
+                <w:sz w:val="18"/>
+                <w:szCs w:val="18"/>
               </w:rPr>
               <w:t>15.7</w:t>
             </w:r>
@@ -7923,15 +8230,16 @@
               <w:spacing w:after="60"/>
               <w:jc w:val="right"/>
               <w:rPr>
-                <w:sz w:val="20"/>
-                <w:szCs w:val="20"/>
-              </w:rPr>
-            </w:pPr>
-            <w:r>
-              <w:rPr>
-                <w:rFonts w:ascii="Calibri" w:hAnsi="Calibri"/>
-                <w:sz w:val="16"/>
-                <w:szCs w:val="20"/>
+                <w:rFonts w:ascii="Times New Roman" w:hAnsi="Times New Roman" w:cs="Times New Roman"/>
+                <w:sz w:val="18"/>
+                <w:szCs w:val="18"/>
+              </w:rPr>
+            </w:pPr>
+            <w:r>
+              <w:rPr>
+                <w:rFonts w:ascii="Times New Roman" w:hAnsi="Times New Roman" w:cs="Times New Roman"/>
+                <w:sz w:val="18"/>
+                <w:szCs w:val="18"/>
               </w:rPr>
               <w:t>0.19</w:t>
             </w:r>
@@ -7958,15 +8266,16 @@
               <w:keepNext/>
               <w:spacing w:after="60"/>
               <w:rPr>
-                <w:sz w:val="20"/>
-                <w:szCs w:val="20"/>
-              </w:rPr>
-            </w:pPr>
-            <w:r>
-              <w:rPr>
-                <w:rFonts w:ascii="Calibri" w:hAnsi="Calibri"/>
-                <w:sz w:val="16"/>
-                <w:szCs w:val="20"/>
+                <w:rFonts w:ascii="Times New Roman" w:hAnsi="Times New Roman" w:cs="Times New Roman"/>
+                <w:sz w:val="18"/>
+                <w:szCs w:val="18"/>
+              </w:rPr>
+            </w:pPr>
+            <w:r>
+              <w:rPr>
+                <w:rFonts w:ascii="Times New Roman" w:hAnsi="Times New Roman" w:cs="Times New Roman"/>
+                <w:sz w:val="18"/>
+                <w:szCs w:val="18"/>
               </w:rPr>
               <w:t>Serious/High</w:t>
             </w:r>
@@ -7988,15 +8297,16 @@
               <w:spacing w:after="60"/>
               <w:jc w:val="right"/>
               <w:rPr>
-                <w:sz w:val="20"/>
-                <w:szCs w:val="20"/>
-              </w:rPr>
-            </w:pPr>
-            <w:r>
-              <w:rPr>
-                <w:rFonts w:ascii="Calibri" w:hAnsi="Calibri"/>
-                <w:sz w:val="16"/>
-                <w:szCs w:val="20"/>
+                <w:rFonts w:ascii="Times New Roman" w:hAnsi="Times New Roman" w:cs="Times New Roman"/>
+                <w:sz w:val="18"/>
+                <w:szCs w:val="18"/>
+              </w:rPr>
+            </w:pPr>
+            <w:r>
+              <w:rPr>
+                <w:rFonts w:ascii="Times New Roman" w:hAnsi="Times New Roman" w:cs="Times New Roman"/>
+                <w:sz w:val="18"/>
+                <w:szCs w:val="18"/>
               </w:rPr>
               <w:t>16</w:t>
             </w:r>
@@ -8018,15 +8328,16 @@
               <w:spacing w:after="60"/>
               <w:jc w:val="right"/>
               <w:rPr>
-                <w:sz w:val="20"/>
-                <w:szCs w:val="20"/>
-              </w:rPr>
-            </w:pPr>
-            <w:r>
-              <w:rPr>
-                <w:rFonts w:ascii="Calibri" w:hAnsi="Calibri"/>
-                <w:sz w:val="16"/>
-                <w:szCs w:val="20"/>
+                <w:rFonts w:ascii="Times New Roman" w:hAnsi="Times New Roman" w:cs="Times New Roman"/>
+                <w:sz w:val="18"/>
+                <w:szCs w:val="18"/>
+              </w:rPr>
+            </w:pPr>
+            <w:r>
+              <w:rPr>
+                <w:rFonts w:ascii="Times New Roman" w:hAnsi="Times New Roman" w:cs="Times New Roman"/>
+                <w:sz w:val="18"/>
+                <w:szCs w:val="18"/>
               </w:rPr>
               <w:t>42</w:t>
             </w:r>
@@ -8047,15 +8358,16 @@
               <w:keepNext/>
               <w:spacing w:after="60"/>
               <w:rPr>
-                <w:sz w:val="20"/>
-                <w:szCs w:val="20"/>
-              </w:rPr>
-            </w:pPr>
-            <w:r>
-              <w:rPr>
-                <w:rFonts w:ascii="Calibri" w:hAnsi="Calibri"/>
-                <w:sz w:val="16"/>
-                <w:szCs w:val="20"/>
+                <w:rFonts w:ascii="Times New Roman" w:hAnsi="Times New Roman" w:cs="Times New Roman"/>
+                <w:sz w:val="18"/>
+                <w:szCs w:val="18"/>
+              </w:rPr>
+            </w:pPr>
+            <w:r>
+              <w:rPr>
+                <w:rFonts w:ascii="Times New Roman" w:hAnsi="Times New Roman" w:cs="Times New Roman"/>
+                <w:sz w:val="18"/>
+                <w:szCs w:val="18"/>
               </w:rPr>
               <w:t>0.2 [0.02, 0.38]</w:t>
             </w:r>
@@ -8077,15 +8389,16 @@
               <w:spacing w:after="60"/>
               <w:jc w:val="right"/>
               <w:rPr>
-                <w:sz w:val="20"/>
-                <w:szCs w:val="20"/>
-              </w:rPr>
-            </w:pPr>
-            <w:r>
-              <w:rPr>
-                <w:rFonts w:ascii="Calibri" w:hAnsi="Calibri"/>
-                <w:sz w:val="16"/>
-                <w:szCs w:val="20"/>
+                <w:rFonts w:ascii="Times New Roman" w:hAnsi="Times New Roman" w:cs="Times New Roman"/>
+                <w:sz w:val="18"/>
+                <w:szCs w:val="18"/>
+              </w:rPr>
+            </w:pPr>
+            <w:r>
+              <w:rPr>
+                <w:rFonts w:ascii="Times New Roman" w:hAnsi="Times New Roman" w:cs="Times New Roman"/>
+                <w:sz w:val="18"/>
+                <w:szCs w:val="18"/>
               </w:rPr>
               <w:t>0.030</w:t>
             </w:r>
@@ -8107,15 +8420,16 @@
               <w:spacing w:after="60"/>
               <w:jc w:val="right"/>
               <w:rPr>
-                <w:sz w:val="20"/>
-                <w:szCs w:val="20"/>
-              </w:rPr>
-            </w:pPr>
-            <w:r>
-              <w:rPr>
-                <w:rFonts w:ascii="Calibri" w:hAnsi="Calibri"/>
-                <w:sz w:val="16"/>
-                <w:szCs w:val="20"/>
+                <w:rFonts w:ascii="Times New Roman" w:hAnsi="Times New Roman" w:cs="Times New Roman"/>
+                <w:sz w:val="18"/>
+                <w:szCs w:val="18"/>
+              </w:rPr>
+            </w:pPr>
+            <w:r>
+              <w:rPr>
+                <w:rFonts w:ascii="Times New Roman" w:hAnsi="Times New Roman" w:cs="Times New Roman"/>
+                <w:sz w:val="18"/>
+                <w:szCs w:val="18"/>
               </w:rPr>
               <w:t>12.4</w:t>
             </w:r>
@@ -8137,15 +8451,16 @@
               <w:spacing w:after="60"/>
               <w:jc w:val="right"/>
               <w:rPr>
-                <w:sz w:val="20"/>
-                <w:szCs w:val="20"/>
-              </w:rPr>
-            </w:pPr>
-            <w:r>
-              <w:rPr>
-                <w:rFonts w:ascii="Calibri" w:hAnsi="Calibri"/>
-                <w:sz w:val="16"/>
-                <w:szCs w:val="20"/>
+                <w:rFonts w:ascii="Times New Roman" w:hAnsi="Times New Roman" w:cs="Times New Roman"/>
+                <w:sz w:val="18"/>
+                <w:szCs w:val="18"/>
+              </w:rPr>
+            </w:pPr>
+            <w:r>
+              <w:rPr>
+                <w:rFonts w:ascii="Times New Roman" w:hAnsi="Times New Roman" w:cs="Times New Roman"/>
+                <w:sz w:val="18"/>
+                <w:szCs w:val="18"/>
               </w:rPr>
               <w:t>0.26</w:t>
             </w:r>
@@ -8166,15 +8481,16 @@
               <w:keepNext/>
               <w:spacing w:after="60"/>
               <w:rPr>
-                <w:sz w:val="20"/>
-                <w:szCs w:val="20"/>
-              </w:rPr>
-            </w:pPr>
-            <w:r>
-              <w:rPr>
-                <w:rFonts w:ascii="Calibri" w:hAnsi="Calibri"/>
-                <w:sz w:val="16"/>
-                <w:szCs w:val="20"/>
+                <w:rFonts w:ascii="Times New Roman" w:hAnsi="Times New Roman" w:cs="Times New Roman"/>
+                <w:sz w:val="18"/>
+                <w:szCs w:val="18"/>
+              </w:rPr>
+            </w:pPr>
+            <w:r>
+              <w:rPr>
+                <w:rFonts w:ascii="Times New Roman" w:hAnsi="Times New Roman" w:cs="Times New Roman"/>
+                <w:sz w:val="18"/>
+                <w:szCs w:val="18"/>
               </w:rPr>
               <w:t>0.15 [0.02, 0.29]</w:t>
             </w:r>
@@ -8196,15 +8512,16 @@
               <w:spacing w:after="60"/>
               <w:jc w:val="right"/>
               <w:rPr>
-                <w:sz w:val="20"/>
-                <w:szCs w:val="20"/>
-              </w:rPr>
-            </w:pPr>
-            <w:r>
-              <w:rPr>
-                <w:rFonts w:ascii="Calibri" w:hAnsi="Calibri"/>
-                <w:sz w:val="16"/>
-                <w:szCs w:val="20"/>
+                <w:rFonts w:ascii="Times New Roman" w:hAnsi="Times New Roman" w:cs="Times New Roman"/>
+                <w:sz w:val="18"/>
+                <w:szCs w:val="18"/>
+              </w:rPr>
+            </w:pPr>
+            <w:r>
+              <w:rPr>
+                <w:rFonts w:ascii="Times New Roman" w:hAnsi="Times New Roman" w:cs="Times New Roman"/>
+                <w:sz w:val="18"/>
+                <w:szCs w:val="18"/>
               </w:rPr>
               <w:t>0.030</w:t>
             </w:r>
@@ -8226,15 +8543,16 @@
               <w:spacing w:after="60"/>
               <w:jc w:val="right"/>
               <w:rPr>
-                <w:sz w:val="20"/>
-                <w:szCs w:val="20"/>
-              </w:rPr>
-            </w:pPr>
-            <w:r>
-              <w:rPr>
-                <w:rFonts w:ascii="Calibri" w:hAnsi="Calibri"/>
-                <w:sz w:val="16"/>
-                <w:szCs w:val="20"/>
+                <w:rFonts w:ascii="Times New Roman" w:hAnsi="Times New Roman" w:cs="Times New Roman"/>
+                <w:sz w:val="18"/>
+                <w:szCs w:val="18"/>
+              </w:rPr>
+            </w:pPr>
+            <w:r>
+              <w:rPr>
+                <w:rFonts w:ascii="Times New Roman" w:hAnsi="Times New Roman" w:cs="Times New Roman"/>
+                <w:sz w:val="18"/>
+                <w:szCs w:val="18"/>
               </w:rPr>
               <w:t>6.0</w:t>
             </w:r>
@@ -8256,15 +8574,16 @@
               <w:spacing w:after="60"/>
               <w:jc w:val="right"/>
               <w:rPr>
-                <w:sz w:val="20"/>
-                <w:szCs w:val="20"/>
-              </w:rPr>
-            </w:pPr>
-            <w:r>
-              <w:rPr>
-                <w:rFonts w:ascii="Calibri" w:hAnsi="Calibri"/>
-                <w:sz w:val="16"/>
-                <w:szCs w:val="20"/>
+                <w:rFonts w:ascii="Times New Roman" w:hAnsi="Times New Roman" w:cs="Times New Roman"/>
+                <w:sz w:val="18"/>
+                <w:szCs w:val="18"/>
+              </w:rPr>
+            </w:pPr>
+            <w:r>
+              <w:rPr>
+                <w:rFonts w:ascii="Times New Roman" w:hAnsi="Times New Roman" w:cs="Times New Roman"/>
+                <w:sz w:val="18"/>
+                <w:szCs w:val="18"/>
               </w:rPr>
               <w:t>0.12</w:t>
             </w:r>
@@ -8291,15 +8610,16 @@
               <w:keepNext/>
               <w:spacing w:after="60"/>
               <w:rPr>
-                <w:sz w:val="20"/>
-                <w:szCs w:val="20"/>
-              </w:rPr>
-            </w:pPr>
-            <w:r>
-              <w:rPr>
-                <w:rFonts w:ascii="Calibri" w:hAnsi="Calibri"/>
-                <w:sz w:val="16"/>
-                <w:szCs w:val="20"/>
+                <w:rFonts w:ascii="Times New Roman" w:hAnsi="Times New Roman" w:cs="Times New Roman"/>
+                <w:sz w:val="18"/>
+                <w:szCs w:val="18"/>
+              </w:rPr>
+            </w:pPr>
+            <w:r>
+              <w:rPr>
+                <w:rFonts w:ascii="Times New Roman" w:hAnsi="Times New Roman" w:cs="Times New Roman"/>
+                <w:sz w:val="18"/>
+                <w:szCs w:val="18"/>
               </w:rPr>
               <w:t>Wald test (CWB)</w:t>
             </w:r>
@@ -8321,80 +8641,84 @@
               <w:spacing w:after="60"/>
               <w:jc w:val="right"/>
               <w:rPr>
-                <w:sz w:val="20"/>
-                <w:szCs w:val="20"/>
-              </w:rPr>
-            </w:pPr>
-          </w:p>
-        </w:tc>
-        <w:tc>
-          <w:tcPr>
-            <w:tcW w:w="0" w:type="auto"/>
-            <w:tcBorders>
-              <w:top w:val="single" w:sz="0" w:space="0" w:color="D3D3D3"/>
-              <w:left w:val="single" w:sz="0" w:space="0" w:color="D3D3D3"/>
-              <w:bottom w:val="single" w:sz="0" w:space="0" w:color="D3D3D3"/>
-              <w:right w:val="single" w:sz="0" w:space="0" w:color="D3D3D3"/>
-            </w:tcBorders>
-          </w:tcPr>
-          <w:p>
-            <w:pPr>
-              <w:keepNext/>
-              <w:spacing w:after="60"/>
-              <w:jc w:val="right"/>
-              <w:rPr>
-                <w:sz w:val="20"/>
-                <w:szCs w:val="20"/>
-              </w:rPr>
-            </w:pPr>
-          </w:p>
-        </w:tc>
-        <w:tc>
-          <w:tcPr>
-            <w:tcW w:w="0" w:type="auto"/>
-            <w:tcBorders>
-              <w:top w:val="single" w:sz="0" w:space="0" w:color="D3D3D3"/>
-              <w:left w:val="single" w:sz="0" w:space="0" w:color="D3D3D3"/>
-              <w:bottom w:val="single" w:sz="0" w:space="0" w:color="D3D3D3"/>
-              <w:right w:val="single" w:sz="0" w:space="0" w:color="D3D3D3"/>
-            </w:tcBorders>
-          </w:tcPr>
-          <w:p>
-            <w:pPr>
-              <w:keepNext/>
-              <w:spacing w:after="60"/>
-              <w:rPr>
-                <w:sz w:val="20"/>
-                <w:szCs w:val="20"/>
-              </w:rPr>
-            </w:pPr>
-          </w:p>
-        </w:tc>
-        <w:tc>
-          <w:tcPr>
-            <w:tcW w:w="0" w:type="auto"/>
-            <w:tcBorders>
-              <w:top w:val="single" w:sz="0" w:space="0" w:color="D3D3D3"/>
-              <w:left w:val="single" w:sz="0" w:space="0" w:color="D3D3D3"/>
-              <w:bottom w:val="single" w:sz="0" w:space="0" w:color="D3D3D3"/>
-              <w:right w:val="single" w:sz="0" w:space="0" w:color="D3D3D3"/>
-            </w:tcBorders>
-          </w:tcPr>
-          <w:p>
-            <w:pPr>
-              <w:keepNext/>
-              <w:spacing w:after="60"/>
-              <w:jc w:val="right"/>
-              <w:rPr>
-                <w:sz w:val="20"/>
-                <w:szCs w:val="20"/>
-              </w:rPr>
-            </w:pPr>
-            <w:r>
-              <w:rPr>
-                <w:rFonts w:ascii="Calibri" w:hAnsi="Calibri"/>
-                <w:sz w:val="16"/>
-                <w:szCs w:val="20"/>
+                <w:rFonts w:ascii="Times New Roman" w:hAnsi="Times New Roman" w:cs="Times New Roman"/>
+                <w:sz w:val="18"/>
+                <w:szCs w:val="18"/>
+              </w:rPr>
+            </w:pPr>
+          </w:p>
+        </w:tc>
+        <w:tc>
+          <w:tcPr>
+            <w:tcW w:w="0" w:type="auto"/>
+            <w:tcBorders>
+              <w:top w:val="single" w:sz="0" w:space="0" w:color="D3D3D3"/>
+              <w:left w:val="single" w:sz="0" w:space="0" w:color="D3D3D3"/>
+              <w:bottom w:val="single" w:sz="0" w:space="0" w:color="D3D3D3"/>
+              <w:right w:val="single" w:sz="0" w:space="0" w:color="D3D3D3"/>
+            </w:tcBorders>
+          </w:tcPr>
+          <w:p>
+            <w:pPr>
+              <w:keepNext/>
+              <w:spacing w:after="60"/>
+              <w:jc w:val="right"/>
+              <w:rPr>
+                <w:rFonts w:ascii="Times New Roman" w:hAnsi="Times New Roman" w:cs="Times New Roman"/>
+                <w:sz w:val="18"/>
+                <w:szCs w:val="18"/>
+              </w:rPr>
+            </w:pPr>
+          </w:p>
+        </w:tc>
+        <w:tc>
+          <w:tcPr>
+            <w:tcW w:w="0" w:type="auto"/>
+            <w:tcBorders>
+              <w:top w:val="single" w:sz="0" w:space="0" w:color="D3D3D3"/>
+              <w:left w:val="single" w:sz="0" w:space="0" w:color="D3D3D3"/>
+              <w:bottom w:val="single" w:sz="0" w:space="0" w:color="D3D3D3"/>
+              <w:right w:val="single" w:sz="0" w:space="0" w:color="D3D3D3"/>
+            </w:tcBorders>
+          </w:tcPr>
+          <w:p>
+            <w:pPr>
+              <w:keepNext/>
+              <w:spacing w:after="60"/>
+              <w:rPr>
+                <w:rFonts w:ascii="Times New Roman" w:hAnsi="Times New Roman" w:cs="Times New Roman"/>
+                <w:sz w:val="18"/>
+                <w:szCs w:val="18"/>
+              </w:rPr>
+            </w:pPr>
+          </w:p>
+        </w:tc>
+        <w:tc>
+          <w:tcPr>
+            <w:tcW w:w="0" w:type="auto"/>
+            <w:tcBorders>
+              <w:top w:val="single" w:sz="0" w:space="0" w:color="D3D3D3"/>
+              <w:left w:val="single" w:sz="0" w:space="0" w:color="D3D3D3"/>
+              <w:bottom w:val="single" w:sz="0" w:space="0" w:color="D3D3D3"/>
+              <w:right w:val="single" w:sz="0" w:space="0" w:color="D3D3D3"/>
+            </w:tcBorders>
+          </w:tcPr>
+          <w:p>
+            <w:pPr>
+              <w:keepNext/>
+              <w:spacing w:after="60"/>
+              <w:jc w:val="right"/>
+              <w:rPr>
+                <w:rFonts w:ascii="Times New Roman" w:hAnsi="Times New Roman" w:cs="Times New Roman"/>
+                <w:sz w:val="18"/>
+                <w:szCs w:val="18"/>
+              </w:rPr>
+            </w:pPr>
+            <w:r>
+              <w:rPr>
+                <w:rFonts w:ascii="Times New Roman" w:hAnsi="Times New Roman" w:cs="Times New Roman"/>
+                <w:sz w:val="18"/>
+                <w:szCs w:val="18"/>
               </w:rPr>
               <w:t>0.958</w:t>
             </w:r>
@@ -8416,80 +8740,84 @@
               <w:spacing w:after="60"/>
               <w:jc w:val="right"/>
               <w:rPr>
-                <w:sz w:val="20"/>
-                <w:szCs w:val="20"/>
-              </w:rPr>
-            </w:pPr>
-          </w:p>
-        </w:tc>
-        <w:tc>
-          <w:tcPr>
-            <w:tcW w:w="0" w:type="auto"/>
-            <w:tcBorders>
-              <w:top w:val="single" w:sz="0" w:space="0" w:color="D3D3D3"/>
-              <w:left w:val="single" w:sz="0" w:space="0" w:color="D3D3D3"/>
-              <w:bottom w:val="single" w:sz="0" w:space="0" w:color="D3D3D3"/>
-              <w:right w:val="single" w:sz="0" w:space="0" w:color="D3D3D3"/>
-            </w:tcBorders>
-          </w:tcPr>
-          <w:p>
-            <w:pPr>
-              <w:keepNext/>
-              <w:spacing w:after="60"/>
-              <w:jc w:val="right"/>
-              <w:rPr>
-                <w:sz w:val="20"/>
-                <w:szCs w:val="20"/>
-              </w:rPr>
-            </w:pPr>
-          </w:p>
-        </w:tc>
-        <w:tc>
-          <w:tcPr>
-            <w:tcW w:w="0" w:type="auto"/>
-            <w:tcBorders>
-              <w:top w:val="single" w:sz="0" w:space="0" w:color="D3D3D3"/>
-              <w:left w:val="single" w:sz="0" w:space="0" w:color="D3D3D3"/>
-              <w:bottom w:val="single" w:sz="0" w:space="0" w:color="D3D3D3"/>
-              <w:right w:val="single" w:sz="0" w:space="0" w:color="D3D3D3"/>
-            </w:tcBorders>
-          </w:tcPr>
-          <w:p>
-            <w:pPr>
-              <w:keepNext/>
-              <w:spacing w:after="60"/>
-              <w:rPr>
-                <w:sz w:val="20"/>
-                <w:szCs w:val="20"/>
-              </w:rPr>
-            </w:pPr>
-          </w:p>
-        </w:tc>
-        <w:tc>
-          <w:tcPr>
-            <w:tcW w:w="0" w:type="auto"/>
-            <w:tcBorders>
-              <w:top w:val="single" w:sz="0" w:space="0" w:color="D3D3D3"/>
-              <w:left w:val="single" w:sz="0" w:space="0" w:color="D3D3D3"/>
-              <w:bottom w:val="single" w:sz="0" w:space="0" w:color="D3D3D3"/>
-              <w:right w:val="single" w:sz="0" w:space="0" w:color="D3D3D3"/>
-            </w:tcBorders>
-          </w:tcPr>
-          <w:p>
-            <w:pPr>
-              <w:keepNext/>
-              <w:spacing w:after="60"/>
-              <w:jc w:val="right"/>
-              <w:rPr>
-                <w:sz w:val="20"/>
-                <w:szCs w:val="20"/>
-              </w:rPr>
-            </w:pPr>
-            <w:r>
-              <w:rPr>
-                <w:rFonts w:ascii="Calibri" w:hAnsi="Calibri"/>
-                <w:sz w:val="16"/>
-                <w:szCs w:val="20"/>
+                <w:rFonts w:ascii="Times New Roman" w:hAnsi="Times New Roman" w:cs="Times New Roman"/>
+                <w:sz w:val="18"/>
+                <w:szCs w:val="18"/>
+              </w:rPr>
+            </w:pPr>
+          </w:p>
+        </w:tc>
+        <w:tc>
+          <w:tcPr>
+            <w:tcW w:w="0" w:type="auto"/>
+            <w:tcBorders>
+              <w:top w:val="single" w:sz="0" w:space="0" w:color="D3D3D3"/>
+              <w:left w:val="single" w:sz="0" w:space="0" w:color="D3D3D3"/>
+              <w:bottom w:val="single" w:sz="0" w:space="0" w:color="D3D3D3"/>
+              <w:right w:val="single" w:sz="0" w:space="0" w:color="D3D3D3"/>
+            </w:tcBorders>
+          </w:tcPr>
+          <w:p>
+            <w:pPr>
+              <w:keepNext/>
+              <w:spacing w:after="60"/>
+              <w:jc w:val="right"/>
+              <w:rPr>
+                <w:rFonts w:ascii="Times New Roman" w:hAnsi="Times New Roman" w:cs="Times New Roman"/>
+                <w:sz w:val="18"/>
+                <w:szCs w:val="18"/>
+              </w:rPr>
+            </w:pPr>
+          </w:p>
+        </w:tc>
+        <w:tc>
+          <w:tcPr>
+            <w:tcW w:w="0" w:type="auto"/>
+            <w:tcBorders>
+              <w:top w:val="single" w:sz="0" w:space="0" w:color="D3D3D3"/>
+              <w:left w:val="single" w:sz="0" w:space="0" w:color="D3D3D3"/>
+              <w:bottom w:val="single" w:sz="0" w:space="0" w:color="D3D3D3"/>
+              <w:right w:val="single" w:sz="0" w:space="0" w:color="D3D3D3"/>
+            </w:tcBorders>
+          </w:tcPr>
+          <w:p>
+            <w:pPr>
+              <w:keepNext/>
+              <w:spacing w:after="60"/>
+              <w:rPr>
+                <w:rFonts w:ascii="Times New Roman" w:hAnsi="Times New Roman" w:cs="Times New Roman"/>
+                <w:sz w:val="18"/>
+                <w:szCs w:val="18"/>
+              </w:rPr>
+            </w:pPr>
+          </w:p>
+        </w:tc>
+        <w:tc>
+          <w:tcPr>
+            <w:tcW w:w="0" w:type="auto"/>
+            <w:tcBorders>
+              <w:top w:val="single" w:sz="0" w:space="0" w:color="D3D3D3"/>
+              <w:left w:val="single" w:sz="0" w:space="0" w:color="D3D3D3"/>
+              <w:bottom w:val="single" w:sz="0" w:space="0" w:color="D3D3D3"/>
+              <w:right w:val="single" w:sz="0" w:space="0" w:color="D3D3D3"/>
+            </w:tcBorders>
+          </w:tcPr>
+          <w:p>
+            <w:pPr>
+              <w:keepNext/>
+              <w:spacing w:after="60"/>
+              <w:jc w:val="right"/>
+              <w:rPr>
+                <w:rFonts w:ascii="Times New Roman" w:hAnsi="Times New Roman" w:cs="Times New Roman"/>
+                <w:sz w:val="18"/>
+                <w:szCs w:val="18"/>
+              </w:rPr>
+            </w:pPr>
+            <w:r>
+              <w:rPr>
+                <w:rFonts w:ascii="Times New Roman" w:hAnsi="Times New Roman" w:cs="Times New Roman"/>
+                <w:sz w:val="18"/>
+                <w:szCs w:val="18"/>
               </w:rPr>
               <w:t>0.415</w:t>
             </w:r>
@@ -8511,30 +8839,32 @@
               <w:spacing w:after="60"/>
               <w:jc w:val="right"/>
               <w:rPr>
-                <w:sz w:val="20"/>
-                <w:szCs w:val="20"/>
-              </w:rPr>
-            </w:pPr>
-          </w:p>
-        </w:tc>
-        <w:tc>
-          <w:tcPr>
-            <w:tcW w:w="0" w:type="auto"/>
-            <w:tcBorders>
-              <w:top w:val="single" w:sz="0" w:space="0" w:color="D3D3D3"/>
-              <w:left w:val="single" w:sz="0" w:space="0" w:color="D3D3D3"/>
-              <w:bottom w:val="single" w:sz="0" w:space="0" w:color="D3D3D3"/>
-              <w:right w:val="single" w:sz="0" w:space="0" w:color="D3D3D3"/>
-            </w:tcBorders>
-          </w:tcPr>
-          <w:p>
-            <w:pPr>
-              <w:keepNext/>
-              <w:spacing w:after="60"/>
-              <w:jc w:val="right"/>
-              <w:rPr>
-                <w:sz w:val="20"/>
-                <w:szCs w:val="20"/>
+                <w:rFonts w:ascii="Times New Roman" w:hAnsi="Times New Roman" w:cs="Times New Roman"/>
+                <w:sz w:val="18"/>
+                <w:szCs w:val="18"/>
+              </w:rPr>
+            </w:pPr>
+          </w:p>
+        </w:tc>
+        <w:tc>
+          <w:tcPr>
+            <w:tcW w:w="0" w:type="auto"/>
+            <w:tcBorders>
+              <w:top w:val="single" w:sz="0" w:space="0" w:color="D3D3D3"/>
+              <w:left w:val="single" w:sz="0" w:space="0" w:color="D3D3D3"/>
+              <w:bottom w:val="single" w:sz="0" w:space="0" w:color="D3D3D3"/>
+              <w:right w:val="single" w:sz="0" w:space="0" w:color="D3D3D3"/>
+            </w:tcBorders>
+          </w:tcPr>
+          <w:p>
+            <w:pPr>
+              <w:keepNext/>
+              <w:spacing w:after="60"/>
+              <w:jc w:val="right"/>
+              <w:rPr>
+                <w:rFonts w:ascii="Times New Roman" w:hAnsi="Times New Roman" w:cs="Times New Roman"/>
+                <w:sz w:val="18"/>
+                <w:szCs w:val="18"/>
               </w:rPr>
             </w:pPr>
           </w:p>
